--- a/docs/04-前端实施文档.docx
+++ b/docs/04-前端实施文档.docx
@@ -493,6 +493,157 @@
           <w:rFonts w:ascii="Consolas" w:eastAsia="Microsoft YaHei"/>
         </w:rPr>
         <w:t xml:space="preserve">http://sapgls4dev.idpbg.efoxconn.com:8000/sap/bc/ui5_ui5/sap/zai_chat_demo1/index.html?sap-client=470</w:t>
+      </w:r>
+    </w:p>
+    <w:p>
+      <w:pPr>
+        <w:pStyle w:val="Heading1"/>
+        <w:keepNext/>
+        <w:spacing w:after="80"/>
+      </w:pPr>
+      <w:r>
+        <w:rPr>
+          <w:rFonts w:ascii="Hiragino Sans GB W3" w:hAnsi="Hiragino Sans GB W3" w:eastAsia="Hiragino Sans GB W3"/>
+          <w:b/>
+          <w:highlight w:val="yellow"/>
+        </w:rPr>
+        <w:t>本次增量部署（2026-10-05）</w:t>
+      </w:r>
+    </w:p>
+    <w:p>
+      <w:pPr>
+        <w:spacing w:after="80"/>
+      </w:pPr>
+      <w:r>
+        <w:rPr>
+          <w:rFonts w:ascii="Hiragino Sans GB W3" w:hAnsi="Hiragino Sans GB W3" w:eastAsia="Hiragino Sans GB W3"/>
+          <w:b/>
+          <w:highlight w:val="yellow"/>
+        </w:rPr>
+        <w:t>黄色高亮内容是本次前端动态 SQL 联调的新增部署项。后面的原有构建、打包、BSP 上传、SICF 激活和回滚流程继续沿用。</w:t>
+      </w:r>
+    </w:p>
+    <w:p>
+      <w:pPr>
+        <w:pStyle w:val="Heading2"/>
+        <w:keepNext/>
+        <w:spacing w:after="80"/>
+      </w:pPr>
+      <w:r>
+        <w:rPr>
+          <w:rFonts w:ascii="Hiragino Sans GB W3" w:hAnsi="Hiragino Sans GB W3" w:eastAsia="Hiragino Sans GB W3"/>
+          <w:b/>
+          <w:highlight w:val="yellow"/>
+        </w:rPr>
+        <w:t>必须重新构建与上传</w:t>
+      </w:r>
+    </w:p>
+    <w:p>
+      <w:pPr>
+        <w:spacing w:after="80"/>
+      </w:pPr>
+      <w:r>
+        <w:rPr>
+          <w:rFonts w:ascii="Hiragino Sans GB W3" w:hAnsi="Hiragino Sans GB W3" w:eastAsia="Hiragino Sans GB W3"/>
+          <w:b w:val="0"/>
+          <w:highlight w:val="yellow"/>
+        </w:rPr>
+        <w:t>webapp/config.js 确认 mode=backend、host=""、path="/sap/opu/odata/sap/ZAI_CHAT_SRV/"、ui5Src="./resources/sap-ui-core.js"。同源部署时 host 必须为空串。</w:t>
+      </w:r>
+    </w:p>
+    <w:p>
+      <w:pPr>
+        <w:spacing w:after="80"/>
+      </w:pPr>
+      <w:r>
+        <w:rPr>
+          <w:rFonts w:ascii="Hiragino Sans GB W3" w:hAnsi="Hiragino Sans GB W3" w:eastAsia="Hiragino Sans GB W3"/>
+          <w:b w:val="0"/>
+          <w:highlight w:val="yellow"/>
+        </w:rPr>
+        <w:t>在前端工程目录执行 npm install、node --check webapp/controller/App.controller.js、node --check webapp/service/aiService.js、node --check webapp/service/traceService.js、npm run build。</w:t>
+      </w:r>
+    </w:p>
+    <w:p>
+      <w:pPr>
+        <w:spacing w:after="80"/>
+      </w:pPr>
+      <w:r>
+        <w:rPr>
+          <w:rFonts w:ascii="Hiragino Sans GB W3" w:hAnsi="Hiragino Sans GB W3" w:eastAsia="Hiragino Sans GB W3"/>
+          <w:b w:val="0"/>
+          <w:highlight w:val="yellow"/>
+        </w:rPr>
+        <w:t>构建完成后检查 dist/index.html、dist/config.js、dist/resources/sap-ui-core.js、dist/Component-preload.js。只上传本次重新生成的 dist，避免服务器继续运行旧 preload。</w:t>
+      </w:r>
+    </w:p>
+    <w:p>
+      <w:pPr>
+        <w:spacing w:after="80"/>
+      </w:pPr>
+      <w:r>
+        <w:rPr>
+          <w:rFonts w:ascii="Hiragino Sans GB W3" w:hAnsi="Hiragino Sans GB W3" w:eastAsia="Hiragino Sans GB W3"/>
+          <w:b w:val="0"/>
+          <w:highlight w:val="yellow"/>
+        </w:rPr>
+        <w:t>从 dist 目录内部打包：cd dist &amp;&amp; zip -qr ../zai_chat_dist_动态SQL_20261005.zip . -x "*.map"。打开压缩包后第一层必须直接看到 index.html，不能多套一层 dist/。</w:t>
+      </w:r>
+    </w:p>
+    <w:p>
+      <w:pPr>
+        <w:pStyle w:val="Heading2"/>
+        <w:keepNext/>
+        <w:spacing w:after="80"/>
+      </w:pPr>
+      <w:r>
+        <w:rPr>
+          <w:rFonts w:ascii="Hiragino Sans GB W3" w:hAnsi="Hiragino Sans GB W3" w:eastAsia="Hiragino Sans GB W3"/>
+          <w:b/>
+          <w:highlight w:val="yellow"/>
+        </w:rPr>
+        <w:t>SAP 上传核对</w:t>
+      </w:r>
+    </w:p>
+    <w:p>
+      <w:pPr>
+        <w:spacing w:after="80"/>
+      </w:pPr>
+      <w:r>
+        <w:rPr>
+          <w:rFonts w:ascii="Hiragino Sans GB W3" w:hAnsi="Hiragino Sans GB W3" w:eastAsia="Hiragino Sans GB W3"/>
+          <w:b w:val="0"/>
+          <w:highlight w:val="yellow"/>
+        </w:rPr>
+        <w:t>使用 /UI5/UI5_REPOSITORY_LOAD 的 Upload from ZIP 上传到实际 BSP 应用（示例 ZAI_CHAT_DEMO1）。Package 不能选 $TMP；SE09 应能看到 R3TR WAPA 对象。上传完成后重新激活 SICF，并用 Ctrl+F5 或无痕窗口验证。</w:t>
+      </w:r>
+    </w:p>
+    <w:p>
+      <w:pPr>
+        <w:pStyle w:val="Heading2"/>
+        <w:keepNext/>
+        <w:spacing w:after="80"/>
+      </w:pPr>
+      <w:r>
+        <w:rPr>
+          <w:rFonts w:ascii="Hiragino Sans GB W3" w:hAnsi="Hiragino Sans GB W3" w:eastAsia="Hiragino Sans GB W3"/>
+          <w:b/>
+          <w:highlight w:val="yellow"/>
+        </w:rPr>
+        <w:t>动态 SQL 联调验收</w:t>
+      </w:r>
+    </w:p>
+    <w:p>
+      <w:pPr>
+        <w:spacing w:after="80"/>
+      </w:pPr>
+      <w:r>
+        <w:rPr>
+          <w:rFonts w:ascii="Hiragino Sans GB W3" w:hAnsi="Hiragino Sans GB W3" w:eastAsia="Hiragino Sans GB W3"/>
+          <w:b w:val="0"/>
+          <w:highlight w:val="yellow"/>
+        </w:rPr>
+        <w:t>前端必须使用 backend 模式；metadata 请求成功后，Trace 能看到 describe_table、run_sql 和 final；SQL 可展开，结果集能显示表格和 ZIDPPP_TEST01 数据；危险 SQL 的拒绝原因要在页面可见。</w:t>
       </w:r>
     </w:p>
     <w:p>

--- a/docs/04-前端实施文档.docx
+++ b/docs/04-前端实施文档.docx
@@ -138,7 +138,7 @@
                 <w:szCs w:val="24"/>
                 <w:rFonts w:eastAsia="Microsoft YaHei" w:ascii="Arial"/>
               </w:rPr>
-              <w:t xml:space="preserve">更新时间: 2026-10-11</w:t>
+              <w:t xml:space="preserve">更新时间: 2026-10-21</w:t>
             </w:r>
           </w:p>
           <w:p>
@@ -156,7 +156,7 @@
                 <w:szCs w:val="24"/>
                 <w:rFonts w:eastAsia="Microsoft YaHei" w:ascii="Arial"/>
               </w:rPr>
-              <w:t xml:space="preserve">当前版本: 后端 A/B 批 · 前端 Agent 场景增量</w:t>
+              <w:t xml:space="preserve">当前版本: 前端 10-19 合并部署批（报表目录 · 权限自助 · Fiori 报表 · 模型选择 · 长文本通道）</w:t>
             </w:r>
           </w:p>
           <w:p>
@@ -455,8 +455,10 @@
           <w:sz w:val="22"/>
           <w:szCs w:val="22"/>
           <w:rFonts w:ascii="Times New Roman" w:eastAsia="SimSun"/>
-        </w:rPr>
-        <w:t xml:space="preserve">适用：S/4HANA 760 · 公司机无外网 · SE09 传输 ｜ 当前部署版 </w:t>
+          <w:highlight w:val="yellow"/>
+          <w:highlightCs w:val="yellow"/>
+        </w:rPr>
+        <w:t xml:space="preserve">2026-10-21 增补：</w:t>
       </w:r>
       <w:r>
         <w:rPr>
@@ -466,8 +468,71 @@
           <w:sz w:val="22"/>
           <w:szCs w:val="22"/>
           <w:rFonts w:ascii="Times New Roman" w:eastAsia="SimSun"/>
-        </w:rPr>
-        <w:t xml:space="preserve">Agent 场景增量（基于 V8.3）</w:t>
+          <w:highlight w:val="yellow"/>
+          <w:highlightCs w:val="yellow"/>
+        </w:rPr>
+        <w:t xml:space="preserve">本次要部署的前端增量见 〇-B 章</w:t>
+      </w:r>
+      <w:r>
+        <w:rPr>
+          <w:b w:val="false"/>
+          <w:bCs w:val="false"/>
+          <w:color w:val="5A6472"/>
+          <w:sz w:val="22"/>
+          <w:szCs w:val="22"/>
+          <w:rFonts w:ascii="Times New Roman" w:eastAsia="SimSun"/>
+          <w:highlight w:val="yellow"/>
+          <w:highlightCs w:val="yellow"/>
+        </w:rPr>
+        <w:t xml:space="preserve">（2026-10-19 合并部署：权限自助申请、报表目录、Fiori 报表、模型选择改版、长文本通道与 10-15 以来的界面修复）。与后端《03-后端实施文档》〇-B 批配套：后端先部署并验证 OData，前端再构建上传。</w:t>
+      </w:r>
+    </w:p>
+    <w:p>
+      <w:pPr>
+        <w:pBdr>
+          <w:left w:val="single" w:color="1B6B7A" w:sz="12" w:space="10"/>
+        </w:pBdr>
+        <w:spacing w:line="300" w:before="0" w:after="20"/>
+        <w:ind w:left="400"/>
+      </w:pPr>
+      <w:r>
+        <w:rPr>
+          <w:color w:val="5A6472"/>
+          <w:sz w:val="22"/>
+          <w:szCs w:val="22"/>
+          <w:rFonts w:ascii="Times New Roman" w:eastAsia="SimSun"/>
+        </w:rPr>
+      </w:r>
+    </w:p>
+    <w:p>
+      <w:pPr>
+        <w:pBdr>
+          <w:left w:val="single" w:color="1B6B7A" w:sz="12" w:space="10"/>
+        </w:pBdr>
+        <w:spacing w:line="300" w:before="0" w:after="20"/>
+        <w:ind w:left="400"/>
+      </w:pPr>
+      <w:r>
+        <w:rPr>
+          <w:b w:val="false"/>
+          <w:bCs w:val="false"/>
+          <w:color w:val="5A6472"/>
+          <w:sz w:val="22"/>
+          <w:szCs w:val="22"/>
+          <w:rFonts w:ascii="Times New Roman" w:eastAsia="SimSun"/>
+        </w:rPr>
+        <w:t xml:space="preserve">适用：S/4HANA 760 · 公司机无外网 · SE09 传输 ｜ 当前部署版 </w:t>
+      </w:r>
+      <w:r>
+        <w:rPr>
+          <w:b/>
+          <w:bCs/>
+          <w:color w:val="5A6472"/>
+          <w:sz w:val="22"/>
+          <w:szCs w:val="22"/>
+          <w:rFonts w:ascii="Times New Roman" w:eastAsia="SimSun"/>
+        </w:rPr>
+        <w:t xml:space="preserve">Agent 场景增量（基于 V8.3）+ 10-19 合并部署增量（〇-B）</w:t>
       </w:r>
     </w:p>
     <w:p>
@@ -3428,8 +3493,56 @@
           <w:sz w:val="32"/>
           <w:szCs w:val="32"/>
           <w:rFonts w:ascii="Arial" w:eastAsia="SimHei"/>
-        </w:rPr>
-        <w:t xml:space="preserve">〇、全链路总览（一张图记住整个流程）</w:t>
+          <w:highlight w:val="yellow"/>
+          <w:highlightCs w:val="yellow"/>
+        </w:rPr>
+        <w:t xml:space="preserve">〇-B、2026-10-19 合并部署前端增量（10-20 / 10-21 更新；后端 〇-B 批之后执行）</w:t>
+      </w:r>
+    </w:p>
+    <w:p>
+      <w:pPr>
+        <w:spacing w:line="312" w:after="60"/>
+        <w:ind w:firstLine="480"/>
+        <w:jc w:val="both"/>
+      </w:pPr>
+      <w:r>
+        <w:rPr>
+          <w:b w:val="false"/>
+          <w:bCs w:val="false"/>
+          <w:color w:val="1A1A1A"/>
+          <w:sz w:val="24"/>
+          <w:szCs w:val="24"/>
+          <w:rFonts w:ascii="Times New Roman" w:eastAsia="SimSun"/>
+          <w:highlight w:val="yellow"/>
+          <w:highlightCs w:val="yellow"/>
+        </w:rPr>
+        <w:t xml:space="preserve">本批前端必须重新构建并上传 BSP。线上 10-13 的旧 </w:t>
+      </w:r>
+      <w:r>
+        <w:rPr>
+          <w:b w:val="false"/>
+          <w:bCs w:val="false"/>
+          <w:color w:val="9C2B4B"/>
+          <w:sz w:val="24"/>
+          <w:szCs w:val="24"/>
+          <w:rFonts w:ascii="Consolas" w:eastAsia="Microsoft YaHei"/>
+          <w:highlight w:val="yellow"/>
+          <w:highlightCs w:val="yellow"/>
+        </w:rPr>
+        <w:t xml:space="preserve">dist</w:t>
+      </w:r>
+      <w:r>
+        <w:rPr>
+          <w:b w:val="false"/>
+          <w:bCs w:val="false"/>
+          <w:color w:val="1A1A1A"/>
+          <w:sz w:val="24"/>
+          <w:szCs w:val="24"/>
+          <w:rFonts w:ascii="Times New Roman" w:eastAsia="SimSun"/>
+          <w:highlight w:val="yellow"/>
+          <w:highlightCs w:val="yellow"/>
+        </w:rPr>
+        <w:t xml:space="preserve"> 不含权限自助申请、报表目录、Fiori 报表、模型选择改版、长文本通道和 10-15 以来的界面修复，不能拿旧压缩包覆盖。本批改动只有前端 + 既有 OData 的新调用，前端本身无新配置项。</w:t>
       </w:r>
     </w:p>
     <w:p>
@@ -3448,928 +3561,7 @@
           <w:highlight w:val="yellow"/>
           <w:highlightCs w:val="yellow"/>
         </w:rPr>
-        <w:t xml:space="preserve">本次前端必须重新构建和上传</w:t>
-      </w:r>
-    </w:p>
-    <w:p>
-      <w:pPr>
-        <w:spacing w:line="312" w:after="60"/>
-        <w:ind w:firstLine="480"/>
-        <w:jc w:val="both"/>
-      </w:pPr>
-      <w:r>
-        <w:rPr>
-          <w:b w:val="false"/>
-          <w:bCs w:val="false"/>
-          <w:color w:val="1A1A1A"/>
-          <w:sz w:val="24"/>
-          <w:szCs w:val="24"/>
-          <w:rFonts w:ascii="Times New Roman" w:eastAsia="SimSun"/>
-        </w:rPr>
-        <w:t xml:space="preserve">本次后端和前端代码都发生过变化，不能继续使用旧 </w:t>
-      </w:r>
-      <w:r>
-        <w:rPr>
-          <w:b w:val="false"/>
-          <w:bCs w:val="false"/>
-          <w:color w:val="9C2B4B"/>
-          <w:sz w:val="24"/>
-          <w:szCs w:val="24"/>
-          <w:rFonts w:ascii="Consolas" w:eastAsia="Microsoft YaHei"/>
-        </w:rPr>
-        <w:t xml:space="preserve">dist</w:t>
-      </w:r>
-      <w:r>
-        <w:rPr>
-          <w:b w:val="false"/>
-          <w:bCs w:val="false"/>
-          <w:color w:val="1A1A1A"/>
-          <w:sz w:val="24"/>
-          <w:szCs w:val="24"/>
-          <w:rFonts w:ascii="Times New Roman" w:eastAsia="SimSun"/>
-        </w:rPr>
-        <w:t xml:space="preserve"> 或旧 BSP 包。后端激活并验证 OData 后，再执行本节的前端构建。</w:t>
-      </w:r>
-    </w:p>
-    <w:p>
-      <w:pPr>
-        <w:spacing w:line="312" w:after="60"/>
-        <w:ind w:firstLine="480"/>
-        <w:jc w:val="both"/>
-      </w:pPr>
-      <w:r>
-        <w:rPr>
-          <w:b w:val="false"/>
-          <w:bCs w:val="false"/>
-          <w:color w:val="1A1A1A"/>
-          <w:sz w:val="24"/>
-          <w:szCs w:val="24"/>
-          <w:rFonts w:ascii="Times New Roman" w:eastAsia="SimSun"/>
-        </w:rPr>
-        <w:t xml:space="preserve">构建前确认 </w:t>
-      </w:r>
-      <w:r>
-        <w:rPr>
-          <w:b w:val="false"/>
-          <w:bCs w:val="false"/>
-          <w:color w:val="9C2B4B"/>
-          <w:sz w:val="24"/>
-          <w:szCs w:val="24"/>
-          <w:rFonts w:ascii="Consolas" w:eastAsia="Microsoft YaHei"/>
-        </w:rPr>
-        <w:t xml:space="preserve">webapp/config.js</w:t>
-      </w:r>
-      <w:r>
-        <w:rPr>
-          <w:b w:val="false"/>
-          <w:bCs w:val="false"/>
-          <w:color w:val="1A1A1A"/>
-          <w:sz w:val="24"/>
-          <w:szCs w:val="24"/>
-          <w:rFonts w:ascii="Times New Roman" w:eastAsia="SimSun"/>
-        </w:rPr>
-        <w:t xml:space="preserve">：</w:t>
-      </w:r>
-    </w:p>
-    <w:tbl>
-      <w:tblPr>
-        <w:tblW w:type="pct" w:w="100%"/>
-        <w:tblBorders>
-          <w:top w:val="single" w:color="C8DDE2" w:sz="4"/>
-          <w:left w:val="single" w:color="C8DDE2" w:sz="4"/>
-          <w:bottom w:val="single" w:color="C8DDE2" w:sz="4"/>
-          <w:right w:val="single" w:color="C8DDE2" w:sz="4"/>
-          <w:insideH w:val="none" w:color="auto" w:sz="0"/>
-          <w:insideV w:val="none" w:color="auto" w:sz="0"/>
-        </w:tblBorders>
-        <w:tblLayout w:type="fixed"/>
-      </w:tblPr>
-      <w:tblGrid>
-        <w:gridCol w:w="100"/>
-      </w:tblGrid>
-      <w:tr>
-        <w:tc>
-          <w:tcPr>
-            <w:shd w:fill="F2F4F7" w:val="clear"/>
-            <w:tcMar>
-              <w:top w:type="dxa" w:w="100"/>
-              <w:left w:type="dxa" w:w="180"/>
-              <w:bottom w:type="dxa" w:w="100"/>
-              <w:right w:type="dxa" w:w="120"/>
-            </w:tcMar>
-          </w:tcPr>
-          <w:p>
-            <w:pPr>
-              <w:spacing w:line="252" w:lineRule="atLeast" w:before="0" w:after="0"/>
-            </w:pPr>
-            <w:r>
-              <w:rPr>
-                <w:color w:val="24292E"/>
-                <w:sz w:val="17"/>
-                <w:szCs w:val="17"/>
-                <w:rFonts w:ascii="Consolas" w:eastAsia="Microsoft YaHei"/>
-              </w:rPr>
-              <w:t xml:space="preserve">mode: "backend",</w:t>
-            </w:r>
-          </w:p>
-          <w:p>
-            <w:pPr>
-              <w:spacing w:line="252" w:lineRule="atLeast" w:before="0" w:after="0"/>
-            </w:pPr>
-            <w:r>
-              <w:rPr>
-                <w:color w:val="24292E"/>
-                <w:sz w:val="17"/>
-                <w:szCs w:val="17"/>
-                <w:rFonts w:ascii="Consolas" w:eastAsia="Microsoft YaHei"/>
-              </w:rPr>
-              <w:t xml:space="preserve">host: "",</w:t>
-            </w:r>
-          </w:p>
-          <w:p>
-            <w:pPr>
-              <w:spacing w:line="252" w:lineRule="atLeast" w:before="0" w:after="0"/>
-            </w:pPr>
-            <w:r>
-              <w:rPr>
-                <w:color w:val="24292E"/>
-                <w:sz w:val="17"/>
-                <w:szCs w:val="17"/>
-                <w:rFonts w:ascii="Consolas" w:eastAsia="Microsoft YaHei"/>
-              </w:rPr>
-              <w:t xml:space="preserve">path: "/sap/opu/odata/sap/ZAI_CHAT_SRV/",</w:t>
-            </w:r>
-          </w:p>
-          <w:p>
-            <w:pPr>
-              <w:spacing w:line="252" w:lineRule="atLeast" w:before="0" w:after="0"/>
-            </w:pPr>
-            <w:r>
-              <w:rPr>
-                <w:color w:val="24292E"/>
-                <w:sz w:val="17"/>
-                <w:szCs w:val="17"/>
-                <w:rFonts w:ascii="Consolas" w:eastAsia="Microsoft YaHei"/>
-              </w:rPr>
-              <w:t xml:space="preserve">ui5Src: "./resources/sap-ui-core.js"</w:t>
-            </w:r>
-          </w:p>
-        </w:tc>
-      </w:tr>
-    </w:tbl>
-    <w:p>
-      <w:pPr>
-        <w:spacing w:after="60"/>
-      </w:pPr>
-    </w:p>
-    <w:p>
-      <w:pPr>
-        <w:spacing w:line="312" w:after="60"/>
-        <w:ind w:firstLine="480"/>
-        <w:jc w:val="both"/>
-      </w:pPr>
-      <w:r>
-        <w:rPr>
-          <w:b w:val="false"/>
-          <w:bCs w:val="false"/>
-          <w:color w:val="1A1A1A"/>
-          <w:sz w:val="24"/>
-          <w:szCs w:val="24"/>
-          <w:rFonts w:ascii="Times New Roman" w:eastAsia="SimSun"/>
-        </w:rPr>
-        <w:t xml:space="preserve">在项目根目录执行：</w:t>
-      </w:r>
-    </w:p>
-    <w:tbl>
-      <w:tblPr>
-        <w:tblW w:type="pct" w:w="100%"/>
-        <w:tblBorders>
-          <w:top w:val="single" w:color="C8DDE2" w:sz="4"/>
-          <w:left w:val="single" w:color="C8DDE2" w:sz="4"/>
-          <w:bottom w:val="single" w:color="C8DDE2" w:sz="4"/>
-          <w:right w:val="single" w:color="C8DDE2" w:sz="4"/>
-          <w:insideH w:val="none" w:color="auto" w:sz="0"/>
-          <w:insideV w:val="none" w:color="auto" w:sz="0"/>
-        </w:tblBorders>
-        <w:tblLayout w:type="fixed"/>
-      </w:tblPr>
-      <w:tblGrid>
-        <w:gridCol w:w="100"/>
-      </w:tblGrid>
-      <w:tr>
-        <w:tc>
-          <w:tcPr>
-            <w:shd w:fill="F2F4F7" w:val="clear"/>
-            <w:tcMar>
-              <w:top w:type="dxa" w:w="100"/>
-              <w:left w:type="dxa" w:w="180"/>
-              <w:bottom w:type="dxa" w:w="100"/>
-              <w:right w:type="dxa" w:w="120"/>
-            </w:tcMar>
-          </w:tcPr>
-          <w:p>
-            <w:pPr>
-              <w:spacing w:line="252" w:lineRule="atLeast" w:before="0" w:after="0"/>
-            </w:pPr>
-            <w:r>
-              <w:rPr>
-                <w:color w:val="24292E"/>
-                <w:sz w:val="17"/>
-                <w:szCs w:val="17"/>
-                <w:rFonts w:ascii="Consolas" w:eastAsia="Microsoft YaHei"/>
-              </w:rPr>
-              <w:t xml:space="preserve">npm install</w:t>
-            </w:r>
-          </w:p>
-          <w:p>
-            <w:pPr>
-              <w:spacing w:line="252" w:lineRule="atLeast" w:before="0" w:after="0"/>
-            </w:pPr>
-            <w:r>
-              <w:rPr>
-                <w:color w:val="24292E"/>
-                <w:sz w:val="17"/>
-                <w:szCs w:val="17"/>
-                <w:rFonts w:ascii="Consolas" w:eastAsia="Microsoft YaHei"/>
-              </w:rPr>
-              <w:t xml:space="preserve">node --check webapp/controller/App.controller.js</w:t>
-            </w:r>
-          </w:p>
-          <w:p>
-            <w:pPr>
-              <w:spacing w:line="252" w:lineRule="atLeast" w:before="0" w:after="0"/>
-            </w:pPr>
-            <w:r>
-              <w:rPr>
-                <w:color w:val="24292E"/>
-                <w:sz w:val="17"/>
-                <w:szCs w:val="17"/>
-                <w:rFonts w:ascii="Consolas" w:eastAsia="Microsoft YaHei"/>
-              </w:rPr>
-              <w:t xml:space="preserve">node --check webapp/service/ChatService.js</w:t>
-            </w:r>
-          </w:p>
-          <w:p>
-            <w:pPr>
-              <w:spacing w:line="252" w:lineRule="atLeast" w:before="0" w:after="0"/>
-            </w:pPr>
-            <w:r>
-              <w:rPr>
-                <w:color w:val="24292E"/>
-                <w:sz w:val="17"/>
-                <w:szCs w:val="17"/>
-                <w:rFonts w:ascii="Consolas" w:eastAsia="Microsoft YaHei"/>
-              </w:rPr>
-              <w:t xml:space="preserve">node --check webapp/utils/Formatter.js</w:t>
-            </w:r>
-          </w:p>
-          <w:p>
-            <w:pPr>
-              <w:spacing w:line="252" w:lineRule="atLeast" w:before="0" w:after="0"/>
-            </w:pPr>
-            <w:r>
-              <w:rPr>
-                <w:color w:val="24292E"/>
-                <w:sz w:val="17"/>
-                <w:szCs w:val="17"/>
-                <w:rFonts w:ascii="Consolas" w:eastAsia="Microsoft YaHei"/>
-              </w:rPr>
-              <w:t xml:space="preserve">npm run build</w:t>
-            </w:r>
-          </w:p>
-        </w:tc>
-      </w:tr>
-    </w:tbl>
-    <w:p>
-      <w:pPr>
-        <w:spacing w:after="60"/>
-      </w:pPr>
-    </w:p>
-    <w:p>
-      <w:pPr>
-        <w:spacing w:line="312" w:after="60"/>
-        <w:ind w:firstLine="480"/>
-        <w:jc w:val="both"/>
-      </w:pPr>
-      <w:r>
-        <w:rPr>
-          <w:b w:val="false"/>
-          <w:bCs w:val="false"/>
-          <w:color w:val="1A1A1A"/>
-          <w:sz w:val="24"/>
-          <w:szCs w:val="24"/>
-          <w:rFonts w:ascii="Times New Roman" w:eastAsia="SimSun"/>
-        </w:rPr>
-        <w:t xml:space="preserve">确认以下文件存在：</w:t>
-      </w:r>
-    </w:p>
-    <w:tbl>
-      <w:tblPr>
-        <w:tblW w:type="pct" w:w="100%"/>
-        <w:tblBorders>
-          <w:top w:val="single" w:color="C8DDE2" w:sz="4"/>
-          <w:left w:val="single" w:color="C8DDE2" w:sz="4"/>
-          <w:bottom w:val="single" w:color="C8DDE2" w:sz="4"/>
-          <w:right w:val="single" w:color="C8DDE2" w:sz="4"/>
-          <w:insideH w:val="none" w:color="auto" w:sz="0"/>
-          <w:insideV w:val="none" w:color="auto" w:sz="0"/>
-        </w:tblBorders>
-        <w:tblLayout w:type="fixed"/>
-      </w:tblPr>
-      <w:tblGrid>
-        <w:gridCol w:w="100"/>
-      </w:tblGrid>
-      <w:tr>
-        <w:tc>
-          <w:tcPr>
-            <w:shd w:fill="F2F4F7" w:val="clear"/>
-            <w:tcMar>
-              <w:top w:type="dxa" w:w="100"/>
-              <w:left w:type="dxa" w:w="180"/>
-              <w:bottom w:type="dxa" w:w="100"/>
-              <w:right w:type="dxa" w:w="120"/>
-            </w:tcMar>
-          </w:tcPr>
-          <w:p>
-            <w:pPr>
-              <w:spacing w:line="252" w:lineRule="atLeast" w:before="0" w:after="0"/>
-            </w:pPr>
-            <w:r>
-              <w:rPr>
-                <w:color w:val="24292E"/>
-                <w:sz w:val="17"/>
-                <w:szCs w:val="17"/>
-                <w:rFonts w:ascii="Consolas" w:eastAsia="Microsoft YaHei"/>
-              </w:rPr>
-              <w:t xml:space="preserve">dist/index.html</w:t>
-            </w:r>
-          </w:p>
-          <w:p>
-            <w:pPr>
-              <w:spacing w:line="252" w:lineRule="atLeast" w:before="0" w:after="0"/>
-            </w:pPr>
-            <w:r>
-              <w:rPr>
-                <w:color w:val="24292E"/>
-                <w:sz w:val="17"/>
-                <w:szCs w:val="17"/>
-                <w:rFonts w:ascii="Consolas" w:eastAsia="Microsoft YaHei"/>
-              </w:rPr>
-              <w:t xml:space="preserve">dist/config.js</w:t>
-            </w:r>
-          </w:p>
-          <w:p>
-            <w:pPr>
-              <w:spacing w:line="252" w:lineRule="atLeast" w:before="0" w:after="0"/>
-            </w:pPr>
-            <w:r>
-              <w:rPr>
-                <w:color w:val="24292E"/>
-                <w:sz w:val="17"/>
-                <w:szCs w:val="17"/>
-                <w:rFonts w:ascii="Consolas" w:eastAsia="Microsoft YaHei"/>
-              </w:rPr>
-              <w:t xml:space="preserve">dist/resources/sap-ui-core.js</w:t>
-            </w:r>
-          </w:p>
-          <w:p>
-            <w:pPr>
-              <w:spacing w:line="252" w:lineRule="atLeast" w:before="0" w:after="0"/>
-            </w:pPr>
-            <w:r>
-              <w:rPr>
-                <w:color w:val="24292E"/>
-                <w:sz w:val="17"/>
-                <w:szCs w:val="17"/>
-                <w:rFonts w:ascii="Consolas" w:eastAsia="Microsoft YaHei"/>
-              </w:rPr>
-              <w:t xml:space="preserve">dist/Component-preload.js</w:t>
-            </w:r>
-          </w:p>
-        </w:tc>
-      </w:tr>
-    </w:tbl>
-    <w:p>
-      <w:pPr>
-        <w:spacing w:after="60"/>
-      </w:pPr>
-    </w:p>
-    <w:p>
-      <w:pPr>
-        <w:spacing w:line="312" w:after="60"/>
-        <w:ind w:firstLine="480"/>
-        <w:jc w:val="both"/>
-      </w:pPr>
-      <w:r>
-        <w:rPr>
-          <w:b w:val="false"/>
-          <w:bCs w:val="false"/>
-          <w:color w:val="1A1A1A"/>
-          <w:sz w:val="24"/>
-          <w:szCs w:val="24"/>
-          <w:rFonts w:ascii="Times New Roman" w:eastAsia="SimSun"/>
-        </w:rPr>
-        <w:t xml:space="preserve">打包时第一层必须直接是 </w:t>
-      </w:r>
-      <w:r>
-        <w:rPr>
-          <w:b w:val="false"/>
-          <w:bCs w:val="false"/>
-          <w:color w:val="9C2B4B"/>
-          <w:sz w:val="24"/>
-          <w:szCs w:val="24"/>
-          <w:rFonts w:ascii="Consolas" w:eastAsia="Microsoft YaHei"/>
-        </w:rPr>
-        <w:t xml:space="preserve">index.html</w:t>
-      </w:r>
-      <w:r>
-        <w:rPr>
-          <w:b w:val="false"/>
-          <w:bCs w:val="false"/>
-          <w:color w:val="1A1A1A"/>
-          <w:sz w:val="24"/>
-          <w:szCs w:val="24"/>
-          <w:rFonts w:ascii="Times New Roman" w:eastAsia="SimSun"/>
-        </w:rPr>
-        <w:t xml:space="preserve">、</w:t>
-      </w:r>
-      <w:r>
-        <w:rPr>
-          <w:b w:val="false"/>
-          <w:bCs w:val="false"/>
-          <w:color w:val="9C2B4B"/>
-          <w:sz w:val="24"/>
-          <w:szCs w:val="24"/>
-          <w:rFonts w:ascii="Consolas" w:eastAsia="Microsoft YaHei"/>
-        </w:rPr>
-        <w:t xml:space="preserve">config.js</w:t>
-      </w:r>
-      <w:r>
-        <w:rPr>
-          <w:b w:val="false"/>
-          <w:bCs w:val="false"/>
-          <w:color w:val="1A1A1A"/>
-          <w:sz w:val="24"/>
-          <w:szCs w:val="24"/>
-          <w:rFonts w:ascii="Times New Roman" w:eastAsia="SimSun"/>
-        </w:rPr>
-        <w:t xml:space="preserve">、</w:t>
-      </w:r>
-      <w:r>
-        <w:rPr>
-          <w:b w:val="false"/>
-          <w:bCs w:val="false"/>
-          <w:color w:val="9C2B4B"/>
-          <w:sz w:val="24"/>
-          <w:szCs w:val="24"/>
-          <w:rFonts w:ascii="Consolas" w:eastAsia="Microsoft YaHei"/>
-        </w:rPr>
-        <w:t xml:space="preserve">resources/</w:t>
-      </w:r>
-      <w:r>
-        <w:rPr>
-          <w:b w:val="false"/>
-          <w:bCs w:val="false"/>
-          <w:color w:val="1A1A1A"/>
-          <w:sz w:val="24"/>
-          <w:szCs w:val="24"/>
-          <w:rFonts w:ascii="Times New Roman" w:eastAsia="SimSun"/>
-        </w:rPr>
-        <w:t xml:space="preserve">，不能多一层 </w:t>
-      </w:r>
-      <w:r>
-        <w:rPr>
-          <w:b w:val="false"/>
-          <w:bCs w:val="false"/>
-          <w:color w:val="9C2B4B"/>
-          <w:sz w:val="24"/>
-          <w:szCs w:val="24"/>
-          <w:rFonts w:ascii="Consolas" w:eastAsia="Microsoft YaHei"/>
-        </w:rPr>
-        <w:t xml:space="preserve">dist/</w:t>
-      </w:r>
-      <w:r>
-        <w:rPr>
-          <w:b w:val="false"/>
-          <w:bCs w:val="false"/>
-          <w:color w:val="1A1A1A"/>
-          <w:sz w:val="24"/>
-          <w:szCs w:val="24"/>
-          <w:rFonts w:ascii="Times New Roman" w:eastAsia="SimSun"/>
-        </w:rPr>
-        <w:t xml:space="preserve">：</w:t>
-      </w:r>
-    </w:p>
-    <w:tbl>
-      <w:tblPr>
-        <w:tblW w:type="pct" w:w="100%"/>
-        <w:tblBorders>
-          <w:top w:val="single" w:color="C8DDE2" w:sz="4"/>
-          <w:left w:val="single" w:color="C8DDE2" w:sz="4"/>
-          <w:bottom w:val="single" w:color="C8DDE2" w:sz="4"/>
-          <w:right w:val="single" w:color="C8DDE2" w:sz="4"/>
-          <w:insideH w:val="none" w:color="auto" w:sz="0"/>
-          <w:insideV w:val="none" w:color="auto" w:sz="0"/>
-        </w:tblBorders>
-        <w:tblLayout w:type="fixed"/>
-      </w:tblPr>
-      <w:tblGrid>
-        <w:gridCol w:w="100"/>
-      </w:tblGrid>
-      <w:tr>
-        <w:tc>
-          <w:tcPr>
-            <w:shd w:fill="F2F4F7" w:val="clear"/>
-            <w:tcMar>
-              <w:top w:type="dxa" w:w="100"/>
-              <w:left w:type="dxa" w:w="180"/>
-              <w:bottom w:type="dxa" w:w="100"/>
-              <w:right w:type="dxa" w:w="120"/>
-            </w:tcMar>
-          </w:tcPr>
-          <w:p>
-            <w:pPr>
-              <w:spacing w:line="252" w:lineRule="atLeast" w:before="0" w:after="0"/>
-            </w:pPr>
-            <w:r>
-              <w:rPr>
-                <w:color w:val="24292E"/>
-                <w:sz w:val="17"/>
-                <w:szCs w:val="17"/>
-                <w:rFonts w:ascii="Consolas" w:eastAsia="Microsoft YaHei"/>
-              </w:rPr>
-              <w:t xml:space="preserve">cd dist</w:t>
-            </w:r>
-          </w:p>
-          <w:p>
-            <w:pPr>
-              <w:spacing w:line="252" w:lineRule="atLeast" w:before="0" w:after="0"/>
-            </w:pPr>
-            <w:r>
-              <w:rPr>
-                <w:color w:val="24292E"/>
-                <w:sz w:val="17"/>
-                <w:szCs w:val="17"/>
-                <w:rFonts w:ascii="Consolas" w:eastAsia="Microsoft YaHei"/>
-              </w:rPr>
-              <w:t xml:space="preserve">zip -qr ../zai_chat_dist_动态SQL_20261005.zip . -x "*.map"</w:t>
-            </w:r>
-          </w:p>
-        </w:tc>
-      </w:tr>
-    </w:tbl>
-    <w:p>
-      <w:pPr>
-        <w:spacing w:after="60"/>
-      </w:pPr>
-    </w:p>
-    <w:p>
-      <w:pPr>
-        <w:spacing w:line="312" w:after="60"/>
-        <w:ind w:firstLine="480"/>
-        <w:jc w:val="both"/>
-      </w:pPr>
-      <w:r>
-        <w:rPr>
-          <w:b w:val="false"/>
-          <w:bCs w:val="false"/>
-          <w:color w:val="1A1A1A"/>
-          <w:sz w:val="24"/>
-          <w:szCs w:val="24"/>
-          <w:rFonts w:ascii="Times New Roman" w:eastAsia="SimSun"/>
-        </w:rPr>
-        <w:t xml:space="preserve">使用现有 SE38 </w:t>
-      </w:r>
-      <w:r>
-        <w:rPr>
-          <w:b w:val="false"/>
-          <w:bCs w:val="false"/>
-          <w:color w:val="9C2B4B"/>
-          <w:sz w:val="24"/>
-          <w:szCs w:val="24"/>
-          <w:rFonts w:ascii="Consolas" w:eastAsia="Microsoft YaHei"/>
-        </w:rPr>
-        <w:t xml:space="preserve">/UI5/UI5_REPOSITORY_LOAD</w:t>
-      </w:r>
-      <w:r>
-        <w:rPr>
-          <w:b w:val="false"/>
-          <w:bCs w:val="false"/>
-          <w:color w:val="1A1A1A"/>
-          <w:sz w:val="24"/>
-          <w:szCs w:val="24"/>
-          <w:rFonts w:ascii="Times New Roman" w:eastAsia="SimSun"/>
-        </w:rPr>
-        <w:t xml:space="preserve"> 流程上传到目标 BSP 应用，Package 使用可传输开发包，禁止 </w:t>
-      </w:r>
-      <w:r>
-        <w:rPr>
-          <w:b w:val="false"/>
-          <w:bCs w:val="false"/>
-          <w:color w:val="9C2B4B"/>
-          <w:sz w:val="24"/>
-          <w:szCs w:val="24"/>
-          <w:rFonts w:ascii="Consolas" w:eastAsia="Microsoft YaHei"/>
-        </w:rPr>
-        <w:t xml:space="preserve">$TMP</w:t>
-      </w:r>
-      <w:r>
-        <w:rPr>
-          <w:b w:val="false"/>
-          <w:bCs w:val="false"/>
-          <w:color w:val="1A1A1A"/>
-          <w:sz w:val="24"/>
-          <w:szCs w:val="24"/>
-          <w:rFonts w:ascii="Times New Roman" w:eastAsia="SimSun"/>
-        </w:rPr>
-        <w:t xml:space="preserve">。上传后确认 SE09 包含 </w:t>
-      </w:r>
-      <w:r>
-        <w:rPr>
-          <w:b w:val="false"/>
-          <w:bCs w:val="false"/>
-          <w:color w:val="9C2B4B"/>
-          <w:sz w:val="24"/>
-          <w:szCs w:val="24"/>
-          <w:rFonts w:ascii="Consolas" w:eastAsia="Microsoft YaHei"/>
-        </w:rPr>
-        <w:t xml:space="preserve">R3TR WAPA &lt;BSP应用名&gt;</w:t>
-      </w:r>
-      <w:r>
-        <w:rPr>
-          <w:b w:val="false"/>
-          <w:bCs w:val="false"/>
-          <w:color w:val="1A1A1A"/>
-          <w:sz w:val="24"/>
-          <w:szCs w:val="24"/>
-          <w:rFonts w:ascii="Times New Roman" w:eastAsia="SimSun"/>
-        </w:rPr>
-        <w:t xml:space="preserve">，并重新激活 BSP 的 SICF 节点。</w:t>
-      </w:r>
-    </w:p>
-    <w:tbl>
-      <w:tblPr>
-        <w:tblW w:type="pct" w:w="100%"/>
-        <w:tblBorders>
-          <w:top w:val="single" w:color="C8DDE2" w:sz="4"/>
-          <w:left w:val="single" w:color="C8DDE2" w:sz="4"/>
-          <w:bottom w:val="single" w:color="C8DDE2" w:sz="4"/>
-          <w:right w:val="single" w:color="C8DDE2" w:sz="4"/>
-          <w:insideH w:val="none" w:color="auto" w:sz="0"/>
-          <w:insideV w:val="none" w:color="auto" w:sz="0"/>
-        </w:tblBorders>
-        <w:tblLayout w:type="fixed"/>
-      </w:tblPr>
-      <w:tblGrid>
-        <w:gridCol w:w="100"/>
-      </w:tblGrid>
-      <w:tr>
-        <w:tc>
-          <w:tcPr>
-            <w:shd w:fill="F2F4F7" w:val="clear"/>
-            <w:tcMar>
-              <w:top w:type="dxa" w:w="100"/>
-              <w:left w:type="dxa" w:w="180"/>
-              <w:bottom w:type="dxa" w:w="100"/>
-              <w:right w:type="dxa" w:w="120"/>
-            </w:tcMar>
-          </w:tcPr>
-          <w:p>
-            <w:pPr>
-              <w:spacing w:line="252" w:lineRule="atLeast" w:before="0" w:after="0"/>
-            </w:pPr>
-            <w:r>
-              <w:rPr>
-                <w:color w:val="24292E"/>
-                <w:sz w:val="17"/>
-                <w:szCs w:val="17"/>
-                <w:rFonts w:ascii="Consolas" w:eastAsia="Microsoft YaHei"/>
-              </w:rPr>
-              <w:t xml:space="preserve">【家里/有网机】                       【公司机(有 SAP GUI)】</w:t>
-            </w:r>
-          </w:p>
-          <w:p>
-            <w:pPr>
-              <w:spacing w:line="252" w:lineRule="atLeast" w:before="0" w:after="0"/>
-            </w:pPr>
-            <w:r>
-              <w:rPr>
-                <w:color w:val="24292E"/>
-                <w:sz w:val="17"/>
-                <w:szCs w:val="17"/>
-                <w:rFonts w:ascii="Consolas" w:eastAsia="Microsoft YaHei"/>
-              </w:rPr>
-              <w:t xml:space="preserve">改代码 → git commit → npm run build</w:t>
-            </w:r>
-          </w:p>
-          <w:p>
-            <w:pPr>
-              <w:spacing w:line="252" w:lineRule="atLeast" w:before="0" w:after="0"/>
-            </w:pPr>
-            <w:r>
-              <w:rPr>
-                <w:color w:val="24292E"/>
-                <w:sz w:val="17"/>
-                <w:szCs w:val="17"/>
-                <w:rFonts w:ascii="Consolas" w:eastAsia="Microsoft YaHei"/>
-              </w:rPr>
-              <w:t xml:space="preserve">              │             ├→ 自检 dist（3 检查点 + preload 补丁标记）</w:t>
-            </w:r>
-          </w:p>
-          <w:p>
-            <w:pPr>
-              <w:spacing w:line="252" w:lineRule="atLeast" w:before="0" w:after="0"/>
-            </w:pPr>
-            <w:r>
-              <w:rPr>
-                <w:color w:val="24292E"/>
-                <w:sz w:val="17"/>
-                <w:szCs w:val="17"/>
-                <w:rFonts w:ascii="Consolas" w:eastAsia="Microsoft YaHei"/>
-              </w:rPr>
-              <w:t xml:space="preserve">              │             └→ 打 zip（第一层 = 文件本身）</w:t>
-            </w:r>
-          </w:p>
-          <w:p>
-            <w:pPr>
-              <w:spacing w:line="252" w:lineRule="atLeast" w:before="0" w:after="0"/>
-            </w:pPr>
-            <w:r>
-              <w:rPr>
-                <w:color w:val="24292E"/>
-                <w:sz w:val="17"/>
-                <w:szCs w:val="17"/>
-                <w:rFonts w:ascii="Consolas" w:eastAsia="Microsoft YaHei"/>
-              </w:rPr>
-              <w:t xml:space="preserve">           git tag           │</w:t>
-            </w:r>
-          </w:p>
-          <w:p>
-            <w:pPr>
-              <w:spacing w:line="252" w:lineRule="atLeast" w:before="0" w:after="0"/>
-            </w:pPr>
-            <w:r>
-              <w:rPr>
-                <w:color w:val="24292E"/>
-                <w:sz w:val="17"/>
-                <w:szCs w:val="17"/>
-                <w:rFonts w:ascii="Consolas" w:eastAsia="Microsoft YaHei"/>
-              </w:rPr>
-              <w:t xml:space="preserve">              │              ▼</w:t>
-            </w:r>
-          </w:p>
-          <w:p>
-            <w:pPr>
-              <w:spacing w:line="252" w:lineRule="atLeast" w:before="0" w:after="0"/>
-            </w:pPr>
-            <w:r>
-              <w:rPr>
-                <w:color w:val="24292E"/>
-                <w:sz w:val="17"/>
-                <w:szCs w:val="17"/>
-                <w:rFonts w:ascii="Consolas" w:eastAsia="Microsoft YaHei"/>
-              </w:rPr>
-              <w:t xml:space="preserve">              └──拷 zip──→ SE38 /UI5/UI5_REPOSITORY_LOAD 上传</w:t>
-            </w:r>
-          </w:p>
-          <w:p>
-            <w:pPr>
-              <w:spacing w:line="252" w:lineRule="atLeast" w:before="0" w:after="0"/>
-            </w:pPr>
-            <w:r>
-              <w:rPr>
-                <w:color w:val="24292E"/>
-                <w:sz w:val="17"/>
-                <w:szCs w:val="17"/>
-                <w:rFonts w:ascii="Consolas" w:eastAsia="Microsoft YaHei"/>
-              </w:rPr>
-              <w:t xml:space="preserve">                            （弹工作台请求 → 填/建 SE09 请求号）</w:t>
-            </w:r>
-          </w:p>
-          <w:p>
-            <w:pPr>
-              <w:spacing w:line="252" w:lineRule="atLeast" w:before="0" w:after="0"/>
-            </w:pPr>
-            <w:r>
-              <w:rPr>
-                <w:color w:val="24292E"/>
-                <w:sz w:val="17"/>
-                <w:szCs w:val="17"/>
-                <w:rFonts w:ascii="Consolas" w:eastAsia="Microsoft YaHei"/>
-              </w:rPr>
-              <w:t xml:space="preserve">                              ▼</w:t>
-            </w:r>
-          </w:p>
-          <w:p>
-            <w:pPr>
-              <w:spacing w:line="252" w:lineRule="atLeast" w:before="0" w:after="0"/>
-            </w:pPr>
-            <w:r>
-              <w:rPr>
-                <w:color w:val="24292E"/>
-                <w:sz w:val="17"/>
-                <w:szCs w:val="17"/>
-                <w:rFonts w:ascii="Consolas" w:eastAsia="Microsoft YaHei"/>
-              </w:rPr>
-              <w:t xml:space="preserve">                            浏览器打开 URL 验证（Ctrl+F5）</w:t>
-            </w:r>
-          </w:p>
-          <w:p>
-            <w:pPr>
-              <w:spacing w:line="252" w:lineRule="atLeast" w:before="0" w:after="0"/>
-            </w:pPr>
-            <w:r>
-              <w:rPr>
-                <w:color w:val="24292E"/>
-                <w:sz w:val="17"/>
-                <w:szCs w:val="17"/>
-                <w:rFonts w:ascii="Consolas" w:eastAsia="Microsoft YaHei"/>
-              </w:rPr>
-              <w:t xml:space="preserve">                              ▼</w:t>
-            </w:r>
-          </w:p>
-          <w:p>
-            <w:pPr>
-              <w:spacing w:line="252" w:lineRule="atLeast" w:before="0" w:after="0"/>
-            </w:pPr>
-            <w:r>
-              <w:rPr>
-                <w:color w:val="24292E"/>
-                <w:sz w:val="17"/>
-                <w:szCs w:val="17"/>
-                <w:rFonts w:ascii="Consolas" w:eastAsia="Microsoft YaHei"/>
-              </w:rPr>
-              <w:t xml:space="preserve">                            SE09 释放 → STMS 导入测试/生产库</w:t>
-            </w:r>
-          </w:p>
-          <w:p>
-            <w:pPr>
-              <w:spacing w:line="252" w:lineRule="atLeast" w:before="0" w:after="0"/>
-            </w:pPr>
-            <w:r>
-              <w:rPr>
-                <w:color w:val="24292E"/>
-                <w:sz w:val="17"/>
-                <w:szCs w:val="17"/>
-                <w:rFonts w:ascii="Consolas" w:eastAsia="Microsoft YaHei"/>
-              </w:rPr>
-              <w:t xml:space="preserve">                              → 每环境 SICF 重新激活</w:t>
-            </w:r>
-          </w:p>
-        </w:tc>
-      </w:tr>
-    </w:tbl>
-    <w:p>
-      <w:pPr>
-        <w:spacing w:after="60"/>
-      </w:pPr>
-    </w:p>
-    <w:p>
-      <w:pPr>
-        <w:spacing w:line="312" w:after="60"/>
-        <w:ind w:firstLine="480"/>
-        <w:jc w:val="both"/>
-      </w:pPr>
-      <w:r>
-        <w:rPr>
-          <w:b w:val="false"/>
-          <w:bCs w:val="false"/>
-          <w:color w:val="1A1A1A"/>
-          <w:sz w:val="24"/>
-          <w:szCs w:val="24"/>
-          <w:rFonts w:ascii="Times New Roman" w:eastAsia="SimSun"/>
-        </w:rPr>
-        <w:t xml:space="preserve">一句话：</w:t>
-      </w:r>
-      <w:r>
-        <w:rPr>
-          <w:b/>
-          <w:bCs/>
-          <w:color w:val="1A1A1A"/>
-          <w:sz w:val="24"/>
-          <w:szCs w:val="24"/>
-          <w:rFonts w:ascii="Times New Roman" w:eastAsia="SimSun"/>
-        </w:rPr>
-        <w:t xml:space="preserve">代码管在 git 里，部署只认 zip，SAP GUI 里只做"上传 + 激活 + 传输"三件事。</w:t>
-      </w:r>
-    </w:p>
-    <w:p>
-      <w:pPr>
-        <w:keepNext/>
-        <w:spacing w:line="312" w:after="60"/>
-        <w:ind w:firstLine="480"/>
-        <w:jc w:val="both"/>
-      </w:pPr>
-      <w:r>
-        <w:rPr>
-          <w:b w:val="false"/>
-          <w:bCs w:val="false"/>
-          <w:color w:val="1A1A1A"/>
-          <w:sz w:val="24"/>
-          <w:szCs w:val="24"/>
-          <w:rFonts w:ascii="Times New Roman" w:eastAsia="SimSun"/>
-        </w:rPr>
-        <w:t xml:space="preserve">两种部署节奏：</w:t>
+        <w:t xml:space="preserve">〇-B.1 本批前端包含什么</w:t>
       </w:r>
     </w:p>
     <w:tbl>
@@ -4412,32 +3604,6 @@
             </w:pPr>
             <w:r>
               <w:rPr>
-                <w:color w:val="FFFFFF"/>
-                <w:sz w:val="20"/>
-                <w:szCs w:val="20"/>
-                <w:rFonts w:ascii="Arial" w:eastAsia="SimHei"/>
-              </w:rPr>
-            </w:r>
-          </w:p>
-        </w:tc>
-        <w:tc>
-          <w:tcPr>
-            <w:tcW w:type="pct" w:w="33%"/>
-            <w:shd w:fill="1B6B7A" w:val="clear"/>
-            <w:tcMar>
-              <w:top w:type="dxa" w:w="60"/>
-              <w:left w:type="dxa" w:w="120"/>
-              <w:bottom w:type="dxa" w:w="60"/>
-              <w:right w:type="dxa" w:w="120"/>
-            </w:tcMar>
-          </w:tcPr>
-          <w:p>
-            <w:pPr>
-              <w:spacing w:line="276"/>
-              <w:jc w:val="center"/>
-            </w:pPr>
-            <w:r>
-              <w:rPr>
                 <w:b/>
                 <w:bCs/>
                 <w:color w:val="FFFFFF"/>
@@ -4445,13 +3611,13 @@
                 <w:szCs w:val="20"/>
                 <w:rFonts w:ascii="Arial" w:eastAsia="SimHei"/>
               </w:rPr>
-              <w:t xml:space="preserve">全量部署</w:t>
-            </w:r>
-          </w:p>
-        </w:tc>
-        <w:tc>
-          <w:tcPr>
-            <w:tcW w:type="pct" w:w="34%"/>
+              <w:t xml:space="preserve">时间</w:t>
+            </w:r>
+          </w:p>
+        </w:tc>
+        <w:tc>
+          <w:tcPr>
+            <w:tcW w:type="pct" w:w="33%"/>
             <w:shd w:fill="1B6B7A" w:val="clear"/>
             <w:tcMar>
               <w:top w:type="dxa" w:w="60"/>
@@ -4474,7 +3640,36 @@
                 <w:szCs w:val="20"/>
                 <w:rFonts w:ascii="Arial" w:eastAsia="SimHei"/>
               </w:rPr>
-              <w:t xml:space="preserve">增量部署（日常改前端推荐）</w:t>
+              <w:t xml:space="preserve">内容</w:t>
+            </w:r>
+          </w:p>
+        </w:tc>
+        <w:tc>
+          <w:tcPr>
+            <w:tcW w:type="pct" w:w="34%"/>
+            <w:shd w:fill="1B6B7A" w:val="clear"/>
+            <w:tcMar>
+              <w:top w:type="dxa" w:w="60"/>
+              <w:left w:type="dxa" w:w="120"/>
+              <w:bottom w:type="dxa" w:w="60"/>
+              <w:right w:type="dxa" w:w="120"/>
+            </w:tcMar>
+          </w:tcPr>
+          <w:p>
+            <w:pPr>
+              <w:spacing w:line="276"/>
+              <w:jc w:val="center"/>
+            </w:pPr>
+            <w:r>
+              <w:rPr>
+                <w:b/>
+                <w:bCs/>
+                <w:color w:val="FFFFFF"/>
+                <w:sz w:val="20"/>
+                <w:szCs w:val="20"/>
+                <w:rFonts w:ascii="Arial" w:eastAsia="SimHei"/>
+              </w:rPr>
+              <w:t xml:space="preserve">commit（git log 可查）</w:t>
             </w:r>
           </w:p>
         </w:tc>
@@ -4507,7 +3702,7 @@
                 <w:szCs w:val="20"/>
                 <w:rFonts w:ascii="Times New Roman" w:eastAsia="SimSun"/>
               </w:rPr>
-              <w:t xml:space="preserve">场景</w:t>
+              <w:t xml:space="preserve">10-12</w:t>
             </w:r>
           </w:p>
         </w:tc>
@@ -4535,7 +3730,7 @@
                 <w:szCs w:val="20"/>
                 <w:rFonts w:ascii="Times New Roman" w:eastAsia="SimSun"/>
               </w:rPr>
-              <w:t xml:space="preserve">首次 / 大版本</w:t>
+              <w:t xml:space="preserve">Agent 输入框：发送键恒靠右、去掉冗余“Agent 模式”标签</w:t>
             </w:r>
           </w:p>
         </w:tc>
@@ -4558,12 +3753,12 @@
               <w:rPr>
                 <w:b w:val="false"/>
                 <w:bCs w:val="false"/>
-                <w:color w:val="1A1A1A"/>
-                <w:sz w:val="20"/>
-                <w:szCs w:val="20"/>
-                <w:rFonts w:ascii="Times New Roman" w:eastAsia="SimSun"/>
-              </w:rPr>
-              <w:t xml:space="preserve">日常改几个文件（如只改 ChatService.js）</w:t>
+                <w:color w:val="9C2B4B"/>
+                <w:sz w:val="20"/>
+                <w:szCs w:val="20"/>
+                <w:rFonts w:ascii="Consolas" w:eastAsia="Microsoft YaHei"/>
+              </w:rPr>
+              <w:t xml:space="preserve">94fc720</w:t>
             </w:r>
           </w:p>
         </w:tc>
@@ -4596,7 +3791,7 @@
                 <w:szCs w:val="20"/>
                 <w:rFonts w:ascii="Times New Roman" w:eastAsia="SimSun"/>
               </w:rPr>
-              <w:t xml:space="preserve">zip 内容</w:t>
+              <w:t xml:space="preserve">10-15</w:t>
             </w:r>
           </w:p>
         </w:tc>
@@ -4624,7 +3819,7 @@
                 <w:szCs w:val="20"/>
                 <w:rFonts w:ascii="Times New Roman" w:eastAsia="SimSun"/>
               </w:rPr>
-              <w:t xml:space="preserve">整个 dist（约 8600 文件 / 31MB）</w:t>
+              <w:t xml:space="preserve">报表参数卡一行一个参数；多值分隔符 / 范围+多值 / 回显修复；侧栏悬浮操作挤压时间行</w:t>
             </w:r>
           </w:p>
         </w:tc>
@@ -4647,12 +3842,34 @@
               <w:rPr>
                 <w:b w:val="false"/>
                 <w:bCs w:val="false"/>
-                <w:color w:val="1A1A1A"/>
-                <w:sz w:val="20"/>
-                <w:szCs w:val="20"/>
-                <w:rFonts w:ascii="Times New Roman" w:eastAsia="SimSun"/>
-              </w:rPr>
-              <w:t xml:space="preserve">仅变更文件（保持相对路径）</w:t>
+                <w:color w:val="9C2B4B"/>
+                <w:sz w:val="20"/>
+                <w:szCs w:val="20"/>
+                <w:rFonts w:ascii="Consolas" w:eastAsia="Microsoft YaHei"/>
+              </w:rPr>
+              <w:t xml:space="preserve">36bdd61</w:t>
+            </w:r>
+            <w:r>
+              <w:rPr>
+                <w:b w:val="false"/>
+                <w:bCs w:val="false"/>
+                <w:color w:val="1A1A1A"/>
+                <w:sz w:val="20"/>
+                <w:szCs w:val="20"/>
+                <w:rFonts w:ascii="Times New Roman" w:eastAsia="SimSun"/>
+              </w:rPr>
+              <w:t xml:space="preserve">、</w:t>
+            </w:r>
+            <w:r>
+              <w:rPr>
+                <w:b w:val="false"/>
+                <w:bCs w:val="false"/>
+                <w:color w:val="9C2B4B"/>
+                <w:sz w:val="20"/>
+                <w:szCs w:val="20"/>
+                <w:rFonts w:ascii="Consolas" w:eastAsia="Microsoft YaHei"/>
+              </w:rPr>
+              <w:t xml:space="preserve">09cbf4c</w:t>
             </w:r>
           </w:p>
         </w:tc>
@@ -4685,7 +3902,7 @@
                 <w:szCs w:val="20"/>
                 <w:rFonts w:ascii="Times New Roman" w:eastAsia="SimSun"/>
               </w:rPr>
-              <w:t xml:space="preserve">上传耗时</w:t>
+              <w:t xml:space="preserve">10-19</w:t>
             </w:r>
           </w:p>
         </w:tc>
@@ -4713,7 +3930,18 @@
                 <w:szCs w:val="20"/>
                 <w:rFonts w:ascii="Times New Roman" w:eastAsia="SimSun"/>
               </w:rPr>
-              <w:t xml:space="preserve">约 2 小时（⚠️ 耐心，别关窗口）</w:t>
+              <w:t xml:space="preserve">改进清单 A 批：FE-01 CSRF 失效自动重试、FE-02 开通账号先查 SU01、FE-08 会话重命名/置顶持久化、FE-10 轮询间隔逐步拉长、FE-13 i18n 只请求 </w:t>
+            </w:r>
+            <w:r>
+              <w:rPr>
+                <w:b w:val="false"/>
+                <w:bCs w:val="false"/>
+                <w:color w:val="9C2B4B"/>
+                <w:sz w:val="20"/>
+                <w:szCs w:val="20"/>
+                <w:rFonts w:ascii="Consolas" w:eastAsia="Microsoft YaHei"/>
+              </w:rPr>
+              <w:t xml:space="preserve">i18n.properties</w:t>
             </w:r>
           </w:p>
         </w:tc>
@@ -4736,12 +3964,12 @@
               <w:rPr>
                 <w:b w:val="false"/>
                 <w:bCs w:val="false"/>
-                <w:color w:val="1A1A1A"/>
-                <w:sz w:val="20"/>
-                <w:szCs w:val="20"/>
-                <w:rFonts w:ascii="Times New Roman" w:eastAsia="SimSun"/>
-              </w:rPr>
-              <w:t xml:space="preserve">12 个文件 ≈ 一两分钟</w:t>
+                <w:color w:val="9C2B4B"/>
+                <w:sz w:val="20"/>
+                <w:szCs w:val="20"/>
+                <w:rFonts w:ascii="Consolas" w:eastAsia="Microsoft YaHei"/>
+              </w:rPr>
+              <w:t xml:space="preserve">2806566</w:t>
             </w:r>
           </w:p>
         </w:tc>
@@ -4774,7 +4002,7 @@
                 <w:szCs w:val="20"/>
                 <w:rFonts w:ascii="Times New Roman" w:eastAsia="SimSun"/>
               </w:rPr>
-              <w:t xml:space="preserve">获取清单</w:t>
+              <w:t xml:space="preserve">10-20</w:t>
             </w:r>
           </w:p>
         </w:tc>
@@ -4795,14 +4023,25 @@
             </w:pPr>
             <w:r>
               <w:rPr>
-                <w:b w:val="false"/>
-                <w:bCs w:val="false"/>
-                <w:color w:val="1A1A1A"/>
-                <w:sz w:val="20"/>
-                <w:szCs w:val="20"/>
-                <w:rFonts w:ascii="Times New Roman" w:eastAsia="SimSun"/>
-              </w:rPr>
-              <w:t xml:space="preserve">直接打全量包</w:t>
+                <w:b/>
+                <w:bCs/>
+                <w:color w:val="1A1A1A"/>
+                <w:sz w:val="20"/>
+                <w:szCs w:val="20"/>
+                <w:rFonts w:ascii="Times New Roman" w:eastAsia="SimSun"/>
+              </w:rPr>
+              <w:t xml:space="preserve">权限自助申请</w:t>
+            </w:r>
+            <w:r>
+              <w:rPr>
+                <w:b w:val="false"/>
+                <w:bCs w:val="false"/>
+                <w:color w:val="1A1A1A"/>
+                <w:sz w:val="20"/>
+                <w:szCs w:val="20"/>
+                <w:rFonts w:ascii="Times New Roman" w:eastAsia="SimSun"/>
+              </w:rPr>
+              <w:t xml:space="preserve">：侧栏「申请权限」/「权限审批」入口（ADMIN）、单独设计的审批对话框（卡片内批准/驳回、驳回原因必填）、待审批红色角标（每 2 分钟查一次）、管理四页签（批量代加 / 权限表配置 / 事务码规则 / 全部记录与撤销）、审批处理动画</w:t>
             </w:r>
           </w:p>
         </w:tc>
@@ -4830,18 +4069,615 @@
                 <w:szCs w:val="20"/>
                 <w:rFonts w:ascii="Consolas" w:eastAsia="Microsoft YaHei"/>
               </w:rPr>
-              <w:t xml:space="preserve">diff -rq</w:t>
-            </w:r>
-            <w:r>
-              <w:rPr>
-                <w:b w:val="false"/>
-                <w:bCs w:val="false"/>
-                <w:color w:val="1A1A1A"/>
-                <w:sz w:val="20"/>
-                <w:szCs w:val="20"/>
-                <w:rFonts w:ascii="Times New Roman" w:eastAsia="SimSun"/>
-              </w:rPr>
-              <w:t xml:space="preserve"> 新旧 dist 目录 → 变更文件清单</w:t>
+              <w:t xml:space="preserve">59653d2</w:t>
+            </w:r>
+            <w:r>
+              <w:rPr>
+                <w:b w:val="false"/>
+                <w:bCs w:val="false"/>
+                <w:color w:val="1A1A1A"/>
+                <w:sz w:val="20"/>
+                <w:szCs w:val="20"/>
+                <w:rFonts w:ascii="Times New Roman" w:eastAsia="SimSun"/>
+              </w:rPr>
+              <w:t xml:space="preserve">、</w:t>
+            </w:r>
+            <w:r>
+              <w:rPr>
+                <w:b w:val="false"/>
+                <w:bCs w:val="false"/>
+                <w:color w:val="9C2B4B"/>
+                <w:sz w:val="20"/>
+                <w:szCs w:val="20"/>
+                <w:rFonts w:ascii="Consolas" w:eastAsia="Microsoft YaHei"/>
+              </w:rPr>
+              <w:t xml:space="preserve">acd8387</w:t>
+            </w:r>
+            <w:r>
+              <w:rPr>
+                <w:b w:val="false"/>
+                <w:bCs w:val="false"/>
+                <w:color w:val="1A1A1A"/>
+                <w:sz w:val="20"/>
+                <w:szCs w:val="20"/>
+                <w:rFonts w:ascii="Times New Roman" w:eastAsia="SimSun"/>
+              </w:rPr>
+              <w:t xml:space="preserve">、</w:t>
+            </w:r>
+            <w:r>
+              <w:rPr>
+                <w:b w:val="false"/>
+                <w:bCs w:val="false"/>
+                <w:color w:val="9C2B4B"/>
+                <w:sz w:val="20"/>
+                <w:szCs w:val="20"/>
+                <w:rFonts w:ascii="Consolas" w:eastAsia="Microsoft YaHei"/>
+              </w:rPr>
+              <w:t xml:space="preserve">cb7a51e</w:t>
+            </w:r>
+            <w:r>
+              <w:rPr>
+                <w:b w:val="false"/>
+                <w:bCs w:val="false"/>
+                <w:color w:val="1A1A1A"/>
+                <w:sz w:val="20"/>
+                <w:szCs w:val="20"/>
+                <w:rFonts w:ascii="Times New Roman" w:eastAsia="SimSun"/>
+              </w:rPr>
+              <w:t xml:space="preserve">、</w:t>
+            </w:r>
+            <w:r>
+              <w:rPr>
+                <w:b w:val="false"/>
+                <w:bCs w:val="false"/>
+                <w:color w:val="9C2B4B"/>
+                <w:sz w:val="20"/>
+                <w:szCs w:val="20"/>
+                <w:rFonts w:ascii="Consolas" w:eastAsia="Microsoft YaHei"/>
+              </w:rPr>
+              <w:t xml:space="preserve">7a250ed</w:t>
+            </w:r>
+            <w:r>
+              <w:rPr>
+                <w:b w:val="false"/>
+                <w:bCs w:val="false"/>
+                <w:color w:val="1A1A1A"/>
+                <w:sz w:val="20"/>
+                <w:szCs w:val="20"/>
+                <w:rFonts w:ascii="Times New Roman" w:eastAsia="SimSun"/>
+              </w:rPr>
+              <w:t xml:space="preserve">、</w:t>
+            </w:r>
+            <w:r>
+              <w:rPr>
+                <w:b w:val="false"/>
+                <w:bCs w:val="false"/>
+                <w:color w:val="9C2B4B"/>
+                <w:sz w:val="20"/>
+                <w:szCs w:val="20"/>
+                <w:rFonts w:ascii="Consolas" w:eastAsia="Microsoft YaHei"/>
+              </w:rPr>
+              <w:t xml:space="preserve">594ca5b</w:t>
+            </w:r>
+          </w:p>
+        </w:tc>
+      </w:tr>
+      <w:tr>
+        <w:trPr>
+          <w:cantSplit/>
+        </w:trPr>
+        <w:tc>
+          <w:tcPr>
+            <w:tcW w:type="pct" w:w="33%"/>
+            <w:tcMar>
+              <w:top w:type="dxa" w:w="60"/>
+              <w:left w:type="dxa" w:w="120"/>
+              <w:bottom w:type="dxa" w:w="60"/>
+              <w:right w:type="dxa" w:w="120"/>
+            </w:tcMar>
+          </w:tcPr>
+          <w:p>
+            <w:pPr>
+              <w:spacing w:line="276"/>
+              <w:jc w:val="left"/>
+            </w:pPr>
+            <w:r>
+              <w:rPr>
+                <w:b w:val="false"/>
+                <w:bCs w:val="false"/>
+                <w:color w:val="1A1A1A"/>
+                <w:sz w:val="20"/>
+                <w:szCs w:val="20"/>
+                <w:rFonts w:ascii="Times New Roman" w:eastAsia="SimSun"/>
+              </w:rPr>
+              <w:t xml:space="preserve">10-20</w:t>
+            </w:r>
+          </w:p>
+        </w:tc>
+        <w:tc>
+          <w:tcPr>
+            <w:tcW w:type="pct" w:w="33%"/>
+            <w:tcMar>
+              <w:top w:type="dxa" w:w="60"/>
+              <w:left w:type="dxa" w:w="120"/>
+              <w:bottom w:type="dxa" w:w="60"/>
+              <w:right w:type="dxa" w:w="120"/>
+            </w:tcMar>
+          </w:tcPr>
+          <w:p>
+            <w:pPr>
+              <w:spacing w:line="276"/>
+              <w:jc w:val="left"/>
+            </w:pPr>
+            <w:r>
+              <w:rPr>
+                <w:b/>
+                <w:bCs/>
+                <w:color w:val="1A1A1A"/>
+                <w:sz w:val="20"/>
+                <w:szCs w:val="20"/>
+                <w:rFonts w:ascii="Times New Roman" w:eastAsia="SimSun"/>
+              </w:rPr>
+              <w:t xml:space="preserve">报表执行目录 + Fiori 报表（G1/G2）</w:t>
+            </w:r>
+            <w:r>
+              <w:rPr>
+                <w:b w:val="false"/>
+                <w:bCs w:val="false"/>
+                <w:color w:val="1A1A1A"/>
+                <w:sz w:val="20"/>
+                <w:szCs w:val="20"/>
+                <w:rFonts w:ascii="Times New Roman" w:eastAsia="SimSun"/>
+              </w:rPr>
+              <w:t xml:space="preserve">：场景条新增「Fiori 报表」（「库存查询」按钮隐藏，后端场景与旧会话保留）；「报表执行」/「Fiori 报表」空会话首页显示报表目录（可收起、默认收起、展开/收起动画）；Fiori 参数卡、取数结果、分析闸门；生成图表弹窗重叠修复</w:t>
+            </w:r>
+          </w:p>
+        </w:tc>
+        <w:tc>
+          <w:tcPr>
+            <w:tcW w:type="pct" w:w="34%"/>
+            <w:tcMar>
+              <w:top w:type="dxa" w:w="60"/>
+              <w:left w:type="dxa" w:w="120"/>
+              <w:bottom w:type="dxa" w:w="60"/>
+              <w:right w:type="dxa" w:w="120"/>
+            </w:tcMar>
+          </w:tcPr>
+          <w:p>
+            <w:pPr>
+              <w:spacing w:line="276"/>
+              <w:jc w:val="left"/>
+            </w:pPr>
+            <w:r>
+              <w:rPr>
+                <w:b w:val="false"/>
+                <w:bCs w:val="false"/>
+                <w:color w:val="9C2B4B"/>
+                <w:sz w:val="20"/>
+                <w:szCs w:val="20"/>
+                <w:rFonts w:ascii="Consolas" w:eastAsia="Microsoft YaHei"/>
+              </w:rPr>
+              <w:t xml:space="preserve">64682fd</w:t>
+            </w:r>
+            <w:r>
+              <w:rPr>
+                <w:b w:val="false"/>
+                <w:bCs w:val="false"/>
+                <w:color w:val="1A1A1A"/>
+                <w:sz w:val="20"/>
+                <w:szCs w:val="20"/>
+                <w:rFonts w:ascii="Times New Roman" w:eastAsia="SimSun"/>
+              </w:rPr>
+              <w:t xml:space="preserve">、</w:t>
+            </w:r>
+            <w:r>
+              <w:rPr>
+                <w:b w:val="false"/>
+                <w:bCs w:val="false"/>
+                <w:color w:val="9C2B4B"/>
+                <w:sz w:val="20"/>
+                <w:szCs w:val="20"/>
+                <w:rFonts w:ascii="Consolas" w:eastAsia="Microsoft YaHei"/>
+              </w:rPr>
+              <w:t xml:space="preserve">e03b95e</w:t>
+            </w:r>
+            <w:r>
+              <w:rPr>
+                <w:b w:val="false"/>
+                <w:bCs w:val="false"/>
+                <w:color w:val="1A1A1A"/>
+                <w:sz w:val="20"/>
+                <w:szCs w:val="20"/>
+                <w:rFonts w:ascii="Times New Roman" w:eastAsia="SimSun"/>
+              </w:rPr>
+              <w:t xml:space="preserve">、</w:t>
+            </w:r>
+            <w:r>
+              <w:rPr>
+                <w:b w:val="false"/>
+                <w:bCs w:val="false"/>
+                <w:color w:val="9C2B4B"/>
+                <w:sz w:val="20"/>
+                <w:szCs w:val="20"/>
+                <w:rFonts w:ascii="Consolas" w:eastAsia="Microsoft YaHei"/>
+              </w:rPr>
+              <w:t xml:space="preserve">1f08885</w:t>
+            </w:r>
+            <w:r>
+              <w:rPr>
+                <w:b w:val="false"/>
+                <w:bCs w:val="false"/>
+                <w:color w:val="1A1A1A"/>
+                <w:sz w:val="20"/>
+                <w:szCs w:val="20"/>
+                <w:rFonts w:ascii="Times New Roman" w:eastAsia="SimSun"/>
+              </w:rPr>
+              <w:t xml:space="preserve">、</w:t>
+            </w:r>
+            <w:r>
+              <w:rPr>
+                <w:b w:val="false"/>
+                <w:bCs w:val="false"/>
+                <w:color w:val="9C2B4B"/>
+                <w:sz w:val="20"/>
+                <w:szCs w:val="20"/>
+                <w:rFonts w:ascii="Consolas" w:eastAsia="Microsoft YaHei"/>
+              </w:rPr>
+              <w:t xml:space="preserve">5e7ef36</w:t>
+            </w:r>
+          </w:p>
+        </w:tc>
+      </w:tr>
+      <w:tr>
+        <w:trPr>
+          <w:cantSplit/>
+        </w:trPr>
+        <w:tc>
+          <w:tcPr>
+            <w:tcW w:type="pct" w:w="33%"/>
+            <w:tcMar>
+              <w:top w:type="dxa" w:w="60"/>
+              <w:left w:type="dxa" w:w="120"/>
+              <w:bottom w:type="dxa" w:w="60"/>
+              <w:right w:type="dxa" w:w="120"/>
+            </w:tcMar>
+          </w:tcPr>
+          <w:p>
+            <w:pPr>
+              <w:spacing w:line="276"/>
+              <w:jc w:val="left"/>
+            </w:pPr>
+            <w:r>
+              <w:rPr>
+                <w:b w:val="false"/>
+                <w:bCs w:val="false"/>
+                <w:color w:val="1A1A1A"/>
+                <w:sz w:val="20"/>
+                <w:szCs w:val="20"/>
+                <w:rFonts w:ascii="Times New Roman" w:eastAsia="SimSun"/>
+              </w:rPr>
+              <w:t xml:space="preserve">10-20</w:t>
+            </w:r>
+          </w:p>
+        </w:tc>
+        <w:tc>
+          <w:tcPr>
+            <w:tcW w:type="pct" w:w="33%"/>
+            <w:tcMar>
+              <w:top w:type="dxa" w:w="60"/>
+              <w:left w:type="dxa" w:w="120"/>
+              <w:bottom w:type="dxa" w:w="60"/>
+              <w:right w:type="dxa" w:w="120"/>
+            </w:tcMar>
+          </w:tcPr>
+          <w:p>
+            <w:pPr>
+              <w:spacing w:line="276"/>
+              <w:jc w:val="left"/>
+            </w:pPr>
+            <w:r>
+              <w:rPr>
+                <w:b/>
+                <w:bCs/>
+                <w:color w:val="1A1A1A"/>
+                <w:sz w:val="20"/>
+                <w:szCs w:val="20"/>
+                <w:rFonts w:ascii="Times New Roman" w:eastAsia="SimSun"/>
+              </w:rPr>
+              <w:t xml:space="preserve">模型选择改版</w:t>
+            </w:r>
+            <w:r>
+              <w:rPr>
+                <w:b w:val="false"/>
+                <w:bCs w:val="false"/>
+                <w:color w:val="1A1A1A"/>
+                <w:sz w:val="20"/>
+                <w:szCs w:val="20"/>
+                <w:rFonts w:ascii="Times New Roman" w:eastAsia="SimSun"/>
+              </w:rPr>
+              <w:t xml:space="preserve">：从顶栏移到输入框（ModelPicker 弹出选择），改为</w:t>
+            </w:r>
+            <w:r>
+              <w:rPr>
+                <w:b/>
+                <w:bCs/>
+                <w:color w:val="1A1A1A"/>
+                <w:sz w:val="20"/>
+                <w:szCs w:val="20"/>
+                <w:rFonts w:ascii="Times New Roman" w:eastAsia="SimSun"/>
+              </w:rPr>
+              <w:t xml:space="preserve">会话级</w:t>
+            </w:r>
+            <w:r>
+              <w:rPr>
+                <w:b w:val="false"/>
+                <w:bCs w:val="false"/>
+                <w:color w:val="1A1A1A"/>
+                <w:sz w:val="20"/>
+                <w:szCs w:val="20"/>
+                <w:rFonts w:ascii="Times New Roman" w:eastAsia="SimSun"/>
+              </w:rPr>
+              <w:t xml:space="preserve">——每个对话各自记住（存浏览器 localStorage </w:t>
+            </w:r>
+            <w:r>
+              <w:rPr>
+                <w:b w:val="false"/>
+                <w:bCs w:val="false"/>
+                <w:color w:val="9C2B4B"/>
+                <w:sz w:val="20"/>
+                <w:szCs w:val="20"/>
+                <w:rFonts w:ascii="Consolas" w:eastAsia="Microsoft YaHei"/>
+              </w:rPr>
+              <w:t xml:space="preserve">zaiChat.sessModel.&lt;用户&gt;</w:t>
+            </w:r>
+            <w:r>
+              <w:rPr>
+                <w:b w:val="false"/>
+                <w:bCs w:val="false"/>
+                <w:color w:val="1A1A1A"/>
+                <w:sz w:val="20"/>
+                <w:szCs w:val="20"/>
+                <w:rFonts w:ascii="Times New Roman" w:eastAsia="SimSun"/>
+              </w:rPr>
+              <w:t xml:space="preserve">），普通对话与 Agent 各自独立</w:t>
+            </w:r>
+          </w:p>
+        </w:tc>
+        <w:tc>
+          <w:tcPr>
+            <w:tcW w:type="pct" w:w="34%"/>
+            <w:tcMar>
+              <w:top w:type="dxa" w:w="60"/>
+              <w:left w:type="dxa" w:w="120"/>
+              <w:bottom w:type="dxa" w:w="60"/>
+              <w:right w:type="dxa" w:w="120"/>
+            </w:tcMar>
+          </w:tcPr>
+          <w:p>
+            <w:pPr>
+              <w:spacing w:line="276"/>
+              <w:jc w:val="left"/>
+            </w:pPr>
+            <w:r>
+              <w:rPr>
+                <w:b w:val="false"/>
+                <w:bCs w:val="false"/>
+                <w:color w:val="9C2B4B"/>
+                <w:sz w:val="20"/>
+                <w:szCs w:val="20"/>
+                <w:rFonts w:ascii="Consolas" w:eastAsia="Microsoft YaHei"/>
+              </w:rPr>
+              <w:t xml:space="preserve">66bc7a3</w:t>
+            </w:r>
+          </w:p>
+        </w:tc>
+      </w:tr>
+      <w:tr>
+        <w:trPr>
+          <w:cantSplit/>
+        </w:trPr>
+        <w:tc>
+          <w:tcPr>
+            <w:tcW w:type="pct" w:w="33%"/>
+            <w:tcMar>
+              <w:top w:type="dxa" w:w="60"/>
+              <w:left w:type="dxa" w:w="120"/>
+              <w:bottom w:type="dxa" w:w="60"/>
+              <w:right w:type="dxa" w:w="120"/>
+            </w:tcMar>
+          </w:tcPr>
+          <w:p>
+            <w:pPr>
+              <w:spacing w:line="276"/>
+              <w:jc w:val="left"/>
+            </w:pPr>
+            <w:r>
+              <w:rPr>
+                <w:b w:val="false"/>
+                <w:bCs w:val="false"/>
+                <w:color w:val="1A1A1A"/>
+                <w:sz w:val="20"/>
+                <w:szCs w:val="20"/>
+                <w:rFonts w:ascii="Times New Roman" w:eastAsia="SimSun"/>
+              </w:rPr>
+              <w:t xml:space="preserve">10-21</w:t>
+            </w:r>
+          </w:p>
+        </w:tc>
+        <w:tc>
+          <w:tcPr>
+            <w:tcW w:type="pct" w:w="33%"/>
+            <w:tcMar>
+              <w:top w:type="dxa" w:w="60"/>
+              <w:left w:type="dxa" w:w="120"/>
+              <w:bottom w:type="dxa" w:w="60"/>
+              <w:right w:type="dxa" w:w="120"/>
+            </w:tcMar>
+          </w:tcPr>
+          <w:p>
+            <w:pPr>
+              <w:spacing w:line="276"/>
+              <w:jc w:val="left"/>
+            </w:pPr>
+            <w:r>
+              <w:rPr>
+                <w:b/>
+                <w:bCs/>
+                <w:color w:val="1A1A1A"/>
+                <w:sz w:val="20"/>
+                <w:szCs w:val="20"/>
+                <w:rFonts w:ascii="Times New Roman" w:eastAsia="SimSun"/>
+              </w:rPr>
+              <w:t xml:space="preserve">长文本通道</w:t>
+            </w:r>
+            <w:r>
+              <w:rPr>
+                <w:b w:val="false"/>
+                <w:bCs w:val="false"/>
+                <w:color w:val="1A1A1A"/>
+                <w:sz w:val="20"/>
+                <w:szCs w:val="20"/>
+                <w:rFonts w:ascii="Times New Roman" w:eastAsia="SimSun"/>
+              </w:rPr>
+              <w:t xml:space="preserve">（修发送长代码 / 附件报 HTTP 414）：</w:t>
+            </w:r>
+            <w:r>
+              <w:rPr>
+                <w:b w:val="false"/>
+                <w:bCs w:val="false"/>
+                <w:color w:val="9C2B4B"/>
+                <w:sz w:val="20"/>
+                <w:szCs w:val="20"/>
+                <w:rFonts w:ascii="Consolas" w:eastAsia="Microsoft YaHei"/>
+              </w:rPr>
+              <w:t xml:space="preserve">ChatService._prepareQuestion</w:t>
+            </w:r>
+            <w:r>
+              <w:rPr>
+                <w:b w:val="false"/>
+                <w:bCs w:val="false"/>
+                <w:color w:val="1A1A1A"/>
+                <w:sz w:val="20"/>
+                <w:szCs w:val="20"/>
+                <w:rFonts w:ascii="Times New Roman" w:eastAsia="SimSun"/>
+              </w:rPr>
+              <w:t xml:space="preserve"> 在问题编码后超过 3000 字符时先 </w:t>
+            </w:r>
+            <w:r>
+              <w:rPr>
+                <w:b w:val="false"/>
+                <w:bCs w:val="false"/>
+                <w:color w:val="9C2B4B"/>
+                <w:sz w:val="20"/>
+                <w:szCs w:val="20"/>
+                <w:rFonts w:ascii="Consolas" w:eastAsia="Microsoft YaHei"/>
+              </w:rPr>
+              <w:t xml:space="preserve">POST /ChatTexts</w:t>
+            </w:r>
+            <w:r>
+              <w:rPr>
+                <w:b w:val="false"/>
+                <w:bCs w:val="false"/>
+                <w:color w:val="1A1A1A"/>
+                <w:sz w:val="20"/>
+                <w:szCs w:val="20"/>
+                <w:rFonts w:ascii="Times New Roman" w:eastAsia="SimSun"/>
+              </w:rPr>
+              <w:t xml:space="preserve"> 拿 </w:t>
+            </w:r>
+            <w:r>
+              <w:rPr>
+                <w:b w:val="false"/>
+                <w:bCs w:val="false"/>
+                <w:color w:val="9C2B4B"/>
+                <w:sz w:val="20"/>
+                <w:szCs w:val="20"/>
+                <w:rFonts w:ascii="Consolas" w:eastAsia="Microsoft YaHei"/>
+              </w:rPr>
+              <w:t xml:space="preserve">TextId</w:t>
+            </w:r>
+            <w:r>
+              <w:rPr>
+                <w:b w:val="false"/>
+                <w:bCs w:val="false"/>
+                <w:color w:val="1A1A1A"/>
+                <w:sz w:val="20"/>
+                <w:szCs w:val="20"/>
+                <w:rFonts w:ascii="Times New Roman" w:eastAsia="SimSun"/>
+              </w:rPr>
+              <w:t xml:space="preserve">，再用 </w:t>
+            </w:r>
+            <w:r>
+              <w:rPr>
+                <w:b w:val="false"/>
+                <w:bCs w:val="false"/>
+                <w:color w:val="9C2B4B"/>
+                <w:sz w:val="20"/>
+                <w:szCs w:val="20"/>
+                <w:rFonts w:ascii="Consolas" w:eastAsia="Microsoft YaHei"/>
+              </w:rPr>
+              <w:t xml:space="preserve">@@ZAI_TEXT:&lt;TextId&gt;</w:t>
+            </w:r>
+            <w:r>
+              <w:rPr>
+                <w:b w:val="false"/>
+                <w:bCs w:val="false"/>
+                <w:color w:val="1A1A1A"/>
+                <w:sz w:val="20"/>
+                <w:szCs w:val="20"/>
+                <w:rFonts w:ascii="Times New Roman" w:eastAsia="SimSun"/>
+              </w:rPr>
+              <w:t xml:space="preserve"> 调原函数导入；后端未部署 </w:t>
+            </w:r>
+            <w:r>
+              <w:rPr>
+                <w:b w:val="false"/>
+                <w:bCs w:val="false"/>
+                <w:color w:val="9C2B4B"/>
+                <w:sz w:val="20"/>
+                <w:szCs w:val="20"/>
+                <w:rFonts w:ascii="Consolas" w:eastAsia="Microsoft YaHei"/>
+              </w:rPr>
+              <w:t xml:space="preserve">ChatTexts</w:t>
+            </w:r>
+            <w:r>
+              <w:rPr>
+                <w:b w:val="false"/>
+                <w:bCs w:val="false"/>
+                <w:color w:val="1A1A1A"/>
+                <w:sz w:val="20"/>
+                <w:szCs w:val="20"/>
+                <w:rFonts w:ascii="Times New Roman" w:eastAsia="SimSun"/>
+              </w:rPr>
+              <w:t xml:space="preserve"> 时给可读提示</w:t>
+            </w:r>
+          </w:p>
+        </w:tc>
+        <w:tc>
+          <w:tcPr>
+            <w:tcW w:type="pct" w:w="34%"/>
+            <w:tcMar>
+              <w:top w:type="dxa" w:w="60"/>
+              <w:left w:type="dxa" w:w="120"/>
+              <w:bottom w:type="dxa" w:w="60"/>
+              <w:right w:type="dxa" w:w="120"/>
+            </w:tcMar>
+          </w:tcPr>
+          <w:p>
+            <w:pPr>
+              <w:spacing w:line="276"/>
+              <w:jc w:val="left"/>
+            </w:pPr>
+            <w:r>
+              <w:rPr>
+                <w:b w:val="false"/>
+                <w:bCs w:val="false"/>
+                <w:color w:val="9C2B4B"/>
+                <w:sz w:val="20"/>
+                <w:szCs w:val="20"/>
+                <w:rFonts w:ascii="Consolas" w:eastAsia="Microsoft YaHei"/>
+              </w:rPr>
+              <w:t xml:space="preserve">309230e</w:t>
             </w:r>
           </w:p>
         </w:tc>
@@ -4854,38 +4690,701 @@
     </w:p>
     <w:p>
       <w:pPr>
-        <w:pStyle w:val="Heading1"/>
-        <w:pageBreakBefore/>
-        <w:spacing w:before="360" w:after="160" w:line="312"/>
-      </w:pPr>
-      <w:r>
-        <w:rPr>
-          <w:b/>
-          <w:bCs/>
-          <w:color w:val="1B6B7A"/>
-          <w:sz w:val="32"/>
-          <w:szCs w:val="32"/>
-          <w:rFonts w:ascii="Arial" w:eastAsia="SimHei"/>
-        </w:rPr>
-        <w:t xml:space="preserve">一、构建前配置自检（30 秒，防 90% 部署事故）</w:t>
-      </w:r>
-    </w:p>
-    <w:p>
-      <w:pPr>
+        <w:keepNext/>
         <w:spacing w:line="312" w:after="60"/>
         <w:ind w:firstLine="480"/>
         <w:jc w:val="both"/>
       </w:pPr>
       <w:r>
         <w:rPr>
-          <w:b w:val="false"/>
-          <w:bCs w:val="false"/>
+          <w:b/>
+          <w:bCs/>
           <w:color w:val="1A1A1A"/>
           <w:sz w:val="24"/>
           <w:szCs w:val="24"/>
           <w:rFonts w:ascii="Times New Roman" w:eastAsia="SimSun"/>
         </w:rPr>
-        <w:t xml:space="preserve">打开 </w:t>
+        <w:t xml:space="preserve">本批新增文件（构建产物里必须存在）：</w:t>
+      </w:r>
+    </w:p>
+    <w:tbl>
+      <w:tblPr>
+        <w:tblW w:type="pct" w:w="100%"/>
+        <w:tblBorders>
+          <w:top w:val="single" w:color="1B6B7A" w:sz="8"/>
+          <w:left w:val="none" w:color="auto" w:sz="0"/>
+          <w:bottom w:val="single" w:color="1B6B7A" w:sz="8"/>
+          <w:right w:val="none" w:color="auto" w:sz="0"/>
+          <w:insideH w:val="single" w:color="C8DDE2" w:sz="2"/>
+          <w:insideV w:val="none" w:color="auto" w:sz="0"/>
+        </w:tblBorders>
+      </w:tblPr>
+      <w:tblGrid>
+        <w:gridCol w:w="100"/>
+        <w:gridCol w:w="100"/>
+      </w:tblGrid>
+      <w:tr>
+        <w:trPr>
+          <w:cantSplit/>
+          <w:tblHeader/>
+        </w:trPr>
+        <w:tc>
+          <w:tcPr>
+            <w:tcW w:type="pct" w:w="26%"/>
+            <w:shd w:fill="1B6B7A" w:val="clear"/>
+            <w:tcMar>
+              <w:top w:type="dxa" w:w="60"/>
+              <w:left w:type="dxa" w:w="120"/>
+              <w:bottom w:type="dxa" w:w="60"/>
+              <w:right w:type="dxa" w:w="120"/>
+            </w:tcMar>
+          </w:tcPr>
+          <w:p>
+            <w:pPr>
+              <w:spacing w:line="276"/>
+              <w:jc w:val="center"/>
+            </w:pPr>
+            <w:r>
+              <w:rPr>
+                <w:b/>
+                <w:bCs/>
+                <w:color w:val="FFFFFF"/>
+                <w:sz w:val="20"/>
+                <w:szCs w:val="20"/>
+                <w:rFonts w:ascii="Arial" w:eastAsia="SimHei"/>
+              </w:rPr>
+              <w:t xml:space="preserve">文件</w:t>
+            </w:r>
+          </w:p>
+        </w:tc>
+        <w:tc>
+          <w:tcPr>
+            <w:tcW w:type="pct" w:w="74%"/>
+            <w:shd w:fill="1B6B7A" w:val="clear"/>
+            <w:tcMar>
+              <w:top w:type="dxa" w:w="60"/>
+              <w:left w:type="dxa" w:w="120"/>
+              <w:bottom w:type="dxa" w:w="60"/>
+              <w:right w:type="dxa" w:w="120"/>
+            </w:tcMar>
+          </w:tcPr>
+          <w:p>
+            <w:pPr>
+              <w:spacing w:line="276"/>
+              <w:jc w:val="center"/>
+            </w:pPr>
+            <w:r>
+              <w:rPr>
+                <w:b/>
+                <w:bCs/>
+                <w:color w:val="FFFFFF"/>
+                <w:sz w:val="20"/>
+                <w:szCs w:val="20"/>
+                <w:rFonts w:ascii="Arial" w:eastAsia="SimHei"/>
+              </w:rPr>
+              <w:t xml:space="preserve">用途</w:t>
+            </w:r>
+          </w:p>
+        </w:tc>
+      </w:tr>
+      <w:tr>
+        <w:trPr>
+          <w:cantSplit/>
+        </w:trPr>
+        <w:tc>
+          <w:tcPr>
+            <w:tcW w:type="pct" w:w="26%"/>
+            <w:tcMar>
+              <w:top w:type="dxa" w:w="60"/>
+              <w:left w:type="dxa" w:w="120"/>
+              <w:bottom w:type="dxa" w:w="60"/>
+              <w:right w:type="dxa" w:w="120"/>
+            </w:tcMar>
+          </w:tcPr>
+          <w:p>
+            <w:pPr>
+              <w:spacing w:line="276"/>
+              <w:jc w:val="left"/>
+            </w:pPr>
+            <w:r>
+              <w:rPr>
+                <w:b w:val="false"/>
+                <w:bCs w:val="false"/>
+                <w:color w:val="9C2B4B"/>
+                <w:sz w:val="20"/>
+                <w:szCs w:val="20"/>
+                <w:rFonts w:ascii="Consolas" w:eastAsia="Microsoft YaHei"/>
+              </w:rPr>
+              <w:t xml:space="preserve">webapp/utils/ReportCatalog.js</w:t>
+            </w:r>
+          </w:p>
+        </w:tc>
+        <w:tc>
+          <w:tcPr>
+            <w:tcW w:type="pct" w:w="74%"/>
+            <w:tcMar>
+              <w:top w:type="dxa" w:w="60"/>
+              <w:left w:type="dxa" w:w="120"/>
+              <w:bottom w:type="dxa" w:w="60"/>
+              <w:right w:type="dxa" w:w="120"/>
+            </w:tcMar>
+          </w:tcPr>
+          <w:p>
+            <w:pPr>
+              <w:spacing w:line="276"/>
+              <w:jc w:val="left"/>
+            </w:pPr>
+            <w:r>
+              <w:rPr>
+                <w:b w:val="false"/>
+                <w:bCs w:val="false"/>
+                <w:color w:val="1A1A1A"/>
+                <w:sz w:val="20"/>
+                <w:szCs w:val="20"/>
+                <w:rFonts w:ascii="Times New Roman" w:eastAsia="SimSun"/>
+              </w:rPr>
+              <w:t xml:space="preserve">报表目录组件（TCode 目录与 Fiori 目录共用；可收起；纯函数可 Node 测试）</w:t>
+            </w:r>
+          </w:p>
+        </w:tc>
+      </w:tr>
+      <w:tr>
+        <w:trPr>
+          <w:cantSplit/>
+        </w:trPr>
+        <w:tc>
+          <w:tcPr>
+            <w:tcW w:type="pct" w:w="26%"/>
+            <w:tcMar>
+              <w:top w:type="dxa" w:w="60"/>
+              <w:left w:type="dxa" w:w="120"/>
+              <w:bottom w:type="dxa" w:w="60"/>
+              <w:right w:type="dxa" w:w="120"/>
+            </w:tcMar>
+          </w:tcPr>
+          <w:p>
+            <w:pPr>
+              <w:spacing w:line="276"/>
+              <w:jc w:val="left"/>
+            </w:pPr>
+            <w:r>
+              <w:rPr>
+                <w:b w:val="false"/>
+                <w:bCs w:val="false"/>
+                <w:color w:val="9C2B4B"/>
+                <w:sz w:val="20"/>
+                <w:szCs w:val="20"/>
+                <w:rFonts w:ascii="Consolas" w:eastAsia="Microsoft YaHei"/>
+              </w:rPr>
+              <w:t xml:space="preserve">webapp/controller/mixin/CatalogPanel.js</w:t>
+            </w:r>
+          </w:p>
+        </w:tc>
+        <w:tc>
+          <w:tcPr>
+            <w:tcW w:type="pct" w:w="74%"/>
+            <w:tcMar>
+              <w:top w:type="dxa" w:w="60"/>
+              <w:left w:type="dxa" w:w="120"/>
+              <w:bottom w:type="dxa" w:w="60"/>
+              <w:right w:type="dxa" w:w="120"/>
+            </w:tcMar>
+          </w:tcPr>
+          <w:p>
+            <w:pPr>
+              <w:spacing w:line="276"/>
+              <w:jc w:val="left"/>
+            </w:pPr>
+            <w:r>
+              <w:rPr>
+                <w:b w:val="false"/>
+                <w:bCs w:val="false"/>
+                <w:color w:val="1A1A1A"/>
+                <w:sz w:val="20"/>
+                <w:szCs w:val="20"/>
+                <w:rFonts w:ascii="Times New Roman" w:eastAsia="SimSun"/>
+              </w:rPr>
+              <w:t xml:space="preserve">App 控制器块：两个场景首页的目录面板（清单取一次缓存，点选发出「执行 &lt;TCode&gt;」/「选择报表：&lt;名&gt;」）</w:t>
+            </w:r>
+          </w:p>
+        </w:tc>
+      </w:tr>
+      <w:tr>
+        <w:trPr>
+          <w:cantSplit/>
+        </w:trPr>
+        <w:tc>
+          <w:tcPr>
+            <w:tcW w:type="pct" w:w="26%"/>
+            <w:tcMar>
+              <w:top w:type="dxa" w:w="60"/>
+              <w:left w:type="dxa" w:w="120"/>
+              <w:bottom w:type="dxa" w:w="60"/>
+              <w:right w:type="dxa" w:w="120"/>
+            </w:tcMar>
+          </w:tcPr>
+          <w:p>
+            <w:pPr>
+              <w:spacing w:line="276"/>
+              <w:jc w:val="left"/>
+            </w:pPr>
+            <w:r>
+              <w:rPr>
+                <w:b w:val="false"/>
+                <w:bCs w:val="false"/>
+                <w:color w:val="9C2B4B"/>
+                <w:sz w:val="20"/>
+                <w:szCs w:val="20"/>
+                <w:rFonts w:ascii="Consolas" w:eastAsia="Microsoft YaHei"/>
+              </w:rPr>
+              <w:t xml:space="preserve">webapp/controller/mixin/FioriPanel.js</w:t>
+            </w:r>
+          </w:p>
+        </w:tc>
+        <w:tc>
+          <w:tcPr>
+            <w:tcW w:type="pct" w:w="74%"/>
+            <w:tcMar>
+              <w:top w:type="dxa" w:w="60"/>
+              <w:left w:type="dxa" w:w="120"/>
+              <w:bottom w:type="dxa" w:w="60"/>
+              <w:right w:type="dxa" w:w="120"/>
+            </w:tcMar>
+          </w:tcPr>
+          <w:p>
+            <w:pPr>
+              <w:spacing w:line="276"/>
+              <w:jc w:val="left"/>
+            </w:pPr>
+            <w:r>
+              <w:rPr>
+                <w:b w:val="false"/>
+                <w:bCs w:val="false"/>
+                <w:color w:val="1A1A1A"/>
+                <w:sz w:val="20"/>
+                <w:szCs w:val="20"/>
+                <w:rFonts w:ascii="Times New Roman" w:eastAsia="SimSun"/>
+              </w:rPr>
+              <w:t xml:space="preserve">App 控制器块：Fiori 参数卡取数、结果展示、分析闸门（「交给模型分析」才发 AnalyzeTask）</w:t>
+            </w:r>
+          </w:p>
+        </w:tc>
+      </w:tr>
+      <w:tr>
+        <w:trPr>
+          <w:cantSplit/>
+        </w:trPr>
+        <w:tc>
+          <w:tcPr>
+            <w:tcW w:type="pct" w:w="26%"/>
+            <w:tcMar>
+              <w:top w:type="dxa" w:w="60"/>
+              <w:left w:type="dxa" w:w="120"/>
+              <w:bottom w:type="dxa" w:w="60"/>
+              <w:right w:type="dxa" w:w="120"/>
+            </w:tcMar>
+          </w:tcPr>
+          <w:p>
+            <w:pPr>
+              <w:spacing w:line="276"/>
+              <w:jc w:val="left"/>
+            </w:pPr>
+            <w:r>
+              <w:rPr>
+                <w:b w:val="false"/>
+                <w:bCs w:val="false"/>
+                <w:color w:val="9C2B4B"/>
+                <w:sz w:val="20"/>
+                <w:szCs w:val="20"/>
+                <w:rFonts w:ascii="Consolas" w:eastAsia="Microsoft YaHei"/>
+              </w:rPr>
+              <w:t xml:space="preserve">webapp/controller/mixin/AuthPanel.js</w:t>
+            </w:r>
+          </w:p>
+        </w:tc>
+        <w:tc>
+          <w:tcPr>
+            <w:tcW w:type="pct" w:w="74%"/>
+            <w:tcMar>
+              <w:top w:type="dxa" w:w="60"/>
+              <w:left w:type="dxa" w:w="120"/>
+              <w:bottom w:type="dxa" w:w="60"/>
+              <w:right w:type="dxa" w:w="120"/>
+            </w:tcMar>
+          </w:tcPr>
+          <w:p>
+            <w:pPr>
+              <w:spacing w:line="276"/>
+              <w:jc w:val="left"/>
+            </w:pPr>
+            <w:r>
+              <w:rPr>
+                <w:b w:val="false"/>
+                <w:bCs w:val="false"/>
+                <w:color w:val="1A1A1A"/>
+                <w:sz w:val="20"/>
+                <w:szCs w:val="20"/>
+                <w:rFonts w:ascii="Times New Roman" w:eastAsia="SimSun"/>
+              </w:rPr>
+              <w:t xml:space="preserve">App 控制器块：申请权限对话框、管理四页签（视图模型 </w:t>
+            </w:r>
+            <w:r>
+              <w:rPr>
+                <w:b w:val="false"/>
+                <w:bCs w:val="false"/>
+                <w:color w:val="9C2B4B"/>
+                <w:sz w:val="20"/>
+                <w:szCs w:val="20"/>
+                <w:rFonts w:ascii="Consolas" w:eastAsia="Microsoft YaHei"/>
+              </w:rPr>
+              <w:t xml:space="preserve">auth</w:t>
+            </w:r>
+            <w:r>
+              <w:rPr>
+                <w:b w:val="false"/>
+                <w:bCs w:val="false"/>
+                <w:color w:val="1A1A1A"/>
+                <w:sz w:val="20"/>
+                <w:szCs w:val="20"/>
+                <w:rFonts w:ascii="Times New Roman" w:eastAsia="SimSun"/>
+              </w:rPr>
+              <w:t xml:space="preserve">）</w:t>
+            </w:r>
+          </w:p>
+        </w:tc>
+      </w:tr>
+      <w:tr>
+        <w:trPr>
+          <w:cantSplit/>
+        </w:trPr>
+        <w:tc>
+          <w:tcPr>
+            <w:tcW w:type="pct" w:w="26%"/>
+            <w:tcMar>
+              <w:top w:type="dxa" w:w="60"/>
+              <w:left w:type="dxa" w:w="120"/>
+              <w:bottom w:type="dxa" w:w="60"/>
+              <w:right w:type="dxa" w:w="120"/>
+            </w:tcMar>
+          </w:tcPr>
+          <w:p>
+            <w:pPr>
+              <w:spacing w:line="276"/>
+              <w:jc w:val="left"/>
+            </w:pPr>
+            <w:r>
+              <w:rPr>
+                <w:b w:val="false"/>
+                <w:bCs w:val="false"/>
+                <w:color w:val="9C2B4B"/>
+                <w:sz w:val="20"/>
+                <w:szCs w:val="20"/>
+                <w:rFonts w:ascii="Consolas" w:eastAsia="Microsoft YaHei"/>
+              </w:rPr>
+              <w:t xml:space="preserve">webapp/controller/mixin/AuthApprove.js</w:t>
+            </w:r>
+          </w:p>
+        </w:tc>
+        <w:tc>
+          <w:tcPr>
+            <w:tcW w:type="pct" w:w="74%"/>
+            <w:tcMar>
+              <w:top w:type="dxa" w:w="60"/>
+              <w:left w:type="dxa" w:w="120"/>
+              <w:bottom w:type="dxa" w:w="60"/>
+              <w:right w:type="dxa" w:w="120"/>
+            </w:tcMar>
+          </w:tcPr>
+          <w:p>
+            <w:pPr>
+              <w:spacing w:line="276"/>
+              <w:jc w:val="left"/>
+            </w:pPr>
+            <w:r>
+              <w:rPr>
+                <w:b w:val="false"/>
+                <w:bCs w:val="false"/>
+                <w:color w:val="1A1A1A"/>
+                <w:sz w:val="20"/>
+                <w:szCs w:val="20"/>
+                <w:rFonts w:ascii="Times New Roman" w:eastAsia="SimSun"/>
+              </w:rPr>
+              <w:t xml:space="preserve">App 控制器块：审批对话框（待审批卡片 + 最近 30 条，视图模型 </w:t>
+            </w:r>
+            <w:r>
+              <w:rPr>
+                <w:b w:val="false"/>
+                <w:bCs w:val="false"/>
+                <w:color w:val="9C2B4B"/>
+                <w:sz w:val="20"/>
+                <w:szCs w:val="20"/>
+                <w:rFonts w:ascii="Consolas" w:eastAsia="Microsoft YaHei"/>
+              </w:rPr>
+              <w:t xml:space="preserve">auth</w:t>
+            </w:r>
+            <w:r>
+              <w:rPr>
+                <w:b w:val="false"/>
+                <w:bCs w:val="false"/>
+                <w:color w:val="1A1A1A"/>
+                <w:sz w:val="20"/>
+                <w:szCs w:val="20"/>
+                <w:rFonts w:ascii="Times New Roman" w:eastAsia="SimSun"/>
+              </w:rPr>
+              <w:t xml:space="preserve"> 的 </w:t>
+            </w:r>
+            <w:r>
+              <w:rPr>
+                <w:b w:val="false"/>
+                <w:bCs w:val="false"/>
+                <w:color w:val="9C2B4B"/>
+                <w:sz w:val="20"/>
+                <w:szCs w:val="20"/>
+                <w:rFonts w:ascii="Consolas" w:eastAsia="Microsoft YaHei"/>
+              </w:rPr>
+              <w:t xml:space="preserve">/apv</w:t>
+            </w:r>
+            <w:r>
+              <w:rPr>
+                <w:b w:val="false"/>
+                <w:bCs w:val="false"/>
+                <w:color w:val="1A1A1A"/>
+                <w:sz w:val="20"/>
+                <w:szCs w:val="20"/>
+                <w:rFonts w:ascii="Times New Roman" w:eastAsia="SimSun"/>
+              </w:rPr>
+              <w:t xml:space="preserve">）</w:t>
+            </w:r>
+          </w:p>
+        </w:tc>
+      </w:tr>
+      <w:tr>
+        <w:trPr>
+          <w:cantSplit/>
+        </w:trPr>
+        <w:tc>
+          <w:tcPr>
+            <w:tcW w:type="pct" w:w="26%"/>
+            <w:tcMar>
+              <w:top w:type="dxa" w:w="60"/>
+              <w:left w:type="dxa" w:w="120"/>
+              <w:bottom w:type="dxa" w:w="60"/>
+              <w:right w:type="dxa" w:w="120"/>
+            </w:tcMar>
+          </w:tcPr>
+          <w:p>
+            <w:pPr>
+              <w:spacing w:line="276"/>
+              <w:jc w:val="left"/>
+            </w:pPr>
+            <w:r>
+              <w:rPr>
+                <w:b w:val="false"/>
+                <w:bCs w:val="false"/>
+                <w:color w:val="9C2B4B"/>
+                <w:sz w:val="20"/>
+                <w:szCs w:val="20"/>
+                <w:rFonts w:ascii="Consolas" w:eastAsia="Microsoft YaHei"/>
+              </w:rPr>
+              <w:t xml:space="preserve">webapp/view/AuthDialog/AuthResult/AuthAdmin/AuthAdminDialog/AuthApprove.fragment.xml</w:t>
+            </w:r>
+          </w:p>
+        </w:tc>
+        <w:tc>
+          <w:tcPr>
+            <w:tcW w:type="pct" w:w="74%"/>
+            <w:tcMar>
+              <w:top w:type="dxa" w:w="60"/>
+              <w:left w:type="dxa" w:w="120"/>
+              <w:bottom w:type="dxa" w:w="60"/>
+              <w:right w:type="dxa" w:w="120"/>
+            </w:tcMar>
+          </w:tcPr>
+          <w:p>
+            <w:pPr>
+              <w:spacing w:line="276"/>
+              <w:jc w:val="left"/>
+            </w:pPr>
+            <w:r>
+              <w:rPr>
+                <w:b w:val="false"/>
+                <w:bCs w:val="false"/>
+                <w:color w:val="1A1A1A"/>
+                <w:sz w:val="20"/>
+                <w:szCs w:val="20"/>
+                <w:rFonts w:ascii="Times New Roman" w:eastAsia="SimSun"/>
+              </w:rPr>
+              <w:t xml:space="preserve">权限申请 / 结果 / 管理 / 审批的界面片段</w:t>
+            </w:r>
+          </w:p>
+        </w:tc>
+      </w:tr>
+      <w:tr>
+        <w:trPr>
+          <w:cantSplit/>
+        </w:trPr>
+        <w:tc>
+          <w:tcPr>
+            <w:tcW w:type="pct" w:w="26%"/>
+            <w:tcMar>
+              <w:top w:type="dxa" w:w="60"/>
+              <w:left w:type="dxa" w:w="120"/>
+              <w:bottom w:type="dxa" w:w="60"/>
+              <w:right w:type="dxa" w:w="120"/>
+            </w:tcMar>
+          </w:tcPr>
+          <w:p>
+            <w:pPr>
+              <w:spacing w:line="276"/>
+              <w:jc w:val="left"/>
+            </w:pPr>
+            <w:r>
+              <w:rPr>
+                <w:b w:val="false"/>
+                <w:bCs w:val="false"/>
+                <w:color w:val="9C2B4B"/>
+                <w:sz w:val="20"/>
+                <w:szCs w:val="20"/>
+                <w:rFonts w:ascii="Consolas" w:eastAsia="Microsoft YaHei"/>
+              </w:rPr>
+              <w:t xml:space="preserve">webapp/view/ModelPicker.fragment.xml</w:t>
+            </w:r>
+          </w:p>
+        </w:tc>
+        <w:tc>
+          <w:tcPr>
+            <w:tcW w:type="pct" w:w="74%"/>
+            <w:tcMar>
+              <w:top w:type="dxa" w:w="60"/>
+              <w:left w:type="dxa" w:w="120"/>
+              <w:bottom w:type="dxa" w:w="60"/>
+              <w:right w:type="dxa" w:w="120"/>
+            </w:tcMar>
+          </w:tcPr>
+          <w:p>
+            <w:pPr>
+              <w:spacing w:line="276"/>
+              <w:jc w:val="left"/>
+            </w:pPr>
+            <w:r>
+              <w:rPr>
+                <w:b w:val="false"/>
+                <w:bCs w:val="false"/>
+                <w:color w:val="1A1A1A"/>
+                <w:sz w:val="20"/>
+                <w:szCs w:val="20"/>
+                <w:rFonts w:ascii="Times New Roman" w:eastAsia="SimSun"/>
+              </w:rPr>
+              <w:t xml:space="preserve">输入框旁的模型选择弹出层（会话级）</w:t>
+            </w:r>
+          </w:p>
+        </w:tc>
+      </w:tr>
+      <w:tr>
+        <w:trPr>
+          <w:cantSplit/>
+        </w:trPr>
+        <w:tc>
+          <w:tcPr>
+            <w:tcW w:type="pct" w:w="26%"/>
+            <w:tcMar>
+              <w:top w:type="dxa" w:w="60"/>
+              <w:left w:type="dxa" w:w="120"/>
+              <w:bottom w:type="dxa" w:w="60"/>
+              <w:right w:type="dxa" w:w="120"/>
+            </w:tcMar>
+          </w:tcPr>
+          <w:p>
+            <w:pPr>
+              <w:spacing w:line="276"/>
+              <w:jc w:val="left"/>
+            </w:pPr>
+            <w:r>
+              <w:rPr>
+                <w:b w:val="false"/>
+                <w:bCs w:val="false"/>
+                <w:color w:val="9C2B4B"/>
+                <w:sz w:val="20"/>
+                <w:szCs w:val="20"/>
+                <w:rFonts w:ascii="Consolas" w:eastAsia="Microsoft YaHei"/>
+              </w:rPr>
+              <w:t xml:space="preserve">webapp/service/AuthMockBackend.js</w:t>
+            </w:r>
+            <w:r>
+              <w:rPr>
+                <w:b w:val="false"/>
+                <w:bCs w:val="false"/>
+                <w:color w:val="1A1A1A"/>
+                <w:sz w:val="20"/>
+                <w:szCs w:val="20"/>
+                <w:rFonts w:ascii="Times New Roman" w:eastAsia="SimSun"/>
+              </w:rPr>
+              <w:t xml:space="preserve"> / </w:t>
+            </w:r>
+            <w:r>
+              <w:rPr>
+                <w:b w:val="false"/>
+                <w:bCs w:val="false"/>
+                <w:color w:val="9C2B4B"/>
+                <w:sz w:val="20"/>
+                <w:szCs w:val="20"/>
+                <w:rFonts w:ascii="Consolas" w:eastAsia="Microsoft YaHei"/>
+              </w:rPr>
+              <w:t xml:space="preserve">FioriMockBackend.js</w:t>
+            </w:r>
+          </w:p>
+        </w:tc>
+        <w:tc>
+          <w:tcPr>
+            <w:tcW w:type="pct" w:w="74%"/>
+            <w:tcMar>
+              <w:top w:type="dxa" w:w="60"/>
+              <w:left w:type="dxa" w:w="120"/>
+              <w:bottom w:type="dxa" w:w="60"/>
+              <w:right w:type="dxa" w:w="120"/>
+            </w:tcMar>
+          </w:tcPr>
+          <w:p>
+            <w:pPr>
+              <w:spacing w:line="276"/>
+              <w:jc w:val="left"/>
+            </w:pPr>
+            <w:r>
+              <w:rPr>
+                <w:b w:val="false"/>
+                <w:bCs w:val="false"/>
+                <w:color w:val="1A1A1A"/>
+                <w:sz w:val="20"/>
+                <w:szCs w:val="20"/>
+                <w:rFonts w:ascii="Times New Roman" w:eastAsia="SimSun"/>
+              </w:rPr>
+              <w:t xml:space="preserve">演示模式假后端（无 SAP 时演示权限 / Fiori 界面用）</w:t>
+            </w:r>
+          </w:p>
+        </w:tc>
+      </w:tr>
+    </w:tbl>
+    <w:p>
+      <w:pPr>
+        <w:spacing w:after="60"/>
+      </w:pPr>
+    </w:p>
+    <w:p>
+      <w:pPr>
+        <w:spacing w:line="312" w:after="60"/>
+        <w:ind w:firstLine="480"/>
+        <w:jc w:val="both"/>
+      </w:pPr>
+      <w:r>
+        <w:rPr>
+          <w:b w:val="false"/>
+          <w:bCs w:val="false"/>
+          <w:color w:val="1A1A1A"/>
+          <w:sz w:val="24"/>
+          <w:szCs w:val="24"/>
+          <w:rFonts w:ascii="Times New Roman" w:eastAsia="SimSun"/>
+        </w:rPr>
+        <w:t xml:space="preserve">其余为修改：</w:t>
       </w:r>
       <w:r>
         <w:rPr>
@@ -4896,7 +5395,7 @@
           <w:szCs w:val="24"/>
           <w:rFonts w:ascii="Consolas" w:eastAsia="Microsoft YaHei"/>
         </w:rPr>
-        <w:t xml:space="preserve">webapp/config.js</w:t>
+        <w:t xml:space="preserve">App.controller.js</w:t>
       </w:r>
       <w:r>
         <w:rPr>
@@ -4907,7 +5406,279 @@
           <w:szCs w:val="24"/>
           <w:rFonts w:ascii="Times New Roman" w:eastAsia="SimSun"/>
         </w:rPr>
-        <w:t xml:space="preserve">（构建后 dist/config.js 才是部署生效的那份），确认五个值：</w:t>
+        <w:t xml:space="preserve">（并入上述 mixin）、</w:t>
+      </w:r>
+      <w:r>
+        <w:rPr>
+          <w:b w:val="false"/>
+          <w:bCs w:val="false"/>
+          <w:color w:val="9C2B4B"/>
+          <w:sz w:val="24"/>
+          <w:szCs w:val="24"/>
+          <w:rFonts w:ascii="Consolas" w:eastAsia="Microsoft YaHei"/>
+        </w:rPr>
+        <w:t xml:space="preserve">ChatService.js</w:t>
+      </w:r>
+      <w:r>
+        <w:rPr>
+          <w:b w:val="false"/>
+          <w:bCs w:val="false"/>
+          <w:color w:val="1A1A1A"/>
+          <w:sz w:val="24"/>
+          <w:szCs w:val="24"/>
+          <w:rFonts w:ascii="Times New Roman" w:eastAsia="SimSun"/>
+        </w:rPr>
+        <w:t xml:space="preserve">（auth* / fiori* 调用、</w:t>
+      </w:r>
+      <w:r>
+        <w:rPr>
+          <w:b w:val="false"/>
+          <w:bCs w:val="false"/>
+          <w:color w:val="9C2B4B"/>
+          <w:sz w:val="24"/>
+          <w:szCs w:val="24"/>
+          <w:rFonts w:ascii="Consolas" w:eastAsia="Microsoft YaHei"/>
+        </w:rPr>
+        <w:t xml:space="preserve">_prepareQuestion</w:t>
+      </w:r>
+      <w:r>
+        <w:rPr>
+          <w:b w:val="false"/>
+          <w:bCs w:val="false"/>
+          <w:color w:val="1A1A1A"/>
+          <w:sz w:val="24"/>
+          <w:szCs w:val="24"/>
+          <w:rFonts w:ascii="Times New Roman" w:eastAsia="SimSun"/>
+        </w:rPr>
+        <w:t xml:space="preserve">）、</w:t>
+      </w:r>
+      <w:r>
+        <w:rPr>
+          <w:b w:val="false"/>
+          <w:bCs w:val="false"/>
+          <w:color w:val="9C2B4B"/>
+          <w:sz w:val="24"/>
+          <w:szCs w:val="24"/>
+          <w:rFonts w:ascii="Consolas" w:eastAsia="Microsoft YaHei"/>
+        </w:rPr>
+        <w:t xml:space="preserve">App.view.xml</w:t>
+      </w:r>
+      <w:r>
+        <w:rPr>
+          <w:b w:val="false"/>
+          <w:bCs w:val="false"/>
+          <w:color w:val="1A1A1A"/>
+          <w:sz w:val="24"/>
+          <w:szCs w:val="24"/>
+          <w:rFonts w:ascii="Times New Roman" w:eastAsia="SimSun"/>
+        </w:rPr>
+        <w:t xml:space="preserve">（侧栏入口、输入框模型按钮）、</w:t>
+      </w:r>
+      <w:r>
+        <w:rPr>
+          <w:b w:val="false"/>
+          <w:bCs w:val="false"/>
+          <w:color w:val="9C2B4B"/>
+          <w:sz w:val="24"/>
+          <w:szCs w:val="24"/>
+          <w:rFonts w:ascii="Consolas" w:eastAsia="Microsoft YaHei"/>
+        </w:rPr>
+        <w:t xml:space="preserve">i18n.properties</w:t>
+      </w:r>
+      <w:r>
+        <w:rPr>
+          <w:b w:val="false"/>
+          <w:bCs w:val="false"/>
+          <w:color w:val="1A1A1A"/>
+          <w:sz w:val="24"/>
+          <w:szCs w:val="24"/>
+          <w:rFonts w:ascii="Times New Roman" w:eastAsia="SimSun"/>
+        </w:rPr>
+        <w:t xml:space="preserve">、样式 css 等。</w:t>
+      </w:r>
+    </w:p>
+    <w:p>
+      <w:pPr>
+        <w:pStyle w:val="Heading2"/>
+        <w:spacing w:before="240" w:after="120" w:line="312"/>
+      </w:pPr>
+      <w:r>
+        <w:rPr>
+          <w:b/>
+          <w:bCs/>
+          <w:color w:val="1B6B7A"/>
+          <w:sz w:val="28"/>
+          <w:szCs w:val="28"/>
+          <w:rFonts w:ascii="Arial" w:eastAsia="SimHei"/>
+          <w:highlight w:val="yellow"/>
+          <w:highlightCs w:val="yellow"/>
+        </w:rPr>
+        <w:t xml:space="preserve">〇-B.2 构建前检查</w:t>
+      </w:r>
+    </w:p>
+    <w:p>
+      <w:pPr>
+        <w:pStyle w:val="ListParagraph"/>
+        <w:numPr>
+          <w:ilvl w:val="0"/>
+          <w:numId w:val="6"/>
+        </w:numPr>
+        <w:spacing w:line="312" w:after="40"/>
+        <w:jc w:val="both"/>
+      </w:pPr>
+      <w:r>
+        <w:rPr>
+          <w:b w:val="false"/>
+          <w:bCs w:val="false"/>
+          <w:color w:val="1A1A1A"/>
+          <w:sz w:val="22"/>
+          <w:szCs w:val="22"/>
+          <w:rFonts w:ascii="Times New Roman" w:eastAsia="SimSun"/>
+        </w:rPr>
+        <w:t xml:space="preserve">后端已按 03-后端实施文档 〇-B 章完成：</w:t>
+      </w:r>
+      <w:r>
+        <w:rPr>
+          <w:b w:val="false"/>
+          <w:bCs w:val="false"/>
+          <w:color w:val="9C2B4B"/>
+          <w:sz w:val="22"/>
+          <w:szCs w:val="22"/>
+          <w:rFonts w:ascii="Consolas" w:eastAsia="Microsoft YaHei"/>
+        </w:rPr>
+        <w:t xml:space="preserve">$metadata</w:t>
+      </w:r>
+      <w:r>
+        <w:rPr>
+          <w:b w:val="false"/>
+          <w:bCs w:val="false"/>
+          <w:color w:val="1A1A1A"/>
+          <w:sz w:val="22"/>
+          <w:szCs w:val="22"/>
+          <w:rFonts w:ascii="Times New Roman" w:eastAsia="SimSun"/>
+        </w:rPr>
+        <w:t xml:space="preserve"> 里已有 9 个 </w:t>
+      </w:r>
+      <w:r>
+        <w:rPr>
+          <w:b w:val="false"/>
+          <w:bCs w:val="false"/>
+          <w:color w:val="9C2B4B"/>
+          <w:sz w:val="22"/>
+          <w:szCs w:val="22"/>
+          <w:rFonts w:ascii="Consolas" w:eastAsia="Microsoft YaHei"/>
+        </w:rPr>
+        <w:t xml:space="preserve">Auth*</w:t>
+      </w:r>
+      <w:r>
+        <w:rPr>
+          <w:b w:val="false"/>
+          <w:bCs w:val="false"/>
+          <w:color w:val="1A1A1A"/>
+          <w:sz w:val="22"/>
+          <w:szCs w:val="22"/>
+          <w:rFonts w:ascii="Times New Roman" w:eastAsia="SimSun"/>
+        </w:rPr>
+        <w:t xml:space="preserve"> + 3 个 </w:t>
+      </w:r>
+      <w:r>
+        <w:rPr>
+          <w:b w:val="false"/>
+          <w:bCs w:val="false"/>
+          <w:color w:val="9C2B4B"/>
+          <w:sz w:val="22"/>
+          <w:szCs w:val="22"/>
+          <w:rFonts w:ascii="Consolas" w:eastAsia="Microsoft YaHei"/>
+        </w:rPr>
+        <w:t xml:space="preserve">Fiori*</w:t>
+      </w:r>
+      <w:r>
+        <w:rPr>
+          <w:b w:val="false"/>
+          <w:bCs w:val="false"/>
+          <w:color w:val="1A1A1A"/>
+          <w:sz w:val="22"/>
+          <w:szCs w:val="22"/>
+          <w:rFonts w:ascii="Times New Roman" w:eastAsia="SimSun"/>
+        </w:rPr>
+        <w:t xml:space="preserve"> 函数导入与 </w:t>
+      </w:r>
+      <w:r>
+        <w:rPr>
+          <w:b w:val="false"/>
+          <w:bCs w:val="false"/>
+          <w:color w:val="9C2B4B"/>
+          <w:sz w:val="22"/>
+          <w:szCs w:val="22"/>
+          <w:rFonts w:ascii="Consolas" w:eastAsia="Microsoft YaHei"/>
+        </w:rPr>
+        <w:t xml:space="preserve">ChatTexts</w:t>
+      </w:r>
+      <w:r>
+        <w:rPr>
+          <w:b w:val="false"/>
+          <w:bCs w:val="false"/>
+          <w:color w:val="1A1A1A"/>
+          <w:sz w:val="22"/>
+          <w:szCs w:val="22"/>
+          <w:rFonts w:ascii="Times New Roman" w:eastAsia="SimSun"/>
+        </w:rPr>
+        <w:t xml:space="preserve"> 实体集。旧 metadata 时新界面会显示后端的“未开启/未部署”提示（不白屏），但功能不可用。</w:t>
+      </w:r>
+    </w:p>
+    <w:p>
+      <w:pPr>
+        <w:pStyle w:val="ListParagraph"/>
+        <w:numPr>
+          <w:ilvl w:val="0"/>
+          <w:numId w:val="6"/>
+        </w:numPr>
+        <w:spacing w:line="312" w:after="40"/>
+        <w:jc w:val="both"/>
+      </w:pPr>
+      <w:r>
+        <w:rPr>
+          <w:b w:val="false"/>
+          <w:bCs w:val="false"/>
+          <w:color w:val="9C2B4B"/>
+          <w:sz w:val="22"/>
+          <w:szCs w:val="22"/>
+          <w:rFonts w:ascii="Consolas" w:eastAsia="Microsoft YaHei"/>
+        </w:rPr>
+        <w:t xml:space="preserve">webapp/config.js</w:t>
+      </w:r>
+      <w:r>
+        <w:rPr>
+          <w:b w:val="false"/>
+          <w:bCs w:val="false"/>
+          <w:color w:val="1A1A1A"/>
+          <w:sz w:val="22"/>
+          <w:szCs w:val="22"/>
+          <w:rFonts w:ascii="Times New Roman" w:eastAsia="SimSun"/>
+        </w:rPr>
+        <w:t xml:space="preserve"> 检查口径不变（mode=backend、host 空、ui5Src 本地资源、不写 API Key）。</w:t>
+      </w:r>
+    </w:p>
+    <w:p>
+      <w:pPr>
+        <w:pStyle w:val="ListParagraph"/>
+        <w:numPr>
+          <w:ilvl w:val="0"/>
+          <w:numId w:val="6"/>
+        </w:numPr>
+        <w:spacing w:line="312" w:after="40"/>
+        <w:jc w:val="both"/>
+      </w:pPr>
+      <w:r>
+        <w:rPr>
+          <w:b w:val="false"/>
+          <w:bCs w:val="false"/>
+          <w:color w:val="1A1A1A"/>
+          <w:sz w:val="22"/>
+          <w:szCs w:val="22"/>
+          <w:rFonts w:ascii="Times New Roman" w:eastAsia="SimSun"/>
+        </w:rPr>
+        <w:t xml:space="preserve">在项目根目录执行（新增文件一并做语法检查）：</w:t>
       </w:r>
     </w:p>
     <w:tbl>
@@ -4948,7 +5719,7 @@
                 <w:szCs w:val="17"/>
                 <w:rFonts w:ascii="Consolas" w:eastAsia="Microsoft YaHei"/>
               </w:rPr>
-              <w:t xml:space="preserve">mode: "backend",                        // 后端模式（探测失败自动降级演示）</w:t>
+              <w:t xml:space="preserve">node --check webapp/controller/App.controller.js</w:t>
             </w:r>
           </w:p>
           <w:p>
@@ -4962,7 +5733,7 @@
                 <w:szCs w:val="17"/>
                 <w:rFonts w:ascii="Consolas" w:eastAsia="Microsoft YaHei"/>
               </w:rPr>
-              <w:t xml:space="preserve">host: "",                               // ★ 部署进 SAP 同域必须留空！填了反而跨域</w:t>
+              <w:t xml:space="preserve">node --check webapp/service/ChatService.js</w:t>
             </w:r>
           </w:p>
           <w:p>
@@ -4976,7 +5747,7 @@
                 <w:szCs w:val="17"/>
                 <w:rFonts w:ascii="Consolas" w:eastAsia="Microsoft YaHei"/>
               </w:rPr>
-              <w:t xml:space="preserve">path: "/sap/opu/odata/sap/ZAI_CHAT_SRV/",</w:t>
+              <w:t xml:space="preserve">node --check webapp/utils/ReportCatalog.js</w:t>
             </w:r>
           </w:p>
           <w:p>
@@ -4990,7 +5761,7 @@
                 <w:szCs w:val="17"/>
                 <w:rFonts w:ascii="Consolas" w:eastAsia="Microsoft YaHei"/>
               </w:rPr>
-              <w:t xml:space="preserve">ui5Src: "./resources/sap-ui-core.js",  // ★ 随包自带 UI5（内网部署命根子）</w:t>
+              <w:t xml:space="preserve">node --check webapp/controller/mixin/CatalogPanel.js</w:t>
             </w:r>
           </w:p>
           <w:p>
@@ -5004,7 +5775,49 @@
                 <w:szCs w:val="17"/>
                 <w:rFonts w:ascii="Consolas" w:eastAsia="Microsoft YaHei"/>
               </w:rPr>
-              <w:t xml:space="preserve">ui5Theme: "sap_horizon"</w:t>
+              <w:t xml:space="preserve">node --check webapp/controller/mixin/FioriPanel.js</w:t>
+            </w:r>
+          </w:p>
+          <w:p>
+            <w:pPr>
+              <w:spacing w:line="252" w:lineRule="atLeast" w:before="0" w:after="0"/>
+            </w:pPr>
+            <w:r>
+              <w:rPr>
+                <w:color w:val="24292E"/>
+                <w:sz w:val="17"/>
+                <w:szCs w:val="17"/>
+                <w:rFonts w:ascii="Consolas" w:eastAsia="Microsoft YaHei"/>
+              </w:rPr>
+              <w:t xml:space="preserve">node --check webapp/controller/mixin/AuthPanel.js</w:t>
+            </w:r>
+          </w:p>
+          <w:p>
+            <w:pPr>
+              <w:spacing w:line="252" w:lineRule="atLeast" w:before="0" w:after="0"/>
+            </w:pPr>
+            <w:r>
+              <w:rPr>
+                <w:color w:val="24292E"/>
+                <w:sz w:val="17"/>
+                <w:szCs w:val="17"/>
+                <w:rFonts w:ascii="Consolas" w:eastAsia="Microsoft YaHei"/>
+              </w:rPr>
+              <w:t xml:space="preserve">node --check webapp/controller/mixin/AuthApprove.js</w:t>
+            </w:r>
+          </w:p>
+          <w:p>
+            <w:pPr>
+              <w:spacing w:line="252" w:lineRule="atLeast" w:before="0" w:after="0"/>
+            </w:pPr>
+            <w:r>
+              <w:rPr>
+                <w:color w:val="24292E"/>
+                <w:sz w:val="17"/>
+                <w:szCs w:val="17"/>
+                <w:rFonts w:ascii="Consolas" w:eastAsia="Microsoft YaHei"/>
+              </w:rPr>
+              <w:t xml:space="preserve">npm run build</w:t>
             </w:r>
           </w:p>
         </w:tc>
@@ -5017,8 +5830,12 @@
     </w:p>
     <w:p>
       <w:pPr>
-        <w:spacing w:line="312" w:after="60"/>
-        <w:ind w:firstLine="480"/>
+        <w:pStyle w:val="ListParagraph"/>
+        <w:numPr>
+          <w:ilvl w:val="0"/>
+          <w:numId w:val="7"/>
+        </w:numPr>
+        <w:spacing w:line="312" w:after="40"/>
         <w:jc w:val="both"/>
       </w:pPr>
       <w:r>
@@ -5026,73 +5843,33 @@
           <w:b w:val="false"/>
           <w:bCs w:val="false"/>
           <w:color w:val="1A1A1A"/>
-          <w:sz w:val="24"/>
-          <w:szCs w:val="24"/>
-          <w:rFonts w:ascii="Times New Roman" w:eastAsia="SimSun"/>
-        </w:rPr>
-        <w:t xml:space="preserve">⚠️ 最常见翻车点：</w:t>
+          <w:sz w:val="22"/>
+          <w:szCs w:val="22"/>
+          <w:rFonts w:ascii="Times New Roman" w:eastAsia="SimSun"/>
+        </w:rPr>
+        <w:t xml:space="preserve">构建后 grep </w:t>
       </w:r>
       <w:r>
         <w:rPr>
           <w:b w:val="false"/>
           <w:bCs w:val="false"/>
           <w:color w:val="9C2B4B"/>
-          <w:sz w:val="24"/>
-          <w:szCs w:val="24"/>
+          <w:sz w:val="22"/>
+          <w:szCs w:val="22"/>
           <w:rFonts w:ascii="Consolas" w:eastAsia="Microsoft YaHei"/>
         </w:rPr>
-        <w:t xml:space="preserve">host</w:t>
-      </w:r>
-      <w:r>
-        <w:rPr>
-          <w:b w:val="false"/>
-          <w:bCs w:val="false"/>
-          <w:color w:val="1A1A1A"/>
-          <w:sz w:val="24"/>
-          <w:szCs w:val="24"/>
-          <w:rFonts w:ascii="Times New Roman" w:eastAsia="SimSun"/>
-        </w:rPr>
-        <w:t xml:space="preserve"> 填了开发机地址（如 </w:t>
-      </w:r>
-      <w:r>
-        <w:rPr>
-          <w:b w:val="false"/>
-          <w:bCs w:val="false"/>
-          <w:color w:val="9C2B4B"/>
-          <w:sz w:val="24"/>
-          <w:szCs w:val="24"/>
-          <w:rFonts w:ascii="Consolas" w:eastAsia="Microsoft YaHei"/>
-        </w:rPr>
-        <w:t xml:space="preserve">http://sapgls4dev...:8000</w:t>
-      </w:r>
-      <w:r>
-        <w:rPr>
-          <w:b w:val="false"/>
-          <w:bCs w:val="false"/>
-          <w:color w:val="1A1A1A"/>
-          <w:sz w:val="24"/>
-          <w:szCs w:val="24"/>
-          <w:rFonts w:ascii="Times New Roman" w:eastAsia="SimSun"/>
-        </w:rPr>
-        <w:t xml:space="preserve">）。同源部署 host 必须空串。</w:t>
-      </w:r>
-    </w:p>
-    <w:p>
-      <w:pPr>
-        <w:pStyle w:val="Heading1"/>
-        <w:pageBreakBefore/>
-        <w:spacing w:before="360" w:after="160" w:line="312"/>
-      </w:pPr>
-      <w:r>
-        <w:rPr>
-          <w:b/>
-          <w:bCs/>
-          <w:color w:val="1B6B7A"/>
-          <w:sz w:val="32"/>
-          <w:szCs w:val="32"/>
-          <w:rFonts w:ascii="Arial" w:eastAsia="SimHei"/>
-        </w:rPr>
-        <w:t xml:space="preserve">二、构建</w:t>
+        <w:t xml:space="preserve">dist/Component-preload.js</w:t>
+      </w:r>
+      <w:r>
+        <w:rPr>
+          <w:b w:val="false"/>
+          <w:bCs w:val="false"/>
+          <w:color w:val="1A1A1A"/>
+          <w:sz w:val="22"/>
+          <w:szCs w:val="22"/>
+          <w:rFonts w:ascii="Times New Roman" w:eastAsia="SimSun"/>
+        </w:rPr>
+        <w:t xml:space="preserve">，应能找到以下模块名（缺 = 构建用了旧代码或漏文件）：</w:t>
       </w:r>
     </w:p>
     <w:tbl>
@@ -5133,7 +5910,7 @@
                 <w:szCs w:val="17"/>
                 <w:rFonts w:ascii="Consolas" w:eastAsia="Microsoft YaHei"/>
               </w:rPr>
-              <w:t xml:space="preserve">npm install        # 仅首次/依赖变化（内网无外网：拷现成 node_modules）</w:t>
+              <w:t xml:space="preserve">grep -c "zai/chat/utils/ReportCatalog" dist/Component-preload.js</w:t>
             </w:r>
           </w:p>
           <w:p>
@@ -5147,7 +5924,77 @@
                 <w:szCs w:val="17"/>
                 <w:rFonts w:ascii="Consolas" w:eastAsia="Microsoft YaHei"/>
               </w:rPr>
-              <w:t xml:space="preserve">npm run build      # ui5 build --all --clean-dest，产物 dist/，约 1.5~8 分钟</w:t>
+              <w:t xml:space="preserve">grep -c "zai/chat/controller/mixin/CatalogPanel" dist/Component-preload.js</w:t>
+            </w:r>
+          </w:p>
+          <w:p>
+            <w:pPr>
+              <w:spacing w:line="252" w:lineRule="atLeast" w:before="0" w:after="0"/>
+            </w:pPr>
+            <w:r>
+              <w:rPr>
+                <w:color w:val="24292E"/>
+                <w:sz w:val="17"/>
+                <w:szCs w:val="17"/>
+                <w:rFonts w:ascii="Consolas" w:eastAsia="Microsoft YaHei"/>
+              </w:rPr>
+              <w:t xml:space="preserve">grep -c "zai/chat/controller/mixin/FioriPanel" dist/Component-preload.js</w:t>
+            </w:r>
+          </w:p>
+          <w:p>
+            <w:pPr>
+              <w:spacing w:line="252" w:lineRule="atLeast" w:before="0" w:after="0"/>
+            </w:pPr>
+            <w:r>
+              <w:rPr>
+                <w:color w:val="24292E"/>
+                <w:sz w:val="17"/>
+                <w:szCs w:val="17"/>
+                <w:rFonts w:ascii="Consolas" w:eastAsia="Microsoft YaHei"/>
+              </w:rPr>
+              <w:t xml:space="preserve">grep -c "zai/chat/controller/mixin/AuthPanel" dist/Component-preload.js</w:t>
+            </w:r>
+          </w:p>
+          <w:p>
+            <w:pPr>
+              <w:spacing w:line="252" w:lineRule="atLeast" w:before="0" w:after="0"/>
+            </w:pPr>
+            <w:r>
+              <w:rPr>
+                <w:color w:val="24292E"/>
+                <w:sz w:val="17"/>
+                <w:szCs w:val="17"/>
+                <w:rFonts w:ascii="Consolas" w:eastAsia="Microsoft YaHei"/>
+              </w:rPr>
+              <w:t xml:space="preserve">grep -c "zai/chat/controller/mixin/AuthApprove" dist/Component-preload.js</w:t>
+            </w:r>
+          </w:p>
+          <w:p>
+            <w:pPr>
+              <w:spacing w:line="252" w:lineRule="atLeast" w:before="0" w:after="0"/>
+            </w:pPr>
+            <w:r>
+              <w:rPr>
+                <w:color w:val="24292E"/>
+                <w:sz w:val="17"/>
+                <w:szCs w:val="17"/>
+                <w:rFonts w:ascii="Consolas" w:eastAsia="Microsoft YaHei"/>
+              </w:rPr>
+              <w:t xml:space="preserve">grep -c "_prepareQuestion" dist/Component-preload.js</w:t>
+            </w:r>
+          </w:p>
+          <w:p>
+            <w:pPr>
+              <w:spacing w:line="252" w:lineRule="atLeast" w:before="0" w:after="0"/>
+            </w:pPr>
+            <w:r>
+              <w:rPr>
+                <w:color w:val="24292E"/>
+                <w:sz w:val="17"/>
+                <w:szCs w:val="17"/>
+                <w:rFonts w:ascii="Consolas" w:eastAsia="Microsoft YaHei"/>
+              </w:rPr>
+              <w:t xml:space="preserve">test -f dist/model/evalCases.json</w:t>
             </w:r>
           </w:p>
         </w:tc>
@@ -5157,149 +6004,6 @@
       <w:pPr>
         <w:spacing w:after="60"/>
       </w:pPr>
-    </w:p>
-    <w:p>
-      <w:pPr>
-        <w:pStyle w:val="ListParagraph"/>
-        <w:numPr>
-          <w:ilvl w:val="0"/>
-          <w:numId w:val="1"/>
-        </w:numPr>
-        <w:spacing w:line="312" w:after="40"/>
-        <w:jc w:val="both"/>
-      </w:pPr>
-      <w:r>
-        <w:rPr>
-          <w:b w:val="false"/>
-          <w:bCs w:val="false"/>
-          <w:color w:val="9C2B4B"/>
-          <w:sz w:val="22"/>
-          <w:szCs w:val="22"/>
-          <w:rFonts w:ascii="Consolas" w:eastAsia="Microsoft YaHei"/>
-        </w:rPr>
-        <w:t xml:space="preserve">--all</w:t>
-      </w:r>
-      <w:r>
-        <w:rPr>
-          <w:b w:val="false"/>
-          <w:bCs w:val="false"/>
-          <w:color w:val="1A1A1A"/>
-          <w:sz w:val="22"/>
-          <w:szCs w:val="22"/>
-          <w:rFonts w:ascii="Times New Roman" w:eastAsia="SimSun"/>
-        </w:rPr>
-        <w:t xml:space="preserve"> 会把 UI5 1.130 运行时 + 双主题库整个打进 </w:t>
-      </w:r>
-      <w:r>
-        <w:rPr>
-          <w:b w:val="false"/>
-          <w:bCs w:val="false"/>
-          <w:color w:val="9C2B4B"/>
-          <w:sz w:val="22"/>
-          <w:szCs w:val="22"/>
-          <w:rFonts w:ascii="Consolas" w:eastAsia="Microsoft YaHei"/>
-        </w:rPr>
-        <w:t xml:space="preserve">dist/resources/</w:t>
-      </w:r>
-      <w:r>
-        <w:rPr>
-          <w:b w:val="false"/>
-          <w:bCs w:val="false"/>
-          <w:color w:val="1A1A1A"/>
-          <w:sz w:val="22"/>
-          <w:szCs w:val="22"/>
-          <w:rFonts w:ascii="Times New Roman" w:eastAsia="SimSun"/>
-        </w:rPr>
-        <w:t xml:space="preserve">（ui5.yaml 已声明 framework）——</w:t>
-      </w:r>
-      <w:r>
-        <w:rPr>
-          <w:b/>
-          <w:bCs/>
-          <w:color w:val="1A1A1A"/>
-          <w:sz w:val="22"/>
-          <w:szCs w:val="22"/>
-          <w:rFonts w:ascii="Times New Roman" w:eastAsia="SimSun"/>
-        </w:rPr>
-        <w:t xml:space="preserve">部署后不依赖公网 CDN、不依赖服务器内置 UI5 版本</w:t>
-      </w:r>
-      <w:r>
-        <w:rPr>
-          <w:b w:val="false"/>
-          <w:bCs w:val="false"/>
-          <w:color w:val="1A1A1A"/>
-          <w:sz w:val="22"/>
-          <w:szCs w:val="22"/>
-          <w:rFonts w:ascii="Times New Roman" w:eastAsia="SimSun"/>
-        </w:rPr>
-        <w:t xml:space="preserve">；</w:t>
-      </w:r>
-    </w:p>
-    <w:p>
-      <w:pPr>
-        <w:pStyle w:val="ListParagraph"/>
-        <w:numPr>
-          <w:ilvl w:val="0"/>
-          <w:numId w:val="1"/>
-        </w:numPr>
-        <w:spacing w:line="312" w:after="40"/>
-        <w:jc w:val="both"/>
-      </w:pPr>
-      <w:r>
-        <w:rPr>
-          <w:b w:val="false"/>
-          <w:bCs w:val="false"/>
-          <w:color w:val="1A1A1A"/>
-          <w:sz w:val="22"/>
-          <w:szCs w:val="22"/>
-          <w:rFonts w:ascii="Times New Roman" w:eastAsia="SimSun"/>
-        </w:rPr>
-        <w:t xml:space="preserve">内网构建机离线方案：把交付包 </w:t>
-      </w:r>
-      <w:r>
-        <w:rPr>
-          <w:b w:val="false"/>
-          <w:bCs w:val="false"/>
-          <w:color w:val="9C2B4B"/>
-          <w:sz w:val="22"/>
-          <w:szCs w:val="22"/>
-          <w:rFonts w:ascii="Consolas" w:eastAsia="Microsoft YaHei"/>
-        </w:rPr>
-        <w:t xml:space="preserve">02_部署产物/ui5框架缓存_复制到_C盘用户目录.zip</w:t>
-      </w:r>
-      <w:r>
-        <w:rPr>
-          <w:b w:val="false"/>
-          <w:bCs w:val="false"/>
-          <w:color w:val="1A1A1A"/>
-          <w:sz w:val="22"/>
-          <w:szCs w:val="22"/>
-          <w:rFonts w:ascii="Times New Roman" w:eastAsia="SimSun"/>
-        </w:rPr>
-        <w:t xml:space="preserve"> 解压到 </w:t>
-      </w:r>
-      <w:r>
-        <w:rPr>
-          <w:b w:val="false"/>
-          <w:bCs w:val="false"/>
-          <w:color w:val="9C2B4B"/>
-          <w:sz w:val="22"/>
-          <w:szCs w:val="22"/>
-          <w:rFonts w:ascii="Consolas" w:eastAsia="Microsoft YaHei"/>
-        </w:rPr>
-        <w:t xml:space="preserve">C:\Users\&lt;用户&gt;\.ui5\</w:t>
-      </w:r>
-      <w:r>
-        <w:rPr>
-          <w:b w:val="false"/>
-          <w:bCs w:val="false"/>
-          <w:color w:val="1A1A1A"/>
-          <w:sz w:val="22"/>
-          <w:szCs w:val="22"/>
-          <w:rFonts w:ascii="Times New Roman" w:eastAsia="SimSun"/>
-        </w:rPr>
-        <w:t xml:space="preserve">（框架缓存，约 7600 文件）。</w:t>
-      </w:r>
     </w:p>
     <w:p>
       <w:pPr>
@@ -5314,234 +6018,10 @@
           <w:sz w:val="28"/>
           <w:szCs w:val="28"/>
           <w:rFonts w:ascii="Arial" w:eastAsia="SimHei"/>
-        </w:rPr>
-        <w:t xml:space="preserve">构建纪律（实踩过的坑）</w:t>
-      </w:r>
-    </w:p>
-    <w:p>
-      <w:pPr>
-        <w:pStyle w:val="ListParagraph"/>
-        <w:numPr>
-          <w:ilvl w:val="0"/>
-          <w:numId w:val="6"/>
-        </w:numPr>
-        <w:spacing w:line="312" w:after="40"/>
-        <w:jc w:val="both"/>
-      </w:pPr>
-      <w:r>
-        <w:rPr>
-          <w:b/>
-          <w:bCs/>
-          <w:color w:val="1A1A1A"/>
-          <w:sz w:val="22"/>
-          <w:szCs w:val="22"/>
-          <w:rFonts w:ascii="Times New Roman" w:eastAsia="SimSun"/>
-        </w:rPr>
-        <w:t xml:space="preserve">补丁晚于 dist 构建 = 服务器跑旧代码</w:t>
-      </w:r>
-      <w:r>
-        <w:rPr>
-          <w:b w:val="false"/>
-          <w:bCs w:val="false"/>
-          <w:color w:val="1A1A1A"/>
-          <w:sz w:val="22"/>
-          <w:szCs w:val="22"/>
-          <w:rFonts w:ascii="Times New Roman" w:eastAsia="SimSun"/>
-        </w:rPr>
-        <w:t xml:space="preserve">（09-04 事故实锤）——改代码必须重跑 build 并校验 preload；</w:t>
-      </w:r>
-    </w:p>
-    <w:p>
-      <w:pPr>
-        <w:pStyle w:val="ListParagraph"/>
-        <w:numPr>
-          <w:ilvl w:val="0"/>
-          <w:numId w:val="6"/>
-        </w:numPr>
-        <w:spacing w:line="312" w:after="40"/>
-        <w:jc w:val="both"/>
-      </w:pPr>
-      <w:r>
-        <w:rPr>
-          <w:b/>
-          <w:bCs/>
-          <w:color w:val="1A1A1A"/>
-          <w:sz w:val="22"/>
-          <w:szCs w:val="22"/>
-          <w:rFonts w:ascii="Times New Roman" w:eastAsia="SimSun"/>
-        </w:rPr>
-        <w:t xml:space="preserve">并发构建互相覆盖 dist</w:t>
-      </w:r>
-      <w:r>
-        <w:rPr>
-          <w:b w:val="false"/>
-          <w:bCs w:val="false"/>
-          <w:color w:val="1A1A1A"/>
-          <w:sz w:val="22"/>
-          <w:szCs w:val="22"/>
-          <w:rFonts w:ascii="Times New Roman" w:eastAsia="SimSun"/>
-        </w:rPr>
-        <w:t xml:space="preserve">：启动前 </w:t>
-      </w:r>
-      <w:r>
-        <w:rPr>
-          <w:b w:val="false"/>
-          <w:bCs w:val="false"/>
-          <w:color w:val="9C2B4B"/>
-          <w:sz w:val="22"/>
-          <w:szCs w:val="22"/>
-          <w:rFonts w:ascii="Consolas" w:eastAsia="Microsoft YaHei"/>
-        </w:rPr>
-        <w:t xml:space="preserve">pgrep -f "[u]i5 build"</w:t>
-      </w:r>
-      <w:r>
-        <w:rPr>
-          <w:b w:val="false"/>
-          <w:bCs w:val="false"/>
-          <w:color w:val="1A1A1A"/>
-          <w:sz w:val="22"/>
-          <w:szCs w:val="22"/>
-          <w:rFonts w:ascii="Times New Roman" w:eastAsia="SimSun"/>
-        </w:rPr>
-        <w:t xml:space="preserve"> 确认无存活进程（</w:t>
-      </w:r>
-      <w:r>
-        <w:rPr>
-          <w:b w:val="false"/>
-          <w:bCs w:val="false"/>
-          <w:color w:val="9C2B4B"/>
-          <w:sz w:val="22"/>
-          <w:szCs w:val="22"/>
-          <w:rFonts w:ascii="Consolas" w:eastAsia="Microsoft YaHei"/>
-        </w:rPr>
-        <w:t xml:space="preserve">[]</w:t>
-      </w:r>
-      <w:r>
-        <w:rPr>
-          <w:b w:val="false"/>
-          <w:bCs w:val="false"/>
-          <w:color w:val="1A1A1A"/>
-          <w:sz w:val="22"/>
-          <w:szCs w:val="22"/>
-          <w:rFonts w:ascii="Times New Roman" w:eastAsia="SimSun"/>
-        </w:rPr>
-        <w:t xml:space="preserve"> 防自匹配），等进程退出且日志出现 </w:t>
-      </w:r>
-      <w:r>
-        <w:rPr>
-          <w:b w:val="false"/>
-          <w:bCs w:val="false"/>
-          <w:color w:val="9C2B4B"/>
-          <w:sz w:val="22"/>
-          <w:szCs w:val="22"/>
-          <w:rFonts w:ascii="Consolas" w:eastAsia="Microsoft YaHei"/>
-        </w:rPr>
-        <w:t xml:space="preserve">Executing cleanup</w:t>
-      </w:r>
-      <w:r>
-        <w:rPr>
-          <w:b w:val="false"/>
-          <w:bCs w:val="false"/>
-          <w:color w:val="1A1A1A"/>
-          <w:sz w:val="22"/>
-          <w:szCs w:val="22"/>
-          <w:rFonts w:ascii="Times New Roman" w:eastAsia="SimSun"/>
-        </w:rPr>
-        <w:t xml:space="preserve"> 才算完成；杀进程用 </w:t>
-      </w:r>
-      <w:r>
-        <w:rPr>
-          <w:b w:val="false"/>
-          <w:bCs w:val="false"/>
-          <w:color w:val="9C2B4B"/>
-          <w:sz w:val="22"/>
-          <w:szCs w:val="22"/>
-          <w:rFonts w:ascii="Consolas" w:eastAsia="Microsoft YaHei"/>
-        </w:rPr>
-        <w:t xml:space="preserve">pkill -f "[u]i5 build"</w:t>
-      </w:r>
-      <w:r>
-        <w:rPr>
-          <w:b w:val="false"/>
-          <w:bCs w:val="false"/>
-          <w:color w:val="1A1A1A"/>
-          <w:sz w:val="22"/>
-          <w:szCs w:val="22"/>
-          <w:rFonts w:ascii="Times New Roman" w:eastAsia="SimSun"/>
-        </w:rPr>
-        <w:t xml:space="preserve"> 模式；</w:t>
-      </w:r>
-    </w:p>
-    <w:p>
-      <w:pPr>
-        <w:pStyle w:val="ListParagraph"/>
-        <w:numPr>
-          <w:ilvl w:val="0"/>
-          <w:numId w:val="6"/>
-        </w:numPr>
-        <w:spacing w:line="312" w:after="40"/>
-        <w:jc w:val="both"/>
-      </w:pPr>
-      <w:r>
-        <w:rPr>
-          <w:b w:val="false"/>
-          <w:bCs w:val="false"/>
-          <w:color w:val="9C2B4B"/>
-          <w:sz w:val="22"/>
-          <w:szCs w:val="22"/>
-          <w:rFonts w:ascii="Consolas" w:eastAsia="Microsoft YaHei"/>
-        </w:rPr>
-        <w:t xml:space="preserve">pkill -f "ui5 build"</w:t>
-      </w:r>
-      <w:r>
-        <w:rPr>
-          <w:b w:val="false"/>
-          <w:bCs w:val="false"/>
-          <w:color w:val="1A1A1A"/>
-          <w:sz w:val="22"/>
-          <w:szCs w:val="22"/>
-          <w:rFonts w:ascii="Times New Roman" w:eastAsia="SimSun"/>
-        </w:rPr>
-        <w:t xml:space="preserve"> 不带 </w:t>
-      </w:r>
-      <w:r>
-        <w:rPr>
-          <w:b w:val="false"/>
-          <w:bCs w:val="false"/>
-          <w:color w:val="9C2B4B"/>
-          <w:sz w:val="22"/>
-          <w:szCs w:val="22"/>
-          <w:rFonts w:ascii="Consolas" w:eastAsia="Microsoft YaHei"/>
-        </w:rPr>
-        <w:t xml:space="preserve">[]</w:t>
-      </w:r>
-      <w:r>
-        <w:rPr>
-          <w:b w:val="false"/>
-          <w:bCs w:val="false"/>
-          <w:color w:val="1A1A1A"/>
-          <w:sz w:val="22"/>
-          <w:szCs w:val="22"/>
-          <w:rFonts w:ascii="Times New Roman" w:eastAsia="SimSun"/>
-        </w:rPr>
-        <w:t xml:space="preserve"> 会匹配到自己。</w:t>
-      </w:r>
-    </w:p>
-    <w:p>
-      <w:pPr>
-        <w:pStyle w:val="Heading2"/>
-        <w:spacing w:before="240" w:after="120" w:line="312"/>
-      </w:pPr>
-      <w:r>
-        <w:rPr>
-          <w:b/>
-          <w:bCs/>
-          <w:color w:val="1B6B7A"/>
-          <w:sz w:val="28"/>
-          <w:szCs w:val="28"/>
-          <w:rFonts w:ascii="Arial" w:eastAsia="SimHei"/>
-        </w:rPr>
-        <w:t xml:space="preserve">构建产物自检（3 检查点）</w:t>
+          <w:highlight w:val="yellow"/>
+          <w:highlightCs w:val="yellow"/>
+        </w:rPr>
+        <w:t xml:space="preserve">〇-B.3 前端可见变化与后端对象对应表</w:t>
       </w:r>
     </w:p>
     <w:tbl>
@@ -5591,7 +6071,7 @@
                 <w:szCs w:val="20"/>
                 <w:rFonts w:ascii="Arial" w:eastAsia="SimHei"/>
               </w:rPr>
-              <w:t xml:space="preserve">#</w:t>
+              <w:t xml:space="preserve">前端位置</w:t>
             </w:r>
           </w:p>
         </w:tc>
@@ -5620,7 +6100,7 @@
                 <w:szCs w:val="20"/>
                 <w:rFonts w:ascii="Arial" w:eastAsia="SimHei"/>
               </w:rPr>
-              <w:t xml:space="preserve">检查</w:t>
+              <w:t xml:space="preserve">变化</w:t>
             </w:r>
           </w:p>
         </w:tc>
@@ -5649,7 +6129,7 @@
                 <w:szCs w:val="20"/>
                 <w:rFonts w:ascii="Arial" w:eastAsia="SimHei"/>
               </w:rPr>
-              <w:t xml:space="preserve">方法</w:t>
+              <w:t xml:space="preserve">对应后端对象 / 配置</w:t>
             </w:r>
           </w:p>
         </w:tc>
@@ -5682,7 +6162,7 @@
                 <w:szCs w:val="20"/>
                 <w:rFonts w:ascii="Times New Roman" w:eastAsia="SimSun"/>
               </w:rPr>
-              <w:t xml:space="preserve">1</w:t>
+              <w:t xml:space="preserve">Agent 场景条</w:t>
             </w:r>
           </w:p>
         </w:tc>
@@ -5710,7 +6190,7 @@
                 <w:szCs w:val="20"/>
                 <w:rFonts w:ascii="Times New Roman" w:eastAsia="SimSun"/>
               </w:rPr>
-              <w:t xml:space="preserve">UI5 运行时随包</w:t>
+              <w:t xml:space="preserve">「报表执行 · Fiori 报表 · 数据分析 · 代码分析 · 自动」；「库存查询」按钮隐藏（后端 INVENTORY 场景与库存工具保留，旧库存会话照常打开）</w:t>
             </w:r>
           </w:p>
         </w:tc>
@@ -5738,18 +6218,62 @@
                 <w:szCs w:val="20"/>
                 <w:rFonts w:ascii="Consolas" w:eastAsia="Microsoft YaHei"/>
               </w:rPr>
-              <w:t xml:space="preserve">dist/resources/sap-ui-core.js</w:t>
-            </w:r>
-            <w:r>
-              <w:rPr>
-                <w:b w:val="false"/>
-                <w:bCs w:val="false"/>
-                <w:color w:val="1A1A1A"/>
-                <w:sz w:val="20"/>
-                <w:szCs w:val="20"/>
-                <w:rFonts w:ascii="Times New Roman" w:eastAsia="SimSun"/>
-              </w:rPr>
-              <w:t xml:space="preserve"> 存在（缺了=构建没带 framework）</w:t>
+              <w:t xml:space="preserve">AnalyzeTask.Scene</w:t>
+            </w:r>
+            <w:r>
+              <w:rPr>
+                <w:b w:val="false"/>
+                <w:bCs w:val="false"/>
+                <w:color w:val="1A1A1A"/>
+                <w:sz w:val="20"/>
+                <w:szCs w:val="20"/>
+                <w:rFonts w:ascii="Times New Roman" w:eastAsia="SimSun"/>
+              </w:rPr>
+              <w:t xml:space="preserve"> 新值 </w:t>
+            </w:r>
+            <w:r>
+              <w:rPr>
+                <w:b w:val="false"/>
+                <w:bCs w:val="false"/>
+                <w:color w:val="9C2B4B"/>
+                <w:sz w:val="20"/>
+                <w:szCs w:val="20"/>
+                <w:rFonts w:ascii="Consolas" w:eastAsia="Microsoft YaHei"/>
+              </w:rPr>
+              <w:t xml:space="preserve">FIORI</w:t>
+            </w:r>
+            <w:r>
+              <w:rPr>
+                <w:b w:val="false"/>
+                <w:bCs w:val="false"/>
+                <w:color w:val="1A1A1A"/>
+                <w:sz w:val="20"/>
+                <w:szCs w:val="20"/>
+                <w:rFonts w:ascii="Times New Roman" w:eastAsia="SimSun"/>
+              </w:rPr>
+              <w:t xml:space="preserve">；</w:t>
+            </w:r>
+            <w:r>
+              <w:rPr>
+                <w:b w:val="false"/>
+                <w:bCs w:val="false"/>
+                <w:color w:val="9C2B4B"/>
+                <w:sz w:val="20"/>
+                <w:szCs w:val="20"/>
+                <w:rFonts w:ascii="Consolas" w:eastAsia="Microsoft YaHei"/>
+              </w:rPr>
+              <w:t xml:space="preserve">ZCL_AI_INTENT_ROUTER</w:t>
+            </w:r>
+            <w:r>
+              <w:rPr>
+                <w:b w:val="false"/>
+                <w:bCs w:val="false"/>
+                <w:color w:val="1A1A1A"/>
+                <w:sz w:val="20"/>
+                <w:szCs w:val="20"/>
+                <w:rFonts w:ascii="Times New Roman" w:eastAsia="SimSun"/>
+              </w:rPr>
+              <w:t xml:space="preserve"> V1.0.6</w:t>
             </w:r>
           </w:p>
         </w:tc>
@@ -5782,7 +6306,7 @@
                 <w:szCs w:val="20"/>
                 <w:rFonts w:ascii="Times New Roman" w:eastAsia="SimSun"/>
               </w:rPr>
-              <w:t xml:space="preserve">2</w:t>
+              <w:t xml:space="preserve">「报表执行」首页</w:t>
             </w:r>
           </w:p>
         </w:tc>
@@ -5810,7 +6334,7 @@
                 <w:szCs w:val="20"/>
                 <w:rFonts w:ascii="Times New Roman" w:eastAsia="SimSun"/>
               </w:rPr>
-              <w:t xml:space="preserve">highlight.js 随包</w:t>
+              <w:t xml:space="preserve">报表目录（可收起、默认收起）；点「执行」= 发出“执行 &lt;TCode&gt;”</w:t>
             </w:r>
           </w:p>
         </w:tc>
@@ -5833,12 +6357,45 @@
               <w:rPr>
                 <w:b w:val="false"/>
                 <w:bCs w:val="false"/>
+                <w:color w:val="1A1A1A"/>
+                <w:sz w:val="20"/>
+                <w:szCs w:val="20"/>
+                <w:rFonts w:ascii="Times New Roman" w:eastAsia="SimSun"/>
+              </w:rPr>
+              <w:t xml:space="preserve">既有 </w:t>
+            </w:r>
+            <w:r>
+              <w:rPr>
+                <w:b w:val="false"/>
+                <w:bCs w:val="false"/>
                 <w:color w:val="9C2B4B"/>
                 <w:sz w:val="20"/>
                 <w:szCs w:val="20"/>
                 <w:rFonts w:ascii="Consolas" w:eastAsia="Microsoft YaHei"/>
               </w:rPr>
-              <w:t xml:space="preserve">dist/thirdparty/hljs/highlight.min.js</w:t>
+              <w:t xml:space="preserve">ReportDefinitions</w:t>
+            </w:r>
+            <w:r>
+              <w:rPr>
+                <w:b w:val="false"/>
+                <w:bCs w:val="false"/>
+                <w:color w:val="1A1A1A"/>
+                <w:sz w:val="20"/>
+                <w:szCs w:val="20"/>
+                <w:rFonts w:ascii="Times New Roman" w:eastAsia="SimSun"/>
+              </w:rPr>
+              <w:t xml:space="preserve"> + </w:t>
+            </w:r>
+            <w:r>
+              <w:rPr>
+                <w:b w:val="false"/>
+                <w:bCs w:val="false"/>
+                <w:color w:val="9C2B4B"/>
+                <w:sz w:val="20"/>
+                <w:szCs w:val="20"/>
+                <w:rFonts w:ascii="Consolas" w:eastAsia="Microsoft YaHei"/>
+              </w:rPr>
+              <w:t xml:space="preserve">ZAI_RPT_DEF.EXEC_ENABLED</w:t>
             </w:r>
             <w:r>
               <w:rPr>
@@ -5860,18 +6417,7 @@
                 <w:szCs w:val="20"/>
                 <w:rFonts w:ascii="Consolas" w:eastAsia="Microsoft YaHei"/>
               </w:rPr>
-              <w:t xml:space="preserve">abap.min.js</w:t>
-            </w:r>
-            <w:r>
-              <w:rPr>
-                <w:b w:val="false"/>
-                <w:bCs w:val="false"/>
-                <w:color w:val="1A1A1A"/>
-                <w:sz w:val="20"/>
-                <w:szCs w:val="20"/>
-                <w:rFonts w:ascii="Times New Roman" w:eastAsia="SimSun"/>
-              </w:rPr>
-              <w:t xml:space="preserve"> 存在</w:t>
+              <w:t xml:space="preserve">REPORT_READ_ENABLED</w:t>
             </w:r>
           </w:p>
         </w:tc>
@@ -5904,7 +6450,7 @@
                 <w:szCs w:val="20"/>
                 <w:rFonts w:ascii="Times New Roman" w:eastAsia="SimSun"/>
               </w:rPr>
-              <w:t xml:space="preserve">3</w:t>
+              <w:t xml:space="preserve">「Fiori 报表」首页与参数卡</w:t>
             </w:r>
           </w:p>
         </w:tc>
@@ -5932,7 +6478,7 @@
                 <w:szCs w:val="20"/>
                 <w:rFonts w:ascii="Times New Roman" w:eastAsia="SimSun"/>
               </w:rPr>
-              <w:t xml:space="preserve">配置正确</w:t>
+              <w:t xml:space="preserve">目录 → 参数卡（多选标签 / 日期默认本月）→ 取数 → 结果 + 分析闸门</w:t>
             </w:r>
           </w:p>
         </w:tc>
@@ -5960,7 +6506,7 @@
                 <w:szCs w:val="20"/>
                 <w:rFonts w:ascii="Times New Roman" w:eastAsia="SimSun"/>
               </w:rPr>
-              <w:t xml:space="preserve">打开 </w:t>
+              <w:t xml:space="preserve">新 FI </w:t>
             </w:r>
             <w:r>
               <w:rPr>
@@ -5971,18 +6517,681 @@
                 <w:szCs w:val="20"/>
                 <w:rFonts w:ascii="Consolas" w:eastAsia="Microsoft YaHei"/>
               </w:rPr>
-              <w:t xml:space="preserve">dist/config.js</w:t>
-            </w:r>
-            <w:r>
-              <w:rPr>
-                <w:b w:val="false"/>
-                <w:bCs w:val="false"/>
-                <w:color w:val="1A1A1A"/>
-                <w:sz w:val="20"/>
-                <w:szCs w:val="20"/>
-                <w:rFonts w:ascii="Times New Roman" w:eastAsia="SimSun"/>
-              </w:rPr>
-              <w:t xml:space="preserve">：host 空、ui5Src=./resources/sap-ui-core.js</w:t>
+              <w:t xml:space="preserve">FioriReportDefs</w:t>
+            </w:r>
+            <w:r>
+              <w:rPr>
+                <w:b w:val="false"/>
+                <w:bCs w:val="false"/>
+                <w:color w:val="1A1A1A"/>
+                <w:sz w:val="20"/>
+                <w:szCs w:val="20"/>
+                <w:rFonts w:ascii="Times New Roman" w:eastAsia="SimSun"/>
+              </w:rPr>
+              <w:t xml:space="preserve"> / </w:t>
+            </w:r>
+            <w:r>
+              <w:rPr>
+                <w:b w:val="false"/>
+                <w:bCs w:val="false"/>
+                <w:color w:val="9C2B4B"/>
+                <w:sz w:val="20"/>
+                <w:szCs w:val="20"/>
+                <w:rFonts w:ascii="Consolas" w:eastAsia="Microsoft YaHei"/>
+              </w:rPr>
+              <w:t xml:space="preserve">RunFioriReport</w:t>
+            </w:r>
+            <w:r>
+              <w:rPr>
+                <w:b w:val="false"/>
+                <w:bCs w:val="false"/>
+                <w:color w:val="1A1A1A"/>
+                <w:sz w:val="20"/>
+                <w:szCs w:val="20"/>
+                <w:rFonts w:ascii="Times New Roman" w:eastAsia="SimSun"/>
+              </w:rPr>
+              <w:t xml:space="preserve"> / </w:t>
+            </w:r>
+            <w:r>
+              <w:rPr>
+                <w:b w:val="false"/>
+                <w:bCs w:val="false"/>
+                <w:color w:val="9C2B4B"/>
+                <w:sz w:val="20"/>
+                <w:szCs w:val="20"/>
+                <w:rFonts w:ascii="Consolas" w:eastAsia="Microsoft YaHei"/>
+              </w:rPr>
+              <w:t xml:space="preserve">FioriReportResult</w:t>
+            </w:r>
+            <w:r>
+              <w:rPr>
+                <w:b w:val="false"/>
+                <w:bCs w:val="false"/>
+                <w:color w:val="1A1A1A"/>
+                <w:sz w:val="20"/>
+                <w:szCs w:val="20"/>
+                <w:rFonts w:ascii="Times New Roman" w:eastAsia="SimSun"/>
+              </w:rPr>
+              <w:t xml:space="preserve">；</w:t>
+            </w:r>
+            <w:r>
+              <w:rPr>
+                <w:b w:val="false"/>
+                <w:bCs w:val="false"/>
+                <w:color w:val="9C2B4B"/>
+                <w:sz w:val="20"/>
+                <w:szCs w:val="20"/>
+                <w:rFonts w:ascii="Consolas" w:eastAsia="Microsoft YaHei"/>
+              </w:rPr>
+              <w:t xml:space="preserve">FIORI_ENABLED</w:t>
+            </w:r>
+            <w:r>
+              <w:rPr>
+                <w:b w:val="false"/>
+                <w:bCs w:val="false"/>
+                <w:color w:val="1A1A1A"/>
+                <w:sz w:val="20"/>
+                <w:szCs w:val="20"/>
+                <w:rFonts w:ascii="Times New Roman" w:eastAsia="SimSun"/>
+              </w:rPr>
+              <w:t xml:space="preserve"> 等配置</w:t>
+            </w:r>
+          </w:p>
+        </w:tc>
+      </w:tr>
+      <w:tr>
+        <w:trPr>
+          <w:cantSplit/>
+        </w:trPr>
+        <w:tc>
+          <w:tcPr>
+            <w:tcW w:type="pct" w:w="33%"/>
+            <w:tcMar>
+              <w:top w:type="dxa" w:w="60"/>
+              <w:left w:type="dxa" w:w="120"/>
+              <w:bottom w:type="dxa" w:w="60"/>
+              <w:right w:type="dxa" w:w="120"/>
+            </w:tcMar>
+          </w:tcPr>
+          <w:p>
+            <w:pPr>
+              <w:spacing w:line="276"/>
+              <w:jc w:val="left"/>
+            </w:pPr>
+            <w:r>
+              <w:rPr>
+                <w:b w:val="false"/>
+                <w:bCs w:val="false"/>
+                <w:color w:val="1A1A1A"/>
+                <w:sz w:val="20"/>
+                <w:szCs w:val="20"/>
+                <w:rFonts w:ascii="Times New Roman" w:eastAsia="SimSun"/>
+              </w:rPr>
+              <w:t xml:space="preserve">侧栏</w:t>
+            </w:r>
+          </w:p>
+        </w:tc>
+        <w:tc>
+          <w:tcPr>
+            <w:tcW w:type="pct" w:w="33%"/>
+            <w:tcMar>
+              <w:top w:type="dxa" w:w="60"/>
+              <w:left w:type="dxa" w:w="120"/>
+              <w:bottom w:type="dxa" w:w="60"/>
+              <w:right w:type="dxa" w:w="120"/>
+            </w:tcMar>
+          </w:tcPr>
+          <w:p>
+            <w:pPr>
+              <w:spacing w:line="276"/>
+              <w:jc w:val="left"/>
+            </w:pPr>
+            <w:r>
+              <w:rPr>
+                <w:b w:val="false"/>
+                <w:bCs w:val="false"/>
+                <w:color w:val="1A1A1A"/>
+                <w:sz w:val="20"/>
+                <w:szCs w:val="20"/>
+                <w:rFonts w:ascii="Times New Roman" w:eastAsia="SimSun"/>
+              </w:rPr>
+              <w:t xml:space="preserve">「申请权限」（所有人）与「权限审批」（仅 ADMIN，红色角标）入口</w:t>
+            </w:r>
+          </w:p>
+        </w:tc>
+        <w:tc>
+          <w:tcPr>
+            <w:tcW w:type="pct" w:w="34%"/>
+            <w:tcMar>
+              <w:top w:type="dxa" w:w="60"/>
+              <w:left w:type="dxa" w:w="120"/>
+              <w:bottom w:type="dxa" w:w="60"/>
+              <w:right w:type="dxa" w:w="120"/>
+            </w:tcMar>
+          </w:tcPr>
+          <w:p>
+            <w:pPr>
+              <w:spacing w:line="276"/>
+              <w:jc w:val="left"/>
+            </w:pPr>
+            <w:r>
+              <w:rPr>
+                <w:b w:val="false"/>
+                <w:bCs w:val="false"/>
+                <w:color w:val="1A1A1A"/>
+                <w:sz w:val="20"/>
+                <w:szCs w:val="20"/>
+                <w:rFonts w:ascii="Times New Roman" w:eastAsia="SimSun"/>
+              </w:rPr>
+              <w:t xml:space="preserve">新 FI </w:t>
+            </w:r>
+            <w:r>
+              <w:rPr>
+                <w:b w:val="false"/>
+                <w:bCs w:val="false"/>
+                <w:color w:val="9C2B4B"/>
+                <w:sz w:val="20"/>
+                <w:szCs w:val="20"/>
+                <w:rFonts w:ascii="Consolas" w:eastAsia="Microsoft YaHei"/>
+              </w:rPr>
+              <w:t xml:space="preserve">AuthSubmit</w:t>
+            </w:r>
+            <w:r>
+              <w:rPr>
+                <w:b w:val="false"/>
+                <w:bCs w:val="false"/>
+                <w:color w:val="1A1A1A"/>
+                <w:sz w:val="20"/>
+                <w:szCs w:val="20"/>
+                <w:rFonts w:ascii="Times New Roman" w:eastAsia="SimSun"/>
+              </w:rPr>
+              <w:t xml:space="preserve"> / </w:t>
+            </w:r>
+            <w:r>
+              <w:rPr>
+                <w:b w:val="false"/>
+                <w:bCs w:val="false"/>
+                <w:color w:val="9C2B4B"/>
+                <w:sz w:val="20"/>
+                <w:szCs w:val="20"/>
+                <w:rFonts w:ascii="Consolas" w:eastAsia="Microsoft YaHei"/>
+              </w:rPr>
+              <w:t xml:space="preserve">AuthBatchAdd</w:t>
+            </w:r>
+            <w:r>
+              <w:rPr>
+                <w:b w:val="false"/>
+                <w:bCs w:val="false"/>
+                <w:color w:val="1A1A1A"/>
+                <w:sz w:val="20"/>
+                <w:szCs w:val="20"/>
+                <w:rFonts w:ascii="Times New Roman" w:eastAsia="SimSun"/>
+              </w:rPr>
+              <w:t xml:space="preserve"> / </w:t>
+            </w:r>
+            <w:r>
+              <w:rPr>
+                <w:b w:val="false"/>
+                <w:bCs w:val="false"/>
+                <w:color w:val="9C2B4B"/>
+                <w:sz w:val="20"/>
+                <w:szCs w:val="20"/>
+                <w:rFonts w:ascii="Consolas" w:eastAsia="Microsoft YaHei"/>
+              </w:rPr>
+              <w:t xml:space="preserve">AuthDecide</w:t>
+            </w:r>
+            <w:r>
+              <w:rPr>
+                <w:b w:val="false"/>
+                <w:bCs w:val="false"/>
+                <w:color w:val="1A1A1A"/>
+                <w:sz w:val="20"/>
+                <w:szCs w:val="20"/>
+                <w:rFonts w:ascii="Times New Roman" w:eastAsia="SimSun"/>
+              </w:rPr>
+              <w:t xml:space="preserve"> / </w:t>
+            </w:r>
+            <w:r>
+              <w:rPr>
+                <w:b w:val="false"/>
+                <w:bCs w:val="false"/>
+                <w:color w:val="9C2B4B"/>
+                <w:sz w:val="20"/>
+                <w:szCs w:val="20"/>
+                <w:rFonts w:ascii="Consolas" w:eastAsia="Microsoft YaHei"/>
+              </w:rPr>
+              <w:t xml:space="preserve">AuthRevoke</w:t>
+            </w:r>
+            <w:r>
+              <w:rPr>
+                <w:b w:val="false"/>
+                <w:bCs w:val="false"/>
+                <w:color w:val="1A1A1A"/>
+                <w:sz w:val="20"/>
+                <w:szCs w:val="20"/>
+                <w:rFonts w:ascii="Times New Roman" w:eastAsia="SimSun"/>
+              </w:rPr>
+              <w:t xml:space="preserve"> / </w:t>
+            </w:r>
+            <w:r>
+              <w:rPr>
+                <w:b w:val="false"/>
+                <w:bCs w:val="false"/>
+                <w:color w:val="9C2B4B"/>
+                <w:sz w:val="20"/>
+                <w:szCs w:val="20"/>
+                <w:rFonts w:ascii="Consolas" w:eastAsia="Microsoft YaHei"/>
+              </w:rPr>
+              <w:t xml:space="preserve">AuthList</w:t>
+            </w:r>
+            <w:r>
+              <w:rPr>
+                <w:b w:val="false"/>
+                <w:bCs w:val="false"/>
+                <w:color w:val="1A1A1A"/>
+                <w:sz w:val="20"/>
+                <w:szCs w:val="20"/>
+                <w:rFonts w:ascii="Times New Roman" w:eastAsia="SimSun"/>
+              </w:rPr>
+              <w:t xml:space="preserve"> / </w:t>
+            </w:r>
+            <w:r>
+              <w:rPr>
+                <w:b w:val="false"/>
+                <w:bCs w:val="false"/>
+                <w:color w:val="9C2B4B"/>
+                <w:sz w:val="20"/>
+                <w:szCs w:val="20"/>
+                <w:rFonts w:ascii="Consolas" w:eastAsia="Microsoft YaHei"/>
+              </w:rPr>
+              <w:t xml:space="preserve">AuthTableSave</w:t>
+            </w:r>
+            <w:r>
+              <w:rPr>
+                <w:b w:val="false"/>
+                <w:bCs w:val="false"/>
+                <w:color w:val="1A1A1A"/>
+                <w:sz w:val="20"/>
+                <w:szCs w:val="20"/>
+                <w:rFonts w:ascii="Times New Roman" w:eastAsia="SimSun"/>
+              </w:rPr>
+              <w:t xml:space="preserve"> / </w:t>
+            </w:r>
+            <w:r>
+              <w:rPr>
+                <w:b w:val="false"/>
+                <w:bCs w:val="false"/>
+                <w:color w:val="9C2B4B"/>
+                <w:sz w:val="20"/>
+                <w:szCs w:val="20"/>
+                <w:rFonts w:ascii="Consolas" w:eastAsia="Microsoft YaHei"/>
+              </w:rPr>
+              <w:t xml:space="preserve">AuthRuleSave</w:t>
+            </w:r>
+            <w:r>
+              <w:rPr>
+                <w:b w:val="false"/>
+                <w:bCs w:val="false"/>
+                <w:color w:val="1A1A1A"/>
+                <w:sz w:val="20"/>
+                <w:szCs w:val="20"/>
+                <w:rFonts w:ascii="Times New Roman" w:eastAsia="SimSun"/>
+              </w:rPr>
+              <w:t xml:space="preserve"> / </w:t>
+            </w:r>
+            <w:r>
+              <w:rPr>
+                <w:b w:val="false"/>
+                <w:bCs w:val="false"/>
+                <w:color w:val="9C2B4B"/>
+                <w:sz w:val="20"/>
+                <w:szCs w:val="20"/>
+                <w:rFonts w:ascii="Consolas" w:eastAsia="Microsoft YaHei"/>
+              </w:rPr>
+              <w:t xml:space="preserve">AuthTableDescribe</w:t>
+            </w:r>
+            <w:r>
+              <w:rPr>
+                <w:b w:val="false"/>
+                <w:bCs w:val="false"/>
+                <w:color w:val="1A1A1A"/>
+                <w:sz w:val="20"/>
+                <w:szCs w:val="20"/>
+                <w:rFonts w:ascii="Times New Roman" w:eastAsia="SimSun"/>
+              </w:rPr>
+              <w:t xml:space="preserve"> / </w:t>
+            </w:r>
+            <w:r>
+              <w:rPr>
+                <w:b w:val="false"/>
+                <w:bCs w:val="false"/>
+                <w:color w:val="9C2B4B"/>
+                <w:sz w:val="20"/>
+                <w:szCs w:val="20"/>
+                <w:rFonts w:ascii="Consolas" w:eastAsia="Microsoft YaHei"/>
+              </w:rPr>
+              <w:t xml:space="preserve">AuthConfig</w:t>
+            </w:r>
+            <w:r>
+              <w:rPr>
+                <w:b w:val="false"/>
+                <w:bCs w:val="false"/>
+                <w:color w:val="1A1A1A"/>
+                <w:sz w:val="20"/>
+                <w:szCs w:val="20"/>
+                <w:rFonts w:ascii="Times New Roman" w:eastAsia="SimSun"/>
+              </w:rPr>
+              <w:t xml:space="preserve">；</w:t>
+            </w:r>
+            <w:r>
+              <w:rPr>
+                <w:b w:val="false"/>
+                <w:bCs w:val="false"/>
+                <w:color w:val="9C2B4B"/>
+                <w:sz w:val="20"/>
+                <w:szCs w:val="20"/>
+                <w:rFonts w:ascii="Consolas" w:eastAsia="Microsoft YaHei"/>
+              </w:rPr>
+              <w:t xml:space="preserve">AUTH_ENABLED</w:t>
+            </w:r>
+          </w:p>
+        </w:tc>
+      </w:tr>
+      <w:tr>
+        <w:trPr>
+          <w:cantSplit/>
+        </w:trPr>
+        <w:tc>
+          <w:tcPr>
+            <w:tcW w:type="pct" w:w="33%"/>
+            <w:tcMar>
+              <w:top w:type="dxa" w:w="60"/>
+              <w:left w:type="dxa" w:w="120"/>
+              <w:bottom w:type="dxa" w:w="60"/>
+              <w:right w:type="dxa" w:w="120"/>
+            </w:tcMar>
+          </w:tcPr>
+          <w:p>
+            <w:pPr>
+              <w:spacing w:line="276"/>
+              <w:jc w:val="left"/>
+            </w:pPr>
+            <w:r>
+              <w:rPr>
+                <w:b w:val="false"/>
+                <w:bCs w:val="false"/>
+                <w:color w:val="1A1A1A"/>
+                <w:sz w:val="20"/>
+                <w:szCs w:val="20"/>
+                <w:rFonts w:ascii="Times New Roman" w:eastAsia="SimSun"/>
+              </w:rPr>
+              <w:t xml:space="preserve">输入框</w:t>
+            </w:r>
+          </w:p>
+        </w:tc>
+        <w:tc>
+          <w:tcPr>
+            <w:tcW w:type="pct" w:w="33%"/>
+            <w:tcMar>
+              <w:top w:type="dxa" w:w="60"/>
+              <w:left w:type="dxa" w:w="120"/>
+              <w:bottom w:type="dxa" w:w="60"/>
+              <w:right w:type="dxa" w:w="120"/>
+            </w:tcMar>
+          </w:tcPr>
+          <w:p>
+            <w:pPr>
+              <w:spacing w:line="276"/>
+              <w:jc w:val="left"/>
+            </w:pPr>
+            <w:r>
+              <w:rPr>
+                <w:b w:val="false"/>
+                <w:bCs w:val="false"/>
+                <w:color w:val="1A1A1A"/>
+                <w:sz w:val="20"/>
+                <w:szCs w:val="20"/>
+                <w:rFonts w:ascii="Times New Roman" w:eastAsia="SimSun"/>
+              </w:rPr>
+              <w:t xml:space="preserve">模型选择按钮（ModelPicker），会话级记忆（localStorage </w:t>
+            </w:r>
+            <w:r>
+              <w:rPr>
+                <w:b w:val="false"/>
+                <w:bCs w:val="false"/>
+                <w:color w:val="9C2B4B"/>
+                <w:sz w:val="20"/>
+                <w:szCs w:val="20"/>
+                <w:rFonts w:ascii="Consolas" w:eastAsia="Microsoft YaHei"/>
+              </w:rPr>
+              <w:t xml:space="preserve">zaiChat.sessModel.&lt;用户&gt;</w:t>
+            </w:r>
+            <w:r>
+              <w:rPr>
+                <w:b w:val="false"/>
+                <w:bCs w:val="false"/>
+                <w:color w:val="1A1A1A"/>
+                <w:sz w:val="20"/>
+                <w:szCs w:val="20"/>
+                <w:rFonts w:ascii="Times New Roman" w:eastAsia="SimSun"/>
+              </w:rPr>
+              <w:t xml:space="preserve">；场景记忆 </w:t>
+            </w:r>
+            <w:r>
+              <w:rPr>
+                <w:b w:val="false"/>
+                <w:bCs w:val="false"/>
+                <w:color w:val="9C2B4B"/>
+                <w:sz w:val="20"/>
+                <w:szCs w:val="20"/>
+                <w:rFonts w:ascii="Consolas" w:eastAsia="Microsoft YaHei"/>
+              </w:rPr>
+              <w:t xml:space="preserve">zaiChat.lastScene</w:t>
+            </w:r>
+            <w:r>
+              <w:rPr>
+                <w:b w:val="false"/>
+                <w:bCs w:val="false"/>
+                <w:color w:val="1A1A1A"/>
+                <w:sz w:val="20"/>
+                <w:szCs w:val="20"/>
+                <w:rFonts w:ascii="Times New Roman" w:eastAsia="SimSun"/>
+              </w:rPr>
+              <w:t xml:space="preserve">）</w:t>
+            </w:r>
+          </w:p>
+        </w:tc>
+        <w:tc>
+          <w:tcPr>
+            <w:tcW w:type="pct" w:w="34%"/>
+            <w:tcMar>
+              <w:top w:type="dxa" w:w="60"/>
+              <w:left w:type="dxa" w:w="120"/>
+              <w:bottom w:type="dxa" w:w="60"/>
+              <w:right w:type="dxa" w:w="120"/>
+            </w:tcMar>
+          </w:tcPr>
+          <w:p>
+            <w:pPr>
+              <w:spacing w:line="276"/>
+              <w:jc w:val="left"/>
+            </w:pPr>
+            <w:r>
+              <w:rPr>
+                <w:b w:val="false"/>
+                <w:bCs w:val="false"/>
+                <w:color w:val="9C2B4B"/>
+                <w:sz w:val="20"/>
+                <w:szCs w:val="20"/>
+                <w:rFonts w:ascii="Consolas" w:eastAsia="Microsoft YaHei"/>
+              </w:rPr>
+              <w:t xml:space="preserve">AGENT_MODELS_FIORI</w:t>
+            </w:r>
+            <w:r>
+              <w:rPr>
+                <w:b w:val="false"/>
+                <w:bCs w:val="false"/>
+                <w:color w:val="1A1A1A"/>
+                <w:sz w:val="20"/>
+                <w:szCs w:val="20"/>
+                <w:rFonts w:ascii="Times New Roman" w:eastAsia="SimSun"/>
+              </w:rPr>
+              <w:t xml:space="preserve"> 白名单键（新）</w:t>
+            </w:r>
+          </w:p>
+        </w:tc>
+      </w:tr>
+      <w:tr>
+        <w:trPr>
+          <w:cantSplit/>
+        </w:trPr>
+        <w:tc>
+          <w:tcPr>
+            <w:tcW w:type="pct" w:w="33%"/>
+            <w:tcMar>
+              <w:top w:type="dxa" w:w="60"/>
+              <w:left w:type="dxa" w:w="120"/>
+              <w:bottom w:type="dxa" w:w="60"/>
+              <w:right w:type="dxa" w:w="120"/>
+            </w:tcMar>
+          </w:tcPr>
+          <w:p>
+            <w:pPr>
+              <w:spacing w:line="276"/>
+              <w:jc w:val="left"/>
+            </w:pPr>
+            <w:r>
+              <w:rPr>
+                <w:b w:val="false"/>
+                <w:bCs w:val="false"/>
+                <w:color w:val="1A1A1A"/>
+                <w:sz w:val="20"/>
+                <w:szCs w:val="20"/>
+                <w:rFonts w:ascii="Times New Roman" w:eastAsia="SimSun"/>
+              </w:rPr>
+              <w:t xml:space="preserve">发送长文本 / 附件</w:t>
+            </w:r>
+          </w:p>
+        </w:tc>
+        <w:tc>
+          <w:tcPr>
+            <w:tcW w:type="pct" w:w="33%"/>
+            <w:tcMar>
+              <w:top w:type="dxa" w:w="60"/>
+              <w:left w:type="dxa" w:w="120"/>
+              <w:bottom w:type="dxa" w:w="60"/>
+              <w:right w:type="dxa" w:w="120"/>
+            </w:tcMar>
+          </w:tcPr>
+          <w:p>
+            <w:pPr>
+              <w:spacing w:line="276"/>
+              <w:jc w:val="left"/>
+            </w:pPr>
+            <w:r>
+              <w:rPr>
+                <w:b w:val="false"/>
+                <w:bCs w:val="false"/>
+                <w:color w:val="1A1A1A"/>
+                <w:sz w:val="20"/>
+                <w:szCs w:val="20"/>
+                <w:rFonts w:ascii="Times New Roman" w:eastAsia="SimSun"/>
+              </w:rPr>
+              <w:t xml:space="preserve">超 3000 字符先 </w:t>
+            </w:r>
+            <w:r>
+              <w:rPr>
+                <w:b w:val="false"/>
+                <w:bCs w:val="false"/>
+                <w:color w:val="9C2B4B"/>
+                <w:sz w:val="20"/>
+                <w:szCs w:val="20"/>
+                <w:rFonts w:ascii="Consolas" w:eastAsia="Microsoft YaHei"/>
+              </w:rPr>
+              <w:t xml:space="preserve">POST /ChatTexts</w:t>
+            </w:r>
+            <w:r>
+              <w:rPr>
+                <w:b w:val="false"/>
+                <w:bCs w:val="false"/>
+                <w:color w:val="1A1A1A"/>
+                <w:sz w:val="20"/>
+                <w:szCs w:val="20"/>
+                <w:rFonts w:ascii="Times New Roman" w:eastAsia="SimSun"/>
+              </w:rPr>
+              <w:t xml:space="preserve"> 再调函数导入</w:t>
+            </w:r>
+          </w:p>
+        </w:tc>
+        <w:tc>
+          <w:tcPr>
+            <w:tcW w:type="pct" w:w="34%"/>
+            <w:tcMar>
+              <w:top w:type="dxa" w:w="60"/>
+              <w:left w:type="dxa" w:w="120"/>
+              <w:bottom w:type="dxa" w:w="60"/>
+              <w:right w:type="dxa" w:w="120"/>
+            </w:tcMar>
+          </w:tcPr>
+          <w:p>
+            <w:pPr>
+              <w:spacing w:line="276"/>
+              <w:jc w:val="left"/>
+            </w:pPr>
+            <w:r>
+              <w:rPr>
+                <w:b w:val="false"/>
+                <w:bCs w:val="false"/>
+                <w:color w:val="1A1A1A"/>
+                <w:sz w:val="20"/>
+                <w:szCs w:val="20"/>
+                <w:rFonts w:ascii="Times New Roman" w:eastAsia="SimSun"/>
+              </w:rPr>
+              <w:t xml:space="preserve">新实体集 </w:t>
+            </w:r>
+            <w:r>
+              <w:rPr>
+                <w:b w:val="false"/>
+                <w:bCs w:val="false"/>
+                <w:color w:val="9C2B4B"/>
+                <w:sz w:val="20"/>
+                <w:szCs w:val="20"/>
+                <w:rFonts w:ascii="Consolas" w:eastAsia="Microsoft YaHei"/>
+              </w:rPr>
+              <w:t xml:space="preserve">ChatTexts</w:t>
+            </w:r>
+            <w:r>
+              <w:rPr>
+                <w:b w:val="false"/>
+                <w:bCs w:val="false"/>
+                <w:color w:val="1A1A1A"/>
+                <w:sz w:val="20"/>
+                <w:szCs w:val="20"/>
+                <w:rFonts w:ascii="Times New Roman" w:eastAsia="SimSun"/>
+              </w:rPr>
+              <w:t xml:space="preserve">、表 </w:t>
+            </w:r>
+            <w:r>
+              <w:rPr>
+                <w:b w:val="false"/>
+                <w:bCs w:val="false"/>
+                <w:color w:val="9C2B4B"/>
+                <w:sz w:val="20"/>
+                <w:szCs w:val="20"/>
+                <w:rFonts w:ascii="Consolas" w:eastAsia="Microsoft YaHei"/>
+              </w:rPr>
+              <w:t xml:space="preserve">ZAI_CHAT_TEXT</w:t>
+            </w:r>
+            <w:r>
+              <w:rPr>
+                <w:b w:val="false"/>
+                <w:bCs w:val="false"/>
+                <w:color w:val="1A1A1A"/>
+                <w:sz w:val="20"/>
+                <w:szCs w:val="20"/>
+                <w:rFonts w:ascii="Times New Roman" w:eastAsia="SimSun"/>
+              </w:rPr>
+              <w:t xml:space="preserve">、DPC_EXT V15.6</w:t>
             </w:r>
           </w:p>
         </w:tc>
@@ -6006,59 +7215,10 @@
           <w:sz w:val="28"/>
           <w:szCs w:val="28"/>
           <w:rFonts w:ascii="Arial" w:eastAsia="SimHei"/>
-        </w:rPr>
-        <w:t xml:space="preserve">补丁标记校验（改过前端代码必做）</w:t>
-      </w:r>
-    </w:p>
-    <w:p>
-      <w:pPr>
-        <w:spacing w:line="312" w:after="60"/>
-        <w:ind w:firstLine="480"/>
-        <w:jc w:val="both"/>
-      </w:pPr>
-      <w:r>
-        <w:rPr>
-          <w:b w:val="false"/>
-          <w:bCs w:val="false"/>
-          <w:color w:val="1A1A1A"/>
-          <w:sz w:val="24"/>
-          <w:szCs w:val="24"/>
-          <w:rFonts w:ascii="Times New Roman" w:eastAsia="SimSun"/>
-        </w:rPr>
-        <w:t xml:space="preserve">UI5 实际优先加载 **</w:t>
-      </w:r>
-      <w:r>
-        <w:rPr>
-          <w:b w:val="false"/>
-          <w:bCs w:val="false"/>
-          <w:color w:val="9C2B4B"/>
-          <w:sz w:val="24"/>
-          <w:szCs w:val="24"/>
-          <w:rFonts w:ascii="Consolas" w:eastAsia="Microsoft YaHei"/>
-        </w:rPr>
-        <w:t xml:space="preserve">dist/Component-preload.js</w:t>
-      </w:r>
-      <w:r>
-        <w:rPr>
-          <w:b/>
-          <w:bCs/>
-          <w:color w:val="1A1A1A"/>
-          <w:sz w:val="24"/>
-          <w:szCs w:val="24"/>
-          <w:rFonts w:ascii="Times New Roman" w:eastAsia="SimSun"/>
-        </w:rPr>
-        <w:t xml:space="preserve">（不是 webapp 源码）。注释版本号会被压缩器剥掉，要用</w:t>
-      </w:r>
-      <w:r>
-        <w:rPr>
-          <w:b w:val="false"/>
-          <w:bCs w:val="false"/>
-          <w:color w:val="1A1A1A"/>
-          <w:sz w:val="24"/>
-          <w:szCs w:val="24"/>
-          <w:rFonts w:ascii="Times New Roman" w:eastAsia="SimSun"/>
-        </w:rPr>
-        <w:t xml:space="preserve">值字符串/属性访问**当标记：</w:t>
+          <w:highlight w:val="yellow"/>
+          <w:highlightCs w:val="yellow"/>
+        </w:rPr>
+        <w:t xml:space="preserve">〇-B.4 打包与上传（与 〇-A.2 同流程）</w:t>
       </w:r>
     </w:p>
     <w:tbl>
@@ -6099,7 +7259,7 @@
                 <w:szCs w:val="17"/>
                 <w:rFonts w:ascii="Consolas" w:eastAsia="Microsoft YaHei"/>
               </w:rPr>
-              <w:t xml:space="preserve"># V8.1 标记（_fetchCsrf 出现次数，期望 4）与 V8.3 标记（.Login 属性访问，期望 3）</w:t>
+              <w:t xml:space="preserve">cd dist</w:t>
             </w:r>
           </w:p>
           <w:p>
@@ -6113,21 +7273,7 @@
                 <w:szCs w:val="17"/>
                 <w:rFonts w:ascii="Consolas" w:eastAsia="Microsoft YaHei"/>
               </w:rPr>
-              <w:t xml:space="preserve">rg -o "_fetchCsrf" dist/Component-preload.js | wc -l</w:t>
-            </w:r>
-          </w:p>
-          <w:p>
-            <w:pPr>
-              <w:spacing w:line="252" w:lineRule="atLeast" w:before="0" w:after="0"/>
-            </w:pPr>
-            <w:r>
-              <w:rPr>
-                <w:color w:val="24292E"/>
-                <w:sz w:val="17"/>
-                <w:szCs w:val="17"/>
-                <w:rFonts w:ascii="Consolas" w:eastAsia="Microsoft YaHei"/>
-              </w:rPr>
-              <w:t xml:space="preserve">rg -o "\.Login" dist/Component-preload.js | wc -l</w:t>
+              <w:t xml:space="preserve">zip -qr ../zai_chat_dist_20261019合并部署_20261021.zip . -x "*.map"</w:t>
             </w:r>
           </w:p>
         </w:tc>
@@ -6153,7 +7299,7 @@
           <w:szCs w:val="24"/>
           <w:rFonts w:ascii="Times New Roman" w:eastAsia="SimSun"/>
         </w:rPr>
-        <w:t xml:space="preserve">⚠️ </w:t>
+        <w:t xml:space="preserve">全量包（本批新增/修改文件多且分散，不要做增量）。zip 第一层必须直接是 </w:t>
       </w:r>
       <w:r>
         <w:rPr>
@@ -6164,7 +7310,7 @@
           <w:szCs w:val="24"/>
           <w:rFonts w:ascii="Consolas" w:eastAsia="Microsoft YaHei"/>
         </w:rPr>
-        <w:t xml:space="preserve">rg -c</w:t>
+        <w:t xml:space="preserve">index.html</w:t>
       </w:r>
       <w:r>
         <w:rPr>
@@ -6175,7 +7321,7 @@
           <w:szCs w:val="24"/>
           <w:rFonts w:ascii="Times New Roman" w:eastAsia="SimSun"/>
         </w:rPr>
-        <w:t xml:space="preserve"> 是匹配行数（dist 单行文件恒为 1），必须 </w:t>
+        <w:t xml:space="preserve">、</w:t>
       </w:r>
       <w:r>
         <w:rPr>
@@ -6186,7 +7332,7 @@
           <w:szCs w:val="24"/>
           <w:rFonts w:ascii="Consolas" w:eastAsia="Microsoft YaHei"/>
         </w:rPr>
-        <w:t xml:space="preserve">rg -o | wc -l</w:t>
+        <w:t xml:space="preserve">config.js</w:t>
       </w:r>
       <w:r>
         <w:rPr>
@@ -6197,25 +7343,117 @@
           <w:szCs w:val="24"/>
           <w:rFonts w:ascii="Times New Roman" w:eastAsia="SimSun"/>
         </w:rPr>
-        <w:t xml:space="preserve"> 数出现次数。</w:t>
-      </w:r>
-    </w:p>
-    <w:p>
-      <w:pPr>
-        <w:pStyle w:val="Heading1"/>
-        <w:pageBreakBefore/>
-        <w:spacing w:before="360" w:after="160" w:line="312"/>
-      </w:pPr>
-      <w:r>
-        <w:rPr>
-          <w:b/>
-          <w:bCs/>
-          <w:color w:val="1B6B7A"/>
-          <w:sz w:val="32"/>
-          <w:szCs w:val="32"/>
-          <w:rFonts w:ascii="Arial" w:eastAsia="SimHei"/>
-        </w:rPr>
-        <w:t xml:space="preserve">三、打包与搬运</w:t>
+        <w:t xml:space="preserve">、</w:t>
+      </w:r>
+      <w:r>
+        <w:rPr>
+          <w:b w:val="false"/>
+          <w:bCs w:val="false"/>
+          <w:color w:val="9C2B4B"/>
+          <w:sz w:val="24"/>
+          <w:szCs w:val="24"/>
+          <w:rFonts w:ascii="Consolas" w:eastAsia="Microsoft YaHei"/>
+        </w:rPr>
+        <w:t xml:space="preserve">resources/</w:t>
+      </w:r>
+      <w:r>
+        <w:rPr>
+          <w:b w:val="false"/>
+          <w:bCs w:val="false"/>
+          <w:color w:val="1A1A1A"/>
+          <w:sz w:val="24"/>
+          <w:szCs w:val="24"/>
+          <w:rFonts w:ascii="Times New Roman" w:eastAsia="SimSun"/>
+        </w:rPr>
+        <w:t xml:space="preserve">；</w:t>
+      </w:r>
+      <w:r>
+        <w:rPr>
+          <w:b w:val="false"/>
+          <w:bCs w:val="false"/>
+          <w:color w:val="9C2B4B"/>
+          <w:sz w:val="24"/>
+          <w:szCs w:val="24"/>
+          <w:rFonts w:ascii="Consolas" w:eastAsia="Microsoft YaHei"/>
+        </w:rPr>
+        <w:t xml:space="preserve">/UI5/UI5_REPOSITORY_LOAD</w:t>
+      </w:r>
+      <w:r>
+        <w:rPr>
+          <w:b w:val="false"/>
+          <w:bCs w:val="false"/>
+          <w:color w:val="1A1A1A"/>
+          <w:sz w:val="24"/>
+          <w:szCs w:val="24"/>
+          <w:rFonts w:ascii="Times New Roman" w:eastAsia="SimSun"/>
+        </w:rPr>
+        <w:t xml:space="preserve"> 上传到 </w:t>
+      </w:r>
+      <w:r>
+        <w:rPr>
+          <w:b w:val="false"/>
+          <w:bCs w:val="false"/>
+          <w:color w:val="9C2B4B"/>
+          <w:sz w:val="24"/>
+          <w:szCs w:val="24"/>
+          <w:rFonts w:ascii="Consolas" w:eastAsia="Microsoft YaHei"/>
+        </w:rPr>
+        <w:t xml:space="preserve">ZAI_CHAT_DEMO1</w:t>
+      </w:r>
+      <w:r>
+        <w:rPr>
+          <w:b w:val="false"/>
+          <w:bCs w:val="false"/>
+          <w:color w:val="1A1A1A"/>
+          <w:sz w:val="24"/>
+          <w:szCs w:val="24"/>
+          <w:rFonts w:ascii="Times New Roman" w:eastAsia="SimSun"/>
+        </w:rPr>
+        <w:t xml:space="preserve">（可传输包，禁 </w:t>
+      </w:r>
+      <w:r>
+        <w:rPr>
+          <w:b w:val="false"/>
+          <w:bCs w:val="false"/>
+          <w:color w:val="9C2B4B"/>
+          <w:sz w:val="24"/>
+          <w:szCs w:val="24"/>
+          <w:rFonts w:ascii="Consolas" w:eastAsia="Microsoft YaHei"/>
+        </w:rPr>
+        <w:t xml:space="preserve">$TMP</w:t>
+      </w:r>
+      <w:r>
+        <w:rPr>
+          <w:b w:val="false"/>
+          <w:bCs w:val="false"/>
+          <w:color w:val="1A1A1A"/>
+          <w:sz w:val="24"/>
+          <w:szCs w:val="24"/>
+          <w:rFonts w:ascii="Times New Roman" w:eastAsia="SimSun"/>
+        </w:rPr>
+        <w:t xml:space="preserve">）→ 重新激活 BSP SICF 节点 → 浏览器 Ctrl+F5；仍是旧界面时先清 UI5/BSP/网关缓存，再查 </w:t>
+      </w:r>
+      <w:r>
+        <w:rPr>
+          <w:b w:val="false"/>
+          <w:bCs w:val="false"/>
+          <w:color w:val="9C2B4B"/>
+          <w:sz w:val="24"/>
+          <w:szCs w:val="24"/>
+          <w:rFonts w:ascii="Consolas" w:eastAsia="Microsoft YaHei"/>
+        </w:rPr>
+        <w:t xml:space="preserve">dist/Component-preload.js</w:t>
+      </w:r>
+      <w:r>
+        <w:rPr>
+          <w:b w:val="false"/>
+          <w:bCs w:val="false"/>
+          <w:color w:val="1A1A1A"/>
+          <w:sz w:val="24"/>
+          <w:szCs w:val="24"/>
+          <w:rFonts w:ascii="Times New Roman" w:eastAsia="SimSun"/>
+        </w:rPr>
+        <w:t xml:space="preserve"> 是否含 〇-B.2 的模块名。</w:t>
       </w:r>
     </w:p>
     <w:p>
@@ -6231,295 +7469,10 @@
           <w:sz w:val="28"/>
           <w:szCs w:val="28"/>
           <w:rFonts w:ascii="Arial" w:eastAsia="SimHei"/>
-        </w:rPr>
-        <w:t xml:space="preserve">3.1 打 zip（最容易做错的一步）</w:t>
-      </w:r>
-    </w:p>
-    <w:p>
-      <w:pPr>
-        <w:spacing w:line="312" w:after="60"/>
-        <w:ind w:firstLine="480"/>
-        <w:jc w:val="both"/>
-      </w:pPr>
-      <w:r>
-        <w:rPr>
-          <w:b/>
-          <w:bCs/>
-          <w:color w:val="1A1A1A"/>
-          <w:sz w:val="24"/>
-          <w:szCs w:val="24"/>
-          <w:rFonts w:ascii="Times New Roman" w:eastAsia="SimSun"/>
-        </w:rPr>
-        <w:t xml:space="preserve">要求：zip 打开后第一层直接是文件本身</w:t>
-      </w:r>
-      <w:r>
-        <w:rPr>
-          <w:b w:val="false"/>
-          <w:bCs w:val="false"/>
-          <w:color w:val="1A1A1A"/>
-          <w:sz w:val="24"/>
-          <w:szCs w:val="24"/>
-          <w:rFonts w:ascii="Times New Roman" w:eastAsia="SimSun"/>
-        </w:rPr>
-        <w:t xml:space="preserve">（能看到 index.html、config.js、resources/…），</w:t>
-      </w:r>
-      <w:r>
-        <w:rPr>
-          <w:b/>
-          <w:bCs/>
-          <w:color w:val="1A1A1A"/>
-          <w:sz w:val="24"/>
-          <w:szCs w:val="24"/>
-          <w:rFonts w:ascii="Times New Roman" w:eastAsia="SimSun"/>
-        </w:rPr>
-        <w:t xml:space="preserve">不能多套一层 dist/ 目录</w:t>
-      </w:r>
-      <w:r>
-        <w:rPr>
-          <w:b w:val="false"/>
-          <w:bCs w:val="false"/>
-          <w:color w:val="1A1A1A"/>
-          <w:sz w:val="24"/>
-          <w:szCs w:val="24"/>
-          <w:rFonts w:ascii="Times New Roman" w:eastAsia="SimSun"/>
-        </w:rPr>
-        <w:t xml:space="preserve">——上传报表按 zip 内相对路径建 BSP 对象，多一层页面就 404。</w:t>
-      </w:r>
-    </w:p>
-    <w:tbl>
-      <w:tblPr>
-        <w:tblW w:type="pct" w:w="100%"/>
-        <w:tblBorders>
-          <w:top w:val="single" w:color="C8DDE2" w:sz="4"/>
-          <w:left w:val="single" w:color="C8DDE2" w:sz="4"/>
-          <w:bottom w:val="single" w:color="C8DDE2" w:sz="4"/>
-          <w:right w:val="single" w:color="C8DDE2" w:sz="4"/>
-          <w:insideH w:val="none" w:color="auto" w:sz="0"/>
-          <w:insideV w:val="none" w:color="auto" w:sz="0"/>
-        </w:tblBorders>
-        <w:tblLayout w:type="fixed"/>
-      </w:tblPr>
-      <w:tblGrid>
-        <w:gridCol w:w="100"/>
-      </w:tblGrid>
-      <w:tr>
-        <w:tc>
-          <w:tcPr>
-            <w:shd w:fill="F2F4F7" w:val="clear"/>
-            <w:tcMar>
-              <w:top w:type="dxa" w:w="100"/>
-              <w:left w:type="dxa" w:w="180"/>
-              <w:bottom w:type="dxa" w:w="100"/>
-              <w:right w:type="dxa" w:w="120"/>
-            </w:tcMar>
-          </w:tcPr>
-          <w:p>
-            <w:pPr>
-              <w:spacing w:line="252" w:lineRule="atLeast" w:before="0" w:after="0"/>
-            </w:pPr>
-            <w:r>
-              <w:rPr>
-                <w:color w:val="24292E"/>
-                <w:sz w:val="17"/>
-                <w:szCs w:val="17"/>
-                <w:rFonts w:ascii="Consolas" w:eastAsia="Microsoft YaHei"/>
-              </w:rPr>
-              <w:t xml:space="preserve">cd dist &amp;&amp; zip -qr zai_chat_dist_部署包_日期_Vx.x.zip . -x "*.map"</w:t>
-            </w:r>
-          </w:p>
-        </w:tc>
-      </w:tr>
-    </w:tbl>
-    <w:p>
-      <w:pPr>
-        <w:spacing w:after="60"/>
-      </w:pPr>
-    </w:p>
-    <w:p>
-      <w:pPr>
-        <w:spacing w:line="312" w:after="60"/>
-        <w:ind w:firstLine="480"/>
-        <w:jc w:val="both"/>
-      </w:pPr>
-      <w:r>
-        <w:rPr>
-          <w:b w:val="false"/>
-          <w:bCs w:val="false"/>
-          <w:color w:val="1A1A1A"/>
-          <w:sz w:val="24"/>
-          <w:szCs w:val="24"/>
-          <w:rFonts w:ascii="Times New Roman" w:eastAsia="SimSun"/>
-        </w:rPr>
-        <w:t xml:space="preserve">（PowerShell：</w:t>
-      </w:r>
-      <w:r>
-        <w:rPr>
-          <w:b w:val="false"/>
-          <w:bCs w:val="false"/>
-          <w:color w:val="9C2B4B"/>
-          <w:sz w:val="24"/>
-          <w:szCs w:val="24"/>
-          <w:rFonts w:ascii="Consolas" w:eastAsia="Microsoft YaHei"/>
-        </w:rPr>
-        <w:t xml:space="preserve">Compress-Archive -Path dist\* -DestinationPath xxx.zip -Force</w:t>
-      </w:r>
-      <w:r>
-        <w:rPr>
-          <w:b w:val="false"/>
-          <w:bCs w:val="false"/>
-          <w:color w:val="1A1A1A"/>
-          <w:sz w:val="24"/>
-          <w:szCs w:val="24"/>
-          <w:rFonts w:ascii="Times New Roman" w:eastAsia="SimSun"/>
-        </w:rPr>
-        <w:t xml:space="preserve">；资源管理器：进 dist 内部 Ctrl+A 右键压缩。）</w:t>
-      </w:r>
-    </w:p>
-    <w:p>
-      <w:pPr>
-        <w:spacing w:line="312" w:after="60"/>
-        <w:ind w:firstLine="480"/>
-        <w:jc w:val="both"/>
-      </w:pPr>
-      <w:r>
-        <w:rPr>
-          <w:b w:val="false"/>
-          <w:bCs w:val="false"/>
-          <w:color w:val="1A1A1A"/>
-          <w:sz w:val="24"/>
-          <w:szCs w:val="24"/>
-          <w:rFonts w:ascii="Times New Roman" w:eastAsia="SimSun"/>
-        </w:rPr>
-        <w:t xml:space="preserve">打完打开 zip 自检一眼：第一层是 index.html ✓ 才合格。</w:t>
-      </w:r>
-    </w:p>
-    <w:p>
-      <w:pPr>
-        <w:pStyle w:val="Heading2"/>
-        <w:spacing w:before="240" w:after="120" w:line="312"/>
-      </w:pPr>
-      <w:r>
-        <w:rPr>
-          <w:b/>
-          <w:bCs/>
-          <w:color w:val="1B6B7A"/>
-          <w:sz w:val="28"/>
-          <w:szCs w:val="28"/>
-          <w:rFonts w:ascii="Arial" w:eastAsia="SimHei"/>
-        </w:rPr>
-        <w:t xml:space="preserve">3.2 增量包制作</w:t>
-      </w:r>
-    </w:p>
-    <w:tbl>
-      <w:tblPr>
-        <w:tblW w:type="pct" w:w="100%"/>
-        <w:tblBorders>
-          <w:top w:val="single" w:color="C8DDE2" w:sz="4"/>
-          <w:left w:val="single" w:color="C8DDE2" w:sz="4"/>
-          <w:bottom w:val="single" w:color="C8DDE2" w:sz="4"/>
-          <w:right w:val="single" w:color="C8DDE2" w:sz="4"/>
-          <w:insideH w:val="none" w:color="auto" w:sz="0"/>
-          <w:insideV w:val="none" w:color="auto" w:sz="0"/>
-        </w:tblBorders>
-        <w:tblLayout w:type="fixed"/>
-      </w:tblPr>
-      <w:tblGrid>
-        <w:gridCol w:w="100"/>
-      </w:tblGrid>
-      <w:tr>
-        <w:tc>
-          <w:tcPr>
-            <w:shd w:fill="F2F4F7" w:val="clear"/>
-            <w:tcMar>
-              <w:top w:type="dxa" w:w="100"/>
-              <w:left w:type="dxa" w:w="180"/>
-              <w:bottom w:type="dxa" w:w="100"/>
-              <w:right w:type="dxa" w:w="120"/>
-            </w:tcMar>
-          </w:tcPr>
-          <w:p>
-            <w:pPr>
-              <w:spacing w:line="252" w:lineRule="atLeast" w:before="0" w:after="0"/>
-            </w:pPr>
-            <w:r>
-              <w:rPr>
-                <w:color w:val="24292E"/>
-                <w:sz w:val="17"/>
-                <w:szCs w:val="17"/>
-                <w:rFonts w:ascii="Consolas" w:eastAsia="Microsoft YaHei"/>
-              </w:rPr>
-              <w:t xml:space="preserve"># 新旧两个 dist 解包目录对比，得到变更文件清单</w:t>
-            </w:r>
-          </w:p>
-          <w:p>
-            <w:pPr>
-              <w:spacing w:line="252" w:lineRule="atLeast" w:before="0" w:after="0"/>
-            </w:pPr>
-            <w:r>
-              <w:rPr>
-                <w:color w:val="24292E"/>
-                <w:sz w:val="17"/>
-                <w:szCs w:val="17"/>
-                <w:rFonts w:ascii="Consolas" w:eastAsia="Microsoft YaHei"/>
-              </w:rPr>
-              <w:t xml:space="preserve">diff -rq dist_old dist_new</w:t>
-            </w:r>
-          </w:p>
-          <w:p>
-            <w:pPr>
-              <w:spacing w:line="252" w:lineRule="atLeast" w:before="0" w:after="0"/>
-            </w:pPr>
-            <w:r>
-              <w:rPr>
-                <w:color w:val="24292E"/>
-                <w:sz w:val="17"/>
-                <w:szCs w:val="17"/>
-                <w:rFonts w:ascii="Consolas" w:eastAsia="Microsoft YaHei"/>
-              </w:rPr>
-              <w:t xml:space="preserve"># 只把变更文件按 dist 内相对路径打 zip（如 service/ChatService.js 在包内就是这个相对路径）</w:t>
-            </w:r>
-          </w:p>
-        </w:tc>
-      </w:tr>
-    </w:tbl>
-    <w:p>
-      <w:pPr>
-        <w:spacing w:after="60"/>
-      </w:pPr>
-    </w:p>
-    <w:p>
-      <w:pPr>
-        <w:spacing w:line="312" w:after="60"/>
-        <w:ind w:firstLine="480"/>
-        <w:jc w:val="both"/>
-      </w:pPr>
-      <w:r>
-        <w:rPr>
-          <w:b w:val="false"/>
-          <w:bCs w:val="false"/>
-          <w:color w:val="1A1A1A"/>
-          <w:sz w:val="24"/>
-          <w:szCs w:val="24"/>
-          <w:rFonts w:ascii="Times New Roman" w:eastAsia="SimSun"/>
-        </w:rPr>
-        <w:t xml:space="preserve">参考：V8.3 增量包共 12 个文件（Component-preload、controller、service 的正式/调试副本 + resources 若干），4MB。</w:t>
-      </w:r>
-    </w:p>
-    <w:p>
-      <w:pPr>
-        <w:pStyle w:val="Heading2"/>
-        <w:spacing w:before="240" w:after="120" w:line="312"/>
-      </w:pPr>
-      <w:r>
-        <w:rPr>
-          <w:b/>
-          <w:bCs/>
-          <w:color w:val="1B6B7A"/>
-          <w:sz w:val="28"/>
-          <w:szCs w:val="28"/>
-          <w:rFonts w:ascii="Arial" w:eastAsia="SimHei"/>
-        </w:rPr>
-        <w:t xml:space="preserve">3.3 搬运清单（家里机 → 公司机）</w:t>
+          <w:highlight w:val="yellow"/>
+          <w:highlightCs w:val="yellow"/>
+        </w:rPr>
+        <w:t xml:space="preserve">〇-B.5 前端验收（后端 〇-B.8 的 7.1–7.5 已含业务项，此处为界面专项）</w:t>
       </w:r>
     </w:p>
     <w:tbl>
@@ -6569,7 +7522,7 @@
                 <w:szCs w:val="20"/>
                 <w:rFonts w:ascii="Arial" w:eastAsia="SimHei"/>
               </w:rPr>
-              <w:t xml:space="preserve">东西</w:t>
+              <w:t xml:space="preserve">#</w:t>
             </w:r>
           </w:p>
         </w:tc>
@@ -6598,7 +7551,7 @@
                 <w:szCs w:val="20"/>
                 <w:rFonts w:ascii="Arial" w:eastAsia="SimHei"/>
               </w:rPr>
-              <w:t xml:space="preserve">必须？</w:t>
+              <w:t xml:space="preserve">操作</w:t>
             </w:r>
           </w:p>
         </w:tc>
@@ -6627,7 +7580,7 @@
                 <w:szCs w:val="20"/>
                 <w:rFonts w:ascii="Arial" w:eastAsia="SimHei"/>
               </w:rPr>
-              <w:t xml:space="preserve">说明</w:t>
+              <w:t xml:space="preserve">预期</w:t>
             </w:r>
           </w:p>
         </w:tc>
@@ -6660,7 +7613,7 @@
                 <w:szCs w:val="20"/>
                 <w:rFonts w:ascii="Times New Roman" w:eastAsia="SimSun"/>
               </w:rPr>
-              <w:t xml:space="preserve">部署 zip</w:t>
+              <w:t xml:space="preserve">1</w:t>
             </w:r>
           </w:p>
         </w:tc>
@@ -6688,7 +7641,7 @@
                 <w:szCs w:val="20"/>
                 <w:rFonts w:ascii="Times New Roman" w:eastAsia="SimSun"/>
               </w:rPr>
-              <w:t xml:space="preserve">★ 必须</w:t>
+              <w:t xml:space="preserve">新建 Agent 任务</w:t>
             </w:r>
           </w:p>
         </w:tc>
@@ -6716,29 +7669,7 @@
                 <w:szCs w:val="20"/>
                 <w:rFonts w:ascii="Times New Roman" w:eastAsia="SimSun"/>
               </w:rPr>
-              <w:t xml:space="preserve">部署主体；放 </w:t>
-            </w:r>
-            <w:r>
-              <w:rPr>
-                <w:b/>
-                <w:bCs/>
-                <w:color w:val="1A1A1A"/>
-                <w:sz w:val="20"/>
-                <w:szCs w:val="20"/>
-                <w:rFonts w:ascii="Times New Roman" w:eastAsia="SimSun"/>
-              </w:rPr>
-              <w:t xml:space="preserve">C 盘英文短路径</w:t>
-            </w:r>
-            <w:r>
-              <w:rPr>
-                <w:b w:val="false"/>
-                <w:bCs w:val="false"/>
-                <w:color w:val="1A1A1A"/>
-                <w:sz w:val="20"/>
-                <w:szCs w:val="20"/>
-                <w:rFonts w:ascii="Times New Roman" w:eastAsia="SimSun"/>
-              </w:rPr>
-              <w:t xml:space="preserve">（Big5 GUI 中文文件名选不中，E 盘读文件可能弹授权）</w:t>
+              <w:t xml:space="preserve">场景条五个按钮（无「库存查询」）；「报表执行」/「Fiori 报表」首页是目录；目录默认收起，展开 / 收起有动画，收起态是“报表目录 · 共 N 张”胶囊</w:t>
             </w:r>
           </w:p>
         </w:tc>
@@ -6771,7 +7702,7 @@
                 <w:szCs w:val="20"/>
                 <w:rFonts w:ascii="Times New Roman" w:eastAsia="SimSun"/>
               </w:rPr>
-              <w:t xml:space="preserve">《03-后端实施文档》</w:t>
+              <w:t xml:space="preserve">2</w:t>
             </w:r>
           </w:p>
         </w:tc>
@@ -6799,7 +7730,7 @@
                 <w:szCs w:val="20"/>
                 <w:rFonts w:ascii="Times New Roman" w:eastAsia="SimSun"/>
               </w:rPr>
-              <w:t xml:space="preserve">建议</w:t>
+              <w:t xml:space="preserve">普通对话与 Agent 各自换一个模型，刷新页面</w:t>
             </w:r>
           </w:p>
         </w:tc>
@@ -6827,7 +7758,7 @@
                 <w:szCs w:val="20"/>
                 <w:rFonts w:ascii="Times New Roman" w:eastAsia="SimSun"/>
               </w:rPr>
-              <w:t xml:space="preserve">联调验证对照</w:t>
+              <w:t xml:space="preserve">两个会话各自记住所选模型；顶栏不再有模型下拉</w:t>
             </w:r>
           </w:p>
         </w:tc>
@@ -6860,7 +7791,7 @@
                 <w:szCs w:val="20"/>
                 <w:rFonts w:ascii="Times New Roman" w:eastAsia="SimSun"/>
               </w:rPr>
-              <w:t xml:space="preserve">完整项目 zip（含 node_modules）</w:t>
+              <w:t xml:space="preserve">3</w:t>
             </w:r>
           </w:p>
         </w:tc>
@@ -6888,7 +7819,7 @@
                 <w:szCs w:val="20"/>
                 <w:rFonts w:ascii="Times New Roman" w:eastAsia="SimSun"/>
               </w:rPr>
-              <w:t xml:space="preserve">可选</w:t>
+              <w:t xml:space="preserve">侧栏「申请权限」</w:t>
             </w:r>
           </w:p>
         </w:tc>
@@ -6916,7 +7847,562 @@
                 <w:szCs w:val="20"/>
                 <w:rFonts w:ascii="Times New Roman" w:eastAsia="SimSun"/>
               </w:rPr>
-              <w:t xml:space="preserve">仅当要在公司改代码重构建</w:t>
+              <w:t xml:space="preserve">打开申请对话框（未开 </w:t>
+            </w:r>
+            <w:r>
+              <w:rPr>
+                <w:b w:val="false"/>
+                <w:bCs w:val="false"/>
+                <w:color w:val="9C2B4B"/>
+                <w:sz w:val="20"/>
+                <w:szCs w:val="20"/>
+                <w:rFonts w:ascii="Consolas" w:eastAsia="Microsoft YaHei"/>
+              </w:rPr>
+              <w:t xml:space="preserve">AUTH_ENABLED</w:t>
+            </w:r>
+            <w:r>
+              <w:rPr>
+                <w:b w:val="false"/>
+                <w:bCs w:val="false"/>
+                <w:color w:val="1A1A1A"/>
+                <w:sz w:val="20"/>
+                <w:szCs w:val="20"/>
+                <w:rFonts w:ascii="Times New Roman" w:eastAsia="SimSun"/>
+              </w:rPr>
+              <w:t xml:space="preserve"> 时提示“尚未启用”）；ADMIN 侧栏有「权限审批」且待审批 &gt; 0 时有红色角标</w:t>
+            </w:r>
+          </w:p>
+        </w:tc>
+      </w:tr>
+      <w:tr>
+        <w:trPr>
+          <w:cantSplit/>
+        </w:trPr>
+        <w:tc>
+          <w:tcPr>
+            <w:tcW w:type="pct" w:w="33%"/>
+            <w:tcMar>
+              <w:top w:type="dxa" w:w="60"/>
+              <w:left w:type="dxa" w:w="120"/>
+              <w:bottom w:type="dxa" w:w="60"/>
+              <w:right w:type="dxa" w:w="120"/>
+            </w:tcMar>
+          </w:tcPr>
+          <w:p>
+            <w:pPr>
+              <w:spacing w:line="276"/>
+              <w:jc w:val="left"/>
+            </w:pPr>
+            <w:r>
+              <w:rPr>
+                <w:b w:val="false"/>
+                <w:bCs w:val="false"/>
+                <w:color w:val="1A1A1A"/>
+                <w:sz w:val="20"/>
+                <w:szCs w:val="20"/>
+                <w:rFonts w:ascii="Times New Roman" w:eastAsia="SimSun"/>
+              </w:rPr>
+              <w:t xml:space="preserve">4</w:t>
+            </w:r>
+          </w:p>
+        </w:tc>
+        <w:tc>
+          <w:tcPr>
+            <w:tcW w:type="pct" w:w="33%"/>
+            <w:tcMar>
+              <w:top w:type="dxa" w:w="60"/>
+              <w:left w:type="dxa" w:w="120"/>
+              <w:bottom w:type="dxa" w:w="60"/>
+              <w:right w:type="dxa" w:w="120"/>
+            </w:tcMar>
+          </w:tcPr>
+          <w:p>
+            <w:pPr>
+              <w:spacing w:line="276"/>
+              <w:jc w:val="left"/>
+            </w:pPr>
+            <w:r>
+              <w:rPr>
+                <w:b w:val="false"/>
+                <w:bCs w:val="false"/>
+                <w:color w:val="1A1A1A"/>
+                <w:sz w:val="20"/>
+                <w:szCs w:val="20"/>
+                <w:rFonts w:ascii="Times New Roman" w:eastAsia="SimSun"/>
+              </w:rPr>
+              <w:t xml:space="preserve">ADMIN 打开「权限审批」</w:t>
+            </w:r>
+          </w:p>
+        </w:tc>
+        <w:tc>
+          <w:tcPr>
+            <w:tcW w:type="pct" w:w="34%"/>
+            <w:tcMar>
+              <w:top w:type="dxa" w:w="60"/>
+              <w:left w:type="dxa" w:w="120"/>
+              <w:bottom w:type="dxa" w:w="60"/>
+              <w:right w:type="dxa" w:w="120"/>
+            </w:tcMar>
+          </w:tcPr>
+          <w:p>
+            <w:pPr>
+              <w:spacing w:line="276"/>
+              <w:jc w:val="left"/>
+            </w:pPr>
+            <w:r>
+              <w:rPr>
+                <w:b w:val="false"/>
+                <w:bCs w:val="false"/>
+                <w:color w:val="1A1A1A"/>
+                <w:sz w:val="20"/>
+                <w:szCs w:val="20"/>
+                <w:rFonts w:ascii="Times New Roman" w:eastAsia="SimSun"/>
+              </w:rPr>
+              <w:t xml:space="preserve">卡片式待审批列表，批准 / 驳回在卡片内展开确认（驳回原因必填），处理完有动画；“最近处理”可查</w:t>
+            </w:r>
+          </w:p>
+        </w:tc>
+      </w:tr>
+      <w:tr>
+        <w:trPr>
+          <w:cantSplit/>
+        </w:trPr>
+        <w:tc>
+          <w:tcPr>
+            <w:tcW w:type="pct" w:w="33%"/>
+            <w:tcMar>
+              <w:top w:type="dxa" w:w="60"/>
+              <w:left w:type="dxa" w:w="120"/>
+              <w:bottom w:type="dxa" w:w="60"/>
+              <w:right w:type="dxa" w:w="120"/>
+            </w:tcMar>
+          </w:tcPr>
+          <w:p>
+            <w:pPr>
+              <w:spacing w:line="276"/>
+              <w:jc w:val="left"/>
+            </w:pPr>
+            <w:r>
+              <w:rPr>
+                <w:b w:val="false"/>
+                <w:bCs w:val="false"/>
+                <w:color w:val="1A1A1A"/>
+                <w:sz w:val="20"/>
+                <w:szCs w:val="20"/>
+                <w:rFonts w:ascii="Times New Roman" w:eastAsia="SimSun"/>
+              </w:rPr>
+              <w:t xml:space="preserve">5</w:t>
+            </w:r>
+          </w:p>
+        </w:tc>
+        <w:tc>
+          <w:tcPr>
+            <w:tcW w:type="pct" w:w="33%"/>
+            <w:tcMar>
+              <w:top w:type="dxa" w:w="60"/>
+              <w:left w:type="dxa" w:w="120"/>
+              <w:bottom w:type="dxa" w:w="60"/>
+              <w:right w:type="dxa" w:w="120"/>
+            </w:tcMar>
+          </w:tcPr>
+          <w:p>
+            <w:pPr>
+              <w:spacing w:line="276"/>
+              <w:jc w:val="left"/>
+            </w:pPr>
+            <w:r>
+              <w:rPr>
+                <w:b w:val="false"/>
+                <w:bCs w:val="false"/>
+                <w:color w:val="1A1A1A"/>
+                <w:sz w:val="20"/>
+                <w:szCs w:val="20"/>
+                <w:rFonts w:ascii="Times New Roman" w:eastAsia="SimSun"/>
+              </w:rPr>
+              <w:t xml:space="preserve">对话页贴 300 行以上代码发送</w:t>
+            </w:r>
+          </w:p>
+        </w:tc>
+        <w:tc>
+          <w:tcPr>
+            <w:tcW w:type="pct" w:w="34%"/>
+            <w:tcMar>
+              <w:top w:type="dxa" w:w="60"/>
+              <w:left w:type="dxa" w:w="120"/>
+              <w:bottom w:type="dxa" w:w="60"/>
+              <w:right w:type="dxa" w:w="120"/>
+            </w:tcMar>
+          </w:tcPr>
+          <w:p>
+            <w:pPr>
+              <w:spacing w:line="276"/>
+              <w:jc w:val="left"/>
+            </w:pPr>
+            <w:r>
+              <w:rPr>
+                <w:b w:val="false"/>
+                <w:bCs w:val="false"/>
+                <w:color w:val="1A1A1A"/>
+                <w:sz w:val="20"/>
+                <w:szCs w:val="20"/>
+                <w:rFonts w:ascii="Times New Roman" w:eastAsia="SimSun"/>
+              </w:rPr>
+              <w:t xml:space="preserve">F12 Network：先 </w:t>
+            </w:r>
+            <w:r>
+              <w:rPr>
+                <w:b w:val="false"/>
+                <w:bCs w:val="false"/>
+                <w:color w:val="9C2B4B"/>
+                <w:sz w:val="20"/>
+                <w:szCs w:val="20"/>
+                <w:rFonts w:ascii="Consolas" w:eastAsia="Microsoft YaHei"/>
+              </w:rPr>
+              <w:t xml:space="preserve">POST ChatTexts</w:t>
+            </w:r>
+            <w:r>
+              <w:rPr>
+                <w:b w:val="false"/>
+                <w:bCs w:val="false"/>
+                <w:color w:val="1A1A1A"/>
+                <w:sz w:val="20"/>
+                <w:szCs w:val="20"/>
+                <w:rFonts w:ascii="Times New Roman" w:eastAsia="SimSun"/>
+              </w:rPr>
+              <w:t xml:space="preserve">（201）再 </w:t>
+            </w:r>
+            <w:r>
+              <w:rPr>
+                <w:b w:val="false"/>
+                <w:bCs w:val="false"/>
+                <w:color w:val="9C2B4B"/>
+                <w:sz w:val="20"/>
+                <w:szCs w:val="20"/>
+                <w:rFonts w:ascii="Consolas" w:eastAsia="Microsoft YaHei"/>
+              </w:rPr>
+              <w:t xml:space="preserve">AnalyzeCode</w:t>
+            </w:r>
+            <w:r>
+              <w:rPr>
+                <w:b w:val="false"/>
+                <w:bCs w:val="false"/>
+                <w:color w:val="1A1A1A"/>
+                <w:sz w:val="20"/>
+                <w:szCs w:val="20"/>
+                <w:rFonts w:ascii="Times New Roman" w:eastAsia="SimSun"/>
+              </w:rPr>
+              <w:t xml:space="preserve">，后者 URL 很短，不再 414；普通一句话提问不出现 </w:t>
+            </w:r>
+            <w:r>
+              <w:rPr>
+                <w:b w:val="false"/>
+                <w:bCs w:val="false"/>
+                <w:color w:val="9C2B4B"/>
+                <w:sz w:val="20"/>
+                <w:szCs w:val="20"/>
+                <w:rFonts w:ascii="Consolas" w:eastAsia="Microsoft YaHei"/>
+              </w:rPr>
+              <w:t xml:space="preserve">ChatTexts</w:t>
+            </w:r>
+            <w:r>
+              <w:rPr>
+                <w:b w:val="false"/>
+                <w:bCs w:val="false"/>
+                <w:color w:val="1A1A1A"/>
+                <w:sz w:val="20"/>
+                <w:szCs w:val="20"/>
+                <w:rFonts w:ascii="Times New Roman" w:eastAsia="SimSun"/>
+              </w:rPr>
+              <w:t xml:space="preserve"> 请求</w:t>
+            </w:r>
+          </w:p>
+        </w:tc>
+      </w:tr>
+      <w:tr>
+        <w:trPr>
+          <w:cantSplit/>
+        </w:trPr>
+        <w:tc>
+          <w:tcPr>
+            <w:tcW w:type="pct" w:w="33%"/>
+            <w:tcMar>
+              <w:top w:type="dxa" w:w="60"/>
+              <w:left w:type="dxa" w:w="120"/>
+              <w:bottom w:type="dxa" w:w="60"/>
+              <w:right w:type="dxa" w:w="120"/>
+            </w:tcMar>
+          </w:tcPr>
+          <w:p>
+            <w:pPr>
+              <w:spacing w:line="276"/>
+              <w:jc w:val="left"/>
+            </w:pPr>
+            <w:r>
+              <w:rPr>
+                <w:b w:val="false"/>
+                <w:bCs w:val="false"/>
+                <w:color w:val="1A1A1A"/>
+                <w:sz w:val="20"/>
+                <w:szCs w:val="20"/>
+                <w:rFonts w:ascii="Times New Roman" w:eastAsia="SimSun"/>
+              </w:rPr>
+              <w:t xml:space="preserve">6</w:t>
+            </w:r>
+          </w:p>
+        </w:tc>
+        <w:tc>
+          <w:tcPr>
+            <w:tcW w:type="pct" w:w="33%"/>
+            <w:tcMar>
+              <w:top w:type="dxa" w:w="60"/>
+              <w:left w:type="dxa" w:w="120"/>
+              <w:bottom w:type="dxa" w:w="60"/>
+              <w:right w:type="dxa" w:w="120"/>
+            </w:tcMar>
+          </w:tcPr>
+          <w:p>
+            <w:pPr>
+              <w:spacing w:line="276"/>
+              <w:jc w:val="left"/>
+            </w:pPr>
+            <w:r>
+              <w:rPr>
+                <w:b w:val="false"/>
+                <w:bCs w:val="false"/>
+                <w:color w:val="1A1A1A"/>
+                <w:sz w:val="20"/>
+                <w:szCs w:val="20"/>
+                <w:rFonts w:ascii="Times New Roman" w:eastAsia="SimSun"/>
+              </w:rPr>
+              <w:t xml:space="preserve">A 批修复回归</w:t>
+            </w:r>
+          </w:p>
+        </w:tc>
+        <w:tc>
+          <w:tcPr>
+            <w:tcW w:type="pct" w:w="34%"/>
+            <w:tcMar>
+              <w:top w:type="dxa" w:w="60"/>
+              <w:left w:type="dxa" w:w="120"/>
+              <w:bottom w:type="dxa" w:w="60"/>
+              <w:right w:type="dxa" w:w="120"/>
+            </w:tcMar>
+          </w:tcPr>
+          <w:p>
+            <w:pPr>
+              <w:spacing w:line="276"/>
+              <w:jc w:val="left"/>
+            </w:pPr>
+            <w:r>
+              <w:rPr>
+                <w:b w:val="false"/>
+                <w:bCs w:val="false"/>
+                <w:color w:val="1A1A1A"/>
+                <w:sz w:val="20"/>
+                <w:szCs w:val="20"/>
+                <w:rFonts w:ascii="Times New Roman" w:eastAsia="SimSun"/>
+              </w:rPr>
+              <w:t xml:space="preserve">会话重命名 / 置顶刷新后仍在；开通 SU01 不存在的账号被拒并提示；报表运行等待 30 秒以上时轮询提示“第 n/60 次查询”；F12 过滤 </w:t>
+            </w:r>
+            <w:r>
+              <w:rPr>
+                <w:b w:val="false"/>
+                <w:bCs w:val="false"/>
+                <w:color w:val="9C2B4B"/>
+                <w:sz w:val="20"/>
+                <w:szCs w:val="20"/>
+                <w:rFonts w:ascii="Consolas" w:eastAsia="Microsoft YaHei"/>
+              </w:rPr>
+              <w:t xml:space="preserve">i18n</w:t>
+            </w:r>
+            <w:r>
+              <w:rPr>
+                <w:b w:val="false"/>
+                <w:bCs w:val="false"/>
+                <w:color w:val="1A1A1A"/>
+                <w:sz w:val="20"/>
+                <w:szCs w:val="20"/>
+                <w:rFonts w:ascii="Times New Roman" w:eastAsia="SimSun"/>
+              </w:rPr>
+              <w:t xml:space="preserve"> 无 404</w:t>
+            </w:r>
+          </w:p>
+        </w:tc>
+      </w:tr>
+      <w:tr>
+        <w:trPr>
+          <w:cantSplit/>
+        </w:trPr>
+        <w:tc>
+          <w:tcPr>
+            <w:tcW w:type="pct" w:w="33%"/>
+            <w:tcMar>
+              <w:top w:type="dxa" w:w="60"/>
+              <w:left w:type="dxa" w:w="120"/>
+              <w:bottom w:type="dxa" w:w="60"/>
+              <w:right w:type="dxa" w:w="120"/>
+            </w:tcMar>
+          </w:tcPr>
+          <w:p>
+            <w:pPr>
+              <w:spacing w:line="276"/>
+              <w:jc w:val="left"/>
+            </w:pPr>
+            <w:r>
+              <w:rPr>
+                <w:b w:val="false"/>
+                <w:bCs w:val="false"/>
+                <w:color w:val="1A1A1A"/>
+                <w:sz w:val="20"/>
+                <w:szCs w:val="20"/>
+                <w:rFonts w:ascii="Times New Roman" w:eastAsia="SimSun"/>
+              </w:rPr>
+              <w:t xml:space="preserve">7</w:t>
+            </w:r>
+          </w:p>
+        </w:tc>
+        <w:tc>
+          <w:tcPr>
+            <w:tcW w:type="pct" w:w="33%"/>
+            <w:tcMar>
+              <w:top w:type="dxa" w:w="60"/>
+              <w:left w:type="dxa" w:w="120"/>
+              <w:bottom w:type="dxa" w:w="60"/>
+              <w:right w:type="dxa" w:w="120"/>
+            </w:tcMar>
+          </w:tcPr>
+          <w:p>
+            <w:pPr>
+              <w:spacing w:line="276"/>
+              <w:jc w:val="left"/>
+            </w:pPr>
+            <w:r>
+              <w:rPr>
+                <w:b w:val="false"/>
+                <w:bCs w:val="false"/>
+                <w:color w:val="1A1A1A"/>
+                <w:sz w:val="20"/>
+                <w:szCs w:val="20"/>
+                <w:rFonts w:ascii="Times New Roman" w:eastAsia="SimSun"/>
+              </w:rPr>
+              <w:t xml:space="preserve">生成图表弹窗</w:t>
+            </w:r>
+          </w:p>
+        </w:tc>
+        <w:tc>
+          <w:tcPr>
+            <w:tcW w:type="pct" w:w="34%"/>
+            <w:tcMar>
+              <w:top w:type="dxa" w:w="60"/>
+              <w:left w:type="dxa" w:w="120"/>
+              <w:bottom w:type="dxa" w:w="60"/>
+              <w:right w:type="dxa" w:w="120"/>
+            </w:tcMar>
+          </w:tcPr>
+          <w:p>
+            <w:pPr>
+              <w:spacing w:line="276"/>
+              <w:jc w:val="left"/>
+            </w:pPr>
+            <w:r>
+              <w:rPr>
+                <w:b w:val="false"/>
+                <w:bCs w:val="false"/>
+                <w:color w:val="1A1A1A"/>
+                <w:sz w:val="20"/>
+                <w:szCs w:val="20"/>
+                <w:rFonts w:ascii="Times New Roman" w:eastAsia="SimSun"/>
+              </w:rPr>
+              <w:t xml:space="preserve">类型方块不溢出、低谷标签不压线、标题不盖分隔线</w:t>
+            </w:r>
+          </w:p>
+        </w:tc>
+      </w:tr>
+      <w:tr>
+        <w:trPr>
+          <w:cantSplit/>
+        </w:trPr>
+        <w:tc>
+          <w:tcPr>
+            <w:tcW w:type="pct" w:w="33%"/>
+            <w:tcMar>
+              <w:top w:type="dxa" w:w="60"/>
+              <w:left w:type="dxa" w:w="120"/>
+              <w:bottom w:type="dxa" w:w="60"/>
+              <w:right w:type="dxa" w:w="120"/>
+            </w:tcMar>
+          </w:tcPr>
+          <w:p>
+            <w:pPr>
+              <w:spacing w:line="276"/>
+              <w:jc w:val="left"/>
+            </w:pPr>
+            <w:r>
+              <w:rPr>
+                <w:b w:val="false"/>
+                <w:bCs w:val="false"/>
+                <w:color w:val="1A1A1A"/>
+                <w:sz w:val="20"/>
+                <w:szCs w:val="20"/>
+                <w:rFonts w:ascii="Times New Roman" w:eastAsia="SimSun"/>
+              </w:rPr>
+              <w:t xml:space="preserve">8</w:t>
+            </w:r>
+          </w:p>
+        </w:tc>
+        <w:tc>
+          <w:tcPr>
+            <w:tcW w:type="pct" w:w="33%"/>
+            <w:tcMar>
+              <w:top w:type="dxa" w:w="60"/>
+              <w:left w:type="dxa" w:w="120"/>
+              <w:bottom w:type="dxa" w:w="60"/>
+              <w:right w:type="dxa" w:w="120"/>
+            </w:tcMar>
+          </w:tcPr>
+          <w:p>
+            <w:pPr>
+              <w:spacing w:line="276"/>
+              <w:jc w:val="left"/>
+            </w:pPr>
+            <w:r>
+              <w:rPr>
+                <w:b w:val="false"/>
+                <w:bCs w:val="false"/>
+                <w:color w:val="1A1A1A"/>
+                <w:sz w:val="20"/>
+                <w:szCs w:val="20"/>
+                <w:rFonts w:ascii="Times New Roman" w:eastAsia="SimSun"/>
+              </w:rPr>
+              <w:t xml:space="preserve">其余业务验收</w:t>
+            </w:r>
+          </w:p>
+        </w:tc>
+        <w:tc>
+          <w:tcPr>
+            <w:tcW w:type="pct" w:w="34%"/>
+            <w:tcMar>
+              <w:top w:type="dxa" w:w="60"/>
+              <w:left w:type="dxa" w:w="120"/>
+              <w:bottom w:type="dxa" w:w="60"/>
+              <w:right w:type="dxa" w:w="120"/>
+            </w:tcMar>
+          </w:tcPr>
+          <w:p>
+            <w:pPr>
+              <w:spacing w:line="276"/>
+              <w:jc w:val="left"/>
+            </w:pPr>
+            <w:r>
+              <w:rPr>
+                <w:b w:val="false"/>
+                <w:bCs w:val="false"/>
+                <w:color w:val="1A1A1A"/>
+                <w:sz w:val="20"/>
+                <w:szCs w:val="20"/>
+                <w:rFonts w:ascii="Times New Roman" w:eastAsia="SimSun"/>
+              </w:rPr>
+              <w:t xml:space="preserve">按后端《03-后端实施文档》〇-B.8 的 7.1–7.5 逐项过（其中 FE 项与本表第 5–6 项重叠）</w:t>
             </w:r>
           </w:p>
         </w:tc>
@@ -6926,6 +8412,71 @@
       <w:pPr>
         <w:spacing w:after="60"/>
       </w:pPr>
+    </w:p>
+    <w:p>
+      <w:pPr>
+        <w:pStyle w:val="Heading2"/>
+        <w:spacing w:before="240" w:after="120" w:line="312"/>
+      </w:pPr>
+      <w:r>
+        <w:rPr>
+          <w:b/>
+          <w:bCs/>
+          <w:color w:val="1B6B7A"/>
+          <w:sz w:val="28"/>
+          <w:szCs w:val="28"/>
+          <w:rFonts w:ascii="Arial" w:eastAsia="SimHei"/>
+          <w:highlight w:val="yellow"/>
+          <w:highlightCs w:val="yellow"/>
+        </w:rPr>
+        <w:t xml:space="preserve">〇-B.6 回滚</w:t>
+      </w:r>
+    </w:p>
+    <w:p>
+      <w:pPr>
+        <w:spacing w:line="312" w:after="60"/>
+        <w:ind w:firstLine="480"/>
+        <w:jc w:val="both"/>
+      </w:pPr>
+      <w:r>
+        <w:rPr>
+          <w:b w:val="false"/>
+          <w:bCs w:val="false"/>
+          <w:color w:val="1A1A1A"/>
+          <w:sz w:val="24"/>
+          <w:szCs w:val="24"/>
+          <w:rFonts w:ascii="Times New Roman" w:eastAsia="SimSun"/>
+          <w:highlight w:val="yellow"/>
+          <w:highlightCs w:val="yellow"/>
+        </w:rPr>
+        <w:t xml:space="preserve">回传上一个部署 zip 覆盖上传 + Ctrl+F5 即可；后端 〇-B 对象与开关可以保留（旧前端不调用新 FI / </w:t>
+      </w:r>
+      <w:r>
+        <w:rPr>
+          <w:b w:val="false"/>
+          <w:bCs w:val="false"/>
+          <w:color w:val="9C2B4B"/>
+          <w:sz w:val="24"/>
+          <w:szCs w:val="24"/>
+          <w:rFonts w:ascii="Consolas" w:eastAsia="Microsoft YaHei"/>
+          <w:highlight w:val="yellow"/>
+          <w:highlightCs w:val="yellow"/>
+        </w:rPr>
+        <w:t xml:space="preserve">ChatTexts</w:t>
+      </w:r>
+      <w:r>
+        <w:rPr>
+          <w:b w:val="false"/>
+          <w:bCs w:val="false"/>
+          <w:color w:val="1A1A1A"/>
+          <w:sz w:val="24"/>
+          <w:szCs w:val="24"/>
+          <w:rFonts w:ascii="Times New Roman" w:eastAsia="SimSun"/>
+          <w:highlight w:val="yellow"/>
+          <w:highlightCs w:val="yellow"/>
+        </w:rPr>
+        <w:t xml:space="preserve">，不受影响）。注意：回滚后发送长代码 / 附件会重新出现 HTTP 414（旧前端没有长文本通道），回滚决定时要一并考虑。</w:t>
+      </w:r>
     </w:p>
     <w:p>
       <w:pPr>
@@ -6942,15 +8493,1741 @@
           <w:szCs w:val="32"/>
           <w:rFonts w:ascii="Arial" w:eastAsia="SimHei"/>
         </w:rPr>
-        <w:t xml:space="preserve">四、SAP GUI 上传（SE38 报表 /UI5/UI5_REPOSITORY_LOAD）</w:t>
-      </w:r>
+        <w:t xml:space="preserve">〇、全链路总览（一张图记住整个流程）</w:t>
+      </w:r>
+    </w:p>
+    <w:p>
+      <w:pPr>
+        <w:pStyle w:val="Heading2"/>
+        <w:spacing w:before="240" w:after="120" w:line="312"/>
+      </w:pPr>
+      <w:r>
+        <w:rPr>
+          <w:b/>
+          <w:bCs/>
+          <w:color w:val="1B6B7A"/>
+          <w:sz w:val="28"/>
+          <w:szCs w:val="28"/>
+          <w:rFonts w:ascii="Arial" w:eastAsia="SimHei"/>
+          <w:highlight w:val="yellow"/>
+          <w:highlightCs w:val="yellow"/>
+        </w:rPr>
+        <w:t xml:space="preserve">本次前端必须重新构建和上传</w:t>
+      </w:r>
+    </w:p>
+    <w:p>
+      <w:pPr>
+        <w:spacing w:line="312" w:after="60"/>
+        <w:ind w:firstLine="480"/>
+        <w:jc w:val="both"/>
+      </w:pPr>
+      <w:r>
+        <w:rPr>
+          <w:b w:val="false"/>
+          <w:bCs w:val="false"/>
+          <w:color w:val="1A1A1A"/>
+          <w:sz w:val="24"/>
+          <w:szCs w:val="24"/>
+          <w:rFonts w:ascii="Times New Roman" w:eastAsia="SimSun"/>
+        </w:rPr>
+        <w:t xml:space="preserve">本次后端和前端代码都发生过变化，不能继续使用旧 </w:t>
+      </w:r>
+      <w:r>
+        <w:rPr>
+          <w:b w:val="false"/>
+          <w:bCs w:val="false"/>
+          <w:color w:val="9C2B4B"/>
+          <w:sz w:val="24"/>
+          <w:szCs w:val="24"/>
+          <w:rFonts w:ascii="Consolas" w:eastAsia="Microsoft YaHei"/>
+        </w:rPr>
+        <w:t xml:space="preserve">dist</w:t>
+      </w:r>
+      <w:r>
+        <w:rPr>
+          <w:b w:val="false"/>
+          <w:bCs w:val="false"/>
+          <w:color w:val="1A1A1A"/>
+          <w:sz w:val="24"/>
+          <w:szCs w:val="24"/>
+          <w:rFonts w:ascii="Times New Roman" w:eastAsia="SimSun"/>
+        </w:rPr>
+        <w:t xml:space="preserve"> 或旧 BSP 包。后端激活并验证 OData 后，再执行本节的前端构建。</w:t>
+      </w:r>
+    </w:p>
+    <w:p>
+      <w:pPr>
+        <w:spacing w:line="312" w:after="60"/>
+        <w:ind w:firstLine="480"/>
+        <w:jc w:val="both"/>
+      </w:pPr>
+      <w:r>
+        <w:rPr>
+          <w:b w:val="false"/>
+          <w:bCs w:val="false"/>
+          <w:color w:val="1A1A1A"/>
+          <w:sz w:val="24"/>
+          <w:szCs w:val="24"/>
+          <w:rFonts w:ascii="Times New Roman" w:eastAsia="SimSun"/>
+        </w:rPr>
+        <w:t xml:space="preserve">构建前确认 </w:t>
+      </w:r>
+      <w:r>
+        <w:rPr>
+          <w:b w:val="false"/>
+          <w:bCs w:val="false"/>
+          <w:color w:val="9C2B4B"/>
+          <w:sz w:val="24"/>
+          <w:szCs w:val="24"/>
+          <w:rFonts w:ascii="Consolas" w:eastAsia="Microsoft YaHei"/>
+        </w:rPr>
+        <w:t xml:space="preserve">webapp/config.js</w:t>
+      </w:r>
+      <w:r>
+        <w:rPr>
+          <w:b w:val="false"/>
+          <w:bCs w:val="false"/>
+          <w:color w:val="1A1A1A"/>
+          <w:sz w:val="24"/>
+          <w:szCs w:val="24"/>
+          <w:rFonts w:ascii="Times New Roman" w:eastAsia="SimSun"/>
+        </w:rPr>
+        <w:t xml:space="preserve">：</w:t>
+      </w:r>
+    </w:p>
+    <w:tbl>
+      <w:tblPr>
+        <w:tblW w:type="pct" w:w="100%"/>
+        <w:tblBorders>
+          <w:top w:val="single" w:color="C8DDE2" w:sz="4"/>
+          <w:left w:val="single" w:color="C8DDE2" w:sz="4"/>
+          <w:bottom w:val="single" w:color="C8DDE2" w:sz="4"/>
+          <w:right w:val="single" w:color="C8DDE2" w:sz="4"/>
+          <w:insideH w:val="none" w:color="auto" w:sz="0"/>
+          <w:insideV w:val="none" w:color="auto" w:sz="0"/>
+        </w:tblBorders>
+        <w:tblLayout w:type="fixed"/>
+      </w:tblPr>
+      <w:tblGrid>
+        <w:gridCol w:w="100"/>
+      </w:tblGrid>
+      <w:tr>
+        <w:tc>
+          <w:tcPr>
+            <w:shd w:fill="F2F4F7" w:val="clear"/>
+            <w:tcMar>
+              <w:top w:type="dxa" w:w="100"/>
+              <w:left w:type="dxa" w:w="180"/>
+              <w:bottom w:type="dxa" w:w="100"/>
+              <w:right w:type="dxa" w:w="120"/>
+            </w:tcMar>
+          </w:tcPr>
+          <w:p>
+            <w:pPr>
+              <w:spacing w:line="252" w:lineRule="atLeast" w:before="0" w:after="0"/>
+            </w:pPr>
+            <w:r>
+              <w:rPr>
+                <w:color w:val="24292E"/>
+                <w:sz w:val="17"/>
+                <w:szCs w:val="17"/>
+                <w:rFonts w:ascii="Consolas" w:eastAsia="Microsoft YaHei"/>
+              </w:rPr>
+              <w:t xml:space="preserve">mode: "backend",</w:t>
+            </w:r>
+          </w:p>
+          <w:p>
+            <w:pPr>
+              <w:spacing w:line="252" w:lineRule="atLeast" w:before="0" w:after="0"/>
+            </w:pPr>
+            <w:r>
+              <w:rPr>
+                <w:color w:val="24292E"/>
+                <w:sz w:val="17"/>
+                <w:szCs w:val="17"/>
+                <w:rFonts w:ascii="Consolas" w:eastAsia="Microsoft YaHei"/>
+              </w:rPr>
+              <w:t xml:space="preserve">host: "",</w:t>
+            </w:r>
+          </w:p>
+          <w:p>
+            <w:pPr>
+              <w:spacing w:line="252" w:lineRule="atLeast" w:before="0" w:after="0"/>
+            </w:pPr>
+            <w:r>
+              <w:rPr>
+                <w:color w:val="24292E"/>
+                <w:sz w:val="17"/>
+                <w:szCs w:val="17"/>
+                <w:rFonts w:ascii="Consolas" w:eastAsia="Microsoft YaHei"/>
+              </w:rPr>
+              <w:t xml:space="preserve">path: "/sap/opu/odata/sap/ZAI_CHAT_SRV/",</w:t>
+            </w:r>
+          </w:p>
+          <w:p>
+            <w:pPr>
+              <w:spacing w:line="252" w:lineRule="atLeast" w:before="0" w:after="0"/>
+            </w:pPr>
+            <w:r>
+              <w:rPr>
+                <w:color w:val="24292E"/>
+                <w:sz w:val="17"/>
+                <w:szCs w:val="17"/>
+                <w:rFonts w:ascii="Consolas" w:eastAsia="Microsoft YaHei"/>
+              </w:rPr>
+              <w:t xml:space="preserve">ui5Src: "./resources/sap-ui-core.js"</w:t>
+            </w:r>
+          </w:p>
+        </w:tc>
+      </w:tr>
+    </w:tbl>
+    <w:p>
+      <w:pPr>
+        <w:spacing w:after="60"/>
+      </w:pPr>
+    </w:p>
+    <w:p>
+      <w:pPr>
+        <w:spacing w:line="312" w:after="60"/>
+        <w:ind w:firstLine="480"/>
+        <w:jc w:val="both"/>
+      </w:pPr>
+      <w:r>
+        <w:rPr>
+          <w:b w:val="false"/>
+          <w:bCs w:val="false"/>
+          <w:color w:val="1A1A1A"/>
+          <w:sz w:val="24"/>
+          <w:szCs w:val="24"/>
+          <w:rFonts w:ascii="Times New Roman" w:eastAsia="SimSun"/>
+        </w:rPr>
+        <w:t xml:space="preserve">在项目根目录执行：</w:t>
+      </w:r>
+    </w:p>
+    <w:tbl>
+      <w:tblPr>
+        <w:tblW w:type="pct" w:w="100%"/>
+        <w:tblBorders>
+          <w:top w:val="single" w:color="C8DDE2" w:sz="4"/>
+          <w:left w:val="single" w:color="C8DDE2" w:sz="4"/>
+          <w:bottom w:val="single" w:color="C8DDE2" w:sz="4"/>
+          <w:right w:val="single" w:color="C8DDE2" w:sz="4"/>
+          <w:insideH w:val="none" w:color="auto" w:sz="0"/>
+          <w:insideV w:val="none" w:color="auto" w:sz="0"/>
+        </w:tblBorders>
+        <w:tblLayout w:type="fixed"/>
+      </w:tblPr>
+      <w:tblGrid>
+        <w:gridCol w:w="100"/>
+      </w:tblGrid>
+      <w:tr>
+        <w:tc>
+          <w:tcPr>
+            <w:shd w:fill="F2F4F7" w:val="clear"/>
+            <w:tcMar>
+              <w:top w:type="dxa" w:w="100"/>
+              <w:left w:type="dxa" w:w="180"/>
+              <w:bottom w:type="dxa" w:w="100"/>
+              <w:right w:type="dxa" w:w="120"/>
+            </w:tcMar>
+          </w:tcPr>
+          <w:p>
+            <w:pPr>
+              <w:spacing w:line="252" w:lineRule="atLeast" w:before="0" w:after="0"/>
+            </w:pPr>
+            <w:r>
+              <w:rPr>
+                <w:color w:val="24292E"/>
+                <w:sz w:val="17"/>
+                <w:szCs w:val="17"/>
+                <w:rFonts w:ascii="Consolas" w:eastAsia="Microsoft YaHei"/>
+              </w:rPr>
+              <w:t xml:space="preserve">npm install</w:t>
+            </w:r>
+          </w:p>
+          <w:p>
+            <w:pPr>
+              <w:spacing w:line="252" w:lineRule="atLeast" w:before="0" w:after="0"/>
+            </w:pPr>
+            <w:r>
+              <w:rPr>
+                <w:color w:val="24292E"/>
+                <w:sz w:val="17"/>
+                <w:szCs w:val="17"/>
+                <w:rFonts w:ascii="Consolas" w:eastAsia="Microsoft YaHei"/>
+              </w:rPr>
+              <w:t xml:space="preserve">node --check webapp/controller/App.controller.js</w:t>
+            </w:r>
+          </w:p>
+          <w:p>
+            <w:pPr>
+              <w:spacing w:line="252" w:lineRule="atLeast" w:before="0" w:after="0"/>
+            </w:pPr>
+            <w:r>
+              <w:rPr>
+                <w:color w:val="24292E"/>
+                <w:sz w:val="17"/>
+                <w:szCs w:val="17"/>
+                <w:rFonts w:ascii="Consolas" w:eastAsia="Microsoft YaHei"/>
+              </w:rPr>
+              <w:t xml:space="preserve">node --check webapp/service/ChatService.js</w:t>
+            </w:r>
+          </w:p>
+          <w:p>
+            <w:pPr>
+              <w:spacing w:line="252" w:lineRule="atLeast" w:before="0" w:after="0"/>
+            </w:pPr>
+            <w:r>
+              <w:rPr>
+                <w:color w:val="24292E"/>
+                <w:sz w:val="17"/>
+                <w:szCs w:val="17"/>
+                <w:rFonts w:ascii="Consolas" w:eastAsia="Microsoft YaHei"/>
+              </w:rPr>
+              <w:t xml:space="preserve">node --check webapp/utils/Formatter.js</w:t>
+            </w:r>
+          </w:p>
+          <w:p>
+            <w:pPr>
+              <w:spacing w:line="252" w:lineRule="atLeast" w:before="0" w:after="0"/>
+            </w:pPr>
+            <w:r>
+              <w:rPr>
+                <w:color w:val="24292E"/>
+                <w:sz w:val="17"/>
+                <w:szCs w:val="17"/>
+                <w:rFonts w:ascii="Consolas" w:eastAsia="Microsoft YaHei"/>
+              </w:rPr>
+              <w:t xml:space="preserve">npm run build</w:t>
+            </w:r>
+          </w:p>
+        </w:tc>
+      </w:tr>
+    </w:tbl>
+    <w:p>
+      <w:pPr>
+        <w:spacing w:after="60"/>
+      </w:pPr>
+    </w:p>
+    <w:p>
+      <w:pPr>
+        <w:spacing w:line="312" w:after="60"/>
+        <w:ind w:firstLine="480"/>
+        <w:jc w:val="both"/>
+      </w:pPr>
+      <w:r>
+        <w:rPr>
+          <w:b w:val="false"/>
+          <w:bCs w:val="false"/>
+          <w:color w:val="1A1A1A"/>
+          <w:sz w:val="24"/>
+          <w:szCs w:val="24"/>
+          <w:rFonts w:ascii="Times New Roman" w:eastAsia="SimSun"/>
+        </w:rPr>
+        <w:t xml:space="preserve">确认以下文件存在：</w:t>
+      </w:r>
+    </w:p>
+    <w:tbl>
+      <w:tblPr>
+        <w:tblW w:type="pct" w:w="100%"/>
+        <w:tblBorders>
+          <w:top w:val="single" w:color="C8DDE2" w:sz="4"/>
+          <w:left w:val="single" w:color="C8DDE2" w:sz="4"/>
+          <w:bottom w:val="single" w:color="C8DDE2" w:sz="4"/>
+          <w:right w:val="single" w:color="C8DDE2" w:sz="4"/>
+          <w:insideH w:val="none" w:color="auto" w:sz="0"/>
+          <w:insideV w:val="none" w:color="auto" w:sz="0"/>
+        </w:tblBorders>
+        <w:tblLayout w:type="fixed"/>
+      </w:tblPr>
+      <w:tblGrid>
+        <w:gridCol w:w="100"/>
+      </w:tblGrid>
+      <w:tr>
+        <w:tc>
+          <w:tcPr>
+            <w:shd w:fill="F2F4F7" w:val="clear"/>
+            <w:tcMar>
+              <w:top w:type="dxa" w:w="100"/>
+              <w:left w:type="dxa" w:w="180"/>
+              <w:bottom w:type="dxa" w:w="100"/>
+              <w:right w:type="dxa" w:w="120"/>
+            </w:tcMar>
+          </w:tcPr>
+          <w:p>
+            <w:pPr>
+              <w:spacing w:line="252" w:lineRule="atLeast" w:before="0" w:after="0"/>
+            </w:pPr>
+            <w:r>
+              <w:rPr>
+                <w:color w:val="24292E"/>
+                <w:sz w:val="17"/>
+                <w:szCs w:val="17"/>
+                <w:rFonts w:ascii="Consolas" w:eastAsia="Microsoft YaHei"/>
+              </w:rPr>
+              <w:t xml:space="preserve">dist/index.html</w:t>
+            </w:r>
+          </w:p>
+          <w:p>
+            <w:pPr>
+              <w:spacing w:line="252" w:lineRule="atLeast" w:before="0" w:after="0"/>
+            </w:pPr>
+            <w:r>
+              <w:rPr>
+                <w:color w:val="24292E"/>
+                <w:sz w:val="17"/>
+                <w:szCs w:val="17"/>
+                <w:rFonts w:ascii="Consolas" w:eastAsia="Microsoft YaHei"/>
+              </w:rPr>
+              <w:t xml:space="preserve">dist/config.js</w:t>
+            </w:r>
+          </w:p>
+          <w:p>
+            <w:pPr>
+              <w:spacing w:line="252" w:lineRule="atLeast" w:before="0" w:after="0"/>
+            </w:pPr>
+            <w:r>
+              <w:rPr>
+                <w:color w:val="24292E"/>
+                <w:sz w:val="17"/>
+                <w:szCs w:val="17"/>
+                <w:rFonts w:ascii="Consolas" w:eastAsia="Microsoft YaHei"/>
+              </w:rPr>
+              <w:t xml:space="preserve">dist/resources/sap-ui-core.js</w:t>
+            </w:r>
+          </w:p>
+          <w:p>
+            <w:pPr>
+              <w:spacing w:line="252" w:lineRule="atLeast" w:before="0" w:after="0"/>
+            </w:pPr>
+            <w:r>
+              <w:rPr>
+                <w:color w:val="24292E"/>
+                <w:sz w:val="17"/>
+                <w:szCs w:val="17"/>
+                <w:rFonts w:ascii="Consolas" w:eastAsia="Microsoft YaHei"/>
+              </w:rPr>
+              <w:t xml:space="preserve">dist/Component-preload.js</w:t>
+            </w:r>
+          </w:p>
+        </w:tc>
+      </w:tr>
+    </w:tbl>
+    <w:p>
+      <w:pPr>
+        <w:spacing w:after="60"/>
+      </w:pPr>
+    </w:p>
+    <w:p>
+      <w:pPr>
+        <w:spacing w:line="312" w:after="60"/>
+        <w:ind w:firstLine="480"/>
+        <w:jc w:val="both"/>
+      </w:pPr>
+      <w:r>
+        <w:rPr>
+          <w:b w:val="false"/>
+          <w:bCs w:val="false"/>
+          <w:color w:val="1A1A1A"/>
+          <w:sz w:val="24"/>
+          <w:szCs w:val="24"/>
+          <w:rFonts w:ascii="Times New Roman" w:eastAsia="SimSun"/>
+        </w:rPr>
+        <w:t xml:space="preserve">打包时第一层必须直接是 </w:t>
+      </w:r>
+      <w:r>
+        <w:rPr>
+          <w:b w:val="false"/>
+          <w:bCs w:val="false"/>
+          <w:color w:val="9C2B4B"/>
+          <w:sz w:val="24"/>
+          <w:szCs w:val="24"/>
+          <w:rFonts w:ascii="Consolas" w:eastAsia="Microsoft YaHei"/>
+        </w:rPr>
+        <w:t xml:space="preserve">index.html</w:t>
+      </w:r>
+      <w:r>
+        <w:rPr>
+          <w:b w:val="false"/>
+          <w:bCs w:val="false"/>
+          <w:color w:val="1A1A1A"/>
+          <w:sz w:val="24"/>
+          <w:szCs w:val="24"/>
+          <w:rFonts w:ascii="Times New Roman" w:eastAsia="SimSun"/>
+        </w:rPr>
+        <w:t xml:space="preserve">、</w:t>
+      </w:r>
+      <w:r>
+        <w:rPr>
+          <w:b w:val="false"/>
+          <w:bCs w:val="false"/>
+          <w:color w:val="9C2B4B"/>
+          <w:sz w:val="24"/>
+          <w:szCs w:val="24"/>
+          <w:rFonts w:ascii="Consolas" w:eastAsia="Microsoft YaHei"/>
+        </w:rPr>
+        <w:t xml:space="preserve">config.js</w:t>
+      </w:r>
+      <w:r>
+        <w:rPr>
+          <w:b w:val="false"/>
+          <w:bCs w:val="false"/>
+          <w:color w:val="1A1A1A"/>
+          <w:sz w:val="24"/>
+          <w:szCs w:val="24"/>
+          <w:rFonts w:ascii="Times New Roman" w:eastAsia="SimSun"/>
+        </w:rPr>
+        <w:t xml:space="preserve">、</w:t>
+      </w:r>
+      <w:r>
+        <w:rPr>
+          <w:b w:val="false"/>
+          <w:bCs w:val="false"/>
+          <w:color w:val="9C2B4B"/>
+          <w:sz w:val="24"/>
+          <w:szCs w:val="24"/>
+          <w:rFonts w:ascii="Consolas" w:eastAsia="Microsoft YaHei"/>
+        </w:rPr>
+        <w:t xml:space="preserve">resources/</w:t>
+      </w:r>
+      <w:r>
+        <w:rPr>
+          <w:b w:val="false"/>
+          <w:bCs w:val="false"/>
+          <w:color w:val="1A1A1A"/>
+          <w:sz w:val="24"/>
+          <w:szCs w:val="24"/>
+          <w:rFonts w:ascii="Times New Roman" w:eastAsia="SimSun"/>
+        </w:rPr>
+        <w:t xml:space="preserve">，不能多一层 </w:t>
+      </w:r>
+      <w:r>
+        <w:rPr>
+          <w:b w:val="false"/>
+          <w:bCs w:val="false"/>
+          <w:color w:val="9C2B4B"/>
+          <w:sz w:val="24"/>
+          <w:szCs w:val="24"/>
+          <w:rFonts w:ascii="Consolas" w:eastAsia="Microsoft YaHei"/>
+        </w:rPr>
+        <w:t xml:space="preserve">dist/</w:t>
+      </w:r>
+      <w:r>
+        <w:rPr>
+          <w:b w:val="false"/>
+          <w:bCs w:val="false"/>
+          <w:color w:val="1A1A1A"/>
+          <w:sz w:val="24"/>
+          <w:szCs w:val="24"/>
+          <w:rFonts w:ascii="Times New Roman" w:eastAsia="SimSun"/>
+        </w:rPr>
+        <w:t xml:space="preserve">：</w:t>
+      </w:r>
+    </w:p>
+    <w:tbl>
+      <w:tblPr>
+        <w:tblW w:type="pct" w:w="100%"/>
+        <w:tblBorders>
+          <w:top w:val="single" w:color="C8DDE2" w:sz="4"/>
+          <w:left w:val="single" w:color="C8DDE2" w:sz="4"/>
+          <w:bottom w:val="single" w:color="C8DDE2" w:sz="4"/>
+          <w:right w:val="single" w:color="C8DDE2" w:sz="4"/>
+          <w:insideH w:val="none" w:color="auto" w:sz="0"/>
+          <w:insideV w:val="none" w:color="auto" w:sz="0"/>
+        </w:tblBorders>
+        <w:tblLayout w:type="fixed"/>
+      </w:tblPr>
+      <w:tblGrid>
+        <w:gridCol w:w="100"/>
+      </w:tblGrid>
+      <w:tr>
+        <w:tc>
+          <w:tcPr>
+            <w:shd w:fill="F2F4F7" w:val="clear"/>
+            <w:tcMar>
+              <w:top w:type="dxa" w:w="100"/>
+              <w:left w:type="dxa" w:w="180"/>
+              <w:bottom w:type="dxa" w:w="100"/>
+              <w:right w:type="dxa" w:w="120"/>
+            </w:tcMar>
+          </w:tcPr>
+          <w:p>
+            <w:pPr>
+              <w:spacing w:line="252" w:lineRule="atLeast" w:before="0" w:after="0"/>
+            </w:pPr>
+            <w:r>
+              <w:rPr>
+                <w:color w:val="24292E"/>
+                <w:sz w:val="17"/>
+                <w:szCs w:val="17"/>
+                <w:rFonts w:ascii="Consolas" w:eastAsia="Microsoft YaHei"/>
+              </w:rPr>
+              <w:t xml:space="preserve">cd dist</w:t>
+            </w:r>
+          </w:p>
+          <w:p>
+            <w:pPr>
+              <w:spacing w:line="252" w:lineRule="atLeast" w:before="0" w:after="0"/>
+            </w:pPr>
+            <w:r>
+              <w:rPr>
+                <w:color w:val="24292E"/>
+                <w:sz w:val="17"/>
+                <w:szCs w:val="17"/>
+                <w:rFonts w:ascii="Consolas" w:eastAsia="Microsoft YaHei"/>
+              </w:rPr>
+              <w:t xml:space="preserve">zip -qr ../zai_chat_dist_动态SQL_20261005.zip . -x "*.map"</w:t>
+            </w:r>
+          </w:p>
+        </w:tc>
+      </w:tr>
+    </w:tbl>
+    <w:p>
+      <w:pPr>
+        <w:spacing w:after="60"/>
+      </w:pPr>
+    </w:p>
+    <w:p>
+      <w:pPr>
+        <w:spacing w:line="312" w:after="60"/>
+        <w:ind w:firstLine="480"/>
+        <w:jc w:val="both"/>
+      </w:pPr>
+      <w:r>
+        <w:rPr>
+          <w:b w:val="false"/>
+          <w:bCs w:val="false"/>
+          <w:color w:val="1A1A1A"/>
+          <w:sz w:val="24"/>
+          <w:szCs w:val="24"/>
+          <w:rFonts w:ascii="Times New Roman" w:eastAsia="SimSun"/>
+        </w:rPr>
+        <w:t xml:space="preserve">使用现有 SE38 </w:t>
+      </w:r>
+      <w:r>
+        <w:rPr>
+          <w:b w:val="false"/>
+          <w:bCs w:val="false"/>
+          <w:color w:val="9C2B4B"/>
+          <w:sz w:val="24"/>
+          <w:szCs w:val="24"/>
+          <w:rFonts w:ascii="Consolas" w:eastAsia="Microsoft YaHei"/>
+        </w:rPr>
+        <w:t xml:space="preserve">/UI5/UI5_REPOSITORY_LOAD</w:t>
+      </w:r>
+      <w:r>
+        <w:rPr>
+          <w:b w:val="false"/>
+          <w:bCs w:val="false"/>
+          <w:color w:val="1A1A1A"/>
+          <w:sz w:val="24"/>
+          <w:szCs w:val="24"/>
+          <w:rFonts w:ascii="Times New Roman" w:eastAsia="SimSun"/>
+        </w:rPr>
+        <w:t xml:space="preserve"> 流程上传到目标 BSP 应用，Package 使用可传输开发包，禁止 </w:t>
+      </w:r>
+      <w:r>
+        <w:rPr>
+          <w:b w:val="false"/>
+          <w:bCs w:val="false"/>
+          <w:color w:val="9C2B4B"/>
+          <w:sz w:val="24"/>
+          <w:szCs w:val="24"/>
+          <w:rFonts w:ascii="Consolas" w:eastAsia="Microsoft YaHei"/>
+        </w:rPr>
+        <w:t xml:space="preserve">$TMP</w:t>
+      </w:r>
+      <w:r>
+        <w:rPr>
+          <w:b w:val="false"/>
+          <w:bCs w:val="false"/>
+          <w:color w:val="1A1A1A"/>
+          <w:sz w:val="24"/>
+          <w:szCs w:val="24"/>
+          <w:rFonts w:ascii="Times New Roman" w:eastAsia="SimSun"/>
+        </w:rPr>
+        <w:t xml:space="preserve">。上传后确认 SE09 包含 </w:t>
+      </w:r>
+      <w:r>
+        <w:rPr>
+          <w:b w:val="false"/>
+          <w:bCs w:val="false"/>
+          <w:color w:val="9C2B4B"/>
+          <w:sz w:val="24"/>
+          <w:szCs w:val="24"/>
+          <w:rFonts w:ascii="Consolas" w:eastAsia="Microsoft YaHei"/>
+        </w:rPr>
+        <w:t xml:space="preserve">R3TR WAPA &lt;BSP应用名&gt;</w:t>
+      </w:r>
+      <w:r>
+        <w:rPr>
+          <w:b w:val="false"/>
+          <w:bCs w:val="false"/>
+          <w:color w:val="1A1A1A"/>
+          <w:sz w:val="24"/>
+          <w:szCs w:val="24"/>
+          <w:rFonts w:ascii="Times New Roman" w:eastAsia="SimSun"/>
+        </w:rPr>
+        <w:t xml:space="preserve">，并重新激活 BSP 的 SICF 节点。</w:t>
+      </w:r>
+    </w:p>
+    <w:tbl>
+      <w:tblPr>
+        <w:tblW w:type="pct" w:w="100%"/>
+        <w:tblBorders>
+          <w:top w:val="single" w:color="C8DDE2" w:sz="4"/>
+          <w:left w:val="single" w:color="C8DDE2" w:sz="4"/>
+          <w:bottom w:val="single" w:color="C8DDE2" w:sz="4"/>
+          <w:right w:val="single" w:color="C8DDE2" w:sz="4"/>
+          <w:insideH w:val="none" w:color="auto" w:sz="0"/>
+          <w:insideV w:val="none" w:color="auto" w:sz="0"/>
+        </w:tblBorders>
+        <w:tblLayout w:type="fixed"/>
+      </w:tblPr>
+      <w:tblGrid>
+        <w:gridCol w:w="100"/>
+      </w:tblGrid>
+      <w:tr>
+        <w:tc>
+          <w:tcPr>
+            <w:shd w:fill="F2F4F7" w:val="clear"/>
+            <w:tcMar>
+              <w:top w:type="dxa" w:w="100"/>
+              <w:left w:type="dxa" w:w="180"/>
+              <w:bottom w:type="dxa" w:w="100"/>
+              <w:right w:type="dxa" w:w="120"/>
+            </w:tcMar>
+          </w:tcPr>
+          <w:p>
+            <w:pPr>
+              <w:spacing w:line="252" w:lineRule="atLeast" w:before="0" w:after="0"/>
+            </w:pPr>
+            <w:r>
+              <w:rPr>
+                <w:color w:val="24292E"/>
+                <w:sz w:val="17"/>
+                <w:szCs w:val="17"/>
+                <w:rFonts w:ascii="Consolas" w:eastAsia="Microsoft YaHei"/>
+              </w:rPr>
+              <w:t xml:space="preserve">【家里/有网机】                       【公司机(有 SAP GUI)】</w:t>
+            </w:r>
+          </w:p>
+          <w:p>
+            <w:pPr>
+              <w:spacing w:line="252" w:lineRule="atLeast" w:before="0" w:after="0"/>
+            </w:pPr>
+            <w:r>
+              <w:rPr>
+                <w:color w:val="24292E"/>
+                <w:sz w:val="17"/>
+                <w:szCs w:val="17"/>
+                <w:rFonts w:ascii="Consolas" w:eastAsia="Microsoft YaHei"/>
+              </w:rPr>
+              <w:t xml:space="preserve">改代码 → git commit → npm run build</w:t>
+            </w:r>
+          </w:p>
+          <w:p>
+            <w:pPr>
+              <w:spacing w:line="252" w:lineRule="atLeast" w:before="0" w:after="0"/>
+            </w:pPr>
+            <w:r>
+              <w:rPr>
+                <w:color w:val="24292E"/>
+                <w:sz w:val="17"/>
+                <w:szCs w:val="17"/>
+                <w:rFonts w:ascii="Consolas" w:eastAsia="Microsoft YaHei"/>
+              </w:rPr>
+              <w:t xml:space="preserve">              │             ├→ 自检 dist（3 检查点 + preload 补丁标记）</w:t>
+            </w:r>
+          </w:p>
+          <w:p>
+            <w:pPr>
+              <w:spacing w:line="252" w:lineRule="atLeast" w:before="0" w:after="0"/>
+            </w:pPr>
+            <w:r>
+              <w:rPr>
+                <w:color w:val="24292E"/>
+                <w:sz w:val="17"/>
+                <w:szCs w:val="17"/>
+                <w:rFonts w:ascii="Consolas" w:eastAsia="Microsoft YaHei"/>
+              </w:rPr>
+              <w:t xml:space="preserve">              │             └→ 打 zip（第一层 = 文件本身）</w:t>
+            </w:r>
+          </w:p>
+          <w:p>
+            <w:pPr>
+              <w:spacing w:line="252" w:lineRule="atLeast" w:before="0" w:after="0"/>
+            </w:pPr>
+            <w:r>
+              <w:rPr>
+                <w:color w:val="24292E"/>
+                <w:sz w:val="17"/>
+                <w:szCs w:val="17"/>
+                <w:rFonts w:ascii="Consolas" w:eastAsia="Microsoft YaHei"/>
+              </w:rPr>
+              <w:t xml:space="preserve">           git tag           │</w:t>
+            </w:r>
+          </w:p>
+          <w:p>
+            <w:pPr>
+              <w:spacing w:line="252" w:lineRule="atLeast" w:before="0" w:after="0"/>
+            </w:pPr>
+            <w:r>
+              <w:rPr>
+                <w:color w:val="24292E"/>
+                <w:sz w:val="17"/>
+                <w:szCs w:val="17"/>
+                <w:rFonts w:ascii="Consolas" w:eastAsia="Microsoft YaHei"/>
+              </w:rPr>
+              <w:t xml:space="preserve">              │              ▼</w:t>
+            </w:r>
+          </w:p>
+          <w:p>
+            <w:pPr>
+              <w:spacing w:line="252" w:lineRule="atLeast" w:before="0" w:after="0"/>
+            </w:pPr>
+            <w:r>
+              <w:rPr>
+                <w:color w:val="24292E"/>
+                <w:sz w:val="17"/>
+                <w:szCs w:val="17"/>
+                <w:rFonts w:ascii="Consolas" w:eastAsia="Microsoft YaHei"/>
+              </w:rPr>
+              <w:t xml:space="preserve">              └──拷 zip──→ SE38 /UI5/UI5_REPOSITORY_LOAD 上传</w:t>
+            </w:r>
+          </w:p>
+          <w:p>
+            <w:pPr>
+              <w:spacing w:line="252" w:lineRule="atLeast" w:before="0" w:after="0"/>
+            </w:pPr>
+            <w:r>
+              <w:rPr>
+                <w:color w:val="24292E"/>
+                <w:sz w:val="17"/>
+                <w:szCs w:val="17"/>
+                <w:rFonts w:ascii="Consolas" w:eastAsia="Microsoft YaHei"/>
+              </w:rPr>
+              <w:t xml:space="preserve">                            （弹工作台请求 → 填/建 SE09 请求号）</w:t>
+            </w:r>
+          </w:p>
+          <w:p>
+            <w:pPr>
+              <w:spacing w:line="252" w:lineRule="atLeast" w:before="0" w:after="0"/>
+            </w:pPr>
+            <w:r>
+              <w:rPr>
+                <w:color w:val="24292E"/>
+                <w:sz w:val="17"/>
+                <w:szCs w:val="17"/>
+                <w:rFonts w:ascii="Consolas" w:eastAsia="Microsoft YaHei"/>
+              </w:rPr>
+              <w:t xml:space="preserve">                              ▼</w:t>
+            </w:r>
+          </w:p>
+          <w:p>
+            <w:pPr>
+              <w:spacing w:line="252" w:lineRule="atLeast" w:before="0" w:after="0"/>
+            </w:pPr>
+            <w:r>
+              <w:rPr>
+                <w:color w:val="24292E"/>
+                <w:sz w:val="17"/>
+                <w:szCs w:val="17"/>
+                <w:rFonts w:ascii="Consolas" w:eastAsia="Microsoft YaHei"/>
+              </w:rPr>
+              <w:t xml:space="preserve">                            浏览器打开 URL 验证（Ctrl+F5）</w:t>
+            </w:r>
+          </w:p>
+          <w:p>
+            <w:pPr>
+              <w:spacing w:line="252" w:lineRule="atLeast" w:before="0" w:after="0"/>
+            </w:pPr>
+            <w:r>
+              <w:rPr>
+                <w:color w:val="24292E"/>
+                <w:sz w:val="17"/>
+                <w:szCs w:val="17"/>
+                <w:rFonts w:ascii="Consolas" w:eastAsia="Microsoft YaHei"/>
+              </w:rPr>
+              <w:t xml:space="preserve">                              ▼</w:t>
+            </w:r>
+          </w:p>
+          <w:p>
+            <w:pPr>
+              <w:spacing w:line="252" w:lineRule="atLeast" w:before="0" w:after="0"/>
+            </w:pPr>
+            <w:r>
+              <w:rPr>
+                <w:color w:val="24292E"/>
+                <w:sz w:val="17"/>
+                <w:szCs w:val="17"/>
+                <w:rFonts w:ascii="Consolas" w:eastAsia="Microsoft YaHei"/>
+              </w:rPr>
+              <w:t xml:space="preserve">                            SE09 释放 → STMS 导入测试/生产库</w:t>
+            </w:r>
+          </w:p>
+          <w:p>
+            <w:pPr>
+              <w:spacing w:line="252" w:lineRule="atLeast" w:before="0" w:after="0"/>
+            </w:pPr>
+            <w:r>
+              <w:rPr>
+                <w:color w:val="24292E"/>
+                <w:sz w:val="17"/>
+                <w:szCs w:val="17"/>
+                <w:rFonts w:ascii="Consolas" w:eastAsia="Microsoft YaHei"/>
+              </w:rPr>
+              <w:t xml:space="preserve">                              → 每环境 SICF 重新激活</w:t>
+            </w:r>
+          </w:p>
+        </w:tc>
+      </w:tr>
+    </w:tbl>
+    <w:p>
+      <w:pPr>
+        <w:spacing w:after="60"/>
+      </w:pPr>
+    </w:p>
+    <w:p>
+      <w:pPr>
+        <w:spacing w:line="312" w:after="60"/>
+        <w:ind w:firstLine="480"/>
+        <w:jc w:val="both"/>
+      </w:pPr>
+      <w:r>
+        <w:rPr>
+          <w:b w:val="false"/>
+          <w:bCs w:val="false"/>
+          <w:color w:val="1A1A1A"/>
+          <w:sz w:val="24"/>
+          <w:szCs w:val="24"/>
+          <w:rFonts w:ascii="Times New Roman" w:eastAsia="SimSun"/>
+        </w:rPr>
+        <w:t xml:space="preserve">一句话：</w:t>
+      </w:r>
+      <w:r>
+        <w:rPr>
+          <w:b/>
+          <w:bCs/>
+          <w:color w:val="1A1A1A"/>
+          <w:sz w:val="24"/>
+          <w:szCs w:val="24"/>
+          <w:rFonts w:ascii="Times New Roman" w:eastAsia="SimSun"/>
+        </w:rPr>
+        <w:t xml:space="preserve">代码管在 git 里，部署只认 zip，SAP GUI 里只做"上传 + 激活 + 传输"三件事。</w:t>
+      </w:r>
+    </w:p>
+    <w:p>
+      <w:pPr>
+        <w:keepNext/>
+        <w:spacing w:line="312" w:after="60"/>
+        <w:ind w:firstLine="480"/>
+        <w:jc w:val="both"/>
+      </w:pPr>
+      <w:r>
+        <w:rPr>
+          <w:b w:val="false"/>
+          <w:bCs w:val="false"/>
+          <w:color w:val="1A1A1A"/>
+          <w:sz w:val="24"/>
+          <w:szCs w:val="24"/>
+          <w:rFonts w:ascii="Times New Roman" w:eastAsia="SimSun"/>
+        </w:rPr>
+        <w:t xml:space="preserve">两种部署节奏：</w:t>
+      </w:r>
+    </w:p>
+    <w:tbl>
+      <w:tblPr>
+        <w:tblW w:type="pct" w:w="100%"/>
+        <w:tblBorders>
+          <w:top w:val="single" w:color="1B6B7A" w:sz="8"/>
+          <w:left w:val="none" w:color="auto" w:sz="0"/>
+          <w:bottom w:val="single" w:color="1B6B7A" w:sz="8"/>
+          <w:right w:val="none" w:color="auto" w:sz="0"/>
+          <w:insideH w:val="single" w:color="C8DDE2" w:sz="2"/>
+          <w:insideV w:val="none" w:color="auto" w:sz="0"/>
+        </w:tblBorders>
+      </w:tblPr>
+      <w:tblGrid>
+        <w:gridCol w:w="100"/>
+        <w:gridCol w:w="100"/>
+        <w:gridCol w:w="100"/>
+      </w:tblGrid>
+      <w:tr>
+        <w:trPr>
+          <w:cantSplit/>
+          <w:tblHeader/>
+        </w:trPr>
+        <w:tc>
+          <w:tcPr>
+            <w:tcW w:type="pct" w:w="33%"/>
+            <w:shd w:fill="1B6B7A" w:val="clear"/>
+            <w:tcMar>
+              <w:top w:type="dxa" w:w="60"/>
+              <w:left w:type="dxa" w:w="120"/>
+              <w:bottom w:type="dxa" w:w="60"/>
+              <w:right w:type="dxa" w:w="120"/>
+            </w:tcMar>
+          </w:tcPr>
+          <w:p>
+            <w:pPr>
+              <w:spacing w:line="276"/>
+              <w:jc w:val="center"/>
+            </w:pPr>
+            <w:r>
+              <w:rPr>
+                <w:color w:val="FFFFFF"/>
+                <w:sz w:val="20"/>
+                <w:szCs w:val="20"/>
+                <w:rFonts w:ascii="Arial" w:eastAsia="SimHei"/>
+              </w:rPr>
+            </w:r>
+          </w:p>
+        </w:tc>
+        <w:tc>
+          <w:tcPr>
+            <w:tcW w:type="pct" w:w="33%"/>
+            <w:shd w:fill="1B6B7A" w:val="clear"/>
+            <w:tcMar>
+              <w:top w:type="dxa" w:w="60"/>
+              <w:left w:type="dxa" w:w="120"/>
+              <w:bottom w:type="dxa" w:w="60"/>
+              <w:right w:type="dxa" w:w="120"/>
+            </w:tcMar>
+          </w:tcPr>
+          <w:p>
+            <w:pPr>
+              <w:spacing w:line="276"/>
+              <w:jc w:val="center"/>
+            </w:pPr>
+            <w:r>
+              <w:rPr>
+                <w:b/>
+                <w:bCs/>
+                <w:color w:val="FFFFFF"/>
+                <w:sz w:val="20"/>
+                <w:szCs w:val="20"/>
+                <w:rFonts w:ascii="Arial" w:eastAsia="SimHei"/>
+              </w:rPr>
+              <w:t xml:space="preserve">全量部署</w:t>
+            </w:r>
+          </w:p>
+        </w:tc>
+        <w:tc>
+          <w:tcPr>
+            <w:tcW w:type="pct" w:w="34%"/>
+            <w:shd w:fill="1B6B7A" w:val="clear"/>
+            <w:tcMar>
+              <w:top w:type="dxa" w:w="60"/>
+              <w:left w:type="dxa" w:w="120"/>
+              <w:bottom w:type="dxa" w:w="60"/>
+              <w:right w:type="dxa" w:w="120"/>
+            </w:tcMar>
+          </w:tcPr>
+          <w:p>
+            <w:pPr>
+              <w:spacing w:line="276"/>
+              <w:jc w:val="center"/>
+            </w:pPr>
+            <w:r>
+              <w:rPr>
+                <w:b/>
+                <w:bCs/>
+                <w:color w:val="FFFFFF"/>
+                <w:sz w:val="20"/>
+                <w:szCs w:val="20"/>
+                <w:rFonts w:ascii="Arial" w:eastAsia="SimHei"/>
+              </w:rPr>
+              <w:t xml:space="preserve">增量部署（日常改前端推荐）</w:t>
+            </w:r>
+          </w:p>
+        </w:tc>
+      </w:tr>
+      <w:tr>
+        <w:trPr>
+          <w:cantSplit/>
+        </w:trPr>
+        <w:tc>
+          <w:tcPr>
+            <w:tcW w:type="pct" w:w="33%"/>
+            <w:tcMar>
+              <w:top w:type="dxa" w:w="60"/>
+              <w:left w:type="dxa" w:w="120"/>
+              <w:bottom w:type="dxa" w:w="60"/>
+              <w:right w:type="dxa" w:w="120"/>
+            </w:tcMar>
+          </w:tcPr>
+          <w:p>
+            <w:pPr>
+              <w:spacing w:line="276"/>
+              <w:jc w:val="left"/>
+            </w:pPr>
+            <w:r>
+              <w:rPr>
+                <w:b w:val="false"/>
+                <w:bCs w:val="false"/>
+                <w:color w:val="1A1A1A"/>
+                <w:sz w:val="20"/>
+                <w:szCs w:val="20"/>
+                <w:rFonts w:ascii="Times New Roman" w:eastAsia="SimSun"/>
+              </w:rPr>
+              <w:t xml:space="preserve">场景</w:t>
+            </w:r>
+          </w:p>
+        </w:tc>
+        <w:tc>
+          <w:tcPr>
+            <w:tcW w:type="pct" w:w="33%"/>
+            <w:tcMar>
+              <w:top w:type="dxa" w:w="60"/>
+              <w:left w:type="dxa" w:w="120"/>
+              <w:bottom w:type="dxa" w:w="60"/>
+              <w:right w:type="dxa" w:w="120"/>
+            </w:tcMar>
+          </w:tcPr>
+          <w:p>
+            <w:pPr>
+              <w:spacing w:line="276"/>
+              <w:jc w:val="left"/>
+            </w:pPr>
+            <w:r>
+              <w:rPr>
+                <w:b w:val="false"/>
+                <w:bCs w:val="false"/>
+                <w:color w:val="1A1A1A"/>
+                <w:sz w:val="20"/>
+                <w:szCs w:val="20"/>
+                <w:rFonts w:ascii="Times New Roman" w:eastAsia="SimSun"/>
+              </w:rPr>
+              <w:t xml:space="preserve">首次 / 大版本</w:t>
+            </w:r>
+          </w:p>
+        </w:tc>
+        <w:tc>
+          <w:tcPr>
+            <w:tcW w:type="pct" w:w="34%"/>
+            <w:tcMar>
+              <w:top w:type="dxa" w:w="60"/>
+              <w:left w:type="dxa" w:w="120"/>
+              <w:bottom w:type="dxa" w:w="60"/>
+              <w:right w:type="dxa" w:w="120"/>
+            </w:tcMar>
+          </w:tcPr>
+          <w:p>
+            <w:pPr>
+              <w:spacing w:line="276"/>
+              <w:jc w:val="left"/>
+            </w:pPr>
+            <w:r>
+              <w:rPr>
+                <w:b w:val="false"/>
+                <w:bCs w:val="false"/>
+                <w:color w:val="1A1A1A"/>
+                <w:sz w:val="20"/>
+                <w:szCs w:val="20"/>
+                <w:rFonts w:ascii="Times New Roman" w:eastAsia="SimSun"/>
+              </w:rPr>
+              <w:t xml:space="preserve">日常改几个文件（如只改 ChatService.js）</w:t>
+            </w:r>
+          </w:p>
+        </w:tc>
+      </w:tr>
+      <w:tr>
+        <w:trPr>
+          <w:cantSplit/>
+        </w:trPr>
+        <w:tc>
+          <w:tcPr>
+            <w:tcW w:type="pct" w:w="33%"/>
+            <w:tcMar>
+              <w:top w:type="dxa" w:w="60"/>
+              <w:left w:type="dxa" w:w="120"/>
+              <w:bottom w:type="dxa" w:w="60"/>
+              <w:right w:type="dxa" w:w="120"/>
+            </w:tcMar>
+          </w:tcPr>
+          <w:p>
+            <w:pPr>
+              <w:spacing w:line="276"/>
+              <w:jc w:val="left"/>
+            </w:pPr>
+            <w:r>
+              <w:rPr>
+                <w:b w:val="false"/>
+                <w:bCs w:val="false"/>
+                <w:color w:val="1A1A1A"/>
+                <w:sz w:val="20"/>
+                <w:szCs w:val="20"/>
+                <w:rFonts w:ascii="Times New Roman" w:eastAsia="SimSun"/>
+              </w:rPr>
+              <w:t xml:space="preserve">zip 内容</w:t>
+            </w:r>
+          </w:p>
+        </w:tc>
+        <w:tc>
+          <w:tcPr>
+            <w:tcW w:type="pct" w:w="33%"/>
+            <w:tcMar>
+              <w:top w:type="dxa" w:w="60"/>
+              <w:left w:type="dxa" w:w="120"/>
+              <w:bottom w:type="dxa" w:w="60"/>
+              <w:right w:type="dxa" w:w="120"/>
+            </w:tcMar>
+          </w:tcPr>
+          <w:p>
+            <w:pPr>
+              <w:spacing w:line="276"/>
+              <w:jc w:val="left"/>
+            </w:pPr>
+            <w:r>
+              <w:rPr>
+                <w:b w:val="false"/>
+                <w:bCs w:val="false"/>
+                <w:color w:val="1A1A1A"/>
+                <w:sz w:val="20"/>
+                <w:szCs w:val="20"/>
+                <w:rFonts w:ascii="Times New Roman" w:eastAsia="SimSun"/>
+              </w:rPr>
+              <w:t xml:space="preserve">整个 dist（约 8600 文件 / 31MB）</w:t>
+            </w:r>
+          </w:p>
+        </w:tc>
+        <w:tc>
+          <w:tcPr>
+            <w:tcW w:type="pct" w:w="34%"/>
+            <w:tcMar>
+              <w:top w:type="dxa" w:w="60"/>
+              <w:left w:type="dxa" w:w="120"/>
+              <w:bottom w:type="dxa" w:w="60"/>
+              <w:right w:type="dxa" w:w="120"/>
+            </w:tcMar>
+          </w:tcPr>
+          <w:p>
+            <w:pPr>
+              <w:spacing w:line="276"/>
+              <w:jc w:val="left"/>
+            </w:pPr>
+            <w:r>
+              <w:rPr>
+                <w:b w:val="false"/>
+                <w:bCs w:val="false"/>
+                <w:color w:val="1A1A1A"/>
+                <w:sz w:val="20"/>
+                <w:szCs w:val="20"/>
+                <w:rFonts w:ascii="Times New Roman" w:eastAsia="SimSun"/>
+              </w:rPr>
+              <w:t xml:space="preserve">仅变更文件（保持相对路径）</w:t>
+            </w:r>
+          </w:p>
+        </w:tc>
+      </w:tr>
+      <w:tr>
+        <w:trPr>
+          <w:cantSplit/>
+        </w:trPr>
+        <w:tc>
+          <w:tcPr>
+            <w:tcW w:type="pct" w:w="33%"/>
+            <w:tcMar>
+              <w:top w:type="dxa" w:w="60"/>
+              <w:left w:type="dxa" w:w="120"/>
+              <w:bottom w:type="dxa" w:w="60"/>
+              <w:right w:type="dxa" w:w="120"/>
+            </w:tcMar>
+          </w:tcPr>
+          <w:p>
+            <w:pPr>
+              <w:spacing w:line="276"/>
+              <w:jc w:val="left"/>
+            </w:pPr>
+            <w:r>
+              <w:rPr>
+                <w:b w:val="false"/>
+                <w:bCs w:val="false"/>
+                <w:color w:val="1A1A1A"/>
+                <w:sz w:val="20"/>
+                <w:szCs w:val="20"/>
+                <w:rFonts w:ascii="Times New Roman" w:eastAsia="SimSun"/>
+              </w:rPr>
+              <w:t xml:space="preserve">上传耗时</w:t>
+            </w:r>
+          </w:p>
+        </w:tc>
+        <w:tc>
+          <w:tcPr>
+            <w:tcW w:type="pct" w:w="33%"/>
+            <w:tcMar>
+              <w:top w:type="dxa" w:w="60"/>
+              <w:left w:type="dxa" w:w="120"/>
+              <w:bottom w:type="dxa" w:w="60"/>
+              <w:right w:type="dxa" w:w="120"/>
+            </w:tcMar>
+          </w:tcPr>
+          <w:p>
+            <w:pPr>
+              <w:spacing w:line="276"/>
+              <w:jc w:val="left"/>
+            </w:pPr>
+            <w:r>
+              <w:rPr>
+                <w:b w:val="false"/>
+                <w:bCs w:val="false"/>
+                <w:color w:val="1A1A1A"/>
+                <w:sz w:val="20"/>
+                <w:szCs w:val="20"/>
+                <w:rFonts w:ascii="Times New Roman" w:eastAsia="SimSun"/>
+              </w:rPr>
+              <w:t xml:space="preserve">约 2 小时（⚠️ 耐心，别关窗口）</w:t>
+            </w:r>
+          </w:p>
+        </w:tc>
+        <w:tc>
+          <w:tcPr>
+            <w:tcW w:type="pct" w:w="34%"/>
+            <w:tcMar>
+              <w:top w:type="dxa" w:w="60"/>
+              <w:left w:type="dxa" w:w="120"/>
+              <w:bottom w:type="dxa" w:w="60"/>
+              <w:right w:type="dxa" w:w="120"/>
+            </w:tcMar>
+          </w:tcPr>
+          <w:p>
+            <w:pPr>
+              <w:spacing w:line="276"/>
+              <w:jc w:val="left"/>
+            </w:pPr>
+            <w:r>
+              <w:rPr>
+                <w:b w:val="false"/>
+                <w:bCs w:val="false"/>
+                <w:color w:val="1A1A1A"/>
+                <w:sz w:val="20"/>
+                <w:szCs w:val="20"/>
+                <w:rFonts w:ascii="Times New Roman" w:eastAsia="SimSun"/>
+              </w:rPr>
+              <w:t xml:space="preserve">12 个文件 ≈ 一两分钟</w:t>
+            </w:r>
+          </w:p>
+        </w:tc>
+      </w:tr>
+      <w:tr>
+        <w:trPr>
+          <w:cantSplit/>
+        </w:trPr>
+        <w:tc>
+          <w:tcPr>
+            <w:tcW w:type="pct" w:w="33%"/>
+            <w:tcMar>
+              <w:top w:type="dxa" w:w="60"/>
+              <w:left w:type="dxa" w:w="120"/>
+              <w:bottom w:type="dxa" w:w="60"/>
+              <w:right w:type="dxa" w:w="120"/>
+            </w:tcMar>
+          </w:tcPr>
+          <w:p>
+            <w:pPr>
+              <w:spacing w:line="276"/>
+              <w:jc w:val="left"/>
+            </w:pPr>
+            <w:r>
+              <w:rPr>
+                <w:b w:val="false"/>
+                <w:bCs w:val="false"/>
+                <w:color w:val="1A1A1A"/>
+                <w:sz w:val="20"/>
+                <w:szCs w:val="20"/>
+                <w:rFonts w:ascii="Times New Roman" w:eastAsia="SimSun"/>
+              </w:rPr>
+              <w:t xml:space="preserve">获取清单</w:t>
+            </w:r>
+          </w:p>
+        </w:tc>
+        <w:tc>
+          <w:tcPr>
+            <w:tcW w:type="pct" w:w="33%"/>
+            <w:tcMar>
+              <w:top w:type="dxa" w:w="60"/>
+              <w:left w:type="dxa" w:w="120"/>
+              <w:bottom w:type="dxa" w:w="60"/>
+              <w:right w:type="dxa" w:w="120"/>
+            </w:tcMar>
+          </w:tcPr>
+          <w:p>
+            <w:pPr>
+              <w:spacing w:line="276"/>
+              <w:jc w:val="left"/>
+            </w:pPr>
+            <w:r>
+              <w:rPr>
+                <w:b w:val="false"/>
+                <w:bCs w:val="false"/>
+                <w:color w:val="1A1A1A"/>
+                <w:sz w:val="20"/>
+                <w:szCs w:val="20"/>
+                <w:rFonts w:ascii="Times New Roman" w:eastAsia="SimSun"/>
+              </w:rPr>
+              <w:t xml:space="preserve">直接打全量包</w:t>
+            </w:r>
+          </w:p>
+        </w:tc>
+        <w:tc>
+          <w:tcPr>
+            <w:tcW w:type="pct" w:w="34%"/>
+            <w:tcMar>
+              <w:top w:type="dxa" w:w="60"/>
+              <w:left w:type="dxa" w:w="120"/>
+              <w:bottom w:type="dxa" w:w="60"/>
+              <w:right w:type="dxa" w:w="120"/>
+            </w:tcMar>
+          </w:tcPr>
+          <w:p>
+            <w:pPr>
+              <w:spacing w:line="276"/>
+              <w:jc w:val="left"/>
+            </w:pPr>
+            <w:r>
+              <w:rPr>
+                <w:b w:val="false"/>
+                <w:bCs w:val="false"/>
+                <w:color w:val="9C2B4B"/>
+                <w:sz w:val="20"/>
+                <w:szCs w:val="20"/>
+                <w:rFonts w:ascii="Consolas" w:eastAsia="Microsoft YaHei"/>
+              </w:rPr>
+              <w:t xml:space="preserve">diff -rq</w:t>
+            </w:r>
+            <w:r>
+              <w:rPr>
+                <w:b w:val="false"/>
+                <w:bCs w:val="false"/>
+                <w:color w:val="1A1A1A"/>
+                <w:sz w:val="20"/>
+                <w:szCs w:val="20"/>
+                <w:rFonts w:ascii="Times New Roman" w:eastAsia="SimSun"/>
+              </w:rPr>
+              <w:t xml:space="preserve"> 新旧 dist 目录 → 变更文件清单</w:t>
+            </w:r>
+          </w:p>
+        </w:tc>
+      </w:tr>
+    </w:tbl>
+    <w:p>
+      <w:pPr>
+        <w:spacing w:after="60"/>
+      </w:pPr>
+    </w:p>
+    <w:p>
+      <w:pPr>
+        <w:pStyle w:val="Heading1"/>
+        <w:pageBreakBefore/>
+        <w:spacing w:before="360" w:after="160" w:line="312"/>
+      </w:pPr>
+      <w:r>
+        <w:rPr>
+          <w:b/>
+          <w:bCs/>
+          <w:color w:val="1B6B7A"/>
+          <w:sz w:val="32"/>
+          <w:szCs w:val="32"/>
+          <w:rFonts w:ascii="Arial" w:eastAsia="SimHei"/>
+        </w:rPr>
+        <w:t xml:space="preserve">一、构建前配置自检（30 秒，防 90% 部署事故）</w:t>
+      </w:r>
+    </w:p>
+    <w:p>
+      <w:pPr>
+        <w:spacing w:line="312" w:after="60"/>
+        <w:ind w:firstLine="480"/>
+        <w:jc w:val="both"/>
+      </w:pPr>
+      <w:r>
+        <w:rPr>
+          <w:b w:val="false"/>
+          <w:bCs w:val="false"/>
+          <w:color w:val="1A1A1A"/>
+          <w:sz w:val="24"/>
+          <w:szCs w:val="24"/>
+          <w:rFonts w:ascii="Times New Roman" w:eastAsia="SimSun"/>
+        </w:rPr>
+        <w:t xml:space="preserve">打开 </w:t>
+      </w:r>
+      <w:r>
+        <w:rPr>
+          <w:b w:val="false"/>
+          <w:bCs w:val="false"/>
+          <w:color w:val="9C2B4B"/>
+          <w:sz w:val="24"/>
+          <w:szCs w:val="24"/>
+          <w:rFonts w:ascii="Consolas" w:eastAsia="Microsoft YaHei"/>
+        </w:rPr>
+        <w:t xml:space="preserve">webapp/config.js</w:t>
+      </w:r>
+      <w:r>
+        <w:rPr>
+          <w:b w:val="false"/>
+          <w:bCs w:val="false"/>
+          <w:color w:val="1A1A1A"/>
+          <w:sz w:val="24"/>
+          <w:szCs w:val="24"/>
+          <w:rFonts w:ascii="Times New Roman" w:eastAsia="SimSun"/>
+        </w:rPr>
+        <w:t xml:space="preserve">（构建后 dist/config.js 才是部署生效的那份），确认五个值：</w:t>
+      </w:r>
+    </w:p>
+    <w:tbl>
+      <w:tblPr>
+        <w:tblW w:type="pct" w:w="100%"/>
+        <w:tblBorders>
+          <w:top w:val="single" w:color="C8DDE2" w:sz="4"/>
+          <w:left w:val="single" w:color="C8DDE2" w:sz="4"/>
+          <w:bottom w:val="single" w:color="C8DDE2" w:sz="4"/>
+          <w:right w:val="single" w:color="C8DDE2" w:sz="4"/>
+          <w:insideH w:val="none" w:color="auto" w:sz="0"/>
+          <w:insideV w:val="none" w:color="auto" w:sz="0"/>
+        </w:tblBorders>
+        <w:tblLayout w:type="fixed"/>
+      </w:tblPr>
+      <w:tblGrid>
+        <w:gridCol w:w="100"/>
+      </w:tblGrid>
+      <w:tr>
+        <w:tc>
+          <w:tcPr>
+            <w:shd w:fill="F2F4F7" w:val="clear"/>
+            <w:tcMar>
+              <w:top w:type="dxa" w:w="100"/>
+              <w:left w:type="dxa" w:w="180"/>
+              <w:bottom w:type="dxa" w:w="100"/>
+              <w:right w:type="dxa" w:w="120"/>
+            </w:tcMar>
+          </w:tcPr>
+          <w:p>
+            <w:pPr>
+              <w:spacing w:line="252" w:lineRule="atLeast" w:before="0" w:after="0"/>
+            </w:pPr>
+            <w:r>
+              <w:rPr>
+                <w:color w:val="24292E"/>
+                <w:sz w:val="17"/>
+                <w:szCs w:val="17"/>
+                <w:rFonts w:ascii="Consolas" w:eastAsia="Microsoft YaHei"/>
+              </w:rPr>
+              <w:t xml:space="preserve">mode: "backend",                        // 后端模式（探测失败自动降级演示）</w:t>
+            </w:r>
+          </w:p>
+          <w:p>
+            <w:pPr>
+              <w:spacing w:line="252" w:lineRule="atLeast" w:before="0" w:after="0"/>
+            </w:pPr>
+            <w:r>
+              <w:rPr>
+                <w:color w:val="24292E"/>
+                <w:sz w:val="17"/>
+                <w:szCs w:val="17"/>
+                <w:rFonts w:ascii="Consolas" w:eastAsia="Microsoft YaHei"/>
+              </w:rPr>
+              <w:t xml:space="preserve">host: "",                               // ★ 部署进 SAP 同域必须留空！填了反而跨域</w:t>
+            </w:r>
+          </w:p>
+          <w:p>
+            <w:pPr>
+              <w:spacing w:line="252" w:lineRule="atLeast" w:before="0" w:after="0"/>
+            </w:pPr>
+            <w:r>
+              <w:rPr>
+                <w:color w:val="24292E"/>
+                <w:sz w:val="17"/>
+                <w:szCs w:val="17"/>
+                <w:rFonts w:ascii="Consolas" w:eastAsia="Microsoft YaHei"/>
+              </w:rPr>
+              <w:t xml:space="preserve">path: "/sap/opu/odata/sap/ZAI_CHAT_SRV/",</w:t>
+            </w:r>
+          </w:p>
+          <w:p>
+            <w:pPr>
+              <w:spacing w:line="252" w:lineRule="atLeast" w:before="0" w:after="0"/>
+            </w:pPr>
+            <w:r>
+              <w:rPr>
+                <w:color w:val="24292E"/>
+                <w:sz w:val="17"/>
+                <w:szCs w:val="17"/>
+                <w:rFonts w:ascii="Consolas" w:eastAsia="Microsoft YaHei"/>
+              </w:rPr>
+              <w:t xml:space="preserve">ui5Src: "./resources/sap-ui-core.js",  // ★ 随包自带 UI5（内网部署命根子）</w:t>
+            </w:r>
+          </w:p>
+          <w:p>
+            <w:pPr>
+              <w:spacing w:line="252" w:lineRule="atLeast" w:before="0" w:after="0"/>
+            </w:pPr>
+            <w:r>
+              <w:rPr>
+                <w:color w:val="24292E"/>
+                <w:sz w:val="17"/>
+                <w:szCs w:val="17"/>
+                <w:rFonts w:ascii="Consolas" w:eastAsia="Microsoft YaHei"/>
+              </w:rPr>
+              <w:t xml:space="preserve">ui5Theme: "sap_horizon"</w:t>
+            </w:r>
+          </w:p>
+        </w:tc>
+      </w:tr>
+    </w:tbl>
+    <w:p>
+      <w:pPr>
+        <w:spacing w:after="60"/>
+      </w:pPr>
+    </w:p>
+    <w:p>
+      <w:pPr>
+        <w:spacing w:line="312" w:after="60"/>
+        <w:ind w:firstLine="480"/>
+        <w:jc w:val="both"/>
+      </w:pPr>
+      <w:r>
+        <w:rPr>
+          <w:b w:val="false"/>
+          <w:bCs w:val="false"/>
+          <w:color w:val="1A1A1A"/>
+          <w:sz w:val="24"/>
+          <w:szCs w:val="24"/>
+          <w:rFonts w:ascii="Times New Roman" w:eastAsia="SimSun"/>
+        </w:rPr>
+        <w:t xml:space="preserve">⚠️ 最常见翻车点：</w:t>
+      </w:r>
+      <w:r>
+        <w:rPr>
+          <w:b w:val="false"/>
+          <w:bCs w:val="false"/>
+          <w:color w:val="9C2B4B"/>
+          <w:sz w:val="24"/>
+          <w:szCs w:val="24"/>
+          <w:rFonts w:ascii="Consolas" w:eastAsia="Microsoft YaHei"/>
+        </w:rPr>
+        <w:t xml:space="preserve">host</w:t>
+      </w:r>
+      <w:r>
+        <w:rPr>
+          <w:b w:val="false"/>
+          <w:bCs w:val="false"/>
+          <w:color w:val="1A1A1A"/>
+          <w:sz w:val="24"/>
+          <w:szCs w:val="24"/>
+          <w:rFonts w:ascii="Times New Roman" w:eastAsia="SimSun"/>
+        </w:rPr>
+        <w:t xml:space="preserve"> 填了开发机地址（如 </w:t>
+      </w:r>
+      <w:r>
+        <w:rPr>
+          <w:b w:val="false"/>
+          <w:bCs w:val="false"/>
+          <w:color w:val="9C2B4B"/>
+          <w:sz w:val="24"/>
+          <w:szCs w:val="24"/>
+          <w:rFonts w:ascii="Consolas" w:eastAsia="Microsoft YaHei"/>
+        </w:rPr>
+        <w:t xml:space="preserve">http://sapgls4dev...:8000</w:t>
+      </w:r>
+      <w:r>
+        <w:rPr>
+          <w:b w:val="false"/>
+          <w:bCs w:val="false"/>
+          <w:color w:val="1A1A1A"/>
+          <w:sz w:val="24"/>
+          <w:szCs w:val="24"/>
+          <w:rFonts w:ascii="Times New Roman" w:eastAsia="SimSun"/>
+        </w:rPr>
+        <w:t xml:space="preserve">）。同源部署 host 必须空串。</w:t>
+      </w:r>
+    </w:p>
+    <w:p>
+      <w:pPr>
+        <w:pStyle w:val="Heading1"/>
+        <w:pageBreakBefore/>
+        <w:spacing w:before="360" w:after="160" w:line="312"/>
+      </w:pPr>
+      <w:r>
+        <w:rPr>
+          <w:b/>
+          <w:bCs/>
+          <w:color w:val="1B6B7A"/>
+          <w:sz w:val="32"/>
+          <w:szCs w:val="32"/>
+          <w:rFonts w:ascii="Arial" w:eastAsia="SimHei"/>
+        </w:rPr>
+        <w:t xml:space="preserve">二、构建</w:t>
+      </w:r>
+    </w:p>
+    <w:tbl>
+      <w:tblPr>
+        <w:tblW w:type="pct" w:w="100%"/>
+        <w:tblBorders>
+          <w:top w:val="single" w:color="C8DDE2" w:sz="4"/>
+          <w:left w:val="single" w:color="C8DDE2" w:sz="4"/>
+          <w:bottom w:val="single" w:color="C8DDE2" w:sz="4"/>
+          <w:right w:val="single" w:color="C8DDE2" w:sz="4"/>
+          <w:insideH w:val="none" w:color="auto" w:sz="0"/>
+          <w:insideV w:val="none" w:color="auto" w:sz="0"/>
+        </w:tblBorders>
+        <w:tblLayout w:type="fixed"/>
+      </w:tblPr>
+      <w:tblGrid>
+        <w:gridCol w:w="100"/>
+      </w:tblGrid>
+      <w:tr>
+        <w:tc>
+          <w:tcPr>
+            <w:shd w:fill="F2F4F7" w:val="clear"/>
+            <w:tcMar>
+              <w:top w:type="dxa" w:w="100"/>
+              <w:left w:type="dxa" w:w="180"/>
+              <w:bottom w:type="dxa" w:w="100"/>
+              <w:right w:type="dxa" w:w="120"/>
+            </w:tcMar>
+          </w:tcPr>
+          <w:p>
+            <w:pPr>
+              <w:spacing w:line="252" w:lineRule="atLeast" w:before="0" w:after="0"/>
+            </w:pPr>
+            <w:r>
+              <w:rPr>
+                <w:color w:val="24292E"/>
+                <w:sz w:val="17"/>
+                <w:szCs w:val="17"/>
+                <w:rFonts w:ascii="Consolas" w:eastAsia="Microsoft YaHei"/>
+              </w:rPr>
+              <w:t xml:space="preserve">npm install        # 仅首次/依赖变化（内网无外网：拷现成 node_modules）</w:t>
+            </w:r>
+          </w:p>
+          <w:p>
+            <w:pPr>
+              <w:spacing w:line="252" w:lineRule="atLeast" w:before="0" w:after="0"/>
+            </w:pPr>
+            <w:r>
+              <w:rPr>
+                <w:color w:val="24292E"/>
+                <w:sz w:val="17"/>
+                <w:szCs w:val="17"/>
+                <w:rFonts w:ascii="Consolas" w:eastAsia="Microsoft YaHei"/>
+              </w:rPr>
+              <w:t xml:space="preserve">npm run build      # ui5 build --all --clean-dest，产物 dist/，约 1.5~8 分钟</w:t>
+            </w:r>
+          </w:p>
+        </w:tc>
+      </w:tr>
+    </w:tbl>
+    <w:p>
+      <w:pPr>
+        <w:spacing w:after="60"/>
+      </w:pPr>
     </w:p>
     <w:p>
       <w:pPr>
         <w:pStyle w:val="ListParagraph"/>
         <w:numPr>
           <w:ilvl w:val="0"/>
-          <w:numId w:val="7"/>
+          <w:numId w:val="1"/>
         </w:numPr>
         <w:spacing w:line="312" w:after="40"/>
         <w:jc w:val="both"/>
@@ -6959,34 +10236,67 @@
         <w:rPr>
           <w:b w:val="false"/>
           <w:bCs w:val="false"/>
-          <w:color w:val="1A1A1A"/>
-          <w:sz w:val="22"/>
-          <w:szCs w:val="22"/>
-          <w:rFonts w:ascii="Times New Roman" w:eastAsia="SimSun"/>
-        </w:rPr>
-        <w:t xml:space="preserve">SE38 → 输入 </w:t>
-      </w:r>
-      <w:r>
-        <w:rPr>
-          <w:b w:val="false"/>
-          <w:bCs w:val="false"/>
           <w:color w:val="9C2B4B"/>
           <w:sz w:val="22"/>
           <w:szCs w:val="22"/>
           <w:rFonts w:ascii="Consolas" w:eastAsia="Microsoft YaHei"/>
         </w:rPr>
-        <w:t xml:space="preserve">/UI5/UI5_REPOSITORY_LOAD</w:t>
-      </w:r>
-      <w:r>
-        <w:rPr>
-          <w:b w:val="false"/>
-          <w:bCs w:val="false"/>
-          <w:color w:val="1A1A1A"/>
-          <w:sz w:val="22"/>
-          <w:szCs w:val="22"/>
-          <w:rFonts w:ascii="Times New Roman" w:eastAsia="SimSun"/>
-        </w:rPr>
-        <w:t xml:space="preserve"> → F8；</w:t>
+        <w:t xml:space="preserve">--all</w:t>
+      </w:r>
+      <w:r>
+        <w:rPr>
+          <w:b w:val="false"/>
+          <w:bCs w:val="false"/>
+          <w:color w:val="1A1A1A"/>
+          <w:sz w:val="22"/>
+          <w:szCs w:val="22"/>
+          <w:rFonts w:ascii="Times New Roman" w:eastAsia="SimSun"/>
+        </w:rPr>
+        <w:t xml:space="preserve"> 会把 UI5 1.130 运行时 + 双主题库整个打进 </w:t>
+      </w:r>
+      <w:r>
+        <w:rPr>
+          <w:b w:val="false"/>
+          <w:bCs w:val="false"/>
+          <w:color w:val="9C2B4B"/>
+          <w:sz w:val="22"/>
+          <w:szCs w:val="22"/>
+          <w:rFonts w:ascii="Consolas" w:eastAsia="Microsoft YaHei"/>
+        </w:rPr>
+        <w:t xml:space="preserve">dist/resources/</w:t>
+      </w:r>
+      <w:r>
+        <w:rPr>
+          <w:b w:val="false"/>
+          <w:bCs w:val="false"/>
+          <w:color w:val="1A1A1A"/>
+          <w:sz w:val="22"/>
+          <w:szCs w:val="22"/>
+          <w:rFonts w:ascii="Times New Roman" w:eastAsia="SimSun"/>
+        </w:rPr>
+        <w:t xml:space="preserve">（ui5.yaml 已声明 framework）——</w:t>
+      </w:r>
+      <w:r>
+        <w:rPr>
+          <w:b/>
+          <w:bCs/>
+          <w:color w:val="1A1A1A"/>
+          <w:sz w:val="22"/>
+          <w:szCs w:val="22"/>
+          <w:rFonts w:ascii="Times New Roman" w:eastAsia="SimSun"/>
+        </w:rPr>
+        <w:t xml:space="preserve">部署后不依赖公网 CDN、不依赖服务器内置 UI5 版本</w:t>
+      </w:r>
+      <w:r>
+        <w:rPr>
+          <w:b w:val="false"/>
+          <w:bCs w:val="false"/>
+          <w:color w:val="1A1A1A"/>
+          <w:sz w:val="22"/>
+          <w:szCs w:val="22"/>
+          <w:rFonts w:ascii="Times New Roman" w:eastAsia="SimSun"/>
+        </w:rPr>
+        <w:t xml:space="preserve">；</w:t>
       </w:r>
     </w:p>
     <w:p>
@@ -6994,7 +10304,1772 @@
         <w:pStyle w:val="ListParagraph"/>
         <w:numPr>
           <w:ilvl w:val="0"/>
-          <w:numId w:val="7"/>
+          <w:numId w:val="1"/>
+        </w:numPr>
+        <w:spacing w:line="312" w:after="40"/>
+        <w:jc w:val="both"/>
+      </w:pPr>
+      <w:r>
+        <w:rPr>
+          <w:b w:val="false"/>
+          <w:bCs w:val="false"/>
+          <w:color w:val="1A1A1A"/>
+          <w:sz w:val="22"/>
+          <w:szCs w:val="22"/>
+          <w:rFonts w:ascii="Times New Roman" w:eastAsia="SimSun"/>
+        </w:rPr>
+        <w:t xml:space="preserve">内网构建机离线方案：把交付包 </w:t>
+      </w:r>
+      <w:r>
+        <w:rPr>
+          <w:b w:val="false"/>
+          <w:bCs w:val="false"/>
+          <w:color w:val="9C2B4B"/>
+          <w:sz w:val="22"/>
+          <w:szCs w:val="22"/>
+          <w:rFonts w:ascii="Consolas" w:eastAsia="Microsoft YaHei"/>
+        </w:rPr>
+        <w:t xml:space="preserve">02_部署产物/ui5框架缓存_复制到_C盘用户目录.zip</w:t>
+      </w:r>
+      <w:r>
+        <w:rPr>
+          <w:b w:val="false"/>
+          <w:bCs w:val="false"/>
+          <w:color w:val="1A1A1A"/>
+          <w:sz w:val="22"/>
+          <w:szCs w:val="22"/>
+          <w:rFonts w:ascii="Times New Roman" w:eastAsia="SimSun"/>
+        </w:rPr>
+        <w:t xml:space="preserve"> 解压到 </w:t>
+      </w:r>
+      <w:r>
+        <w:rPr>
+          <w:b w:val="false"/>
+          <w:bCs w:val="false"/>
+          <w:color w:val="9C2B4B"/>
+          <w:sz w:val="22"/>
+          <w:szCs w:val="22"/>
+          <w:rFonts w:ascii="Consolas" w:eastAsia="Microsoft YaHei"/>
+        </w:rPr>
+        <w:t xml:space="preserve">C:\Users\&lt;用户&gt;\.ui5\</w:t>
+      </w:r>
+      <w:r>
+        <w:rPr>
+          <w:b w:val="false"/>
+          <w:bCs w:val="false"/>
+          <w:color w:val="1A1A1A"/>
+          <w:sz w:val="22"/>
+          <w:szCs w:val="22"/>
+          <w:rFonts w:ascii="Times New Roman" w:eastAsia="SimSun"/>
+        </w:rPr>
+        <w:t xml:space="preserve">（框架缓存，约 7600 文件）。</w:t>
+      </w:r>
+    </w:p>
+    <w:p>
+      <w:pPr>
+        <w:pStyle w:val="Heading2"/>
+        <w:spacing w:before="240" w:after="120" w:line="312"/>
+      </w:pPr>
+      <w:r>
+        <w:rPr>
+          <w:b/>
+          <w:bCs/>
+          <w:color w:val="1B6B7A"/>
+          <w:sz w:val="28"/>
+          <w:szCs w:val="28"/>
+          <w:rFonts w:ascii="Arial" w:eastAsia="SimHei"/>
+        </w:rPr>
+        <w:t xml:space="preserve">构建纪律（实踩过的坑）</w:t>
+      </w:r>
+    </w:p>
+    <w:p>
+      <w:pPr>
+        <w:pStyle w:val="ListParagraph"/>
+        <w:numPr>
+          <w:ilvl w:val="0"/>
+          <w:numId w:val="8"/>
+        </w:numPr>
+        <w:spacing w:line="312" w:after="40"/>
+        <w:jc w:val="both"/>
+      </w:pPr>
+      <w:r>
+        <w:rPr>
+          <w:b/>
+          <w:bCs/>
+          <w:color w:val="1A1A1A"/>
+          <w:sz w:val="22"/>
+          <w:szCs w:val="22"/>
+          <w:rFonts w:ascii="Times New Roman" w:eastAsia="SimSun"/>
+        </w:rPr>
+        <w:t xml:space="preserve">补丁晚于 dist 构建 = 服务器跑旧代码</w:t>
+      </w:r>
+      <w:r>
+        <w:rPr>
+          <w:b w:val="false"/>
+          <w:bCs w:val="false"/>
+          <w:color w:val="1A1A1A"/>
+          <w:sz w:val="22"/>
+          <w:szCs w:val="22"/>
+          <w:rFonts w:ascii="Times New Roman" w:eastAsia="SimSun"/>
+        </w:rPr>
+        <w:t xml:space="preserve">（09-04 事故实锤）——改代码必须重跑 build 并校验 preload；</w:t>
+      </w:r>
+    </w:p>
+    <w:p>
+      <w:pPr>
+        <w:pStyle w:val="ListParagraph"/>
+        <w:numPr>
+          <w:ilvl w:val="0"/>
+          <w:numId w:val="8"/>
+        </w:numPr>
+        <w:spacing w:line="312" w:after="40"/>
+        <w:jc w:val="both"/>
+      </w:pPr>
+      <w:r>
+        <w:rPr>
+          <w:b/>
+          <w:bCs/>
+          <w:color w:val="1A1A1A"/>
+          <w:sz w:val="22"/>
+          <w:szCs w:val="22"/>
+          <w:rFonts w:ascii="Times New Roman" w:eastAsia="SimSun"/>
+        </w:rPr>
+        <w:t xml:space="preserve">并发构建互相覆盖 dist</w:t>
+      </w:r>
+      <w:r>
+        <w:rPr>
+          <w:b w:val="false"/>
+          <w:bCs w:val="false"/>
+          <w:color w:val="1A1A1A"/>
+          <w:sz w:val="22"/>
+          <w:szCs w:val="22"/>
+          <w:rFonts w:ascii="Times New Roman" w:eastAsia="SimSun"/>
+        </w:rPr>
+        <w:t xml:space="preserve">：启动前 </w:t>
+      </w:r>
+      <w:r>
+        <w:rPr>
+          <w:b w:val="false"/>
+          <w:bCs w:val="false"/>
+          <w:color w:val="9C2B4B"/>
+          <w:sz w:val="22"/>
+          <w:szCs w:val="22"/>
+          <w:rFonts w:ascii="Consolas" w:eastAsia="Microsoft YaHei"/>
+        </w:rPr>
+        <w:t xml:space="preserve">pgrep -f "[u]i5 build"</w:t>
+      </w:r>
+      <w:r>
+        <w:rPr>
+          <w:b w:val="false"/>
+          <w:bCs w:val="false"/>
+          <w:color w:val="1A1A1A"/>
+          <w:sz w:val="22"/>
+          <w:szCs w:val="22"/>
+          <w:rFonts w:ascii="Times New Roman" w:eastAsia="SimSun"/>
+        </w:rPr>
+        <w:t xml:space="preserve"> 确认无存活进程（</w:t>
+      </w:r>
+      <w:r>
+        <w:rPr>
+          <w:b w:val="false"/>
+          <w:bCs w:val="false"/>
+          <w:color w:val="9C2B4B"/>
+          <w:sz w:val="22"/>
+          <w:szCs w:val="22"/>
+          <w:rFonts w:ascii="Consolas" w:eastAsia="Microsoft YaHei"/>
+        </w:rPr>
+        <w:t xml:space="preserve">[]</w:t>
+      </w:r>
+      <w:r>
+        <w:rPr>
+          <w:b w:val="false"/>
+          <w:bCs w:val="false"/>
+          <w:color w:val="1A1A1A"/>
+          <w:sz w:val="22"/>
+          <w:szCs w:val="22"/>
+          <w:rFonts w:ascii="Times New Roman" w:eastAsia="SimSun"/>
+        </w:rPr>
+        <w:t xml:space="preserve"> 防自匹配），等进程退出且日志出现 </w:t>
+      </w:r>
+      <w:r>
+        <w:rPr>
+          <w:b w:val="false"/>
+          <w:bCs w:val="false"/>
+          <w:color w:val="9C2B4B"/>
+          <w:sz w:val="22"/>
+          <w:szCs w:val="22"/>
+          <w:rFonts w:ascii="Consolas" w:eastAsia="Microsoft YaHei"/>
+        </w:rPr>
+        <w:t xml:space="preserve">Executing cleanup</w:t>
+      </w:r>
+      <w:r>
+        <w:rPr>
+          <w:b w:val="false"/>
+          <w:bCs w:val="false"/>
+          <w:color w:val="1A1A1A"/>
+          <w:sz w:val="22"/>
+          <w:szCs w:val="22"/>
+          <w:rFonts w:ascii="Times New Roman" w:eastAsia="SimSun"/>
+        </w:rPr>
+        <w:t xml:space="preserve"> 才算完成；杀进程用 </w:t>
+      </w:r>
+      <w:r>
+        <w:rPr>
+          <w:b w:val="false"/>
+          <w:bCs w:val="false"/>
+          <w:color w:val="9C2B4B"/>
+          <w:sz w:val="22"/>
+          <w:szCs w:val="22"/>
+          <w:rFonts w:ascii="Consolas" w:eastAsia="Microsoft YaHei"/>
+        </w:rPr>
+        <w:t xml:space="preserve">pkill -f "[u]i5 build"</w:t>
+      </w:r>
+      <w:r>
+        <w:rPr>
+          <w:b w:val="false"/>
+          <w:bCs w:val="false"/>
+          <w:color w:val="1A1A1A"/>
+          <w:sz w:val="22"/>
+          <w:szCs w:val="22"/>
+          <w:rFonts w:ascii="Times New Roman" w:eastAsia="SimSun"/>
+        </w:rPr>
+        <w:t xml:space="preserve"> 模式；</w:t>
+      </w:r>
+    </w:p>
+    <w:p>
+      <w:pPr>
+        <w:pStyle w:val="ListParagraph"/>
+        <w:numPr>
+          <w:ilvl w:val="0"/>
+          <w:numId w:val="8"/>
+        </w:numPr>
+        <w:spacing w:line="312" w:after="40"/>
+        <w:jc w:val="both"/>
+      </w:pPr>
+      <w:r>
+        <w:rPr>
+          <w:b w:val="false"/>
+          <w:bCs w:val="false"/>
+          <w:color w:val="9C2B4B"/>
+          <w:sz w:val="22"/>
+          <w:szCs w:val="22"/>
+          <w:rFonts w:ascii="Consolas" w:eastAsia="Microsoft YaHei"/>
+        </w:rPr>
+        <w:t xml:space="preserve">pkill -f "ui5 build"</w:t>
+      </w:r>
+      <w:r>
+        <w:rPr>
+          <w:b w:val="false"/>
+          <w:bCs w:val="false"/>
+          <w:color w:val="1A1A1A"/>
+          <w:sz w:val="22"/>
+          <w:szCs w:val="22"/>
+          <w:rFonts w:ascii="Times New Roman" w:eastAsia="SimSun"/>
+        </w:rPr>
+        <w:t xml:space="preserve"> 不带 </w:t>
+      </w:r>
+      <w:r>
+        <w:rPr>
+          <w:b w:val="false"/>
+          <w:bCs w:val="false"/>
+          <w:color w:val="9C2B4B"/>
+          <w:sz w:val="22"/>
+          <w:szCs w:val="22"/>
+          <w:rFonts w:ascii="Consolas" w:eastAsia="Microsoft YaHei"/>
+        </w:rPr>
+        <w:t xml:space="preserve">[]</w:t>
+      </w:r>
+      <w:r>
+        <w:rPr>
+          <w:b w:val="false"/>
+          <w:bCs w:val="false"/>
+          <w:color w:val="1A1A1A"/>
+          <w:sz w:val="22"/>
+          <w:szCs w:val="22"/>
+          <w:rFonts w:ascii="Times New Roman" w:eastAsia="SimSun"/>
+        </w:rPr>
+        <w:t xml:space="preserve"> 会匹配到自己。</w:t>
+      </w:r>
+    </w:p>
+    <w:p>
+      <w:pPr>
+        <w:pStyle w:val="Heading2"/>
+        <w:spacing w:before="240" w:after="120" w:line="312"/>
+      </w:pPr>
+      <w:r>
+        <w:rPr>
+          <w:b/>
+          <w:bCs/>
+          <w:color w:val="1B6B7A"/>
+          <w:sz w:val="28"/>
+          <w:szCs w:val="28"/>
+          <w:rFonts w:ascii="Arial" w:eastAsia="SimHei"/>
+        </w:rPr>
+        <w:t xml:space="preserve">构建产物自检（3 检查点）</w:t>
+      </w:r>
+    </w:p>
+    <w:tbl>
+      <w:tblPr>
+        <w:tblW w:type="pct" w:w="100%"/>
+        <w:tblBorders>
+          <w:top w:val="single" w:color="1B6B7A" w:sz="8"/>
+          <w:left w:val="none" w:color="auto" w:sz="0"/>
+          <w:bottom w:val="single" w:color="1B6B7A" w:sz="8"/>
+          <w:right w:val="none" w:color="auto" w:sz="0"/>
+          <w:insideH w:val="single" w:color="C8DDE2" w:sz="2"/>
+          <w:insideV w:val="none" w:color="auto" w:sz="0"/>
+        </w:tblBorders>
+      </w:tblPr>
+      <w:tblGrid>
+        <w:gridCol w:w="100"/>
+        <w:gridCol w:w="100"/>
+        <w:gridCol w:w="100"/>
+      </w:tblGrid>
+      <w:tr>
+        <w:trPr>
+          <w:cantSplit/>
+          <w:tblHeader/>
+        </w:trPr>
+        <w:tc>
+          <w:tcPr>
+            <w:tcW w:type="pct" w:w="33%"/>
+            <w:shd w:fill="1B6B7A" w:val="clear"/>
+            <w:tcMar>
+              <w:top w:type="dxa" w:w="60"/>
+              <w:left w:type="dxa" w:w="120"/>
+              <w:bottom w:type="dxa" w:w="60"/>
+              <w:right w:type="dxa" w:w="120"/>
+            </w:tcMar>
+          </w:tcPr>
+          <w:p>
+            <w:pPr>
+              <w:spacing w:line="276"/>
+              <w:jc w:val="center"/>
+            </w:pPr>
+            <w:r>
+              <w:rPr>
+                <w:b/>
+                <w:bCs/>
+                <w:color w:val="FFFFFF"/>
+                <w:sz w:val="20"/>
+                <w:szCs w:val="20"/>
+                <w:rFonts w:ascii="Arial" w:eastAsia="SimHei"/>
+              </w:rPr>
+              <w:t xml:space="preserve">#</w:t>
+            </w:r>
+          </w:p>
+        </w:tc>
+        <w:tc>
+          <w:tcPr>
+            <w:tcW w:type="pct" w:w="33%"/>
+            <w:shd w:fill="1B6B7A" w:val="clear"/>
+            <w:tcMar>
+              <w:top w:type="dxa" w:w="60"/>
+              <w:left w:type="dxa" w:w="120"/>
+              <w:bottom w:type="dxa" w:w="60"/>
+              <w:right w:type="dxa" w:w="120"/>
+            </w:tcMar>
+          </w:tcPr>
+          <w:p>
+            <w:pPr>
+              <w:spacing w:line="276"/>
+              <w:jc w:val="center"/>
+            </w:pPr>
+            <w:r>
+              <w:rPr>
+                <w:b/>
+                <w:bCs/>
+                <w:color w:val="FFFFFF"/>
+                <w:sz w:val="20"/>
+                <w:szCs w:val="20"/>
+                <w:rFonts w:ascii="Arial" w:eastAsia="SimHei"/>
+              </w:rPr>
+              <w:t xml:space="preserve">检查</w:t>
+            </w:r>
+          </w:p>
+        </w:tc>
+        <w:tc>
+          <w:tcPr>
+            <w:tcW w:type="pct" w:w="34%"/>
+            <w:shd w:fill="1B6B7A" w:val="clear"/>
+            <w:tcMar>
+              <w:top w:type="dxa" w:w="60"/>
+              <w:left w:type="dxa" w:w="120"/>
+              <w:bottom w:type="dxa" w:w="60"/>
+              <w:right w:type="dxa" w:w="120"/>
+            </w:tcMar>
+          </w:tcPr>
+          <w:p>
+            <w:pPr>
+              <w:spacing w:line="276"/>
+              <w:jc w:val="center"/>
+            </w:pPr>
+            <w:r>
+              <w:rPr>
+                <w:b/>
+                <w:bCs/>
+                <w:color w:val="FFFFFF"/>
+                <w:sz w:val="20"/>
+                <w:szCs w:val="20"/>
+                <w:rFonts w:ascii="Arial" w:eastAsia="SimHei"/>
+              </w:rPr>
+              <w:t xml:space="preserve">方法</w:t>
+            </w:r>
+          </w:p>
+        </w:tc>
+      </w:tr>
+      <w:tr>
+        <w:trPr>
+          <w:cantSplit/>
+        </w:trPr>
+        <w:tc>
+          <w:tcPr>
+            <w:tcW w:type="pct" w:w="33%"/>
+            <w:tcMar>
+              <w:top w:type="dxa" w:w="60"/>
+              <w:left w:type="dxa" w:w="120"/>
+              <w:bottom w:type="dxa" w:w="60"/>
+              <w:right w:type="dxa" w:w="120"/>
+            </w:tcMar>
+          </w:tcPr>
+          <w:p>
+            <w:pPr>
+              <w:spacing w:line="276"/>
+              <w:jc w:val="left"/>
+            </w:pPr>
+            <w:r>
+              <w:rPr>
+                <w:b w:val="false"/>
+                <w:bCs w:val="false"/>
+                <w:color w:val="1A1A1A"/>
+                <w:sz w:val="20"/>
+                <w:szCs w:val="20"/>
+                <w:rFonts w:ascii="Times New Roman" w:eastAsia="SimSun"/>
+              </w:rPr>
+              <w:t xml:space="preserve">1</w:t>
+            </w:r>
+          </w:p>
+        </w:tc>
+        <w:tc>
+          <w:tcPr>
+            <w:tcW w:type="pct" w:w="33%"/>
+            <w:tcMar>
+              <w:top w:type="dxa" w:w="60"/>
+              <w:left w:type="dxa" w:w="120"/>
+              <w:bottom w:type="dxa" w:w="60"/>
+              <w:right w:type="dxa" w:w="120"/>
+            </w:tcMar>
+          </w:tcPr>
+          <w:p>
+            <w:pPr>
+              <w:spacing w:line="276"/>
+              <w:jc w:val="left"/>
+            </w:pPr>
+            <w:r>
+              <w:rPr>
+                <w:b w:val="false"/>
+                <w:bCs w:val="false"/>
+                <w:color w:val="1A1A1A"/>
+                <w:sz w:val="20"/>
+                <w:szCs w:val="20"/>
+                <w:rFonts w:ascii="Times New Roman" w:eastAsia="SimSun"/>
+              </w:rPr>
+              <w:t xml:space="preserve">UI5 运行时随包</w:t>
+            </w:r>
+          </w:p>
+        </w:tc>
+        <w:tc>
+          <w:tcPr>
+            <w:tcW w:type="pct" w:w="34%"/>
+            <w:tcMar>
+              <w:top w:type="dxa" w:w="60"/>
+              <w:left w:type="dxa" w:w="120"/>
+              <w:bottom w:type="dxa" w:w="60"/>
+              <w:right w:type="dxa" w:w="120"/>
+            </w:tcMar>
+          </w:tcPr>
+          <w:p>
+            <w:pPr>
+              <w:spacing w:line="276"/>
+              <w:jc w:val="left"/>
+            </w:pPr>
+            <w:r>
+              <w:rPr>
+                <w:b w:val="false"/>
+                <w:bCs w:val="false"/>
+                <w:color w:val="9C2B4B"/>
+                <w:sz w:val="20"/>
+                <w:szCs w:val="20"/>
+                <w:rFonts w:ascii="Consolas" w:eastAsia="Microsoft YaHei"/>
+              </w:rPr>
+              <w:t xml:space="preserve">dist/resources/sap-ui-core.js</w:t>
+            </w:r>
+            <w:r>
+              <w:rPr>
+                <w:b w:val="false"/>
+                <w:bCs w:val="false"/>
+                <w:color w:val="1A1A1A"/>
+                <w:sz w:val="20"/>
+                <w:szCs w:val="20"/>
+                <w:rFonts w:ascii="Times New Roman" w:eastAsia="SimSun"/>
+              </w:rPr>
+              <w:t xml:space="preserve"> 存在（缺了=构建没带 framework）</w:t>
+            </w:r>
+          </w:p>
+        </w:tc>
+      </w:tr>
+      <w:tr>
+        <w:trPr>
+          <w:cantSplit/>
+        </w:trPr>
+        <w:tc>
+          <w:tcPr>
+            <w:tcW w:type="pct" w:w="33%"/>
+            <w:tcMar>
+              <w:top w:type="dxa" w:w="60"/>
+              <w:left w:type="dxa" w:w="120"/>
+              <w:bottom w:type="dxa" w:w="60"/>
+              <w:right w:type="dxa" w:w="120"/>
+            </w:tcMar>
+          </w:tcPr>
+          <w:p>
+            <w:pPr>
+              <w:spacing w:line="276"/>
+              <w:jc w:val="left"/>
+            </w:pPr>
+            <w:r>
+              <w:rPr>
+                <w:b w:val="false"/>
+                <w:bCs w:val="false"/>
+                <w:color w:val="1A1A1A"/>
+                <w:sz w:val="20"/>
+                <w:szCs w:val="20"/>
+                <w:rFonts w:ascii="Times New Roman" w:eastAsia="SimSun"/>
+              </w:rPr>
+              <w:t xml:space="preserve">2</w:t>
+            </w:r>
+          </w:p>
+        </w:tc>
+        <w:tc>
+          <w:tcPr>
+            <w:tcW w:type="pct" w:w="33%"/>
+            <w:tcMar>
+              <w:top w:type="dxa" w:w="60"/>
+              <w:left w:type="dxa" w:w="120"/>
+              <w:bottom w:type="dxa" w:w="60"/>
+              <w:right w:type="dxa" w:w="120"/>
+            </w:tcMar>
+          </w:tcPr>
+          <w:p>
+            <w:pPr>
+              <w:spacing w:line="276"/>
+              <w:jc w:val="left"/>
+            </w:pPr>
+            <w:r>
+              <w:rPr>
+                <w:b w:val="false"/>
+                <w:bCs w:val="false"/>
+                <w:color w:val="1A1A1A"/>
+                <w:sz w:val="20"/>
+                <w:szCs w:val="20"/>
+                <w:rFonts w:ascii="Times New Roman" w:eastAsia="SimSun"/>
+              </w:rPr>
+              <w:t xml:space="preserve">highlight.js 随包</w:t>
+            </w:r>
+          </w:p>
+        </w:tc>
+        <w:tc>
+          <w:tcPr>
+            <w:tcW w:type="pct" w:w="34%"/>
+            <w:tcMar>
+              <w:top w:type="dxa" w:w="60"/>
+              <w:left w:type="dxa" w:w="120"/>
+              <w:bottom w:type="dxa" w:w="60"/>
+              <w:right w:type="dxa" w:w="120"/>
+            </w:tcMar>
+          </w:tcPr>
+          <w:p>
+            <w:pPr>
+              <w:spacing w:line="276"/>
+              <w:jc w:val="left"/>
+            </w:pPr>
+            <w:r>
+              <w:rPr>
+                <w:b w:val="false"/>
+                <w:bCs w:val="false"/>
+                <w:color w:val="9C2B4B"/>
+                <w:sz w:val="20"/>
+                <w:szCs w:val="20"/>
+                <w:rFonts w:ascii="Consolas" w:eastAsia="Microsoft YaHei"/>
+              </w:rPr>
+              <w:t xml:space="preserve">dist/thirdparty/hljs/highlight.min.js</w:t>
+            </w:r>
+            <w:r>
+              <w:rPr>
+                <w:b w:val="false"/>
+                <w:bCs w:val="false"/>
+                <w:color w:val="1A1A1A"/>
+                <w:sz w:val="20"/>
+                <w:szCs w:val="20"/>
+                <w:rFonts w:ascii="Times New Roman" w:eastAsia="SimSun"/>
+              </w:rPr>
+              <w:t xml:space="preserve">、</w:t>
+            </w:r>
+            <w:r>
+              <w:rPr>
+                <w:b w:val="false"/>
+                <w:bCs w:val="false"/>
+                <w:color w:val="9C2B4B"/>
+                <w:sz w:val="20"/>
+                <w:szCs w:val="20"/>
+                <w:rFonts w:ascii="Consolas" w:eastAsia="Microsoft YaHei"/>
+              </w:rPr>
+              <w:t xml:space="preserve">abap.min.js</w:t>
+            </w:r>
+            <w:r>
+              <w:rPr>
+                <w:b w:val="false"/>
+                <w:bCs w:val="false"/>
+                <w:color w:val="1A1A1A"/>
+                <w:sz w:val="20"/>
+                <w:szCs w:val="20"/>
+                <w:rFonts w:ascii="Times New Roman" w:eastAsia="SimSun"/>
+              </w:rPr>
+              <w:t xml:space="preserve"> 存在</w:t>
+            </w:r>
+          </w:p>
+        </w:tc>
+      </w:tr>
+      <w:tr>
+        <w:trPr>
+          <w:cantSplit/>
+        </w:trPr>
+        <w:tc>
+          <w:tcPr>
+            <w:tcW w:type="pct" w:w="33%"/>
+            <w:tcMar>
+              <w:top w:type="dxa" w:w="60"/>
+              <w:left w:type="dxa" w:w="120"/>
+              <w:bottom w:type="dxa" w:w="60"/>
+              <w:right w:type="dxa" w:w="120"/>
+            </w:tcMar>
+          </w:tcPr>
+          <w:p>
+            <w:pPr>
+              <w:spacing w:line="276"/>
+              <w:jc w:val="left"/>
+            </w:pPr>
+            <w:r>
+              <w:rPr>
+                <w:b w:val="false"/>
+                <w:bCs w:val="false"/>
+                <w:color w:val="1A1A1A"/>
+                <w:sz w:val="20"/>
+                <w:szCs w:val="20"/>
+                <w:rFonts w:ascii="Times New Roman" w:eastAsia="SimSun"/>
+              </w:rPr>
+              <w:t xml:space="preserve">3</w:t>
+            </w:r>
+          </w:p>
+        </w:tc>
+        <w:tc>
+          <w:tcPr>
+            <w:tcW w:type="pct" w:w="33%"/>
+            <w:tcMar>
+              <w:top w:type="dxa" w:w="60"/>
+              <w:left w:type="dxa" w:w="120"/>
+              <w:bottom w:type="dxa" w:w="60"/>
+              <w:right w:type="dxa" w:w="120"/>
+            </w:tcMar>
+          </w:tcPr>
+          <w:p>
+            <w:pPr>
+              <w:spacing w:line="276"/>
+              <w:jc w:val="left"/>
+            </w:pPr>
+            <w:r>
+              <w:rPr>
+                <w:b w:val="false"/>
+                <w:bCs w:val="false"/>
+                <w:color w:val="1A1A1A"/>
+                <w:sz w:val="20"/>
+                <w:szCs w:val="20"/>
+                <w:rFonts w:ascii="Times New Roman" w:eastAsia="SimSun"/>
+              </w:rPr>
+              <w:t xml:space="preserve">配置正确</w:t>
+            </w:r>
+          </w:p>
+        </w:tc>
+        <w:tc>
+          <w:tcPr>
+            <w:tcW w:type="pct" w:w="34%"/>
+            <w:tcMar>
+              <w:top w:type="dxa" w:w="60"/>
+              <w:left w:type="dxa" w:w="120"/>
+              <w:bottom w:type="dxa" w:w="60"/>
+              <w:right w:type="dxa" w:w="120"/>
+            </w:tcMar>
+          </w:tcPr>
+          <w:p>
+            <w:pPr>
+              <w:spacing w:line="276"/>
+              <w:jc w:val="left"/>
+            </w:pPr>
+            <w:r>
+              <w:rPr>
+                <w:b w:val="false"/>
+                <w:bCs w:val="false"/>
+                <w:color w:val="1A1A1A"/>
+                <w:sz w:val="20"/>
+                <w:szCs w:val="20"/>
+                <w:rFonts w:ascii="Times New Roman" w:eastAsia="SimSun"/>
+              </w:rPr>
+              <w:t xml:space="preserve">打开 </w:t>
+            </w:r>
+            <w:r>
+              <w:rPr>
+                <w:b w:val="false"/>
+                <w:bCs w:val="false"/>
+                <w:color w:val="9C2B4B"/>
+                <w:sz w:val="20"/>
+                <w:szCs w:val="20"/>
+                <w:rFonts w:ascii="Consolas" w:eastAsia="Microsoft YaHei"/>
+              </w:rPr>
+              <w:t xml:space="preserve">dist/config.js</w:t>
+            </w:r>
+            <w:r>
+              <w:rPr>
+                <w:b w:val="false"/>
+                <w:bCs w:val="false"/>
+                <w:color w:val="1A1A1A"/>
+                <w:sz w:val="20"/>
+                <w:szCs w:val="20"/>
+                <w:rFonts w:ascii="Times New Roman" w:eastAsia="SimSun"/>
+              </w:rPr>
+              <w:t xml:space="preserve">：host 空、ui5Src=./resources/sap-ui-core.js</w:t>
+            </w:r>
+          </w:p>
+        </w:tc>
+      </w:tr>
+    </w:tbl>
+    <w:p>
+      <w:pPr>
+        <w:spacing w:after="60"/>
+      </w:pPr>
+    </w:p>
+    <w:p>
+      <w:pPr>
+        <w:pStyle w:val="Heading2"/>
+        <w:spacing w:before="240" w:after="120" w:line="312"/>
+      </w:pPr>
+      <w:r>
+        <w:rPr>
+          <w:b/>
+          <w:bCs/>
+          <w:color w:val="1B6B7A"/>
+          <w:sz w:val="28"/>
+          <w:szCs w:val="28"/>
+          <w:rFonts w:ascii="Arial" w:eastAsia="SimHei"/>
+        </w:rPr>
+        <w:t xml:space="preserve">补丁标记校验（改过前端代码必做）</w:t>
+      </w:r>
+    </w:p>
+    <w:p>
+      <w:pPr>
+        <w:spacing w:line="312" w:after="60"/>
+        <w:ind w:firstLine="480"/>
+        <w:jc w:val="both"/>
+      </w:pPr>
+      <w:r>
+        <w:rPr>
+          <w:b w:val="false"/>
+          <w:bCs w:val="false"/>
+          <w:color w:val="1A1A1A"/>
+          <w:sz w:val="24"/>
+          <w:szCs w:val="24"/>
+          <w:rFonts w:ascii="Times New Roman" w:eastAsia="SimSun"/>
+        </w:rPr>
+        <w:t xml:space="preserve">UI5 实际优先加载 </w:t>
+      </w:r>
+      <w:r>
+        <w:rPr>
+          <w:b/>
+          <w:bCs/>
+          <w:color w:val="1A1A1A"/>
+          <w:sz w:val="24"/>
+          <w:szCs w:val="24"/>
+          <w:rFonts w:ascii="Times New Roman" w:eastAsia="SimSun"/>
+        </w:rPr>
+        <w:t xml:space="preserve">dist/Component-preload.js</w:t>
+      </w:r>
+      <w:r>
+        <w:rPr>
+          <w:b w:val="false"/>
+          <w:bCs w:val="false"/>
+          <w:color w:val="1A1A1A"/>
+          <w:sz w:val="24"/>
+          <w:szCs w:val="24"/>
+          <w:rFonts w:ascii="Times New Roman" w:eastAsia="SimSun"/>
+        </w:rPr>
+        <w:t xml:space="preserve">（不是 webapp 源码）。注释版本号会被压缩器剥掉，要用</w:t>
+      </w:r>
+      <w:r>
+        <w:rPr>
+          <w:b/>
+          <w:bCs/>
+          <w:color w:val="1A1A1A"/>
+          <w:sz w:val="24"/>
+          <w:szCs w:val="24"/>
+          <w:rFonts w:ascii="Times New Roman" w:eastAsia="SimSun"/>
+        </w:rPr>
+        <w:t xml:space="preserve">值字符串/属性访问</w:t>
+      </w:r>
+      <w:r>
+        <w:rPr>
+          <w:b w:val="false"/>
+          <w:bCs w:val="false"/>
+          <w:color w:val="1A1A1A"/>
+          <w:sz w:val="24"/>
+          <w:szCs w:val="24"/>
+          <w:rFonts w:ascii="Times New Roman" w:eastAsia="SimSun"/>
+        </w:rPr>
+        <w:t xml:space="preserve">当标记：</w:t>
+      </w:r>
+    </w:p>
+    <w:tbl>
+      <w:tblPr>
+        <w:tblW w:type="pct" w:w="100%"/>
+        <w:tblBorders>
+          <w:top w:val="single" w:color="C8DDE2" w:sz="4"/>
+          <w:left w:val="single" w:color="C8DDE2" w:sz="4"/>
+          <w:bottom w:val="single" w:color="C8DDE2" w:sz="4"/>
+          <w:right w:val="single" w:color="C8DDE2" w:sz="4"/>
+          <w:insideH w:val="none" w:color="auto" w:sz="0"/>
+          <w:insideV w:val="none" w:color="auto" w:sz="0"/>
+        </w:tblBorders>
+        <w:tblLayout w:type="fixed"/>
+      </w:tblPr>
+      <w:tblGrid>
+        <w:gridCol w:w="100"/>
+      </w:tblGrid>
+      <w:tr>
+        <w:tc>
+          <w:tcPr>
+            <w:shd w:fill="F2F4F7" w:val="clear"/>
+            <w:tcMar>
+              <w:top w:type="dxa" w:w="100"/>
+              <w:left w:type="dxa" w:w="180"/>
+              <w:bottom w:type="dxa" w:w="100"/>
+              <w:right w:type="dxa" w:w="120"/>
+            </w:tcMar>
+          </w:tcPr>
+          <w:p>
+            <w:pPr>
+              <w:spacing w:line="252" w:lineRule="atLeast" w:before="0" w:after="0"/>
+            </w:pPr>
+            <w:r>
+              <w:rPr>
+                <w:color w:val="24292E"/>
+                <w:sz w:val="17"/>
+                <w:szCs w:val="17"/>
+                <w:rFonts w:ascii="Consolas" w:eastAsia="Microsoft YaHei"/>
+              </w:rPr>
+              <w:t xml:space="preserve"># V8.1 标记（_fetchCsrf 出现次数，期望 4）与 V8.3 标记（.Login 属性访问，期望 3）</w:t>
+            </w:r>
+          </w:p>
+          <w:p>
+            <w:pPr>
+              <w:spacing w:line="252" w:lineRule="atLeast" w:before="0" w:after="0"/>
+            </w:pPr>
+            <w:r>
+              <w:rPr>
+                <w:color w:val="24292E"/>
+                <w:sz w:val="17"/>
+                <w:szCs w:val="17"/>
+                <w:rFonts w:ascii="Consolas" w:eastAsia="Microsoft YaHei"/>
+              </w:rPr>
+              <w:t xml:space="preserve">rg -o "_fetchCsrf" dist/Component-preload.js | wc -l</w:t>
+            </w:r>
+          </w:p>
+          <w:p>
+            <w:pPr>
+              <w:spacing w:line="252" w:lineRule="atLeast" w:before="0" w:after="0"/>
+            </w:pPr>
+            <w:r>
+              <w:rPr>
+                <w:color w:val="24292E"/>
+                <w:sz w:val="17"/>
+                <w:szCs w:val="17"/>
+                <w:rFonts w:ascii="Consolas" w:eastAsia="Microsoft YaHei"/>
+              </w:rPr>
+              <w:t xml:space="preserve">rg -o "\.Login" dist/Component-preload.js | wc -l</w:t>
+            </w:r>
+          </w:p>
+        </w:tc>
+      </w:tr>
+    </w:tbl>
+    <w:p>
+      <w:pPr>
+        <w:spacing w:after="60"/>
+      </w:pPr>
+    </w:p>
+    <w:p>
+      <w:pPr>
+        <w:spacing w:line="312" w:after="60"/>
+        <w:ind w:firstLine="480"/>
+        <w:jc w:val="both"/>
+      </w:pPr>
+      <w:r>
+        <w:rPr>
+          <w:b w:val="false"/>
+          <w:bCs w:val="false"/>
+          <w:color w:val="1A1A1A"/>
+          <w:sz w:val="24"/>
+          <w:szCs w:val="24"/>
+          <w:rFonts w:ascii="Times New Roman" w:eastAsia="SimSun"/>
+        </w:rPr>
+        <w:t xml:space="preserve">⚠️ </w:t>
+      </w:r>
+      <w:r>
+        <w:rPr>
+          <w:b w:val="false"/>
+          <w:bCs w:val="false"/>
+          <w:color w:val="9C2B4B"/>
+          <w:sz w:val="24"/>
+          <w:szCs w:val="24"/>
+          <w:rFonts w:ascii="Consolas" w:eastAsia="Microsoft YaHei"/>
+        </w:rPr>
+        <w:t xml:space="preserve">rg -c</w:t>
+      </w:r>
+      <w:r>
+        <w:rPr>
+          <w:b w:val="false"/>
+          <w:bCs w:val="false"/>
+          <w:color w:val="1A1A1A"/>
+          <w:sz w:val="24"/>
+          <w:szCs w:val="24"/>
+          <w:rFonts w:ascii="Times New Roman" w:eastAsia="SimSun"/>
+        </w:rPr>
+        <w:t xml:space="preserve"> 是匹配行数（dist 单行文件恒为 1），必须 </w:t>
+      </w:r>
+      <w:r>
+        <w:rPr>
+          <w:b w:val="false"/>
+          <w:bCs w:val="false"/>
+          <w:color w:val="9C2B4B"/>
+          <w:sz w:val="24"/>
+          <w:szCs w:val="24"/>
+          <w:rFonts w:ascii="Consolas" w:eastAsia="Microsoft YaHei"/>
+        </w:rPr>
+        <w:t xml:space="preserve">rg -o | wc -l</w:t>
+      </w:r>
+      <w:r>
+        <w:rPr>
+          <w:b w:val="false"/>
+          <w:bCs w:val="false"/>
+          <w:color w:val="1A1A1A"/>
+          <w:sz w:val="24"/>
+          <w:szCs w:val="24"/>
+          <w:rFonts w:ascii="Times New Roman" w:eastAsia="SimSun"/>
+        </w:rPr>
+        <w:t xml:space="preserve"> 数出现次数。</w:t>
+      </w:r>
+    </w:p>
+    <w:p>
+      <w:pPr>
+        <w:pStyle w:val="Heading1"/>
+        <w:pageBreakBefore/>
+        <w:spacing w:before="360" w:after="160" w:line="312"/>
+      </w:pPr>
+      <w:r>
+        <w:rPr>
+          <w:b/>
+          <w:bCs/>
+          <w:color w:val="1B6B7A"/>
+          <w:sz w:val="32"/>
+          <w:szCs w:val="32"/>
+          <w:rFonts w:ascii="Arial" w:eastAsia="SimHei"/>
+        </w:rPr>
+        <w:t xml:space="preserve">三、打包与搬运</w:t>
+      </w:r>
+    </w:p>
+    <w:p>
+      <w:pPr>
+        <w:pStyle w:val="Heading2"/>
+        <w:spacing w:before="240" w:after="120" w:line="312"/>
+      </w:pPr>
+      <w:r>
+        <w:rPr>
+          <w:b/>
+          <w:bCs/>
+          <w:color w:val="1B6B7A"/>
+          <w:sz w:val="28"/>
+          <w:szCs w:val="28"/>
+          <w:rFonts w:ascii="Arial" w:eastAsia="SimHei"/>
+        </w:rPr>
+        <w:t xml:space="preserve">3.1 打 zip（最容易做错的一步）</w:t>
+      </w:r>
+    </w:p>
+    <w:p>
+      <w:pPr>
+        <w:spacing w:line="312" w:after="60"/>
+        <w:ind w:firstLine="480"/>
+        <w:jc w:val="both"/>
+      </w:pPr>
+      <w:r>
+        <w:rPr>
+          <w:b/>
+          <w:bCs/>
+          <w:color w:val="1A1A1A"/>
+          <w:sz w:val="24"/>
+          <w:szCs w:val="24"/>
+          <w:rFonts w:ascii="Times New Roman" w:eastAsia="SimSun"/>
+        </w:rPr>
+        <w:t xml:space="preserve">要求：zip 打开后第一层直接是文件本身</w:t>
+      </w:r>
+      <w:r>
+        <w:rPr>
+          <w:b w:val="false"/>
+          <w:bCs w:val="false"/>
+          <w:color w:val="1A1A1A"/>
+          <w:sz w:val="24"/>
+          <w:szCs w:val="24"/>
+          <w:rFonts w:ascii="Times New Roman" w:eastAsia="SimSun"/>
+        </w:rPr>
+        <w:t xml:space="preserve">（能看到 index.html、config.js、resources/…），</w:t>
+      </w:r>
+      <w:r>
+        <w:rPr>
+          <w:b/>
+          <w:bCs/>
+          <w:color w:val="1A1A1A"/>
+          <w:sz w:val="24"/>
+          <w:szCs w:val="24"/>
+          <w:rFonts w:ascii="Times New Roman" w:eastAsia="SimSun"/>
+        </w:rPr>
+        <w:t xml:space="preserve">不能多套一层 dist/ 目录</w:t>
+      </w:r>
+      <w:r>
+        <w:rPr>
+          <w:b w:val="false"/>
+          <w:bCs w:val="false"/>
+          <w:color w:val="1A1A1A"/>
+          <w:sz w:val="24"/>
+          <w:szCs w:val="24"/>
+          <w:rFonts w:ascii="Times New Roman" w:eastAsia="SimSun"/>
+        </w:rPr>
+        <w:t xml:space="preserve">——上传报表按 zip 内相对路径建 BSP 对象，多一层页面就 404。</w:t>
+      </w:r>
+    </w:p>
+    <w:tbl>
+      <w:tblPr>
+        <w:tblW w:type="pct" w:w="100%"/>
+        <w:tblBorders>
+          <w:top w:val="single" w:color="C8DDE2" w:sz="4"/>
+          <w:left w:val="single" w:color="C8DDE2" w:sz="4"/>
+          <w:bottom w:val="single" w:color="C8DDE2" w:sz="4"/>
+          <w:right w:val="single" w:color="C8DDE2" w:sz="4"/>
+          <w:insideH w:val="none" w:color="auto" w:sz="0"/>
+          <w:insideV w:val="none" w:color="auto" w:sz="0"/>
+        </w:tblBorders>
+        <w:tblLayout w:type="fixed"/>
+      </w:tblPr>
+      <w:tblGrid>
+        <w:gridCol w:w="100"/>
+      </w:tblGrid>
+      <w:tr>
+        <w:tc>
+          <w:tcPr>
+            <w:shd w:fill="F2F4F7" w:val="clear"/>
+            <w:tcMar>
+              <w:top w:type="dxa" w:w="100"/>
+              <w:left w:type="dxa" w:w="180"/>
+              <w:bottom w:type="dxa" w:w="100"/>
+              <w:right w:type="dxa" w:w="120"/>
+            </w:tcMar>
+          </w:tcPr>
+          <w:p>
+            <w:pPr>
+              <w:spacing w:line="252" w:lineRule="atLeast" w:before="0" w:after="0"/>
+            </w:pPr>
+            <w:r>
+              <w:rPr>
+                <w:color w:val="24292E"/>
+                <w:sz w:val="17"/>
+                <w:szCs w:val="17"/>
+                <w:rFonts w:ascii="Consolas" w:eastAsia="Microsoft YaHei"/>
+              </w:rPr>
+              <w:t xml:space="preserve">cd dist &amp;&amp; zip -qr zai_chat_dist_部署包_日期_Vx.x.zip . -x "*.map"</w:t>
+            </w:r>
+          </w:p>
+        </w:tc>
+      </w:tr>
+    </w:tbl>
+    <w:p>
+      <w:pPr>
+        <w:spacing w:after="60"/>
+      </w:pPr>
+    </w:p>
+    <w:p>
+      <w:pPr>
+        <w:spacing w:line="312" w:after="60"/>
+        <w:ind w:firstLine="480"/>
+        <w:jc w:val="both"/>
+      </w:pPr>
+      <w:r>
+        <w:rPr>
+          <w:b w:val="false"/>
+          <w:bCs w:val="false"/>
+          <w:color w:val="1A1A1A"/>
+          <w:sz w:val="24"/>
+          <w:szCs w:val="24"/>
+          <w:rFonts w:ascii="Times New Roman" w:eastAsia="SimSun"/>
+        </w:rPr>
+        <w:t xml:space="preserve">（PowerShell：</w:t>
+      </w:r>
+      <w:r>
+        <w:rPr>
+          <w:b w:val="false"/>
+          <w:bCs w:val="false"/>
+          <w:color w:val="9C2B4B"/>
+          <w:sz w:val="24"/>
+          <w:szCs w:val="24"/>
+          <w:rFonts w:ascii="Consolas" w:eastAsia="Microsoft YaHei"/>
+        </w:rPr>
+        <w:t xml:space="preserve">Compress-Archive -Path dist\* -DestinationPath xxx.zip -Force</w:t>
+      </w:r>
+      <w:r>
+        <w:rPr>
+          <w:b w:val="false"/>
+          <w:bCs w:val="false"/>
+          <w:color w:val="1A1A1A"/>
+          <w:sz w:val="24"/>
+          <w:szCs w:val="24"/>
+          <w:rFonts w:ascii="Times New Roman" w:eastAsia="SimSun"/>
+        </w:rPr>
+        <w:t xml:space="preserve">；资源管理器：进 dist 内部 Ctrl+A 右键压缩。）</w:t>
+      </w:r>
+    </w:p>
+    <w:p>
+      <w:pPr>
+        <w:spacing w:line="312" w:after="60"/>
+        <w:ind w:firstLine="480"/>
+        <w:jc w:val="both"/>
+      </w:pPr>
+      <w:r>
+        <w:rPr>
+          <w:b w:val="false"/>
+          <w:bCs w:val="false"/>
+          <w:color w:val="1A1A1A"/>
+          <w:sz w:val="24"/>
+          <w:szCs w:val="24"/>
+          <w:rFonts w:ascii="Times New Roman" w:eastAsia="SimSun"/>
+        </w:rPr>
+        <w:t xml:space="preserve">打完打开 zip 自检一眼：第一层是 index.html ✓ 才合格。</w:t>
+      </w:r>
+    </w:p>
+    <w:p>
+      <w:pPr>
+        <w:pStyle w:val="Heading2"/>
+        <w:spacing w:before="240" w:after="120" w:line="312"/>
+      </w:pPr>
+      <w:r>
+        <w:rPr>
+          <w:b/>
+          <w:bCs/>
+          <w:color w:val="1B6B7A"/>
+          <w:sz w:val="28"/>
+          <w:szCs w:val="28"/>
+          <w:rFonts w:ascii="Arial" w:eastAsia="SimHei"/>
+        </w:rPr>
+        <w:t xml:space="preserve">3.2 增量包制作</w:t>
+      </w:r>
+    </w:p>
+    <w:tbl>
+      <w:tblPr>
+        <w:tblW w:type="pct" w:w="100%"/>
+        <w:tblBorders>
+          <w:top w:val="single" w:color="C8DDE2" w:sz="4"/>
+          <w:left w:val="single" w:color="C8DDE2" w:sz="4"/>
+          <w:bottom w:val="single" w:color="C8DDE2" w:sz="4"/>
+          <w:right w:val="single" w:color="C8DDE2" w:sz="4"/>
+          <w:insideH w:val="none" w:color="auto" w:sz="0"/>
+          <w:insideV w:val="none" w:color="auto" w:sz="0"/>
+        </w:tblBorders>
+        <w:tblLayout w:type="fixed"/>
+      </w:tblPr>
+      <w:tblGrid>
+        <w:gridCol w:w="100"/>
+      </w:tblGrid>
+      <w:tr>
+        <w:tc>
+          <w:tcPr>
+            <w:shd w:fill="F2F4F7" w:val="clear"/>
+            <w:tcMar>
+              <w:top w:type="dxa" w:w="100"/>
+              <w:left w:type="dxa" w:w="180"/>
+              <w:bottom w:type="dxa" w:w="100"/>
+              <w:right w:type="dxa" w:w="120"/>
+            </w:tcMar>
+          </w:tcPr>
+          <w:p>
+            <w:pPr>
+              <w:spacing w:line="252" w:lineRule="atLeast" w:before="0" w:after="0"/>
+            </w:pPr>
+            <w:r>
+              <w:rPr>
+                <w:color w:val="24292E"/>
+                <w:sz w:val="17"/>
+                <w:szCs w:val="17"/>
+                <w:rFonts w:ascii="Consolas" w:eastAsia="Microsoft YaHei"/>
+              </w:rPr>
+              <w:t xml:space="preserve"># 新旧两个 dist 解包目录对比，得到变更文件清单</w:t>
+            </w:r>
+          </w:p>
+          <w:p>
+            <w:pPr>
+              <w:spacing w:line="252" w:lineRule="atLeast" w:before="0" w:after="0"/>
+            </w:pPr>
+            <w:r>
+              <w:rPr>
+                <w:color w:val="24292E"/>
+                <w:sz w:val="17"/>
+                <w:szCs w:val="17"/>
+                <w:rFonts w:ascii="Consolas" w:eastAsia="Microsoft YaHei"/>
+              </w:rPr>
+              <w:t xml:space="preserve">diff -rq dist_old dist_new</w:t>
+            </w:r>
+          </w:p>
+          <w:p>
+            <w:pPr>
+              <w:spacing w:line="252" w:lineRule="atLeast" w:before="0" w:after="0"/>
+            </w:pPr>
+            <w:r>
+              <w:rPr>
+                <w:color w:val="24292E"/>
+                <w:sz w:val="17"/>
+                <w:szCs w:val="17"/>
+                <w:rFonts w:ascii="Consolas" w:eastAsia="Microsoft YaHei"/>
+              </w:rPr>
+              <w:t xml:space="preserve"># 只把变更文件按 dist 内相对路径打 zip（如 service/ChatService.js 在包内就是这个相对路径）</w:t>
+            </w:r>
+          </w:p>
+        </w:tc>
+      </w:tr>
+    </w:tbl>
+    <w:p>
+      <w:pPr>
+        <w:spacing w:after="60"/>
+      </w:pPr>
+    </w:p>
+    <w:p>
+      <w:pPr>
+        <w:spacing w:line="312" w:after="60"/>
+        <w:ind w:firstLine="480"/>
+        <w:jc w:val="both"/>
+      </w:pPr>
+      <w:r>
+        <w:rPr>
+          <w:b w:val="false"/>
+          <w:bCs w:val="false"/>
+          <w:color w:val="1A1A1A"/>
+          <w:sz w:val="24"/>
+          <w:szCs w:val="24"/>
+          <w:rFonts w:ascii="Times New Roman" w:eastAsia="SimSun"/>
+        </w:rPr>
+        <w:t xml:space="preserve">参考：V8.3 增量包共 12 个文件（Component-preload、controller、service 的正式/调试副本 + resources 若干），4MB。</w:t>
+      </w:r>
+    </w:p>
+    <w:p>
+      <w:pPr>
+        <w:pStyle w:val="Heading2"/>
+        <w:spacing w:before="240" w:after="120" w:line="312"/>
+      </w:pPr>
+      <w:r>
+        <w:rPr>
+          <w:b/>
+          <w:bCs/>
+          <w:color w:val="1B6B7A"/>
+          <w:sz w:val="28"/>
+          <w:szCs w:val="28"/>
+          <w:rFonts w:ascii="Arial" w:eastAsia="SimHei"/>
+        </w:rPr>
+        <w:t xml:space="preserve">3.3 搬运清单（家里机 → 公司机）</w:t>
+      </w:r>
+    </w:p>
+    <w:tbl>
+      <w:tblPr>
+        <w:tblW w:type="pct" w:w="100%"/>
+        <w:tblBorders>
+          <w:top w:val="single" w:color="1B6B7A" w:sz="8"/>
+          <w:left w:val="none" w:color="auto" w:sz="0"/>
+          <w:bottom w:val="single" w:color="1B6B7A" w:sz="8"/>
+          <w:right w:val="none" w:color="auto" w:sz="0"/>
+          <w:insideH w:val="single" w:color="C8DDE2" w:sz="2"/>
+          <w:insideV w:val="none" w:color="auto" w:sz="0"/>
+        </w:tblBorders>
+      </w:tblPr>
+      <w:tblGrid>
+        <w:gridCol w:w="100"/>
+        <w:gridCol w:w="100"/>
+        <w:gridCol w:w="100"/>
+      </w:tblGrid>
+      <w:tr>
+        <w:trPr>
+          <w:cantSplit/>
+          <w:tblHeader/>
+        </w:trPr>
+        <w:tc>
+          <w:tcPr>
+            <w:tcW w:type="pct" w:w="33%"/>
+            <w:shd w:fill="1B6B7A" w:val="clear"/>
+            <w:tcMar>
+              <w:top w:type="dxa" w:w="60"/>
+              <w:left w:type="dxa" w:w="120"/>
+              <w:bottom w:type="dxa" w:w="60"/>
+              <w:right w:type="dxa" w:w="120"/>
+            </w:tcMar>
+          </w:tcPr>
+          <w:p>
+            <w:pPr>
+              <w:spacing w:line="276"/>
+              <w:jc w:val="center"/>
+            </w:pPr>
+            <w:r>
+              <w:rPr>
+                <w:b/>
+                <w:bCs/>
+                <w:color w:val="FFFFFF"/>
+                <w:sz w:val="20"/>
+                <w:szCs w:val="20"/>
+                <w:rFonts w:ascii="Arial" w:eastAsia="SimHei"/>
+              </w:rPr>
+              <w:t xml:space="preserve">东西</w:t>
+            </w:r>
+          </w:p>
+        </w:tc>
+        <w:tc>
+          <w:tcPr>
+            <w:tcW w:type="pct" w:w="33%"/>
+            <w:shd w:fill="1B6B7A" w:val="clear"/>
+            <w:tcMar>
+              <w:top w:type="dxa" w:w="60"/>
+              <w:left w:type="dxa" w:w="120"/>
+              <w:bottom w:type="dxa" w:w="60"/>
+              <w:right w:type="dxa" w:w="120"/>
+            </w:tcMar>
+          </w:tcPr>
+          <w:p>
+            <w:pPr>
+              <w:spacing w:line="276"/>
+              <w:jc w:val="center"/>
+            </w:pPr>
+            <w:r>
+              <w:rPr>
+                <w:b/>
+                <w:bCs/>
+                <w:color w:val="FFFFFF"/>
+                <w:sz w:val="20"/>
+                <w:szCs w:val="20"/>
+                <w:rFonts w:ascii="Arial" w:eastAsia="SimHei"/>
+              </w:rPr>
+              <w:t xml:space="preserve">必须？</w:t>
+            </w:r>
+          </w:p>
+        </w:tc>
+        <w:tc>
+          <w:tcPr>
+            <w:tcW w:type="pct" w:w="34%"/>
+            <w:shd w:fill="1B6B7A" w:val="clear"/>
+            <w:tcMar>
+              <w:top w:type="dxa" w:w="60"/>
+              <w:left w:type="dxa" w:w="120"/>
+              <w:bottom w:type="dxa" w:w="60"/>
+              <w:right w:type="dxa" w:w="120"/>
+            </w:tcMar>
+          </w:tcPr>
+          <w:p>
+            <w:pPr>
+              <w:spacing w:line="276"/>
+              <w:jc w:val="center"/>
+            </w:pPr>
+            <w:r>
+              <w:rPr>
+                <w:b/>
+                <w:bCs/>
+                <w:color w:val="FFFFFF"/>
+                <w:sz w:val="20"/>
+                <w:szCs w:val="20"/>
+                <w:rFonts w:ascii="Arial" w:eastAsia="SimHei"/>
+              </w:rPr>
+              <w:t xml:space="preserve">说明</w:t>
+            </w:r>
+          </w:p>
+        </w:tc>
+      </w:tr>
+      <w:tr>
+        <w:trPr>
+          <w:cantSplit/>
+        </w:trPr>
+        <w:tc>
+          <w:tcPr>
+            <w:tcW w:type="pct" w:w="33%"/>
+            <w:tcMar>
+              <w:top w:type="dxa" w:w="60"/>
+              <w:left w:type="dxa" w:w="120"/>
+              <w:bottom w:type="dxa" w:w="60"/>
+              <w:right w:type="dxa" w:w="120"/>
+            </w:tcMar>
+          </w:tcPr>
+          <w:p>
+            <w:pPr>
+              <w:spacing w:line="276"/>
+              <w:jc w:val="left"/>
+            </w:pPr>
+            <w:r>
+              <w:rPr>
+                <w:b w:val="false"/>
+                <w:bCs w:val="false"/>
+                <w:color w:val="1A1A1A"/>
+                <w:sz w:val="20"/>
+                <w:szCs w:val="20"/>
+                <w:rFonts w:ascii="Times New Roman" w:eastAsia="SimSun"/>
+              </w:rPr>
+              <w:t xml:space="preserve">部署 zip</w:t>
+            </w:r>
+          </w:p>
+        </w:tc>
+        <w:tc>
+          <w:tcPr>
+            <w:tcW w:type="pct" w:w="33%"/>
+            <w:tcMar>
+              <w:top w:type="dxa" w:w="60"/>
+              <w:left w:type="dxa" w:w="120"/>
+              <w:bottom w:type="dxa" w:w="60"/>
+              <w:right w:type="dxa" w:w="120"/>
+            </w:tcMar>
+          </w:tcPr>
+          <w:p>
+            <w:pPr>
+              <w:spacing w:line="276"/>
+              <w:jc w:val="left"/>
+            </w:pPr>
+            <w:r>
+              <w:rPr>
+                <w:b w:val="false"/>
+                <w:bCs w:val="false"/>
+                <w:color w:val="1A1A1A"/>
+                <w:sz w:val="20"/>
+                <w:szCs w:val="20"/>
+                <w:rFonts w:ascii="Times New Roman" w:eastAsia="SimSun"/>
+              </w:rPr>
+              <w:t xml:space="preserve">★ 必须</w:t>
+            </w:r>
+          </w:p>
+        </w:tc>
+        <w:tc>
+          <w:tcPr>
+            <w:tcW w:type="pct" w:w="34%"/>
+            <w:tcMar>
+              <w:top w:type="dxa" w:w="60"/>
+              <w:left w:type="dxa" w:w="120"/>
+              <w:bottom w:type="dxa" w:w="60"/>
+              <w:right w:type="dxa" w:w="120"/>
+            </w:tcMar>
+          </w:tcPr>
+          <w:p>
+            <w:pPr>
+              <w:spacing w:line="276"/>
+              <w:jc w:val="left"/>
+            </w:pPr>
+            <w:r>
+              <w:rPr>
+                <w:b w:val="false"/>
+                <w:bCs w:val="false"/>
+                <w:color w:val="1A1A1A"/>
+                <w:sz w:val="20"/>
+                <w:szCs w:val="20"/>
+                <w:rFonts w:ascii="Times New Roman" w:eastAsia="SimSun"/>
+              </w:rPr>
+              <w:t xml:space="preserve">部署主体；放 </w:t>
+            </w:r>
+            <w:r>
+              <w:rPr>
+                <w:b/>
+                <w:bCs/>
+                <w:color w:val="1A1A1A"/>
+                <w:sz w:val="20"/>
+                <w:szCs w:val="20"/>
+                <w:rFonts w:ascii="Times New Roman" w:eastAsia="SimSun"/>
+              </w:rPr>
+              <w:t xml:space="preserve">C 盘英文短路径</w:t>
+            </w:r>
+            <w:r>
+              <w:rPr>
+                <w:b w:val="false"/>
+                <w:bCs w:val="false"/>
+                <w:color w:val="1A1A1A"/>
+                <w:sz w:val="20"/>
+                <w:szCs w:val="20"/>
+                <w:rFonts w:ascii="Times New Roman" w:eastAsia="SimSun"/>
+              </w:rPr>
+              <w:t xml:space="preserve">（Big5 GUI 中文文件名选不中，E 盘读文件可能弹授权）</w:t>
+            </w:r>
+          </w:p>
+        </w:tc>
+      </w:tr>
+      <w:tr>
+        <w:trPr>
+          <w:cantSplit/>
+        </w:trPr>
+        <w:tc>
+          <w:tcPr>
+            <w:tcW w:type="pct" w:w="33%"/>
+            <w:tcMar>
+              <w:top w:type="dxa" w:w="60"/>
+              <w:left w:type="dxa" w:w="120"/>
+              <w:bottom w:type="dxa" w:w="60"/>
+              <w:right w:type="dxa" w:w="120"/>
+            </w:tcMar>
+          </w:tcPr>
+          <w:p>
+            <w:pPr>
+              <w:spacing w:line="276"/>
+              <w:jc w:val="left"/>
+            </w:pPr>
+            <w:r>
+              <w:rPr>
+                <w:b w:val="false"/>
+                <w:bCs w:val="false"/>
+                <w:color w:val="1A1A1A"/>
+                <w:sz w:val="20"/>
+                <w:szCs w:val="20"/>
+                <w:rFonts w:ascii="Times New Roman" w:eastAsia="SimSun"/>
+              </w:rPr>
+              <w:t xml:space="preserve">《03-后端实施文档》</w:t>
+            </w:r>
+          </w:p>
+        </w:tc>
+        <w:tc>
+          <w:tcPr>
+            <w:tcW w:type="pct" w:w="33%"/>
+            <w:tcMar>
+              <w:top w:type="dxa" w:w="60"/>
+              <w:left w:type="dxa" w:w="120"/>
+              <w:bottom w:type="dxa" w:w="60"/>
+              <w:right w:type="dxa" w:w="120"/>
+            </w:tcMar>
+          </w:tcPr>
+          <w:p>
+            <w:pPr>
+              <w:spacing w:line="276"/>
+              <w:jc w:val="left"/>
+            </w:pPr>
+            <w:r>
+              <w:rPr>
+                <w:b w:val="false"/>
+                <w:bCs w:val="false"/>
+                <w:color w:val="1A1A1A"/>
+                <w:sz w:val="20"/>
+                <w:szCs w:val="20"/>
+                <w:rFonts w:ascii="Times New Roman" w:eastAsia="SimSun"/>
+              </w:rPr>
+              <w:t xml:space="preserve">建议</w:t>
+            </w:r>
+          </w:p>
+        </w:tc>
+        <w:tc>
+          <w:tcPr>
+            <w:tcW w:type="pct" w:w="34%"/>
+            <w:tcMar>
+              <w:top w:type="dxa" w:w="60"/>
+              <w:left w:type="dxa" w:w="120"/>
+              <w:bottom w:type="dxa" w:w="60"/>
+              <w:right w:type="dxa" w:w="120"/>
+            </w:tcMar>
+          </w:tcPr>
+          <w:p>
+            <w:pPr>
+              <w:spacing w:line="276"/>
+              <w:jc w:val="left"/>
+            </w:pPr>
+            <w:r>
+              <w:rPr>
+                <w:b w:val="false"/>
+                <w:bCs w:val="false"/>
+                <w:color w:val="1A1A1A"/>
+                <w:sz w:val="20"/>
+                <w:szCs w:val="20"/>
+                <w:rFonts w:ascii="Times New Roman" w:eastAsia="SimSun"/>
+              </w:rPr>
+              <w:t xml:space="preserve">联调验证对照</w:t>
+            </w:r>
+          </w:p>
+        </w:tc>
+      </w:tr>
+      <w:tr>
+        <w:trPr>
+          <w:cantSplit/>
+        </w:trPr>
+        <w:tc>
+          <w:tcPr>
+            <w:tcW w:type="pct" w:w="33%"/>
+            <w:tcMar>
+              <w:top w:type="dxa" w:w="60"/>
+              <w:left w:type="dxa" w:w="120"/>
+              <w:bottom w:type="dxa" w:w="60"/>
+              <w:right w:type="dxa" w:w="120"/>
+            </w:tcMar>
+          </w:tcPr>
+          <w:p>
+            <w:pPr>
+              <w:spacing w:line="276"/>
+              <w:jc w:val="left"/>
+            </w:pPr>
+            <w:r>
+              <w:rPr>
+                <w:b w:val="false"/>
+                <w:bCs w:val="false"/>
+                <w:color w:val="1A1A1A"/>
+                <w:sz w:val="20"/>
+                <w:szCs w:val="20"/>
+                <w:rFonts w:ascii="Times New Roman" w:eastAsia="SimSun"/>
+              </w:rPr>
+              <w:t xml:space="preserve">完整项目 zip（含 node_modules）</w:t>
+            </w:r>
+          </w:p>
+        </w:tc>
+        <w:tc>
+          <w:tcPr>
+            <w:tcW w:type="pct" w:w="33%"/>
+            <w:tcMar>
+              <w:top w:type="dxa" w:w="60"/>
+              <w:left w:type="dxa" w:w="120"/>
+              <w:bottom w:type="dxa" w:w="60"/>
+              <w:right w:type="dxa" w:w="120"/>
+            </w:tcMar>
+          </w:tcPr>
+          <w:p>
+            <w:pPr>
+              <w:spacing w:line="276"/>
+              <w:jc w:val="left"/>
+            </w:pPr>
+            <w:r>
+              <w:rPr>
+                <w:b w:val="false"/>
+                <w:bCs w:val="false"/>
+                <w:color w:val="1A1A1A"/>
+                <w:sz w:val="20"/>
+                <w:szCs w:val="20"/>
+                <w:rFonts w:ascii="Times New Roman" w:eastAsia="SimSun"/>
+              </w:rPr>
+              <w:t xml:space="preserve">可选</w:t>
+            </w:r>
+          </w:p>
+        </w:tc>
+        <w:tc>
+          <w:tcPr>
+            <w:tcW w:type="pct" w:w="34%"/>
+            <w:tcMar>
+              <w:top w:type="dxa" w:w="60"/>
+              <w:left w:type="dxa" w:w="120"/>
+              <w:bottom w:type="dxa" w:w="60"/>
+              <w:right w:type="dxa" w:w="120"/>
+            </w:tcMar>
+          </w:tcPr>
+          <w:p>
+            <w:pPr>
+              <w:spacing w:line="276"/>
+              <w:jc w:val="left"/>
+            </w:pPr>
+            <w:r>
+              <w:rPr>
+                <w:b w:val="false"/>
+                <w:bCs w:val="false"/>
+                <w:color w:val="1A1A1A"/>
+                <w:sz w:val="20"/>
+                <w:szCs w:val="20"/>
+                <w:rFonts w:ascii="Times New Roman" w:eastAsia="SimSun"/>
+              </w:rPr>
+              <w:t xml:space="preserve">仅当要在公司改代码重构建</w:t>
+            </w:r>
+          </w:p>
+        </w:tc>
+      </w:tr>
+    </w:tbl>
+    <w:p>
+      <w:pPr>
+        <w:spacing w:after="60"/>
+      </w:pPr>
+    </w:p>
+    <w:p>
+      <w:pPr>
+        <w:pStyle w:val="Heading1"/>
+        <w:pageBreakBefore/>
+        <w:spacing w:before="360" w:after="160" w:line="312"/>
+      </w:pPr>
+      <w:r>
+        <w:rPr>
+          <w:b/>
+          <w:bCs/>
+          <w:color w:val="1B6B7A"/>
+          <w:sz w:val="32"/>
+          <w:szCs w:val="32"/>
+          <w:rFonts w:ascii="Arial" w:eastAsia="SimHei"/>
+        </w:rPr>
+        <w:t xml:space="preserve">四、SAP GUI 上传（SE38 报表 /UI5/UI5_REPOSITORY_LOAD）</w:t>
+      </w:r>
+    </w:p>
+    <w:p>
+      <w:pPr>
+        <w:pStyle w:val="ListParagraph"/>
+        <w:numPr>
+          <w:ilvl w:val="0"/>
+          <w:numId w:val="9"/>
+        </w:numPr>
+        <w:spacing w:line="312" w:after="40"/>
+        <w:jc w:val="both"/>
+      </w:pPr>
+      <w:r>
+        <w:rPr>
+          <w:b w:val="false"/>
+          <w:bCs w:val="false"/>
+          <w:color w:val="1A1A1A"/>
+          <w:sz w:val="22"/>
+          <w:szCs w:val="22"/>
+          <w:rFonts w:ascii="Times New Roman" w:eastAsia="SimSun"/>
+        </w:rPr>
+        <w:t xml:space="preserve">SE38 → 输入 </w:t>
+      </w:r>
+      <w:r>
+        <w:rPr>
+          <w:b w:val="false"/>
+          <w:bCs w:val="false"/>
+          <w:color w:val="9C2B4B"/>
+          <w:sz w:val="22"/>
+          <w:szCs w:val="22"/>
+          <w:rFonts w:ascii="Consolas" w:eastAsia="Microsoft YaHei"/>
+        </w:rPr>
+        <w:t xml:space="preserve">/UI5/UI5_REPOSITORY_LOAD</w:t>
+      </w:r>
+      <w:r>
+        <w:rPr>
+          <w:b w:val="false"/>
+          <w:bCs w:val="false"/>
+          <w:color w:val="1A1A1A"/>
+          <w:sz w:val="22"/>
+          <w:szCs w:val="22"/>
+          <w:rFonts w:ascii="Times New Roman" w:eastAsia="SimSun"/>
+        </w:rPr>
+        <w:t xml:space="preserve"> → F8；</w:t>
+      </w:r>
+    </w:p>
+    <w:p>
+      <w:pPr>
+        <w:pStyle w:val="ListParagraph"/>
+        <w:numPr>
+          <w:ilvl w:val="0"/>
+          <w:numId w:val="9"/>
         </w:numPr>
         <w:spacing w:line="312" w:after="40"/>
         <w:jc w:val="both"/>
@@ -7063,18 +12138,7 @@
           <w:szCs w:val="22"/>
           <w:rFonts w:ascii="Times New Roman" w:eastAsia="SimSun"/>
         </w:rPr>
-        <w:t xml:space="preserve">；**当前生产实际为 </w:t>
-      </w:r>
-      <w:r>
-        <w:rPr>
-          <w:b w:val="false"/>
-          <w:bCs w:val="false"/>
-          <w:color w:val="9C2B4B"/>
-          <w:sz w:val="22"/>
-          <w:szCs w:val="22"/>
-          <w:rFonts w:ascii="Consolas" w:eastAsia="Microsoft YaHei"/>
-        </w:rPr>
-        <w:t xml:space="preserve">ZAI_CHAT_DEMO1</w:t>
+        <w:t xml:space="preserve">；</w:t>
       </w:r>
       <w:r>
         <w:rPr>
@@ -7085,18 +12149,40 @@
           <w:szCs w:val="22"/>
           <w:rFonts w:ascii="Times New Roman" w:eastAsia="SimSun"/>
         </w:rPr>
+        <w:t xml:space="preserve">当前生产实际为 ZAI_CHAT_DEMO1</w:t>
+      </w:r>
+      <w:r>
+        <w:rPr>
+          <w:b w:val="false"/>
+          <w:bCs w:val="false"/>
+          <w:color w:val="1A1A1A"/>
+          <w:sz w:val="22"/>
+          <w:szCs w:val="22"/>
+          <w:rFonts w:ascii="Times New Roman" w:eastAsia="SimSun"/>
+        </w:rPr>
         <w:t xml:space="preserve">（⚠️ 结尾有 1）——按目标环境实际值填，首次会提示"应用不存在"→ 选</w:t>
       </w:r>
       <w:r>
         <w:rPr>
-          <w:b w:val="false"/>
-          <w:bCs w:val="false"/>
-          <w:color w:val="1A1A1A"/>
-          <w:sz w:val="22"/>
-          <w:szCs w:val="22"/>
-          <w:rFonts w:ascii="Times New Roman" w:eastAsia="SimSun"/>
-        </w:rPr>
-        <w:t xml:space="preserve">创建**，描述随意（如"AI 对话助手前端"）；</w:t>
+          <w:b/>
+          <w:bCs/>
+          <w:color w:val="1A1A1A"/>
+          <w:sz w:val="22"/>
+          <w:szCs w:val="22"/>
+          <w:rFonts w:ascii="Times New Roman" w:eastAsia="SimSun"/>
+        </w:rPr>
+        <w:t xml:space="preserve">创建</w:t>
+      </w:r>
+      <w:r>
+        <w:rPr>
+          <w:b w:val="false"/>
+          <w:bCs w:val="false"/>
+          <w:color w:val="1A1A1A"/>
+          <w:sz w:val="22"/>
+          <w:szCs w:val="22"/>
+          <w:rFonts w:ascii="Times New Roman" w:eastAsia="SimSun"/>
+        </w:rPr>
+        <w:t xml:space="preserve">，描述随意（如"AI 对话助手前端"）；</w:t>
       </w:r>
     </w:p>
     <w:p>
@@ -7302,7 +12388,7 @@
         <w:pStyle w:val="ListParagraph"/>
         <w:numPr>
           <w:ilvl w:val="0"/>
-          <w:numId w:val="8"/>
+          <w:numId w:val="10"/>
         </w:numPr>
         <w:spacing w:line="312" w:after="40"/>
         <w:jc w:val="both"/>
@@ -7346,7 +12432,7 @@
         <w:pStyle w:val="ListParagraph"/>
         <w:numPr>
           <w:ilvl w:val="0"/>
-          <w:numId w:val="8"/>
+          <w:numId w:val="10"/>
         </w:numPr>
         <w:spacing w:line="312" w:after="40"/>
         <w:jc w:val="both"/>
@@ -7390,7 +12476,7 @@
         <w:pStyle w:val="ListParagraph"/>
         <w:numPr>
           <w:ilvl w:val="0"/>
-          <w:numId w:val="8"/>
+          <w:numId w:val="10"/>
         </w:numPr>
         <w:spacing w:line="312" w:after="40"/>
         <w:jc w:val="both"/>
@@ -7404,16 +12490,16 @@
           <w:szCs w:val="22"/>
           <w:rFonts w:ascii="Times New Roman" w:eastAsia="SimSun"/>
         </w:rPr>
-        <w:t xml:space="preserve">完成后 SE09 里该请求应包含 **</w:t>
-      </w:r>
-      <w:r>
-        <w:rPr>
-          <w:b w:val="false"/>
-          <w:bCs w:val="false"/>
-          <w:color w:val="9C2B4B"/>
-          <w:sz w:val="22"/>
-          <w:szCs w:val="22"/>
-          <w:rFonts w:ascii="Consolas" w:eastAsia="Microsoft YaHei"/>
+        <w:t xml:space="preserve">完成后 SE09 里该请求应包含 </w:t>
+      </w:r>
+      <w:r>
+        <w:rPr>
+          <w:b/>
+          <w:bCs/>
+          <w:color w:val="1A1A1A"/>
+          <w:sz w:val="22"/>
+          <w:szCs w:val="22"/>
+          <w:rFonts w:ascii="Times New Roman" w:eastAsia="SimSun"/>
         </w:rPr>
         <w:t xml:space="preserve">R3TR WAPA ZAI_CHAT_DEMO1</w:t>
       </w:r>
@@ -7426,7 +12512,7 @@
           <w:szCs w:val="22"/>
           <w:rFonts w:ascii="Times New Roman" w:eastAsia="SimSun"/>
         </w:rPr>
-        <w:t xml:space="preserve">** 及一批 </w:t>
+        <w:t xml:space="preserve"> 及一批 </w:t>
       </w:r>
       <w:r>
         <w:rPr>
@@ -7904,7 +12990,7 @@
         <w:pStyle w:val="ListParagraph"/>
         <w:numPr>
           <w:ilvl w:val="0"/>
-          <w:numId w:val="9"/>
+          <w:numId w:val="11"/>
         </w:numPr>
         <w:spacing w:line="312" w:after="40"/>
         <w:jc w:val="both"/>
@@ -7992,7 +13078,7 @@
         <w:pStyle w:val="ListParagraph"/>
         <w:numPr>
           <w:ilvl w:val="0"/>
-          <w:numId w:val="9"/>
+          <w:numId w:val="11"/>
         </w:numPr>
         <w:spacing w:line="312" w:after="40"/>
         <w:jc w:val="both"/>
@@ -8036,7 +13122,7 @@
         <w:pStyle w:val="ListParagraph"/>
         <w:numPr>
           <w:ilvl w:val="0"/>
-          <w:numId w:val="9"/>
+          <w:numId w:val="11"/>
         </w:numPr>
         <w:spacing w:line="312" w:after="40"/>
         <w:jc w:val="both"/>
@@ -8091,7 +13177,7 @@
         <w:pStyle w:val="ListParagraph"/>
         <w:numPr>
           <w:ilvl w:val="0"/>
-          <w:numId w:val="9"/>
+          <w:numId w:val="11"/>
         </w:numPr>
         <w:spacing w:line="312" w:after="40"/>
         <w:jc w:val="both"/>
@@ -8505,7 +13591,7 @@
         <w:pStyle w:val="ListParagraph"/>
         <w:numPr>
           <w:ilvl w:val="0"/>
-          <w:numId w:val="10"/>
+          <w:numId w:val="12"/>
         </w:numPr>
         <w:spacing w:line="312" w:after="40"/>
         <w:jc w:val="both"/>
@@ -8549,7 +13635,7 @@
         <w:pStyle w:val="ListParagraph"/>
         <w:numPr>
           <w:ilvl w:val="0"/>
-          <w:numId w:val="10"/>
+          <w:numId w:val="12"/>
         </w:numPr>
         <w:spacing w:line="312" w:after="40"/>
         <w:jc w:val="both"/>
@@ -8571,7 +13657,7 @@
         <w:pStyle w:val="ListParagraph"/>
         <w:numPr>
           <w:ilvl w:val="0"/>
-          <w:numId w:val="10"/>
+          <w:numId w:val="12"/>
         </w:numPr>
         <w:spacing w:line="312" w:after="40"/>
         <w:jc w:val="both"/>
@@ -8637,7 +13723,7 @@
         <w:pStyle w:val="ListParagraph"/>
         <w:numPr>
           <w:ilvl w:val="0"/>
-          <w:numId w:val="10"/>
+          <w:numId w:val="12"/>
         </w:numPr>
         <w:spacing w:line="312" w:after="40"/>
         <w:jc w:val="both"/>
@@ -8703,7 +13789,7 @@
         <w:pStyle w:val="ListParagraph"/>
         <w:numPr>
           <w:ilvl w:val="0"/>
-          <w:numId w:val="10"/>
+          <w:numId w:val="12"/>
         </w:numPr>
         <w:spacing w:line="312" w:after="40"/>
         <w:jc w:val="both"/>
@@ -10998,36 +16084,14 @@
       </w:pPr>
       <w:r>
         <w:rPr>
-          <w:b w:val="false"/>
-          <w:bCs w:val="false"/>
+          <w:b/>
+          <w:bCs/>
           <w:color w:val="1A1A1A"/>
           <w:sz w:val="24"/>
           <w:szCs w:val="24"/>
           <w:rFonts w:ascii="Times New Roman" w:eastAsia="SimSun"/>
         </w:rPr>
-        <w:t xml:space="preserve">**附：当前部署存档（仓库 </w:t>
-      </w:r>
-      <w:r>
-        <w:rPr>
-          <w:b w:val="false"/>
-          <w:bCs w:val="false"/>
-          <w:color w:val="9C2B4B"/>
-          <w:sz w:val="24"/>
-          <w:szCs w:val="24"/>
-          <w:rFonts w:ascii="Consolas" w:eastAsia="Microsoft YaHei"/>
-        </w:rPr>
-        <w:t xml:space="preserve">02_部署产物/</w:t>
-      </w:r>
-      <w:r>
-        <w:rPr>
-          <w:b w:val="false"/>
-          <w:bCs w:val="false"/>
-          <w:color w:val="1A1A1A"/>
-          <w:sz w:val="24"/>
-          <w:szCs w:val="24"/>
-          <w:rFonts w:ascii="Times New Roman" w:eastAsia="SimSun"/>
-        </w:rPr>
-        <w:t xml:space="preserve">）**</w:t>
+        <w:t xml:space="preserve">附：当前部署存档（仓库 02_部署产物）</w:t>
       </w:r>
     </w:p>
     <w:tbl>
@@ -11316,11 +16380,6 @@
         </w:tc>
       </w:tr>
     </w:tbl>
-    <w:p>
-      <w:pPr>
-        <w:spacing w:after="60"/>
-      </w:pPr>
-    </w:p>
     <w:sectPr>
       <w:headerReference w:type="default" r:id="rId7"/>
       <w:footerReference w:type="default" r:id="rId8"/>
@@ -11714,6 +16773,48 @@
       </w:pPr>
     </w:lvl>
   </w:abstractNum>
+  <w:abstractNum w:abstractNumId="11" w15:restartNumberingAfterBreak="0">
+    <w:multiLevelType w:val="hybridMultilevel"/>
+    <w:lvl w:ilvl="0" w15:tentative="1">
+      <w:start w:val="1"/>
+      <w:numFmt w:val="decimal"/>
+      <w:lvlText w:val="%1."/>
+      <w:lvlJc w:val="left"/>
+      <w:pPr>
+        <w:ind w:left="640" w:hanging="360"/>
+      </w:pPr>
+    </w:lvl>
+    <w:lvl w:ilvl="1" w15:tentative="1">
+      <w:start w:val="1"/>
+      <w:numFmt w:val="decimal"/>
+      <w:lvlText w:val="%1)"/>
+      <w:lvlJc w:val="left"/>
+      <w:pPr>
+        <w:ind w:left="1120" w:hanging="320"/>
+      </w:pPr>
+    </w:lvl>
+  </w:abstractNum>
+  <w:abstractNum w:abstractNumId="12" w15:restartNumberingAfterBreak="0">
+    <w:multiLevelType w:val="hybridMultilevel"/>
+    <w:lvl w:ilvl="0" w15:tentative="1">
+      <w:start w:val="1"/>
+      <w:numFmt w:val="decimal"/>
+      <w:lvlText w:val="%1."/>
+      <w:lvlJc w:val="left"/>
+      <w:pPr>
+        <w:ind w:left="640" w:hanging="360"/>
+      </w:pPr>
+    </w:lvl>
+    <w:lvl w:ilvl="1" w15:tentative="1">
+      <w:start w:val="1"/>
+      <w:numFmt w:val="decimal"/>
+      <w:lvlText w:val="%1)"/>
+      <w:lvlJc w:val="left"/>
+      <w:pPr>
+        <w:ind w:left="1120" w:hanging="320"/>
+      </w:pPr>
+    </w:lvl>
+  </w:abstractNum>
   <w:num w:numId="1">
     <w:abstractNumId w:val="1"/>
     <w:lvlOverride w:ilvl="0">
@@ -11770,6 +16871,18 @@
   </w:num>
   <w:num w:numId="10">
     <w:abstractNumId w:val="10"/>
+    <w:lvlOverride w:ilvl="0">
+      <w:startOverride w:val="1"/>
+    </w:lvlOverride>
+  </w:num>
+  <w:num w:numId="11">
+    <w:abstractNumId w:val="11"/>
+    <w:lvlOverride w:ilvl="0">
+      <w:startOverride w:val="1"/>
+    </w:lvlOverride>
+  </w:num>
+  <w:num w:numId="12">
+    <w:abstractNumId w:val="12"/>
     <w:lvlOverride w:ilvl="0">
       <w:startOverride w:val="1"/>
     </w:lvlOverride>

--- a/docs/04-前端实施文档.docx
+++ b/docs/04-前端实施文档.docx
@@ -138,7 +138,7 @@
                 <w:szCs w:val="24"/>
                 <w:rFonts w:eastAsia="Microsoft YaHei" w:ascii="Arial"/>
               </w:rPr>
-              <w:t xml:space="preserve">更新时间: 2026-10-21</w:t>
+              <w:t xml:space="preserve">更新时间: 2026-10-22</w:t>
             </w:r>
           </w:p>
           <w:p>
@@ -156,7 +156,7 @@
                 <w:szCs w:val="24"/>
                 <w:rFonts w:eastAsia="Microsoft YaHei" w:ascii="Arial"/>
               </w:rPr>
-              <w:t xml:space="preserve">当前版本: 前端 10-19 合并部署批（报表目录 · 权限自助 · Fiori 报表 · 模型选择 · 长文本通道）</w:t>
+              <w:t xml:space="preserve">当前版本: 前端 10-19 合并部署批 + 〇-C 10-22 前端修复包（权限对话框 · 设置 · 发送键）</w:t>
             </w:r>
           </w:p>
           <w:p>
@@ -485,6 +485,123 @@
           <w:highlightCs w:val="yellow"/>
         </w:rPr>
         <w:t xml:space="preserve">（2026-10-19 合并部署：权限自助申请、报表目录、Fiori 报表、模型选择改版、长文本通道与 10-15 以来的界面修复）。与后端《03-后端实施文档》〇-B 批配套：后端先部署并验证 OData，前端再构建上传。</w:t>
+      </w:r>
+    </w:p>
+    <w:p>
+      <w:pPr>
+        <w:pBdr>
+          <w:left w:val="single" w:color="1B6B7A" w:sz="12" w:space="10"/>
+        </w:pBdr>
+        <w:spacing w:line="300" w:before="0" w:after="20"/>
+        <w:ind w:left="400"/>
+      </w:pPr>
+      <w:r>
+        <w:rPr>
+          <w:color w:val="5A6472"/>
+          <w:sz w:val="22"/>
+          <w:szCs w:val="22"/>
+          <w:rFonts w:ascii="Times New Roman" w:eastAsia="SimSun"/>
+        </w:rPr>
+      </w:r>
+    </w:p>
+    <w:p>
+      <w:pPr>
+        <w:pBdr>
+          <w:left w:val="single" w:color="1B6B7A" w:sz="12" w:space="10"/>
+        </w:pBdr>
+        <w:spacing w:line="300" w:before="0" w:after="20"/>
+        <w:ind w:left="400"/>
+      </w:pPr>
+      <w:r>
+        <w:rPr>
+          <w:b w:val="false"/>
+          <w:bCs w:val="false"/>
+          <w:color w:val="5A6472"/>
+          <w:sz w:val="22"/>
+          <w:szCs w:val="22"/>
+          <w:rFonts w:ascii="Times New Roman" w:eastAsia="SimSun"/>
+          <w:highlight w:val="yellow"/>
+          <w:highlightCs w:val="yellow"/>
+        </w:rPr>
+        <w:t xml:space="preserve">2026-10-22 增补：</w:t>
+      </w:r>
+      <w:r>
+        <w:rPr>
+          <w:b/>
+          <w:bCs/>
+          <w:color w:val="5A6472"/>
+          <w:sz w:val="22"/>
+          <w:szCs w:val="22"/>
+          <w:rFonts w:ascii="Times New Roman" w:eastAsia="SimSun"/>
+          <w:highlight w:val="yellow"/>
+          <w:highlightCs w:val="yellow"/>
+        </w:rPr>
+        <w:t xml:space="preserve">〇-C 章是 〇-B 上线（10-21）之后的前端修复包</w:t>
+      </w:r>
+      <w:r>
+        <w:rPr>
+          <w:b w:val="false"/>
+          <w:bCs w:val="false"/>
+          <w:color w:val="5A6472"/>
+          <w:sz w:val="22"/>
+          <w:szCs w:val="22"/>
+          <w:rFonts w:ascii="Times New Roman" w:eastAsia="SimSun"/>
+          <w:highlight w:val="yellow"/>
+          <w:highlightCs w:val="yellow"/>
+        </w:rPr>
+        <w:t xml:space="preserve">——权限三个对话框重做、设置对话框（用户管理字段全空、模型表挤压、暗色模式）、切会话后发送键卡在「停止」、权限接口 404、报表目录对齐，共 10 个提交。</w:t>
+      </w:r>
+      <w:r>
+        <w:rPr>
+          <w:b/>
+          <w:bCs/>
+          <w:color w:val="5A6472"/>
+          <w:sz w:val="22"/>
+          <w:szCs w:val="22"/>
+          <w:rFonts w:ascii="Times New Roman" w:eastAsia="SimSun"/>
+          <w:highlight w:val="yellow"/>
+          <w:highlightCs w:val="yellow"/>
+        </w:rPr>
+        <w:t xml:space="preserve">只改前端</w:t>
+      </w:r>
+      <w:r>
+        <w:rPr>
+          <w:b w:val="false"/>
+          <w:bCs w:val="false"/>
+          <w:color w:val="5A6472"/>
+          <w:sz w:val="22"/>
+          <w:szCs w:val="22"/>
+          <w:rFonts w:ascii="Times New Roman" w:eastAsia="SimSun"/>
+          <w:highlight w:val="yellow"/>
+          <w:highlightCs w:val="yellow"/>
+        </w:rPr>
+        <w:t xml:space="preserve">，后端、SEGW、配置都不用动，也不依赖后端 〇-C（ALV 通用采集），两边可以各自部署。同时修正 〇-B.1 新增文件表：</w:t>
+      </w:r>
+      <w:r>
+        <w:rPr>
+          <w:b w:val="false"/>
+          <w:bCs w:val="false"/>
+          <w:color w:val="9C2B4B"/>
+          <w:sz w:val="22"/>
+          <w:szCs w:val="22"/>
+          <w:rFonts w:ascii="Consolas" w:eastAsia="Microsoft YaHei"/>
+          <w:highlight w:val="yellow"/>
+          <w:highlightCs w:val="yellow"/>
+        </w:rPr>
+        <w:t xml:space="preserve">AuthResult.fragment.xml</w:t>
+      </w:r>
+      <w:r>
+        <w:rPr>
+          <w:b w:val="false"/>
+          <w:bCs w:val="false"/>
+          <w:color w:val="5A6472"/>
+          <w:sz w:val="22"/>
+          <w:szCs w:val="22"/>
+          <w:rFonts w:ascii="Times New Roman" w:eastAsia="SimSun"/>
+          <w:highlight w:val="yellow"/>
+          <w:highlightCs w:val="yellow"/>
+        </w:rPr>
+        <w:t xml:space="preserve"> 已在 10-21 删除。</w:t>
       </w:r>
     </w:p>
     <w:p>
@@ -5185,8 +5302,10 @@
                 <w:sz w:val="20"/>
                 <w:szCs w:val="20"/>
                 <w:rFonts w:ascii="Consolas" w:eastAsia="Microsoft YaHei"/>
-              </w:rPr>
-              <w:t xml:space="preserve">webapp/view/AuthDialog/AuthResult/AuthAdmin/AuthAdminDialog/AuthApprove.fragment.xml</w:t>
+                <w:highlight w:val="yellow"/>
+                <w:highlightCs w:val="yellow"/>
+              </w:rPr>
+              <w:t xml:space="preserve">webapp/view/AuthDialog/AuthAdmin/AuthAdminDialog/AuthApprove.fragment.xml</w:t>
             </w:r>
           </w:p>
         </w:tc>
@@ -5213,8 +5332,36 @@
                 <w:sz w:val="20"/>
                 <w:szCs w:val="20"/>
                 <w:rFonts w:ascii="Times New Roman" w:eastAsia="SimSun"/>
-              </w:rPr>
-              <w:t xml:space="preserve">权限申请 / 结果 / 管理 / 审批的界面片段</w:t>
+                <w:highlight w:val="yellow"/>
+                <w:highlightCs w:val="yellow"/>
+              </w:rPr>
+              <w:t xml:space="preserve">权限申请 / 管理 / 审批的界面片段（原有的 </w:t>
+            </w:r>
+            <w:r>
+              <w:rPr>
+                <w:b w:val="false"/>
+                <w:bCs w:val="false"/>
+                <w:color w:val="9C2B4B"/>
+                <w:sz w:val="20"/>
+                <w:szCs w:val="20"/>
+                <w:rFonts w:ascii="Consolas" w:eastAsia="Microsoft YaHei"/>
+                <w:highlight w:val="yellow"/>
+                <w:highlightCs w:val="yellow"/>
+              </w:rPr>
+              <w:t xml:space="preserve">AuthResult.fragment.xml</w:t>
+            </w:r>
+            <w:r>
+              <w:rPr>
+                <w:b w:val="false"/>
+                <w:bCs w:val="false"/>
+                <w:color w:val="1A1A1A"/>
+                <w:sz w:val="20"/>
+                <w:szCs w:val="20"/>
+                <w:rFonts w:ascii="Times New Roman" w:eastAsia="SimSun"/>
+                <w:highlight w:val="yellow"/>
+                <w:highlightCs w:val="yellow"/>
+              </w:rPr>
+              <w:t xml:space="preserve"> 已于 10-21 删除，结果改在各对话框内按行显示，见 〇-C）</w:t>
             </w:r>
           </w:p>
         </w:tc>
@@ -8492,8 +8639,134 @@
           <w:sz w:val="32"/>
           <w:szCs w:val="32"/>
           <w:rFonts w:ascii="Arial" w:eastAsia="SimHei"/>
-        </w:rPr>
-        <w:t xml:space="preserve">〇、全链路总览（一张图记住整个流程）</w:t>
+          <w:highlight w:val="yellow"/>
+          <w:highlightCs w:val="yellow"/>
+        </w:rPr>
+        <w:t xml:space="preserve">〇-C、2026-10-22 前端修复包（〇-B 上线之后 · 只改前端）</w:t>
+      </w:r>
+    </w:p>
+    <w:p>
+      <w:pPr>
+        <w:spacing w:line="312" w:after="60"/>
+        <w:ind w:firstLine="480"/>
+        <w:jc w:val="both"/>
+      </w:pPr>
+      <w:r>
+        <w:rPr>
+          <w:b w:val="false"/>
+          <w:bCs w:val="false"/>
+          <w:color w:val="1A1A1A"/>
+          <w:sz w:val="24"/>
+          <w:szCs w:val="24"/>
+          <w:rFonts w:ascii="Times New Roman" w:eastAsia="SimSun"/>
+          <w:highlight w:val="yellow"/>
+          <w:highlightCs w:val="yellow"/>
+        </w:rPr>
+        <w:t xml:space="preserve">本包是 10-21 合并部署（〇-B）上线后的前端修复，共 10 个提交，全部只改 </w:t>
+      </w:r>
+      <w:r>
+        <w:rPr>
+          <w:b w:val="false"/>
+          <w:bCs w:val="false"/>
+          <w:color w:val="9C2B4B"/>
+          <w:sz w:val="24"/>
+          <w:szCs w:val="24"/>
+          <w:rFonts w:ascii="Consolas" w:eastAsia="Microsoft YaHei"/>
+          <w:highlight w:val="yellow"/>
+          <w:highlightCs w:val="yellow"/>
+        </w:rPr>
+        <w:t xml:space="preserve">webapp/</w:t>
+      </w:r>
+      <w:r>
+        <w:rPr>
+          <w:b w:val="false"/>
+          <w:bCs w:val="false"/>
+          <w:color w:val="1A1A1A"/>
+          <w:sz w:val="24"/>
+          <w:szCs w:val="24"/>
+          <w:rFonts w:ascii="Times New Roman" w:eastAsia="SimSun"/>
+          <w:highlight w:val="yellow"/>
+          <w:highlightCs w:val="yellow"/>
+        </w:rPr>
+        <w:t xml:space="preserve">（另补了 </w:t>
+      </w:r>
+      <w:r>
+        <w:rPr>
+          <w:b w:val="false"/>
+          <w:bCs w:val="false"/>
+          <w:color w:val="9C2B4B"/>
+          <w:sz w:val="24"/>
+          <w:szCs w:val="24"/>
+          <w:rFonts w:ascii="Consolas" w:eastAsia="Microsoft YaHei"/>
+          <w:highlight w:val="yellow"/>
+          <w:highlightCs w:val="yellow"/>
+        </w:rPr>
+        <w:t xml:space="preserve">test-server/frontend-tests.js</w:t>
+      </w:r>
+      <w:r>
+        <w:rPr>
+          <w:b w:val="false"/>
+          <w:bCs w:val="false"/>
+          <w:color w:val="1A1A1A"/>
+          <w:sz w:val="24"/>
+          <w:szCs w:val="24"/>
+          <w:rFonts w:ascii="Times New Roman" w:eastAsia="SimSun"/>
+          <w:highlight w:val="yellow"/>
+          <w:highlightCs w:val="yellow"/>
+        </w:rPr>
+        <w:t xml:space="preserve"> 的用例）。**后端、SEGW、</w:t>
+      </w:r>
+      <w:r>
+        <w:rPr>
+          <w:b w:val="false"/>
+          <w:bCs w:val="false"/>
+          <w:color w:val="9C2B4B"/>
+          <w:sz w:val="24"/>
+          <w:szCs w:val="24"/>
+          <w:rFonts w:ascii="Consolas" w:eastAsia="Microsoft YaHei"/>
+          <w:highlight w:val="yellow"/>
+          <w:highlightCs w:val="yellow"/>
+        </w:rPr>
+        <w:t xml:space="preserve">ZAI_CHAT_CFG</w:t>
+      </w:r>
+      <w:r>
+        <w:rPr>
+          <w:b w:val="false"/>
+          <w:bCs w:val="false"/>
+          <w:color w:val="1A1A1A"/>
+          <w:sz w:val="24"/>
+          <w:szCs w:val="24"/>
+          <w:rFonts w:ascii="Times New Roman" w:eastAsia="SimSun"/>
+          <w:highlight w:val="yellow"/>
+          <w:highlightCs w:val="yellow"/>
+        </w:rPr>
+        <w:t xml:space="preserve"> 都不用动**，</w:t>
+      </w:r>
+      <w:r>
+        <w:rPr>
+          <w:b w:val="false"/>
+          <w:bCs w:val="false"/>
+          <w:color w:val="9C2B4B"/>
+          <w:sz w:val="24"/>
+          <w:szCs w:val="24"/>
+          <w:rFonts w:ascii="Consolas" w:eastAsia="Microsoft YaHei"/>
+          <w:highlight w:val="yellow"/>
+          <w:highlightCs w:val="yellow"/>
+        </w:rPr>
+        <w:t xml:space="preserve">$metadata</w:t>
+      </w:r>
+      <w:r>
+        <w:rPr>
+          <w:b w:val="false"/>
+          <w:bCs w:val="false"/>
+          <w:color w:val="1A1A1A"/>
+          <w:sz w:val="24"/>
+          <w:szCs w:val="24"/>
+          <w:rFonts w:ascii="Times New Roman" w:eastAsia="SimSun"/>
+          <w:highlight w:val="yellow"/>
+          <w:highlightCs w:val="yellow"/>
+        </w:rPr>
+        <w:t xml:space="preserve"> 不变；与后端《03-后端实施文档》〇-C（ALV 通用采集）互不依赖，谁先上都可以。仍按全量包重新构建上传。</w:t>
       </w:r>
     </w:p>
     <w:p>
@@ -8512,928 +8785,7 @@
           <w:highlight w:val="yellow"/>
           <w:highlightCs w:val="yellow"/>
         </w:rPr>
-        <w:t xml:space="preserve">本次前端必须重新构建和上传</w:t>
-      </w:r>
-    </w:p>
-    <w:p>
-      <w:pPr>
-        <w:spacing w:line="312" w:after="60"/>
-        <w:ind w:firstLine="480"/>
-        <w:jc w:val="both"/>
-      </w:pPr>
-      <w:r>
-        <w:rPr>
-          <w:b w:val="false"/>
-          <w:bCs w:val="false"/>
-          <w:color w:val="1A1A1A"/>
-          <w:sz w:val="24"/>
-          <w:szCs w:val="24"/>
-          <w:rFonts w:ascii="Times New Roman" w:eastAsia="SimSun"/>
-        </w:rPr>
-        <w:t xml:space="preserve">本次后端和前端代码都发生过变化，不能继续使用旧 </w:t>
-      </w:r>
-      <w:r>
-        <w:rPr>
-          <w:b w:val="false"/>
-          <w:bCs w:val="false"/>
-          <w:color w:val="9C2B4B"/>
-          <w:sz w:val="24"/>
-          <w:szCs w:val="24"/>
-          <w:rFonts w:ascii="Consolas" w:eastAsia="Microsoft YaHei"/>
-        </w:rPr>
-        <w:t xml:space="preserve">dist</w:t>
-      </w:r>
-      <w:r>
-        <w:rPr>
-          <w:b w:val="false"/>
-          <w:bCs w:val="false"/>
-          <w:color w:val="1A1A1A"/>
-          <w:sz w:val="24"/>
-          <w:szCs w:val="24"/>
-          <w:rFonts w:ascii="Times New Roman" w:eastAsia="SimSun"/>
-        </w:rPr>
-        <w:t xml:space="preserve"> 或旧 BSP 包。后端激活并验证 OData 后，再执行本节的前端构建。</w:t>
-      </w:r>
-    </w:p>
-    <w:p>
-      <w:pPr>
-        <w:spacing w:line="312" w:after="60"/>
-        <w:ind w:firstLine="480"/>
-        <w:jc w:val="both"/>
-      </w:pPr>
-      <w:r>
-        <w:rPr>
-          <w:b w:val="false"/>
-          <w:bCs w:val="false"/>
-          <w:color w:val="1A1A1A"/>
-          <w:sz w:val="24"/>
-          <w:szCs w:val="24"/>
-          <w:rFonts w:ascii="Times New Roman" w:eastAsia="SimSun"/>
-        </w:rPr>
-        <w:t xml:space="preserve">构建前确认 </w:t>
-      </w:r>
-      <w:r>
-        <w:rPr>
-          <w:b w:val="false"/>
-          <w:bCs w:val="false"/>
-          <w:color w:val="9C2B4B"/>
-          <w:sz w:val="24"/>
-          <w:szCs w:val="24"/>
-          <w:rFonts w:ascii="Consolas" w:eastAsia="Microsoft YaHei"/>
-        </w:rPr>
-        <w:t xml:space="preserve">webapp/config.js</w:t>
-      </w:r>
-      <w:r>
-        <w:rPr>
-          <w:b w:val="false"/>
-          <w:bCs w:val="false"/>
-          <w:color w:val="1A1A1A"/>
-          <w:sz w:val="24"/>
-          <w:szCs w:val="24"/>
-          <w:rFonts w:ascii="Times New Roman" w:eastAsia="SimSun"/>
-        </w:rPr>
-        <w:t xml:space="preserve">：</w:t>
-      </w:r>
-    </w:p>
-    <w:tbl>
-      <w:tblPr>
-        <w:tblW w:type="pct" w:w="100%"/>
-        <w:tblBorders>
-          <w:top w:val="single" w:color="C8DDE2" w:sz="4"/>
-          <w:left w:val="single" w:color="C8DDE2" w:sz="4"/>
-          <w:bottom w:val="single" w:color="C8DDE2" w:sz="4"/>
-          <w:right w:val="single" w:color="C8DDE2" w:sz="4"/>
-          <w:insideH w:val="none" w:color="auto" w:sz="0"/>
-          <w:insideV w:val="none" w:color="auto" w:sz="0"/>
-        </w:tblBorders>
-        <w:tblLayout w:type="fixed"/>
-      </w:tblPr>
-      <w:tblGrid>
-        <w:gridCol w:w="100"/>
-      </w:tblGrid>
-      <w:tr>
-        <w:tc>
-          <w:tcPr>
-            <w:shd w:fill="F2F4F7" w:val="clear"/>
-            <w:tcMar>
-              <w:top w:type="dxa" w:w="100"/>
-              <w:left w:type="dxa" w:w="180"/>
-              <w:bottom w:type="dxa" w:w="100"/>
-              <w:right w:type="dxa" w:w="120"/>
-            </w:tcMar>
-          </w:tcPr>
-          <w:p>
-            <w:pPr>
-              <w:spacing w:line="252" w:lineRule="atLeast" w:before="0" w:after="0"/>
-            </w:pPr>
-            <w:r>
-              <w:rPr>
-                <w:color w:val="24292E"/>
-                <w:sz w:val="17"/>
-                <w:szCs w:val="17"/>
-                <w:rFonts w:ascii="Consolas" w:eastAsia="Microsoft YaHei"/>
-              </w:rPr>
-              <w:t xml:space="preserve">mode: "backend",</w:t>
-            </w:r>
-          </w:p>
-          <w:p>
-            <w:pPr>
-              <w:spacing w:line="252" w:lineRule="atLeast" w:before="0" w:after="0"/>
-            </w:pPr>
-            <w:r>
-              <w:rPr>
-                <w:color w:val="24292E"/>
-                <w:sz w:val="17"/>
-                <w:szCs w:val="17"/>
-                <w:rFonts w:ascii="Consolas" w:eastAsia="Microsoft YaHei"/>
-              </w:rPr>
-              <w:t xml:space="preserve">host: "",</w:t>
-            </w:r>
-          </w:p>
-          <w:p>
-            <w:pPr>
-              <w:spacing w:line="252" w:lineRule="atLeast" w:before="0" w:after="0"/>
-            </w:pPr>
-            <w:r>
-              <w:rPr>
-                <w:color w:val="24292E"/>
-                <w:sz w:val="17"/>
-                <w:szCs w:val="17"/>
-                <w:rFonts w:ascii="Consolas" w:eastAsia="Microsoft YaHei"/>
-              </w:rPr>
-              <w:t xml:space="preserve">path: "/sap/opu/odata/sap/ZAI_CHAT_SRV/",</w:t>
-            </w:r>
-          </w:p>
-          <w:p>
-            <w:pPr>
-              <w:spacing w:line="252" w:lineRule="atLeast" w:before="0" w:after="0"/>
-            </w:pPr>
-            <w:r>
-              <w:rPr>
-                <w:color w:val="24292E"/>
-                <w:sz w:val="17"/>
-                <w:szCs w:val="17"/>
-                <w:rFonts w:ascii="Consolas" w:eastAsia="Microsoft YaHei"/>
-              </w:rPr>
-              <w:t xml:space="preserve">ui5Src: "./resources/sap-ui-core.js"</w:t>
-            </w:r>
-          </w:p>
-        </w:tc>
-      </w:tr>
-    </w:tbl>
-    <w:p>
-      <w:pPr>
-        <w:spacing w:after="60"/>
-      </w:pPr>
-    </w:p>
-    <w:p>
-      <w:pPr>
-        <w:spacing w:line="312" w:after="60"/>
-        <w:ind w:firstLine="480"/>
-        <w:jc w:val="both"/>
-      </w:pPr>
-      <w:r>
-        <w:rPr>
-          <w:b w:val="false"/>
-          <w:bCs w:val="false"/>
-          <w:color w:val="1A1A1A"/>
-          <w:sz w:val="24"/>
-          <w:szCs w:val="24"/>
-          <w:rFonts w:ascii="Times New Roman" w:eastAsia="SimSun"/>
-        </w:rPr>
-        <w:t xml:space="preserve">在项目根目录执行：</w:t>
-      </w:r>
-    </w:p>
-    <w:tbl>
-      <w:tblPr>
-        <w:tblW w:type="pct" w:w="100%"/>
-        <w:tblBorders>
-          <w:top w:val="single" w:color="C8DDE2" w:sz="4"/>
-          <w:left w:val="single" w:color="C8DDE2" w:sz="4"/>
-          <w:bottom w:val="single" w:color="C8DDE2" w:sz="4"/>
-          <w:right w:val="single" w:color="C8DDE2" w:sz="4"/>
-          <w:insideH w:val="none" w:color="auto" w:sz="0"/>
-          <w:insideV w:val="none" w:color="auto" w:sz="0"/>
-        </w:tblBorders>
-        <w:tblLayout w:type="fixed"/>
-      </w:tblPr>
-      <w:tblGrid>
-        <w:gridCol w:w="100"/>
-      </w:tblGrid>
-      <w:tr>
-        <w:tc>
-          <w:tcPr>
-            <w:shd w:fill="F2F4F7" w:val="clear"/>
-            <w:tcMar>
-              <w:top w:type="dxa" w:w="100"/>
-              <w:left w:type="dxa" w:w="180"/>
-              <w:bottom w:type="dxa" w:w="100"/>
-              <w:right w:type="dxa" w:w="120"/>
-            </w:tcMar>
-          </w:tcPr>
-          <w:p>
-            <w:pPr>
-              <w:spacing w:line="252" w:lineRule="atLeast" w:before="0" w:after="0"/>
-            </w:pPr>
-            <w:r>
-              <w:rPr>
-                <w:color w:val="24292E"/>
-                <w:sz w:val="17"/>
-                <w:szCs w:val="17"/>
-                <w:rFonts w:ascii="Consolas" w:eastAsia="Microsoft YaHei"/>
-              </w:rPr>
-              <w:t xml:space="preserve">npm install</w:t>
-            </w:r>
-          </w:p>
-          <w:p>
-            <w:pPr>
-              <w:spacing w:line="252" w:lineRule="atLeast" w:before="0" w:after="0"/>
-            </w:pPr>
-            <w:r>
-              <w:rPr>
-                <w:color w:val="24292E"/>
-                <w:sz w:val="17"/>
-                <w:szCs w:val="17"/>
-                <w:rFonts w:ascii="Consolas" w:eastAsia="Microsoft YaHei"/>
-              </w:rPr>
-              <w:t xml:space="preserve">node --check webapp/controller/App.controller.js</w:t>
-            </w:r>
-          </w:p>
-          <w:p>
-            <w:pPr>
-              <w:spacing w:line="252" w:lineRule="atLeast" w:before="0" w:after="0"/>
-            </w:pPr>
-            <w:r>
-              <w:rPr>
-                <w:color w:val="24292E"/>
-                <w:sz w:val="17"/>
-                <w:szCs w:val="17"/>
-                <w:rFonts w:ascii="Consolas" w:eastAsia="Microsoft YaHei"/>
-              </w:rPr>
-              <w:t xml:space="preserve">node --check webapp/service/ChatService.js</w:t>
-            </w:r>
-          </w:p>
-          <w:p>
-            <w:pPr>
-              <w:spacing w:line="252" w:lineRule="atLeast" w:before="0" w:after="0"/>
-            </w:pPr>
-            <w:r>
-              <w:rPr>
-                <w:color w:val="24292E"/>
-                <w:sz w:val="17"/>
-                <w:szCs w:val="17"/>
-                <w:rFonts w:ascii="Consolas" w:eastAsia="Microsoft YaHei"/>
-              </w:rPr>
-              <w:t xml:space="preserve">node --check webapp/utils/Formatter.js</w:t>
-            </w:r>
-          </w:p>
-          <w:p>
-            <w:pPr>
-              <w:spacing w:line="252" w:lineRule="atLeast" w:before="0" w:after="0"/>
-            </w:pPr>
-            <w:r>
-              <w:rPr>
-                <w:color w:val="24292E"/>
-                <w:sz w:val="17"/>
-                <w:szCs w:val="17"/>
-                <w:rFonts w:ascii="Consolas" w:eastAsia="Microsoft YaHei"/>
-              </w:rPr>
-              <w:t xml:space="preserve">npm run build</w:t>
-            </w:r>
-          </w:p>
-        </w:tc>
-      </w:tr>
-    </w:tbl>
-    <w:p>
-      <w:pPr>
-        <w:spacing w:after="60"/>
-      </w:pPr>
-    </w:p>
-    <w:p>
-      <w:pPr>
-        <w:spacing w:line="312" w:after="60"/>
-        <w:ind w:firstLine="480"/>
-        <w:jc w:val="both"/>
-      </w:pPr>
-      <w:r>
-        <w:rPr>
-          <w:b w:val="false"/>
-          <w:bCs w:val="false"/>
-          <w:color w:val="1A1A1A"/>
-          <w:sz w:val="24"/>
-          <w:szCs w:val="24"/>
-          <w:rFonts w:ascii="Times New Roman" w:eastAsia="SimSun"/>
-        </w:rPr>
-        <w:t xml:space="preserve">确认以下文件存在：</w:t>
-      </w:r>
-    </w:p>
-    <w:tbl>
-      <w:tblPr>
-        <w:tblW w:type="pct" w:w="100%"/>
-        <w:tblBorders>
-          <w:top w:val="single" w:color="C8DDE2" w:sz="4"/>
-          <w:left w:val="single" w:color="C8DDE2" w:sz="4"/>
-          <w:bottom w:val="single" w:color="C8DDE2" w:sz="4"/>
-          <w:right w:val="single" w:color="C8DDE2" w:sz="4"/>
-          <w:insideH w:val="none" w:color="auto" w:sz="0"/>
-          <w:insideV w:val="none" w:color="auto" w:sz="0"/>
-        </w:tblBorders>
-        <w:tblLayout w:type="fixed"/>
-      </w:tblPr>
-      <w:tblGrid>
-        <w:gridCol w:w="100"/>
-      </w:tblGrid>
-      <w:tr>
-        <w:tc>
-          <w:tcPr>
-            <w:shd w:fill="F2F4F7" w:val="clear"/>
-            <w:tcMar>
-              <w:top w:type="dxa" w:w="100"/>
-              <w:left w:type="dxa" w:w="180"/>
-              <w:bottom w:type="dxa" w:w="100"/>
-              <w:right w:type="dxa" w:w="120"/>
-            </w:tcMar>
-          </w:tcPr>
-          <w:p>
-            <w:pPr>
-              <w:spacing w:line="252" w:lineRule="atLeast" w:before="0" w:after="0"/>
-            </w:pPr>
-            <w:r>
-              <w:rPr>
-                <w:color w:val="24292E"/>
-                <w:sz w:val="17"/>
-                <w:szCs w:val="17"/>
-                <w:rFonts w:ascii="Consolas" w:eastAsia="Microsoft YaHei"/>
-              </w:rPr>
-              <w:t xml:space="preserve">dist/index.html</w:t>
-            </w:r>
-          </w:p>
-          <w:p>
-            <w:pPr>
-              <w:spacing w:line="252" w:lineRule="atLeast" w:before="0" w:after="0"/>
-            </w:pPr>
-            <w:r>
-              <w:rPr>
-                <w:color w:val="24292E"/>
-                <w:sz w:val="17"/>
-                <w:szCs w:val="17"/>
-                <w:rFonts w:ascii="Consolas" w:eastAsia="Microsoft YaHei"/>
-              </w:rPr>
-              <w:t xml:space="preserve">dist/config.js</w:t>
-            </w:r>
-          </w:p>
-          <w:p>
-            <w:pPr>
-              <w:spacing w:line="252" w:lineRule="atLeast" w:before="0" w:after="0"/>
-            </w:pPr>
-            <w:r>
-              <w:rPr>
-                <w:color w:val="24292E"/>
-                <w:sz w:val="17"/>
-                <w:szCs w:val="17"/>
-                <w:rFonts w:ascii="Consolas" w:eastAsia="Microsoft YaHei"/>
-              </w:rPr>
-              <w:t xml:space="preserve">dist/resources/sap-ui-core.js</w:t>
-            </w:r>
-          </w:p>
-          <w:p>
-            <w:pPr>
-              <w:spacing w:line="252" w:lineRule="atLeast" w:before="0" w:after="0"/>
-            </w:pPr>
-            <w:r>
-              <w:rPr>
-                <w:color w:val="24292E"/>
-                <w:sz w:val="17"/>
-                <w:szCs w:val="17"/>
-                <w:rFonts w:ascii="Consolas" w:eastAsia="Microsoft YaHei"/>
-              </w:rPr>
-              <w:t xml:space="preserve">dist/Component-preload.js</w:t>
-            </w:r>
-          </w:p>
-        </w:tc>
-      </w:tr>
-    </w:tbl>
-    <w:p>
-      <w:pPr>
-        <w:spacing w:after="60"/>
-      </w:pPr>
-    </w:p>
-    <w:p>
-      <w:pPr>
-        <w:spacing w:line="312" w:after="60"/>
-        <w:ind w:firstLine="480"/>
-        <w:jc w:val="both"/>
-      </w:pPr>
-      <w:r>
-        <w:rPr>
-          <w:b w:val="false"/>
-          <w:bCs w:val="false"/>
-          <w:color w:val="1A1A1A"/>
-          <w:sz w:val="24"/>
-          <w:szCs w:val="24"/>
-          <w:rFonts w:ascii="Times New Roman" w:eastAsia="SimSun"/>
-        </w:rPr>
-        <w:t xml:space="preserve">打包时第一层必须直接是 </w:t>
-      </w:r>
-      <w:r>
-        <w:rPr>
-          <w:b w:val="false"/>
-          <w:bCs w:val="false"/>
-          <w:color w:val="9C2B4B"/>
-          <w:sz w:val="24"/>
-          <w:szCs w:val="24"/>
-          <w:rFonts w:ascii="Consolas" w:eastAsia="Microsoft YaHei"/>
-        </w:rPr>
-        <w:t xml:space="preserve">index.html</w:t>
-      </w:r>
-      <w:r>
-        <w:rPr>
-          <w:b w:val="false"/>
-          <w:bCs w:val="false"/>
-          <w:color w:val="1A1A1A"/>
-          <w:sz w:val="24"/>
-          <w:szCs w:val="24"/>
-          <w:rFonts w:ascii="Times New Roman" w:eastAsia="SimSun"/>
-        </w:rPr>
-        <w:t xml:space="preserve">、</w:t>
-      </w:r>
-      <w:r>
-        <w:rPr>
-          <w:b w:val="false"/>
-          <w:bCs w:val="false"/>
-          <w:color w:val="9C2B4B"/>
-          <w:sz w:val="24"/>
-          <w:szCs w:val="24"/>
-          <w:rFonts w:ascii="Consolas" w:eastAsia="Microsoft YaHei"/>
-        </w:rPr>
-        <w:t xml:space="preserve">config.js</w:t>
-      </w:r>
-      <w:r>
-        <w:rPr>
-          <w:b w:val="false"/>
-          <w:bCs w:val="false"/>
-          <w:color w:val="1A1A1A"/>
-          <w:sz w:val="24"/>
-          <w:szCs w:val="24"/>
-          <w:rFonts w:ascii="Times New Roman" w:eastAsia="SimSun"/>
-        </w:rPr>
-        <w:t xml:space="preserve">、</w:t>
-      </w:r>
-      <w:r>
-        <w:rPr>
-          <w:b w:val="false"/>
-          <w:bCs w:val="false"/>
-          <w:color w:val="9C2B4B"/>
-          <w:sz w:val="24"/>
-          <w:szCs w:val="24"/>
-          <w:rFonts w:ascii="Consolas" w:eastAsia="Microsoft YaHei"/>
-        </w:rPr>
-        <w:t xml:space="preserve">resources/</w:t>
-      </w:r>
-      <w:r>
-        <w:rPr>
-          <w:b w:val="false"/>
-          <w:bCs w:val="false"/>
-          <w:color w:val="1A1A1A"/>
-          <w:sz w:val="24"/>
-          <w:szCs w:val="24"/>
-          <w:rFonts w:ascii="Times New Roman" w:eastAsia="SimSun"/>
-        </w:rPr>
-        <w:t xml:space="preserve">，不能多一层 </w:t>
-      </w:r>
-      <w:r>
-        <w:rPr>
-          <w:b w:val="false"/>
-          <w:bCs w:val="false"/>
-          <w:color w:val="9C2B4B"/>
-          <w:sz w:val="24"/>
-          <w:szCs w:val="24"/>
-          <w:rFonts w:ascii="Consolas" w:eastAsia="Microsoft YaHei"/>
-        </w:rPr>
-        <w:t xml:space="preserve">dist/</w:t>
-      </w:r>
-      <w:r>
-        <w:rPr>
-          <w:b w:val="false"/>
-          <w:bCs w:val="false"/>
-          <w:color w:val="1A1A1A"/>
-          <w:sz w:val="24"/>
-          <w:szCs w:val="24"/>
-          <w:rFonts w:ascii="Times New Roman" w:eastAsia="SimSun"/>
-        </w:rPr>
-        <w:t xml:space="preserve">：</w:t>
-      </w:r>
-    </w:p>
-    <w:tbl>
-      <w:tblPr>
-        <w:tblW w:type="pct" w:w="100%"/>
-        <w:tblBorders>
-          <w:top w:val="single" w:color="C8DDE2" w:sz="4"/>
-          <w:left w:val="single" w:color="C8DDE2" w:sz="4"/>
-          <w:bottom w:val="single" w:color="C8DDE2" w:sz="4"/>
-          <w:right w:val="single" w:color="C8DDE2" w:sz="4"/>
-          <w:insideH w:val="none" w:color="auto" w:sz="0"/>
-          <w:insideV w:val="none" w:color="auto" w:sz="0"/>
-        </w:tblBorders>
-        <w:tblLayout w:type="fixed"/>
-      </w:tblPr>
-      <w:tblGrid>
-        <w:gridCol w:w="100"/>
-      </w:tblGrid>
-      <w:tr>
-        <w:tc>
-          <w:tcPr>
-            <w:shd w:fill="F2F4F7" w:val="clear"/>
-            <w:tcMar>
-              <w:top w:type="dxa" w:w="100"/>
-              <w:left w:type="dxa" w:w="180"/>
-              <w:bottom w:type="dxa" w:w="100"/>
-              <w:right w:type="dxa" w:w="120"/>
-            </w:tcMar>
-          </w:tcPr>
-          <w:p>
-            <w:pPr>
-              <w:spacing w:line="252" w:lineRule="atLeast" w:before="0" w:after="0"/>
-            </w:pPr>
-            <w:r>
-              <w:rPr>
-                <w:color w:val="24292E"/>
-                <w:sz w:val="17"/>
-                <w:szCs w:val="17"/>
-                <w:rFonts w:ascii="Consolas" w:eastAsia="Microsoft YaHei"/>
-              </w:rPr>
-              <w:t xml:space="preserve">cd dist</w:t>
-            </w:r>
-          </w:p>
-          <w:p>
-            <w:pPr>
-              <w:spacing w:line="252" w:lineRule="atLeast" w:before="0" w:after="0"/>
-            </w:pPr>
-            <w:r>
-              <w:rPr>
-                <w:color w:val="24292E"/>
-                <w:sz w:val="17"/>
-                <w:szCs w:val="17"/>
-                <w:rFonts w:ascii="Consolas" w:eastAsia="Microsoft YaHei"/>
-              </w:rPr>
-              <w:t xml:space="preserve">zip -qr ../zai_chat_dist_动态SQL_20261005.zip . -x "*.map"</w:t>
-            </w:r>
-          </w:p>
-        </w:tc>
-      </w:tr>
-    </w:tbl>
-    <w:p>
-      <w:pPr>
-        <w:spacing w:after="60"/>
-      </w:pPr>
-    </w:p>
-    <w:p>
-      <w:pPr>
-        <w:spacing w:line="312" w:after="60"/>
-        <w:ind w:firstLine="480"/>
-        <w:jc w:val="both"/>
-      </w:pPr>
-      <w:r>
-        <w:rPr>
-          <w:b w:val="false"/>
-          <w:bCs w:val="false"/>
-          <w:color w:val="1A1A1A"/>
-          <w:sz w:val="24"/>
-          <w:szCs w:val="24"/>
-          <w:rFonts w:ascii="Times New Roman" w:eastAsia="SimSun"/>
-        </w:rPr>
-        <w:t xml:space="preserve">使用现有 SE38 </w:t>
-      </w:r>
-      <w:r>
-        <w:rPr>
-          <w:b w:val="false"/>
-          <w:bCs w:val="false"/>
-          <w:color w:val="9C2B4B"/>
-          <w:sz w:val="24"/>
-          <w:szCs w:val="24"/>
-          <w:rFonts w:ascii="Consolas" w:eastAsia="Microsoft YaHei"/>
-        </w:rPr>
-        <w:t xml:space="preserve">/UI5/UI5_REPOSITORY_LOAD</w:t>
-      </w:r>
-      <w:r>
-        <w:rPr>
-          <w:b w:val="false"/>
-          <w:bCs w:val="false"/>
-          <w:color w:val="1A1A1A"/>
-          <w:sz w:val="24"/>
-          <w:szCs w:val="24"/>
-          <w:rFonts w:ascii="Times New Roman" w:eastAsia="SimSun"/>
-        </w:rPr>
-        <w:t xml:space="preserve"> 流程上传到目标 BSP 应用，Package 使用可传输开发包，禁止 </w:t>
-      </w:r>
-      <w:r>
-        <w:rPr>
-          <w:b w:val="false"/>
-          <w:bCs w:val="false"/>
-          <w:color w:val="9C2B4B"/>
-          <w:sz w:val="24"/>
-          <w:szCs w:val="24"/>
-          <w:rFonts w:ascii="Consolas" w:eastAsia="Microsoft YaHei"/>
-        </w:rPr>
-        <w:t xml:space="preserve">$TMP</w:t>
-      </w:r>
-      <w:r>
-        <w:rPr>
-          <w:b w:val="false"/>
-          <w:bCs w:val="false"/>
-          <w:color w:val="1A1A1A"/>
-          <w:sz w:val="24"/>
-          <w:szCs w:val="24"/>
-          <w:rFonts w:ascii="Times New Roman" w:eastAsia="SimSun"/>
-        </w:rPr>
-        <w:t xml:space="preserve">。上传后确认 SE09 包含 </w:t>
-      </w:r>
-      <w:r>
-        <w:rPr>
-          <w:b w:val="false"/>
-          <w:bCs w:val="false"/>
-          <w:color w:val="9C2B4B"/>
-          <w:sz w:val="24"/>
-          <w:szCs w:val="24"/>
-          <w:rFonts w:ascii="Consolas" w:eastAsia="Microsoft YaHei"/>
-        </w:rPr>
-        <w:t xml:space="preserve">R3TR WAPA &lt;BSP应用名&gt;</w:t>
-      </w:r>
-      <w:r>
-        <w:rPr>
-          <w:b w:val="false"/>
-          <w:bCs w:val="false"/>
-          <w:color w:val="1A1A1A"/>
-          <w:sz w:val="24"/>
-          <w:szCs w:val="24"/>
-          <w:rFonts w:ascii="Times New Roman" w:eastAsia="SimSun"/>
-        </w:rPr>
-        <w:t xml:space="preserve">，并重新激活 BSP 的 SICF 节点。</w:t>
-      </w:r>
-    </w:p>
-    <w:tbl>
-      <w:tblPr>
-        <w:tblW w:type="pct" w:w="100%"/>
-        <w:tblBorders>
-          <w:top w:val="single" w:color="C8DDE2" w:sz="4"/>
-          <w:left w:val="single" w:color="C8DDE2" w:sz="4"/>
-          <w:bottom w:val="single" w:color="C8DDE2" w:sz="4"/>
-          <w:right w:val="single" w:color="C8DDE2" w:sz="4"/>
-          <w:insideH w:val="none" w:color="auto" w:sz="0"/>
-          <w:insideV w:val="none" w:color="auto" w:sz="0"/>
-        </w:tblBorders>
-        <w:tblLayout w:type="fixed"/>
-      </w:tblPr>
-      <w:tblGrid>
-        <w:gridCol w:w="100"/>
-      </w:tblGrid>
-      <w:tr>
-        <w:tc>
-          <w:tcPr>
-            <w:shd w:fill="F2F4F7" w:val="clear"/>
-            <w:tcMar>
-              <w:top w:type="dxa" w:w="100"/>
-              <w:left w:type="dxa" w:w="180"/>
-              <w:bottom w:type="dxa" w:w="100"/>
-              <w:right w:type="dxa" w:w="120"/>
-            </w:tcMar>
-          </w:tcPr>
-          <w:p>
-            <w:pPr>
-              <w:spacing w:line="252" w:lineRule="atLeast" w:before="0" w:after="0"/>
-            </w:pPr>
-            <w:r>
-              <w:rPr>
-                <w:color w:val="24292E"/>
-                <w:sz w:val="17"/>
-                <w:szCs w:val="17"/>
-                <w:rFonts w:ascii="Consolas" w:eastAsia="Microsoft YaHei"/>
-              </w:rPr>
-              <w:t xml:space="preserve">【家里/有网机】                       【公司机(有 SAP GUI)】</w:t>
-            </w:r>
-          </w:p>
-          <w:p>
-            <w:pPr>
-              <w:spacing w:line="252" w:lineRule="atLeast" w:before="0" w:after="0"/>
-            </w:pPr>
-            <w:r>
-              <w:rPr>
-                <w:color w:val="24292E"/>
-                <w:sz w:val="17"/>
-                <w:szCs w:val="17"/>
-                <w:rFonts w:ascii="Consolas" w:eastAsia="Microsoft YaHei"/>
-              </w:rPr>
-              <w:t xml:space="preserve">改代码 → git commit → npm run build</w:t>
-            </w:r>
-          </w:p>
-          <w:p>
-            <w:pPr>
-              <w:spacing w:line="252" w:lineRule="atLeast" w:before="0" w:after="0"/>
-            </w:pPr>
-            <w:r>
-              <w:rPr>
-                <w:color w:val="24292E"/>
-                <w:sz w:val="17"/>
-                <w:szCs w:val="17"/>
-                <w:rFonts w:ascii="Consolas" w:eastAsia="Microsoft YaHei"/>
-              </w:rPr>
-              <w:t xml:space="preserve">              │             ├→ 自检 dist（3 检查点 + preload 补丁标记）</w:t>
-            </w:r>
-          </w:p>
-          <w:p>
-            <w:pPr>
-              <w:spacing w:line="252" w:lineRule="atLeast" w:before="0" w:after="0"/>
-            </w:pPr>
-            <w:r>
-              <w:rPr>
-                <w:color w:val="24292E"/>
-                <w:sz w:val="17"/>
-                <w:szCs w:val="17"/>
-                <w:rFonts w:ascii="Consolas" w:eastAsia="Microsoft YaHei"/>
-              </w:rPr>
-              <w:t xml:space="preserve">              │             └→ 打 zip（第一层 = 文件本身）</w:t>
-            </w:r>
-          </w:p>
-          <w:p>
-            <w:pPr>
-              <w:spacing w:line="252" w:lineRule="atLeast" w:before="0" w:after="0"/>
-            </w:pPr>
-            <w:r>
-              <w:rPr>
-                <w:color w:val="24292E"/>
-                <w:sz w:val="17"/>
-                <w:szCs w:val="17"/>
-                <w:rFonts w:ascii="Consolas" w:eastAsia="Microsoft YaHei"/>
-              </w:rPr>
-              <w:t xml:space="preserve">           git tag           │</w:t>
-            </w:r>
-          </w:p>
-          <w:p>
-            <w:pPr>
-              <w:spacing w:line="252" w:lineRule="atLeast" w:before="0" w:after="0"/>
-            </w:pPr>
-            <w:r>
-              <w:rPr>
-                <w:color w:val="24292E"/>
-                <w:sz w:val="17"/>
-                <w:szCs w:val="17"/>
-                <w:rFonts w:ascii="Consolas" w:eastAsia="Microsoft YaHei"/>
-              </w:rPr>
-              <w:t xml:space="preserve">              │              ▼</w:t>
-            </w:r>
-          </w:p>
-          <w:p>
-            <w:pPr>
-              <w:spacing w:line="252" w:lineRule="atLeast" w:before="0" w:after="0"/>
-            </w:pPr>
-            <w:r>
-              <w:rPr>
-                <w:color w:val="24292E"/>
-                <w:sz w:val="17"/>
-                <w:szCs w:val="17"/>
-                <w:rFonts w:ascii="Consolas" w:eastAsia="Microsoft YaHei"/>
-              </w:rPr>
-              <w:t xml:space="preserve">              └──拷 zip──→ SE38 /UI5/UI5_REPOSITORY_LOAD 上传</w:t>
-            </w:r>
-          </w:p>
-          <w:p>
-            <w:pPr>
-              <w:spacing w:line="252" w:lineRule="atLeast" w:before="0" w:after="0"/>
-            </w:pPr>
-            <w:r>
-              <w:rPr>
-                <w:color w:val="24292E"/>
-                <w:sz w:val="17"/>
-                <w:szCs w:val="17"/>
-                <w:rFonts w:ascii="Consolas" w:eastAsia="Microsoft YaHei"/>
-              </w:rPr>
-              <w:t xml:space="preserve">                            （弹工作台请求 → 填/建 SE09 请求号）</w:t>
-            </w:r>
-          </w:p>
-          <w:p>
-            <w:pPr>
-              <w:spacing w:line="252" w:lineRule="atLeast" w:before="0" w:after="0"/>
-            </w:pPr>
-            <w:r>
-              <w:rPr>
-                <w:color w:val="24292E"/>
-                <w:sz w:val="17"/>
-                <w:szCs w:val="17"/>
-                <w:rFonts w:ascii="Consolas" w:eastAsia="Microsoft YaHei"/>
-              </w:rPr>
-              <w:t xml:space="preserve">                              ▼</w:t>
-            </w:r>
-          </w:p>
-          <w:p>
-            <w:pPr>
-              <w:spacing w:line="252" w:lineRule="atLeast" w:before="0" w:after="0"/>
-            </w:pPr>
-            <w:r>
-              <w:rPr>
-                <w:color w:val="24292E"/>
-                <w:sz w:val="17"/>
-                <w:szCs w:val="17"/>
-                <w:rFonts w:ascii="Consolas" w:eastAsia="Microsoft YaHei"/>
-              </w:rPr>
-              <w:t xml:space="preserve">                            浏览器打开 URL 验证（Ctrl+F5）</w:t>
-            </w:r>
-          </w:p>
-          <w:p>
-            <w:pPr>
-              <w:spacing w:line="252" w:lineRule="atLeast" w:before="0" w:after="0"/>
-            </w:pPr>
-            <w:r>
-              <w:rPr>
-                <w:color w:val="24292E"/>
-                <w:sz w:val="17"/>
-                <w:szCs w:val="17"/>
-                <w:rFonts w:ascii="Consolas" w:eastAsia="Microsoft YaHei"/>
-              </w:rPr>
-              <w:t xml:space="preserve">                              ▼</w:t>
-            </w:r>
-          </w:p>
-          <w:p>
-            <w:pPr>
-              <w:spacing w:line="252" w:lineRule="atLeast" w:before="0" w:after="0"/>
-            </w:pPr>
-            <w:r>
-              <w:rPr>
-                <w:color w:val="24292E"/>
-                <w:sz w:val="17"/>
-                <w:szCs w:val="17"/>
-                <w:rFonts w:ascii="Consolas" w:eastAsia="Microsoft YaHei"/>
-              </w:rPr>
-              <w:t xml:space="preserve">                            SE09 释放 → STMS 导入测试/生产库</w:t>
-            </w:r>
-          </w:p>
-          <w:p>
-            <w:pPr>
-              <w:spacing w:line="252" w:lineRule="atLeast" w:before="0" w:after="0"/>
-            </w:pPr>
-            <w:r>
-              <w:rPr>
-                <w:color w:val="24292E"/>
-                <w:sz w:val="17"/>
-                <w:szCs w:val="17"/>
-                <w:rFonts w:ascii="Consolas" w:eastAsia="Microsoft YaHei"/>
-              </w:rPr>
-              <w:t xml:space="preserve">                              → 每环境 SICF 重新激活</w:t>
-            </w:r>
-          </w:p>
-        </w:tc>
-      </w:tr>
-    </w:tbl>
-    <w:p>
-      <w:pPr>
-        <w:spacing w:after="60"/>
-      </w:pPr>
-    </w:p>
-    <w:p>
-      <w:pPr>
-        <w:spacing w:line="312" w:after="60"/>
-        <w:ind w:firstLine="480"/>
-        <w:jc w:val="both"/>
-      </w:pPr>
-      <w:r>
-        <w:rPr>
-          <w:b w:val="false"/>
-          <w:bCs w:val="false"/>
-          <w:color w:val="1A1A1A"/>
-          <w:sz w:val="24"/>
-          <w:szCs w:val="24"/>
-          <w:rFonts w:ascii="Times New Roman" w:eastAsia="SimSun"/>
-        </w:rPr>
-        <w:t xml:space="preserve">一句话：</w:t>
-      </w:r>
-      <w:r>
-        <w:rPr>
-          <w:b/>
-          <w:bCs/>
-          <w:color w:val="1A1A1A"/>
-          <w:sz w:val="24"/>
-          <w:szCs w:val="24"/>
-          <w:rFonts w:ascii="Times New Roman" w:eastAsia="SimSun"/>
-        </w:rPr>
-        <w:t xml:space="preserve">代码管在 git 里，部署只认 zip，SAP GUI 里只做"上传 + 激活 + 传输"三件事。</w:t>
-      </w:r>
-    </w:p>
-    <w:p>
-      <w:pPr>
-        <w:keepNext/>
-        <w:spacing w:line="312" w:after="60"/>
-        <w:ind w:firstLine="480"/>
-        <w:jc w:val="both"/>
-      </w:pPr>
-      <w:r>
-        <w:rPr>
-          <w:b w:val="false"/>
-          <w:bCs w:val="false"/>
-          <w:color w:val="1A1A1A"/>
-          <w:sz w:val="24"/>
-          <w:szCs w:val="24"/>
-          <w:rFonts w:ascii="Times New Roman" w:eastAsia="SimSun"/>
-        </w:rPr>
-        <w:t xml:space="preserve">两种部署节奏：</w:t>
+        <w:t xml:space="preserve">〇-C.1 本包包含什么</w:t>
       </w:r>
     </w:p>
     <w:tbl>
@@ -9476,32 +8828,6 @@
             </w:pPr>
             <w:r>
               <w:rPr>
-                <w:color w:val="FFFFFF"/>
-                <w:sz w:val="20"/>
-                <w:szCs w:val="20"/>
-                <w:rFonts w:ascii="Arial" w:eastAsia="SimHei"/>
-              </w:rPr>
-            </w:r>
-          </w:p>
-        </w:tc>
-        <w:tc>
-          <w:tcPr>
-            <w:tcW w:type="pct" w:w="33%"/>
-            <w:shd w:fill="1B6B7A" w:val="clear"/>
-            <w:tcMar>
-              <w:top w:type="dxa" w:w="60"/>
-              <w:left w:type="dxa" w:w="120"/>
-              <w:bottom w:type="dxa" w:w="60"/>
-              <w:right w:type="dxa" w:w="120"/>
-            </w:tcMar>
-          </w:tcPr>
-          <w:p>
-            <w:pPr>
-              <w:spacing w:line="276"/>
-              <w:jc w:val="center"/>
-            </w:pPr>
-            <w:r>
-              <w:rPr>
                 <w:b/>
                 <w:bCs/>
                 <w:color w:val="FFFFFF"/>
@@ -9509,13 +8835,13 @@
                 <w:szCs w:val="20"/>
                 <w:rFonts w:ascii="Arial" w:eastAsia="SimHei"/>
               </w:rPr>
-              <w:t xml:space="preserve">全量部署</w:t>
-            </w:r>
-          </w:p>
-        </w:tc>
-        <w:tc>
-          <w:tcPr>
-            <w:tcW w:type="pct" w:w="34%"/>
+              <w:t xml:space="preserve">时间</w:t>
+            </w:r>
+          </w:p>
+        </w:tc>
+        <w:tc>
+          <w:tcPr>
+            <w:tcW w:type="pct" w:w="33%"/>
             <w:shd w:fill="1B6B7A" w:val="clear"/>
             <w:tcMar>
               <w:top w:type="dxa" w:w="60"/>
@@ -9538,7 +8864,36 @@
                 <w:szCs w:val="20"/>
                 <w:rFonts w:ascii="Arial" w:eastAsia="SimHei"/>
               </w:rPr>
-              <w:t xml:space="preserve">增量部署（日常改前端推荐）</w:t>
+              <w:t xml:space="preserve">内容</w:t>
+            </w:r>
+          </w:p>
+        </w:tc>
+        <w:tc>
+          <w:tcPr>
+            <w:tcW w:type="pct" w:w="34%"/>
+            <w:shd w:fill="1B6B7A" w:val="clear"/>
+            <w:tcMar>
+              <w:top w:type="dxa" w:w="60"/>
+              <w:left w:type="dxa" w:w="120"/>
+              <w:bottom w:type="dxa" w:w="60"/>
+              <w:right w:type="dxa" w:w="120"/>
+            </w:tcMar>
+          </w:tcPr>
+          <w:p>
+            <w:pPr>
+              <w:spacing w:line="276"/>
+              <w:jc w:val="center"/>
+            </w:pPr>
+            <w:r>
+              <w:rPr>
+                <w:b/>
+                <w:bCs/>
+                <w:color w:val="FFFFFF"/>
+                <w:sz w:val="20"/>
+                <w:szCs w:val="20"/>
+                <w:rFonts w:ascii="Arial" w:eastAsia="SimHei"/>
+              </w:rPr>
+              <w:t xml:space="preserve">commit（git log 可查）</w:t>
             </w:r>
           </w:p>
         </w:tc>
@@ -9571,7 +8926,7 @@
                 <w:szCs w:val="20"/>
                 <w:rFonts w:ascii="Times New Roman" w:eastAsia="SimSun"/>
               </w:rPr>
-              <w:t xml:space="preserve">场景</w:t>
+              <w:t xml:space="preserve">10-21</w:t>
             </w:r>
           </w:p>
         </w:tc>
@@ -9592,14 +8947,69 @@
             </w:pPr>
             <w:r>
               <w:rPr>
-                <w:b w:val="false"/>
-                <w:bCs w:val="false"/>
-                <w:color w:val="1A1A1A"/>
-                <w:sz w:val="20"/>
-                <w:szCs w:val="20"/>
-                <w:rFonts w:ascii="Times New Roman" w:eastAsia="SimSun"/>
-              </w:rPr>
-              <w:t xml:space="preserve">首次 / 大版本</w:t>
+                <w:b/>
+                <w:bCs/>
+                <w:color w:val="1A1A1A"/>
+                <w:sz w:val="20"/>
+                <w:szCs w:val="20"/>
+                <w:rFonts w:ascii="Times New Roman" w:eastAsia="SimSun"/>
+              </w:rPr>
+              <w:t xml:space="preserve">权限接口 404</w:t>
+            </w:r>
+            <w:r>
+              <w:rPr>
+                <w:b w:val="false"/>
+                <w:bCs w:val="false"/>
+                <w:color w:val="1A1A1A"/>
+                <w:sz w:val="20"/>
+                <w:szCs w:val="20"/>
+                <w:rFonts w:ascii="Times New Roman" w:eastAsia="SimSun"/>
+              </w:rPr>
+              <w:t xml:space="preserve">：权限系 9 个函数导入一律发送全部参数（缺的补空串）。SEGW 生成的 FI 参数没有 Nullable，全部必填，前端省略空参数时网关在 URI 解析层直接报 </w:t>
+            </w:r>
+            <w:r>
+              <w:rPr>
+                <w:b w:val="false"/>
+                <w:bCs w:val="false"/>
+                <w:color w:val="9C2B4B"/>
+                <w:sz w:val="20"/>
+                <w:szCs w:val="20"/>
+                <w:rFonts w:ascii="Consolas" w:eastAsia="Microsoft YaHei"/>
+              </w:rPr>
+              <w:t xml:space="preserve">404 Invalid Function Import Parameter</w:t>
+            </w:r>
+            <w:r>
+              <w:rPr>
+                <w:b w:val="false"/>
+                <w:bCs w:val="false"/>
+                <w:color w:val="1A1A1A"/>
+                <w:sz w:val="20"/>
+                <w:szCs w:val="20"/>
+                <w:rFonts w:ascii="Times New Roman" w:eastAsia="SimSun"/>
+              </w:rPr>
+              <w:t xml:space="preserve">（</w:t>
+            </w:r>
+            <w:r>
+              <w:rPr>
+                <w:b w:val="false"/>
+                <w:bCs w:val="false"/>
+                <w:color w:val="9C2B4B"/>
+                <w:sz w:val="20"/>
+                <w:szCs w:val="20"/>
+                <w:rFonts w:ascii="Consolas" w:eastAsia="Microsoft YaHei"/>
+              </w:rPr>
+              <w:t xml:space="preserve">$metadata</w:t>
+            </w:r>
+            <w:r>
+              <w:rPr>
+                <w:b w:val="false"/>
+                <w:bCs w:val="false"/>
+                <w:color w:val="1A1A1A"/>
+                <w:sz w:val="20"/>
+                <w:szCs w:val="20"/>
+                <w:rFonts w:ascii="Times New Roman" w:eastAsia="SimSun"/>
+              </w:rPr>
+              <w:t xml:space="preserve"> 看不出必填）。10-21 现场已热修，本包是仓库版</w:t>
             </w:r>
           </w:p>
         </w:tc>
@@ -9622,12 +9032,12 @@
               <w:rPr>
                 <w:b w:val="false"/>
                 <w:bCs w:val="false"/>
-                <w:color w:val="1A1A1A"/>
-                <w:sz w:val="20"/>
-                <w:szCs w:val="20"/>
-                <w:rFonts w:ascii="Times New Roman" w:eastAsia="SimSun"/>
-              </w:rPr>
-              <w:t xml:space="preserve">日常改几个文件（如只改 ChatService.js）</w:t>
+                <w:color w:val="9C2B4B"/>
+                <w:sz w:val="20"/>
+                <w:szCs w:val="20"/>
+                <w:rFonts w:ascii="Consolas" w:eastAsia="Microsoft YaHei"/>
+              </w:rPr>
+              <w:t xml:space="preserve">2796ea7</w:t>
             </w:r>
           </w:p>
         </w:tc>
@@ -9660,7 +9070,7 @@
                 <w:szCs w:val="20"/>
                 <w:rFonts w:ascii="Times New Roman" w:eastAsia="SimSun"/>
               </w:rPr>
-              <w:t xml:space="preserve">zip 内容</w:t>
+              <w:t xml:space="preserve">10-21</w:t>
             </w:r>
           </w:p>
         </w:tc>
@@ -9688,7 +9098,7 @@
                 <w:szCs w:val="20"/>
                 <w:rFonts w:ascii="Times New Roman" w:eastAsia="SimSun"/>
               </w:rPr>
-              <w:t xml:space="preserve">整个 dist（约 8600 文件 / 31MB）</w:t>
+              <w:t xml:space="preserve">报表目录：行高 55 → 47px，与搜索框同一档；目录卡片与输入卡同宽（原来宽约 130px）</w:t>
             </w:r>
           </w:p>
         </w:tc>
@@ -9711,12 +9121,12 @@
               <w:rPr>
                 <w:b w:val="false"/>
                 <w:bCs w:val="false"/>
-                <w:color w:val="1A1A1A"/>
-                <w:sz w:val="20"/>
-                <w:szCs w:val="20"/>
-                <w:rFonts w:ascii="Times New Roman" w:eastAsia="SimSun"/>
-              </w:rPr>
-              <w:t xml:space="preserve">仅变更文件（保持相对路径）</w:t>
+                <w:color w:val="9C2B4B"/>
+                <w:sz w:val="20"/>
+                <w:szCs w:val="20"/>
+                <w:rFonts w:ascii="Consolas" w:eastAsia="Microsoft YaHei"/>
+              </w:rPr>
+              <w:t xml:space="preserve">37eb042</w:t>
             </w:r>
           </w:p>
         </w:tc>
@@ -9749,7 +9159,7 @@
                 <w:szCs w:val="20"/>
                 <w:rFonts w:ascii="Times New Roman" w:eastAsia="SimSun"/>
               </w:rPr>
-              <w:t xml:space="preserve">上传耗时</w:t>
+              <w:t xml:space="preserve">10-21</w:t>
             </w:r>
           </w:p>
         </w:tc>
@@ -9777,7 +9187,7 @@
                 <w:szCs w:val="20"/>
                 <w:rFonts w:ascii="Times New Roman" w:eastAsia="SimSun"/>
               </w:rPr>
-              <w:t xml:space="preserve">约 2 小时（⚠️ 耐心，别关窗口）</w:t>
+              <w:t xml:space="preserve">「申请权限」对话框重做：自绘头部 + 下划线页签、竖排表单（提交按钮与申请人固定在页脚）；提交结果与「我的申请」改为“事务码 + 工厂 + 状态胶囊”的列表行，无记录时有空状态</w:t>
             </w:r>
           </w:p>
         </w:tc>
@@ -9800,12 +9210,12 @@
               <w:rPr>
                 <w:b w:val="false"/>
                 <w:bCs w:val="false"/>
-                <w:color w:val="1A1A1A"/>
-                <w:sz w:val="20"/>
-                <w:szCs w:val="20"/>
-                <w:rFonts w:ascii="Times New Roman" w:eastAsia="SimSun"/>
-              </w:rPr>
-              <w:t xml:space="preserve">12 个文件 ≈ 一两分钟</w:t>
+                <w:color w:val="9C2B4B"/>
+                <w:sz w:val="20"/>
+                <w:szCs w:val="20"/>
+                <w:rFonts w:ascii="Consolas" w:eastAsia="Microsoft YaHei"/>
+              </w:rPr>
+              <w:t xml:space="preserve">13a0065</w:t>
             </w:r>
           </w:p>
         </w:tc>
@@ -9838,7 +9248,7 @@
                 <w:szCs w:val="20"/>
                 <w:rFonts w:ascii="Times New Roman" w:eastAsia="SimSun"/>
               </w:rPr>
-              <w:t xml:space="preserve">获取清单</w:t>
+              <w:t xml:space="preserve">10-21</w:t>
             </w:r>
           </w:p>
         </w:tc>
@@ -9859,14 +9269,47 @@
             </w:pPr>
             <w:r>
               <w:rPr>
-                <w:b w:val="false"/>
-                <w:bCs w:val="false"/>
-                <w:color w:val="1A1A1A"/>
-                <w:sz w:val="20"/>
-                <w:szCs w:val="20"/>
-                <w:rFonts w:ascii="Times New Roman" w:eastAsia="SimSun"/>
-              </w:rPr>
-              <w:t xml:space="preserve">直接打全量包</w:t>
+                <w:b/>
+                <w:bCs/>
+                <w:color w:val="1A1A1A"/>
+                <w:sz w:val="20"/>
+                <w:szCs w:val="20"/>
+                <w:rFonts w:ascii="Times New Roman" w:eastAsia="SimSun"/>
+              </w:rPr>
+              <w:t xml:space="preserve">发送键卡在「停止」</w:t>
+            </w:r>
+            <w:r>
+              <w:rPr>
+                <w:b w:val="false"/>
+                <w:bCs w:val="false"/>
+                <w:color w:val="1A1A1A"/>
+                <w:sz w:val="20"/>
+                <w:szCs w:val="20"/>
+                <w:rFonts w:ascii="Times New Roman" w:eastAsia="SimSun"/>
+              </w:rPr>
+              <w:t xml:space="preserve">：发送后马上切到另一个会话（或新建会话、切换对话 / Agent），新会话回车无效、发送键一直是停止图标。现在切换时统一解除忙碌（新方法 </w:t>
+            </w:r>
+            <w:r>
+              <w:rPr>
+                <w:b w:val="false"/>
+                <w:bCs w:val="false"/>
+                <w:color w:val="9C2B4B"/>
+                <w:sz w:val="20"/>
+                <w:szCs w:val="20"/>
+                <w:rFonts w:ascii="Consolas" w:eastAsia="Microsoft YaHei"/>
+              </w:rPr>
+              <w:t xml:space="preserve">_releaseBusy</w:t>
+            </w:r>
+            <w:r>
+              <w:rPr>
+                <w:b w:val="false"/>
+                <w:bCs w:val="false"/>
+                <w:color w:val="1A1A1A"/>
+                <w:sz w:val="20"/>
+                <w:szCs w:val="20"/>
+                <w:rFonts w:ascii="Times New Roman" w:eastAsia="SimSun"/>
+              </w:rPr>
+              <w:t xml:space="preserve">）；原请求照常入库，回到原会话可见</w:t>
             </w:r>
           </w:p>
         </w:tc>
@@ -9894,18 +9337,629 @@
                 <w:szCs w:val="20"/>
                 <w:rFonts w:ascii="Consolas" w:eastAsia="Microsoft YaHei"/>
               </w:rPr>
-              <w:t xml:space="preserve">diff -rq</w:t>
-            </w:r>
-            <w:r>
-              <w:rPr>
-                <w:b w:val="false"/>
-                <w:bCs w:val="false"/>
-                <w:color w:val="1A1A1A"/>
-                <w:sz w:val="20"/>
-                <w:szCs w:val="20"/>
-                <w:rFonts w:ascii="Times New Roman" w:eastAsia="SimSun"/>
-              </w:rPr>
-              <w:t xml:space="preserve"> 新旧 dist 目录 → 变更文件清单</w:t>
+              <w:t xml:space="preserve">7e25b9e</w:t>
+            </w:r>
+          </w:p>
+        </w:tc>
+      </w:tr>
+      <w:tr>
+        <w:trPr>
+          <w:cantSplit/>
+        </w:trPr>
+        <w:tc>
+          <w:tcPr>
+            <w:tcW w:type="pct" w:w="33%"/>
+            <w:tcMar>
+              <w:top w:type="dxa" w:w="60"/>
+              <w:left w:type="dxa" w:w="120"/>
+              <w:bottom w:type="dxa" w:w="60"/>
+              <w:right w:type="dxa" w:w="120"/>
+            </w:tcMar>
+          </w:tcPr>
+          <w:p>
+            <w:pPr>
+              <w:spacing w:line="276"/>
+              <w:jc w:val="left"/>
+            </w:pPr>
+            <w:r>
+              <w:rPr>
+                <w:b w:val="false"/>
+                <w:bCs w:val="false"/>
+                <w:color w:val="1A1A1A"/>
+                <w:sz w:val="20"/>
+                <w:szCs w:val="20"/>
+                <w:rFonts w:ascii="Times New Roman" w:eastAsia="SimSun"/>
+              </w:rPr>
+              <w:t xml:space="preserve">10-21</w:t>
+            </w:r>
+          </w:p>
+        </w:tc>
+        <w:tc>
+          <w:tcPr>
+            <w:tcW w:type="pct" w:w="33%"/>
+            <w:tcMar>
+              <w:top w:type="dxa" w:w="60"/>
+              <w:left w:type="dxa" w:w="120"/>
+              <w:bottom w:type="dxa" w:w="60"/>
+              <w:right w:type="dxa" w:w="120"/>
+            </w:tcMar>
+          </w:tcPr>
+          <w:p>
+            <w:pPr>
+              <w:spacing w:line="276"/>
+              <w:jc w:val="left"/>
+            </w:pPr>
+            <w:r>
+              <w:rPr>
+                <w:b w:val="false"/>
+                <w:bCs w:val="false"/>
+                <w:color w:val="1A1A1A"/>
+                <w:sz w:val="20"/>
+                <w:szCs w:val="20"/>
+                <w:rFonts w:ascii="Times New Roman" w:eastAsia="SimSun"/>
+              </w:rPr>
+              <w:t xml:space="preserve">「权限管理」对话框重做：头部带启用开关 / 刷新 / 关闭；申请记录按状态筛选、批准 / 驳回 / 撤销在行内、页脚翻页；批量代加竖排表单、结果一条一行；权限表 / 规则改为“已有项卡片点选 + 编辑卡”，可「新建」。**删除 </w:t>
+            </w:r>
+            <w:r>
+              <w:rPr>
+                <w:b w:val="false"/>
+                <w:bCs w:val="false"/>
+                <w:color w:val="9C2B4B"/>
+                <w:sz w:val="20"/>
+                <w:szCs w:val="20"/>
+                <w:rFonts w:ascii="Consolas" w:eastAsia="Microsoft YaHei"/>
+              </w:rPr>
+              <w:t xml:space="preserve">AuthResult.fragment.xml</w:t>
+            </w:r>
+            <w:r>
+              <w:rPr>
+                <w:b w:val="false"/>
+                <w:bCs w:val="false"/>
+                <w:color w:val="1A1A1A"/>
+                <w:sz w:val="20"/>
+                <w:szCs w:val="20"/>
+                <w:rFonts w:ascii="Times New Roman" w:eastAsia="SimSun"/>
+              </w:rPr>
+              <w:t xml:space="preserve"> 与旧 </w:t>
+            </w:r>
+            <w:r>
+              <w:rPr>
+                <w:b w:val="false"/>
+                <w:bCs w:val="false"/>
+                <w:color w:val="9C2B4B"/>
+                <w:sz w:val="20"/>
+                <w:szCs w:val="20"/>
+                <w:rFonts w:ascii="Consolas" w:eastAsia="Microsoft YaHei"/>
+              </w:rPr>
+              <w:t xml:space="preserve">.auth*</w:t>
+            </w:r>
+            <w:r>
+              <w:rPr>
+                <w:b w:val="false"/>
+                <w:bCs w:val="false"/>
+                <w:color w:val="1A1A1A"/>
+                <w:sz w:val="20"/>
+                <w:szCs w:val="20"/>
+                <w:rFonts w:ascii="Times New Roman" w:eastAsia="SimSun"/>
+              </w:rPr>
+              <w:t xml:space="preserve"> 样式**</w:t>
+            </w:r>
+          </w:p>
+        </w:tc>
+        <w:tc>
+          <w:tcPr>
+            <w:tcW w:type="pct" w:w="34%"/>
+            <w:tcMar>
+              <w:top w:type="dxa" w:w="60"/>
+              <w:left w:type="dxa" w:w="120"/>
+              <w:bottom w:type="dxa" w:w="60"/>
+              <w:right w:type="dxa" w:w="120"/>
+            </w:tcMar>
+          </w:tcPr>
+          <w:p>
+            <w:pPr>
+              <w:spacing w:line="276"/>
+              <w:jc w:val="left"/>
+            </w:pPr>
+            <w:r>
+              <w:rPr>
+                <w:b w:val="false"/>
+                <w:bCs w:val="false"/>
+                <w:color w:val="9C2B4B"/>
+                <w:sz w:val="20"/>
+                <w:szCs w:val="20"/>
+                <w:rFonts w:ascii="Consolas" w:eastAsia="Microsoft YaHei"/>
+              </w:rPr>
+              <w:t xml:space="preserve">e4c0112</w:t>
+            </w:r>
+          </w:p>
+        </w:tc>
+      </w:tr>
+      <w:tr>
+        <w:trPr>
+          <w:cantSplit/>
+        </w:trPr>
+        <w:tc>
+          <w:tcPr>
+            <w:tcW w:type="pct" w:w="33%"/>
+            <w:tcMar>
+              <w:top w:type="dxa" w:w="60"/>
+              <w:left w:type="dxa" w:w="120"/>
+              <w:bottom w:type="dxa" w:w="60"/>
+              <w:right w:type="dxa" w:w="120"/>
+            </w:tcMar>
+          </w:tcPr>
+          <w:p>
+            <w:pPr>
+              <w:spacing w:line="276"/>
+              <w:jc w:val="left"/>
+            </w:pPr>
+            <w:r>
+              <w:rPr>
+                <w:b w:val="false"/>
+                <w:bCs w:val="false"/>
+                <w:color w:val="1A1A1A"/>
+                <w:sz w:val="20"/>
+                <w:szCs w:val="20"/>
+                <w:rFonts w:ascii="Times New Roman" w:eastAsia="SimSun"/>
+              </w:rPr>
+              <w:t xml:space="preserve">10-21</w:t>
+            </w:r>
+          </w:p>
+        </w:tc>
+        <w:tc>
+          <w:tcPr>
+            <w:tcW w:type="pct" w:w="33%"/>
+            <w:tcMar>
+              <w:top w:type="dxa" w:w="60"/>
+              <w:left w:type="dxa" w:w="120"/>
+              <w:bottom w:type="dxa" w:w="60"/>
+              <w:right w:type="dxa" w:w="120"/>
+            </w:tcMar>
+          </w:tcPr>
+          <w:p>
+            <w:pPr>
+              <w:spacing w:line="276"/>
+              <w:jc w:val="left"/>
+            </w:pPr>
+            <w:r>
+              <w:rPr>
+                <w:b w:val="false"/>
+                <w:bCs w:val="false"/>
+                <w:color w:val="1A1A1A"/>
+                <w:sz w:val="20"/>
+                <w:szCs w:val="20"/>
+                <w:rFonts w:ascii="Times New Roman" w:eastAsia="SimSun"/>
+              </w:rPr>
+              <w:t xml:space="preserve">自绘小按钮（状态胶囊、批准 / 驳回 / 撤销）文字偏下约 4px</w:t>
+            </w:r>
+          </w:p>
+        </w:tc>
+        <w:tc>
+          <w:tcPr>
+            <w:tcW w:type="pct" w:w="34%"/>
+            <w:tcMar>
+              <w:top w:type="dxa" w:w="60"/>
+              <w:left w:type="dxa" w:w="120"/>
+              <w:bottom w:type="dxa" w:w="60"/>
+              <w:right w:type="dxa" w:w="120"/>
+            </w:tcMar>
+          </w:tcPr>
+          <w:p>
+            <w:pPr>
+              <w:spacing w:line="276"/>
+              <w:jc w:val="left"/>
+            </w:pPr>
+            <w:r>
+              <w:rPr>
+                <w:b w:val="false"/>
+                <w:bCs w:val="false"/>
+                <w:color w:val="9C2B4B"/>
+                <w:sz w:val="20"/>
+                <w:szCs w:val="20"/>
+                <w:rFonts w:ascii="Consolas" w:eastAsia="Microsoft YaHei"/>
+              </w:rPr>
+              <w:t xml:space="preserve">ab2740b</w:t>
+            </w:r>
+          </w:p>
+        </w:tc>
+      </w:tr>
+      <w:tr>
+        <w:trPr>
+          <w:cantSplit/>
+        </w:trPr>
+        <w:tc>
+          <w:tcPr>
+            <w:tcW w:type="pct" w:w="33%"/>
+            <w:tcMar>
+              <w:top w:type="dxa" w:w="60"/>
+              <w:left w:type="dxa" w:w="120"/>
+              <w:bottom w:type="dxa" w:w="60"/>
+              <w:right w:type="dxa" w:w="120"/>
+            </w:tcMar>
+          </w:tcPr>
+          <w:p>
+            <w:pPr>
+              <w:spacing w:line="276"/>
+              <w:jc w:val="left"/>
+            </w:pPr>
+            <w:r>
+              <w:rPr>
+                <w:b w:val="false"/>
+                <w:bCs w:val="false"/>
+                <w:color w:val="1A1A1A"/>
+                <w:sz w:val="20"/>
+                <w:szCs w:val="20"/>
+                <w:rFonts w:ascii="Times New Roman" w:eastAsia="SimSun"/>
+              </w:rPr>
+              <w:t xml:space="preserve">10-21</w:t>
+            </w:r>
+          </w:p>
+        </w:tc>
+        <w:tc>
+          <w:tcPr>
+            <w:tcW w:type="pct" w:w="33%"/>
+            <w:tcMar>
+              <w:top w:type="dxa" w:w="60"/>
+              <w:left w:type="dxa" w:w="120"/>
+              <w:bottom w:type="dxa" w:w="60"/>
+              <w:right w:type="dxa" w:w="120"/>
+            </w:tcMar>
+          </w:tcPr>
+          <w:p>
+            <w:pPr>
+              <w:spacing w:line="276"/>
+              <w:jc w:val="left"/>
+            </w:pPr>
+            <w:r>
+              <w:rPr>
+                <w:b w:val="false"/>
+                <w:bCs w:val="false"/>
+                <w:color w:val="1A1A1A"/>
+                <w:sz w:val="20"/>
+                <w:szCs w:val="20"/>
+                <w:rFonts w:ascii="Times New Roman" w:eastAsia="SimSun"/>
+              </w:rPr>
+              <w:t xml:space="preserve">设置 → 用户管理：</w:t>
+            </w:r>
+            <w:r>
+              <w:rPr>
+                <w:b/>
+                <w:bCs/>
+                <w:color w:val="1A1A1A"/>
+                <w:sz w:val="20"/>
+                <w:szCs w:val="20"/>
+                <w:rFonts w:ascii="Times New Roman" w:eastAsia="SimSun"/>
+              </w:rPr>
+              <w:t xml:space="preserve">SAP 上账号、姓名全空，人人显示 USER + 停用，停用按钮无效</w:t>
+            </w:r>
+            <w:r>
+              <w:rPr>
+                <w:b w:val="false"/>
+                <w:bCs w:val="false"/>
+                <w:color w:val="1A1A1A"/>
+                <w:sz w:val="20"/>
+                <w:szCs w:val="20"/>
+                <w:rFonts w:ascii="Times New Roman" w:eastAsia="SimSun"/>
+              </w:rPr>
+              <w:t xml:space="preserve">（后端返回大写字段 </w:t>
+            </w:r>
+            <w:r>
+              <w:rPr>
+                <w:b w:val="false"/>
+                <w:bCs w:val="false"/>
+                <w:color w:val="9C2B4B"/>
+                <w:sz w:val="20"/>
+                <w:szCs w:val="20"/>
+                <w:rFonts w:ascii="Consolas" w:eastAsia="Microsoft YaHei"/>
+              </w:rPr>
+              <w:t xml:space="preserve">USERID</w:t>
+            </w:r>
+            <w:r>
+              <w:rPr>
+                <w:b w:val="false"/>
+                <w:bCs w:val="false"/>
+                <w:color w:val="1A1A1A"/>
+                <w:sz w:val="20"/>
+                <w:szCs w:val="20"/>
+                <w:rFonts w:ascii="Times New Roman" w:eastAsia="SimSun"/>
+              </w:rPr>
+              <w:t xml:space="preserve"> 等，前端按驼峰读）；加载失败显示原因，不再静默显示“暂无用户”；内置管理员 / 自己 / 已停用的行不给停用按钮；开通表单改两列不截断，初始密码只在演示模式显示。连接页：会话 ID 不再压住「重置会话」；再点当前页签不再把内容收起</w:t>
+            </w:r>
+          </w:p>
+        </w:tc>
+        <w:tc>
+          <w:tcPr>
+            <w:tcW w:type="pct" w:w="34%"/>
+            <w:tcMar>
+              <w:top w:type="dxa" w:w="60"/>
+              <w:left w:type="dxa" w:w="120"/>
+              <w:bottom w:type="dxa" w:w="60"/>
+              <w:right w:type="dxa" w:w="120"/>
+            </w:tcMar>
+          </w:tcPr>
+          <w:p>
+            <w:pPr>
+              <w:spacing w:line="276"/>
+              <w:jc w:val="left"/>
+            </w:pPr>
+            <w:r>
+              <w:rPr>
+                <w:b w:val="false"/>
+                <w:bCs w:val="false"/>
+                <w:color w:val="9C2B4B"/>
+                <w:sz w:val="20"/>
+                <w:szCs w:val="20"/>
+                <w:rFonts w:ascii="Consolas" w:eastAsia="Microsoft YaHei"/>
+              </w:rPr>
+              <w:t xml:space="preserve">17a69a0</w:t>
+            </w:r>
+          </w:p>
+        </w:tc>
+      </w:tr>
+      <w:tr>
+        <w:trPr>
+          <w:cantSplit/>
+        </w:trPr>
+        <w:tc>
+          <w:tcPr>
+            <w:tcW w:type="pct" w:w="33%"/>
+            <w:tcMar>
+              <w:top w:type="dxa" w:w="60"/>
+              <w:left w:type="dxa" w:w="120"/>
+              <w:bottom w:type="dxa" w:w="60"/>
+              <w:right w:type="dxa" w:w="120"/>
+            </w:tcMar>
+          </w:tcPr>
+          <w:p>
+            <w:pPr>
+              <w:spacing w:line="276"/>
+              <w:jc w:val="left"/>
+            </w:pPr>
+            <w:r>
+              <w:rPr>
+                <w:b w:val="false"/>
+                <w:bCs w:val="false"/>
+                <w:color w:val="1A1A1A"/>
+                <w:sz w:val="20"/>
+                <w:szCs w:val="20"/>
+                <w:rFonts w:ascii="Times New Roman" w:eastAsia="SimSun"/>
+              </w:rPr>
+              <w:t xml:space="preserve">10-22</w:t>
+            </w:r>
+          </w:p>
+        </w:tc>
+        <w:tc>
+          <w:tcPr>
+            <w:tcW w:type="pct" w:w="33%"/>
+            <w:tcMar>
+              <w:top w:type="dxa" w:w="60"/>
+              <w:left w:type="dxa" w:w="120"/>
+              <w:bottom w:type="dxa" w:w="60"/>
+              <w:right w:type="dxa" w:w="120"/>
+            </w:tcMar>
+          </w:tcPr>
+          <w:p>
+            <w:pPr>
+              <w:spacing w:line="276"/>
+              <w:jc w:val="left"/>
+            </w:pPr>
+            <w:r>
+              <w:rPr>
+                <w:b w:val="false"/>
+                <w:bCs w:val="false"/>
+                <w:color w:val="1A1A1A"/>
+                <w:sz w:val="20"/>
+                <w:szCs w:val="20"/>
+                <w:rFonts w:ascii="Times New Roman" w:eastAsia="SimSun"/>
+              </w:rPr>
+              <w:t xml:space="preserve">设置对话框暗色模式：四个页签的内容区、输入框、表格、下拉弹层（亮色不变）</w:t>
+            </w:r>
+          </w:p>
+        </w:tc>
+        <w:tc>
+          <w:tcPr>
+            <w:tcW w:type="pct" w:w="34%"/>
+            <w:tcMar>
+              <w:top w:type="dxa" w:w="60"/>
+              <w:left w:type="dxa" w:w="120"/>
+              <w:bottom w:type="dxa" w:w="60"/>
+              <w:right w:type="dxa" w:w="120"/>
+            </w:tcMar>
+          </w:tcPr>
+          <w:p>
+            <w:pPr>
+              <w:spacing w:line="276"/>
+              <w:jc w:val="left"/>
+            </w:pPr>
+            <w:r>
+              <w:rPr>
+                <w:b w:val="false"/>
+                <w:bCs w:val="false"/>
+                <w:color w:val="9C2B4B"/>
+                <w:sz w:val="20"/>
+                <w:szCs w:val="20"/>
+                <w:rFonts w:ascii="Consolas" w:eastAsia="Microsoft YaHei"/>
+              </w:rPr>
+              <w:t xml:space="preserve">3d29e32</w:t>
+            </w:r>
+          </w:p>
+        </w:tc>
+      </w:tr>
+      <w:tr>
+        <w:trPr>
+          <w:cantSplit/>
+        </w:trPr>
+        <w:tc>
+          <w:tcPr>
+            <w:tcW w:type="pct" w:w="33%"/>
+            <w:tcMar>
+              <w:top w:type="dxa" w:w="60"/>
+              <w:left w:type="dxa" w:w="120"/>
+              <w:bottom w:type="dxa" w:w="60"/>
+              <w:right w:type="dxa" w:w="120"/>
+            </w:tcMar>
+          </w:tcPr>
+          <w:p>
+            <w:pPr>
+              <w:spacing w:line="276"/>
+              <w:jc w:val="left"/>
+            </w:pPr>
+            <w:r>
+              <w:rPr>
+                <w:b w:val="false"/>
+                <w:bCs w:val="false"/>
+                <w:color w:val="1A1A1A"/>
+                <w:sz w:val="20"/>
+                <w:szCs w:val="20"/>
+                <w:rFonts w:ascii="Times New Roman" w:eastAsia="SimSun"/>
+              </w:rPr>
+              <w:t xml:space="preserve">10-22</w:t>
+            </w:r>
+          </w:p>
+        </w:tc>
+        <w:tc>
+          <w:tcPr>
+            <w:tcW w:type="pct" w:w="33%"/>
+            <w:tcMar>
+              <w:top w:type="dxa" w:w="60"/>
+              <w:left w:type="dxa" w:w="120"/>
+              <w:bottom w:type="dxa" w:w="60"/>
+              <w:right w:type="dxa" w:w="120"/>
+            </w:tcMar>
+          </w:tcPr>
+          <w:p>
+            <w:pPr>
+              <w:spacing w:line="276"/>
+              <w:jc w:val="left"/>
+            </w:pPr>
+            <w:r>
+              <w:rPr>
+                <w:b w:val="false"/>
+                <w:bCs w:val="false"/>
+                <w:color w:val="1A1A1A"/>
+                <w:sz w:val="20"/>
+                <w:szCs w:val="20"/>
+                <w:rFonts w:ascii="Times New Roman" w:eastAsia="SimSun"/>
+              </w:rPr>
+              <w:t xml:space="preserve">设置 → 模型管理表：「服务地址」列被挤成一个字宽、地址竖着排 → 改 5 列，地址单行省略、悬停看全</w:t>
+            </w:r>
+          </w:p>
+        </w:tc>
+        <w:tc>
+          <w:tcPr>
+            <w:tcW w:type="pct" w:w="34%"/>
+            <w:tcMar>
+              <w:top w:type="dxa" w:w="60"/>
+              <w:left w:type="dxa" w:w="120"/>
+              <w:bottom w:type="dxa" w:w="60"/>
+              <w:right w:type="dxa" w:w="120"/>
+            </w:tcMar>
+          </w:tcPr>
+          <w:p>
+            <w:pPr>
+              <w:spacing w:line="276"/>
+              <w:jc w:val="left"/>
+            </w:pPr>
+            <w:r>
+              <w:rPr>
+                <w:b w:val="false"/>
+                <w:bCs w:val="false"/>
+                <w:color w:val="9C2B4B"/>
+                <w:sz w:val="20"/>
+                <w:szCs w:val="20"/>
+                <w:rFonts w:ascii="Consolas" w:eastAsia="Microsoft YaHei"/>
+              </w:rPr>
+              <w:t xml:space="preserve">1456a05</w:t>
+            </w:r>
+          </w:p>
+        </w:tc>
+      </w:tr>
+      <w:tr>
+        <w:trPr>
+          <w:cantSplit/>
+        </w:trPr>
+        <w:tc>
+          <w:tcPr>
+            <w:tcW w:type="pct" w:w="33%"/>
+            <w:tcMar>
+              <w:top w:type="dxa" w:w="60"/>
+              <w:left w:type="dxa" w:w="120"/>
+              <w:bottom w:type="dxa" w:w="60"/>
+              <w:right w:type="dxa" w:w="120"/>
+            </w:tcMar>
+          </w:tcPr>
+          <w:p>
+            <w:pPr>
+              <w:spacing w:line="276"/>
+              <w:jc w:val="left"/>
+            </w:pPr>
+            <w:r>
+              <w:rPr>
+                <w:b w:val="false"/>
+                <w:bCs w:val="false"/>
+                <w:color w:val="1A1A1A"/>
+                <w:sz w:val="20"/>
+                <w:szCs w:val="20"/>
+                <w:rFonts w:ascii="Times New Roman" w:eastAsia="SimSun"/>
+              </w:rPr>
+              <w:t xml:space="preserve">10-22</w:t>
+            </w:r>
+          </w:p>
+        </w:tc>
+        <w:tc>
+          <w:tcPr>
+            <w:tcW w:type="pct" w:w="33%"/>
+            <w:tcMar>
+              <w:top w:type="dxa" w:w="60"/>
+              <w:left w:type="dxa" w:w="120"/>
+              <w:bottom w:type="dxa" w:w="60"/>
+              <w:right w:type="dxa" w:w="120"/>
+            </w:tcMar>
+          </w:tcPr>
+          <w:p>
+            <w:pPr>
+              <w:spacing w:line="276"/>
+              <w:jc w:val="left"/>
+            </w:pPr>
+            <w:r>
+              <w:rPr>
+                <w:b w:val="false"/>
+                <w:bCs w:val="false"/>
+                <w:color w:val="1A1A1A"/>
+                <w:sz w:val="20"/>
+                <w:szCs w:val="20"/>
+                <w:rFonts w:ascii="Times New Roman" w:eastAsia="SimSun"/>
+              </w:rPr>
+              <w:t xml:space="preserve">申请权限 / 权限审批 / 权限管理三个对话框头部收紧（131 → 111px），关闭 / 刷新 / 开关与标题中线对齐</w:t>
+            </w:r>
+          </w:p>
+        </w:tc>
+        <w:tc>
+          <w:tcPr>
+            <w:tcW w:type="pct" w:w="34%"/>
+            <w:tcMar>
+              <w:top w:type="dxa" w:w="60"/>
+              <w:left w:type="dxa" w:w="120"/>
+              <w:bottom w:type="dxa" w:w="60"/>
+              <w:right w:type="dxa" w:w="120"/>
+            </w:tcMar>
+          </w:tcPr>
+          <w:p>
+            <w:pPr>
+              <w:spacing w:line="276"/>
+              <w:jc w:val="left"/>
+            </w:pPr>
+            <w:r>
+              <w:rPr>
+                <w:b w:val="false"/>
+                <w:bCs w:val="false"/>
+                <w:color w:val="9C2B4B"/>
+                <w:sz w:val="20"/>
+                <w:szCs w:val="20"/>
+                <w:rFonts w:ascii="Consolas" w:eastAsia="Microsoft YaHei"/>
+              </w:rPr>
+              <w:t xml:space="preserve">5dc0444</w:t>
             </w:r>
           </w:p>
         </w:tc>
@@ -9918,38 +9972,53 @@
     </w:p>
     <w:p>
       <w:pPr>
-        <w:pStyle w:val="Heading1"/>
-        <w:pageBreakBefore/>
-        <w:spacing w:before="360" w:after="160" w:line="312"/>
-      </w:pPr>
-      <w:r>
-        <w:rPr>
-          <w:b/>
-          <w:bCs/>
-          <w:color w:val="1B6B7A"/>
-          <w:sz w:val="32"/>
-          <w:szCs w:val="32"/>
-          <w:rFonts w:ascii="Arial" w:eastAsia="SimHei"/>
-        </w:rPr>
-        <w:t xml:space="preserve">一、构建前配置自检（30 秒，防 90% 部署事故）</w:t>
-      </w:r>
-    </w:p>
-    <w:p>
-      <w:pPr>
         <w:spacing w:line="312" w:after="60"/>
         <w:ind w:firstLine="480"/>
         <w:jc w:val="both"/>
       </w:pPr>
       <w:r>
         <w:rPr>
-          <w:b w:val="false"/>
-          <w:bCs w:val="false"/>
+          <w:b/>
+          <w:bCs/>
           <w:color w:val="1A1A1A"/>
           <w:sz w:val="24"/>
           <w:szCs w:val="24"/>
           <w:rFonts w:ascii="Times New Roman" w:eastAsia="SimSun"/>
         </w:rPr>
-        <w:t xml:space="preserve">打开 </w:t>
+        <w:t xml:space="preserve">文件变化</w:t>
+      </w:r>
+      <w:r>
+        <w:rPr>
+          <w:b w:val="false"/>
+          <w:bCs w:val="false"/>
+          <w:color w:val="1A1A1A"/>
+          <w:sz w:val="24"/>
+          <w:szCs w:val="24"/>
+          <w:rFonts w:ascii="Times New Roman" w:eastAsia="SimSun"/>
+        </w:rPr>
+        <w:t xml:space="preserve">：没有新增文件；</w:t>
+      </w:r>
+      <w:r>
+        <w:rPr>
+          <w:b/>
+          <w:bCs/>
+          <w:color w:val="1A1A1A"/>
+          <w:sz w:val="24"/>
+          <w:szCs w:val="24"/>
+          <w:rFonts w:ascii="Times New Roman" w:eastAsia="SimSun"/>
+        </w:rPr>
+        <w:t xml:space="preserve">删除</w:t>
+      </w:r>
+      <w:r>
+        <w:rPr>
+          <w:b w:val="false"/>
+          <w:bCs w:val="false"/>
+          <w:color w:val="1A1A1A"/>
+          <w:sz w:val="24"/>
+          <w:szCs w:val="24"/>
+          <w:rFonts w:ascii="Times New Roman" w:eastAsia="SimSun"/>
+        </w:rPr>
+        <w:t xml:space="preserve"> </w:t>
       </w:r>
       <w:r>
         <w:rPr>
@@ -9960,7 +10029,7 @@
           <w:szCs w:val="24"/>
           <w:rFonts w:ascii="Consolas" w:eastAsia="Microsoft YaHei"/>
         </w:rPr>
-        <w:t xml:space="preserve">webapp/config.js</w:t>
+        <w:t xml:space="preserve">webapp/view/AuthResult.fragment.xml</w:t>
       </w:r>
       <w:r>
         <w:rPr>
@@ -9971,7 +10040,312 @@
           <w:szCs w:val="24"/>
           <w:rFonts w:ascii="Times New Roman" w:eastAsia="SimSun"/>
         </w:rPr>
-        <w:t xml:space="preserve">（构建后 dist/config.js 才是部署生效的那份），确认五个值：</w:t>
+        <w:t xml:space="preserve">；修改 </w:t>
+      </w:r>
+      <w:r>
+        <w:rPr>
+          <w:b w:val="false"/>
+          <w:bCs w:val="false"/>
+          <w:color w:val="9C2B4B"/>
+          <w:sz w:val="24"/>
+          <w:szCs w:val="24"/>
+          <w:rFonts w:ascii="Consolas" w:eastAsia="Microsoft YaHei"/>
+        </w:rPr>
+        <w:t xml:space="preserve">App.controller.js</w:t>
+      </w:r>
+      <w:r>
+        <w:rPr>
+          <w:b w:val="false"/>
+          <w:bCs w:val="false"/>
+          <w:color w:val="1A1A1A"/>
+          <w:sz w:val="24"/>
+          <w:szCs w:val="24"/>
+          <w:rFonts w:ascii="Times New Roman" w:eastAsia="SimSun"/>
+        </w:rPr>
+        <w:t xml:space="preserve">、</w:t>
+      </w:r>
+      <w:r>
+        <w:rPr>
+          <w:b w:val="false"/>
+          <w:bCs w:val="false"/>
+          <w:color w:val="9C2B4B"/>
+          <w:sz w:val="24"/>
+          <w:szCs w:val="24"/>
+          <w:rFonts w:ascii="Consolas" w:eastAsia="Microsoft YaHei"/>
+        </w:rPr>
+        <w:t xml:space="preserve">ChatService.js</w:t>
+      </w:r>
+      <w:r>
+        <w:rPr>
+          <w:b w:val="false"/>
+          <w:bCs w:val="false"/>
+          <w:color w:val="1A1A1A"/>
+          <w:sz w:val="24"/>
+          <w:szCs w:val="24"/>
+          <w:rFonts w:ascii="Times New Roman" w:eastAsia="SimSun"/>
+        </w:rPr>
+        <w:t xml:space="preserve">、</w:t>
+      </w:r>
+      <w:r>
+        <w:rPr>
+          <w:b w:val="false"/>
+          <w:bCs w:val="false"/>
+          <w:color w:val="9C2B4B"/>
+          <w:sz w:val="24"/>
+          <w:szCs w:val="24"/>
+          <w:rFonts w:ascii="Consolas" w:eastAsia="Microsoft YaHei"/>
+        </w:rPr>
+        <w:t xml:space="preserve">mixin/AuthPanel.js</w:t>
+      </w:r>
+      <w:r>
+        <w:rPr>
+          <w:b w:val="false"/>
+          <w:bCs w:val="false"/>
+          <w:color w:val="1A1A1A"/>
+          <w:sz w:val="24"/>
+          <w:szCs w:val="24"/>
+          <w:rFonts w:ascii="Times New Roman" w:eastAsia="SimSun"/>
+        </w:rPr>
+        <w:t xml:space="preserve">、</w:t>
+      </w:r>
+      <w:r>
+        <w:rPr>
+          <w:b w:val="false"/>
+          <w:bCs w:val="false"/>
+          <w:color w:val="9C2B4B"/>
+          <w:sz w:val="24"/>
+          <w:szCs w:val="24"/>
+          <w:rFonts w:ascii="Consolas" w:eastAsia="Microsoft YaHei"/>
+        </w:rPr>
+        <w:t xml:space="preserve">mixin/SettingsPanel.js</w:t>
+      </w:r>
+      <w:r>
+        <w:rPr>
+          <w:b w:val="false"/>
+          <w:bCs w:val="false"/>
+          <w:color w:val="1A1A1A"/>
+          <w:sz w:val="24"/>
+          <w:szCs w:val="24"/>
+          <w:rFonts w:ascii="Times New Roman" w:eastAsia="SimSun"/>
+        </w:rPr>
+        <w:t xml:space="preserve">、</w:t>
+      </w:r>
+      <w:r>
+        <w:rPr>
+          <w:b w:val="false"/>
+          <w:bCs w:val="false"/>
+          <w:color w:val="9C2B4B"/>
+          <w:sz w:val="24"/>
+          <w:szCs w:val="24"/>
+          <w:rFonts w:ascii="Consolas" w:eastAsia="Microsoft YaHei"/>
+        </w:rPr>
+        <w:t xml:space="preserve">AuthDialog</w:t>
+      </w:r>
+      <w:r>
+        <w:rPr>
+          <w:b w:val="false"/>
+          <w:bCs w:val="false"/>
+          <w:color w:val="1A1A1A"/>
+          <w:sz w:val="24"/>
+          <w:szCs w:val="24"/>
+          <w:rFonts w:ascii="Times New Roman" w:eastAsia="SimSun"/>
+        </w:rPr>
+        <w:t xml:space="preserve"> / </w:t>
+      </w:r>
+      <w:r>
+        <w:rPr>
+          <w:b w:val="false"/>
+          <w:bCs w:val="false"/>
+          <w:color w:val="9C2B4B"/>
+          <w:sz w:val="24"/>
+          <w:szCs w:val="24"/>
+          <w:rFonts w:ascii="Consolas" w:eastAsia="Microsoft YaHei"/>
+        </w:rPr>
+        <w:t xml:space="preserve">AuthAdmin</w:t>
+      </w:r>
+      <w:r>
+        <w:rPr>
+          <w:b w:val="false"/>
+          <w:bCs w:val="false"/>
+          <w:color w:val="1A1A1A"/>
+          <w:sz w:val="24"/>
+          <w:szCs w:val="24"/>
+          <w:rFonts w:ascii="Times New Roman" w:eastAsia="SimSun"/>
+        </w:rPr>
+        <w:t xml:space="preserve"> / </w:t>
+      </w:r>
+      <w:r>
+        <w:rPr>
+          <w:b w:val="false"/>
+          <w:bCs w:val="false"/>
+          <w:color w:val="9C2B4B"/>
+          <w:sz w:val="24"/>
+          <w:szCs w:val="24"/>
+          <w:rFonts w:ascii="Consolas" w:eastAsia="Microsoft YaHei"/>
+        </w:rPr>
+        <w:t xml:space="preserve">AuthAdminDialog</w:t>
+      </w:r>
+      <w:r>
+        <w:rPr>
+          <w:b w:val="false"/>
+          <w:bCs w:val="false"/>
+          <w:color w:val="1A1A1A"/>
+          <w:sz w:val="24"/>
+          <w:szCs w:val="24"/>
+          <w:rFonts w:ascii="Times New Roman" w:eastAsia="SimSun"/>
+        </w:rPr>
+        <w:t xml:space="preserve"> / </w:t>
+      </w:r>
+      <w:r>
+        <w:rPr>
+          <w:b w:val="false"/>
+          <w:bCs w:val="false"/>
+          <w:color w:val="9C2B4B"/>
+          <w:sz w:val="24"/>
+          <w:szCs w:val="24"/>
+          <w:rFonts w:ascii="Consolas" w:eastAsia="Microsoft YaHei"/>
+        </w:rPr>
+        <w:t xml:space="preserve">SettingsDialog</w:t>
+      </w:r>
+      <w:r>
+        <w:rPr>
+          <w:b w:val="false"/>
+          <w:bCs w:val="false"/>
+          <w:color w:val="1A1A1A"/>
+          <w:sz w:val="24"/>
+          <w:szCs w:val="24"/>
+          <w:rFonts w:ascii="Times New Roman" w:eastAsia="SimSun"/>
+        </w:rPr>
+        <w:t xml:space="preserve"> 四个片段、</w:t>
+      </w:r>
+      <w:r>
+        <w:rPr>
+          <w:b w:val="false"/>
+          <w:bCs w:val="false"/>
+          <w:color w:val="9C2B4B"/>
+          <w:sz w:val="24"/>
+          <w:szCs w:val="24"/>
+          <w:rFonts w:ascii="Consolas" w:eastAsia="Microsoft YaHei"/>
+        </w:rPr>
+        <w:t xml:space="preserve">i18n.properties</w:t>
+      </w:r>
+      <w:r>
+        <w:rPr>
+          <w:b w:val="false"/>
+          <w:bCs w:val="false"/>
+          <w:color w:val="1A1A1A"/>
+          <w:sz w:val="24"/>
+          <w:szCs w:val="24"/>
+          <w:rFonts w:ascii="Times New Roman" w:eastAsia="SimSun"/>
+        </w:rPr>
+        <w:t xml:space="preserve">、</w:t>
+      </w:r>
+      <w:r>
+        <w:rPr>
+          <w:b w:val="false"/>
+          <w:bCs w:val="false"/>
+          <w:color w:val="9C2B4B"/>
+          <w:sz w:val="24"/>
+          <w:szCs w:val="24"/>
+          <w:rFonts w:ascii="Consolas" w:eastAsia="Microsoft YaHei"/>
+        </w:rPr>
+        <w:t xml:space="preserve">style-gale.css</w:t>
+      </w:r>
+      <w:r>
+        <w:rPr>
+          <w:b w:val="false"/>
+          <w:bCs w:val="false"/>
+          <w:color w:val="1A1A1A"/>
+          <w:sz w:val="24"/>
+          <w:szCs w:val="24"/>
+          <w:rFonts w:ascii="Times New Roman" w:eastAsia="SimSun"/>
+        </w:rPr>
+        <w:t xml:space="preserve">、</w:t>
+      </w:r>
+      <w:r>
+        <w:rPr>
+          <w:b w:val="false"/>
+          <w:bCs w:val="false"/>
+          <w:color w:val="9C2B4B"/>
+          <w:sz w:val="24"/>
+          <w:szCs w:val="24"/>
+          <w:rFonts w:ascii="Consolas" w:eastAsia="Microsoft YaHei"/>
+        </w:rPr>
+        <w:t xml:space="preserve">style-features.css</w:t>
+      </w:r>
+      <w:r>
+        <w:rPr>
+          <w:b w:val="false"/>
+          <w:bCs w:val="false"/>
+          <w:color w:val="1A1A1A"/>
+          <w:sz w:val="24"/>
+          <w:szCs w:val="24"/>
+          <w:rFonts w:ascii="Times New Roman" w:eastAsia="SimSun"/>
+        </w:rPr>
+        <w:t xml:space="preserve">。</w:t>
+      </w:r>
+    </w:p>
+    <w:p>
+      <w:pPr>
+        <w:pStyle w:val="Heading2"/>
+        <w:spacing w:before="240" w:after="120" w:line="312"/>
+      </w:pPr>
+      <w:r>
+        <w:rPr>
+          <w:b/>
+          <w:bCs/>
+          <w:color w:val="1B6B7A"/>
+          <w:sz w:val="28"/>
+          <w:szCs w:val="28"/>
+          <w:rFonts w:ascii="Arial" w:eastAsia="SimHei"/>
+          <w:highlight w:val="yellow"/>
+          <w:highlightCs w:val="yellow"/>
+        </w:rPr>
+        <w:t xml:space="preserve">〇-C.2 构建前检查与打包</w:t>
+      </w:r>
+    </w:p>
+    <w:p>
+      <w:pPr>
+        <w:pStyle w:val="ListParagraph"/>
+        <w:numPr>
+          <w:ilvl w:val="0"/>
+          <w:numId w:val="8"/>
+        </w:numPr>
+        <w:spacing w:line="312" w:after="40"/>
+        <w:jc w:val="both"/>
+      </w:pPr>
+      <w:r>
+        <w:rPr>
+          <w:b w:val="false"/>
+          <w:bCs w:val="false"/>
+          <w:color w:val="1A1A1A"/>
+          <w:sz w:val="22"/>
+          <w:szCs w:val="22"/>
+          <w:rFonts w:ascii="Times New Roman" w:eastAsia="SimSun"/>
+        </w:rPr>
+        <w:t xml:space="preserve">线上前端应是 〇-B 包（10-21）；后端不需要任何配合。</w:t>
+      </w:r>
+    </w:p>
+    <w:p>
+      <w:pPr>
+        <w:pStyle w:val="ListParagraph"/>
+        <w:numPr>
+          <w:ilvl w:val="0"/>
+          <w:numId w:val="8"/>
+        </w:numPr>
+        <w:spacing w:line="312" w:after="40"/>
+        <w:jc w:val="both"/>
+      </w:pPr>
+      <w:r>
+        <w:rPr>
+          <w:b w:val="false"/>
+          <w:bCs w:val="false"/>
+          <w:color w:val="1A1A1A"/>
+          <w:sz w:val="22"/>
+          <w:szCs w:val="22"/>
+          <w:rFonts w:ascii="Times New Roman" w:eastAsia="SimSun"/>
+        </w:rPr>
+        <w:t xml:space="preserve">在项目根目录执行：</w:t>
       </w:r>
     </w:p>
     <w:tbl>
@@ -10012,7 +10386,7 @@
                 <w:szCs w:val="17"/>
                 <w:rFonts w:ascii="Consolas" w:eastAsia="Microsoft YaHei"/>
               </w:rPr>
-              <w:t xml:space="preserve">mode: "backend",                        // 后端模式（探测失败自动降级演示）</w:t>
+              <w:t xml:space="preserve">node --check webapp/controller/App.controller.js</w:t>
             </w:r>
           </w:p>
           <w:p>
@@ -10026,7 +10400,7 @@
                 <w:szCs w:val="17"/>
                 <w:rFonts w:ascii="Consolas" w:eastAsia="Microsoft YaHei"/>
               </w:rPr>
-              <w:t xml:space="preserve">host: "",                               // ★ 部署进 SAP 同域必须留空！填了反而跨域</w:t>
+              <w:t xml:space="preserve">node --check webapp/service/ChatService.js</w:t>
             </w:r>
           </w:p>
           <w:p>
@@ -10040,7 +10414,7 @@
                 <w:szCs w:val="17"/>
                 <w:rFonts w:ascii="Consolas" w:eastAsia="Microsoft YaHei"/>
               </w:rPr>
-              <w:t xml:space="preserve">path: "/sap/opu/odata/sap/ZAI_CHAT_SRV/",</w:t>
+              <w:t xml:space="preserve">node --check webapp/controller/mixin/AuthPanel.js</w:t>
             </w:r>
           </w:p>
           <w:p>
@@ -10054,7 +10428,7 @@
                 <w:szCs w:val="17"/>
                 <w:rFonts w:ascii="Consolas" w:eastAsia="Microsoft YaHei"/>
               </w:rPr>
-              <w:t xml:space="preserve">ui5Src: "./resources/sap-ui-core.js",  // ★ 随包自带 UI5（内网部署命根子）</w:t>
+              <w:t xml:space="preserve">node --check webapp/controller/mixin/SettingsPanel.js</w:t>
             </w:r>
           </w:p>
           <w:p>
@@ -10068,7 +10442,21 @@
                 <w:szCs w:val="17"/>
                 <w:rFonts w:ascii="Consolas" w:eastAsia="Microsoft YaHei"/>
               </w:rPr>
-              <w:t xml:space="preserve">ui5Theme: "sap_horizon"</w:t>
+              <w:t xml:space="preserve">node test-server/frontend-tests.js</w:t>
+            </w:r>
+          </w:p>
+          <w:p>
+            <w:pPr>
+              <w:spacing w:line="252" w:lineRule="atLeast" w:before="0" w:after="0"/>
+            </w:pPr>
+            <w:r>
+              <w:rPr>
+                <w:color w:val="24292E"/>
+                <w:sz w:val="17"/>
+                <w:szCs w:val="17"/>
+                <w:rFonts w:ascii="Consolas" w:eastAsia="Microsoft YaHei"/>
+              </w:rPr>
+              <w:t xml:space="preserve">npm run build</w:t>
             </w:r>
           </w:p>
         </w:tc>
@@ -10085,17 +10473,6 @@
         <w:ind w:firstLine="480"/>
         <w:jc w:val="both"/>
       </w:pPr>
-      <w:r>
-        <w:rPr>
-          <w:b w:val="false"/>
-          <w:bCs w:val="false"/>
-          <w:color w:val="1A1A1A"/>
-          <w:sz w:val="24"/>
-          <w:szCs w:val="24"/>
-          <w:rFonts w:ascii="Times New Roman" w:eastAsia="SimSun"/>
-        </w:rPr>
-        <w:t xml:space="preserve">⚠️ 最常见翻车点：</w:t>
-      </w:r>
       <w:r>
         <w:rPr>
           <w:b w:val="false"/>
@@ -10105,7 +10482,7 @@
           <w:szCs w:val="24"/>
           <w:rFonts w:ascii="Consolas" w:eastAsia="Microsoft YaHei"/>
         </w:rPr>
-        <w:t xml:space="preserve">host</w:t>
+        <w:t xml:space="preserve">frontend-tests.js</w:t>
       </w:r>
       <w:r>
         <w:rPr>
@@ -10116,47 +10493,29 @@
           <w:szCs w:val="24"/>
           <w:rFonts w:ascii="Times New Roman" w:eastAsia="SimSun"/>
         </w:rPr>
-        <w:t xml:space="preserve"> 填了开发机地址（如 </w:t>
-      </w:r>
-      <w:r>
-        <w:rPr>
-          <w:b w:val="false"/>
-          <w:bCs w:val="false"/>
-          <w:color w:val="9C2B4B"/>
-          <w:sz w:val="24"/>
-          <w:szCs w:val="24"/>
-          <w:rFonts w:ascii="Consolas" w:eastAsia="Microsoft YaHei"/>
-        </w:rPr>
-        <w:t xml:space="preserve">http://sapgls4dev...:8000</w:t>
-      </w:r>
-      <w:r>
-        <w:rPr>
-          <w:b w:val="false"/>
-          <w:bCs w:val="false"/>
-          <w:color w:val="1A1A1A"/>
-          <w:sz w:val="24"/>
-          <w:szCs w:val="24"/>
-          <w:rFonts w:ascii="Times New Roman" w:eastAsia="SimSun"/>
-        </w:rPr>
-        <w:t xml:space="preserve">）。同源部署 host 必须空串。</w:t>
+        <w:t xml:space="preserve"> 末行应为“41 通过，0 失败”（含本包新增的用户列表大写 / 驼峰字段与演示模式内置管理员用例）。</w:t>
       </w:r>
     </w:p>
     <w:p>
       <w:pPr>
-        <w:pStyle w:val="Heading1"/>
-        <w:pageBreakBefore/>
-        <w:spacing w:before="360" w:after="160" w:line="312"/>
-      </w:pPr>
-      <w:r>
-        <w:rPr>
-          <w:b/>
-          <w:bCs/>
-          <w:color w:val="1B6B7A"/>
-          <w:sz w:val="32"/>
-          <w:szCs w:val="32"/>
-          <w:rFonts w:ascii="Arial" w:eastAsia="SimHei"/>
-        </w:rPr>
-        <w:t xml:space="preserve">二、构建</w:t>
+        <w:pStyle w:val="ListParagraph"/>
+        <w:numPr>
+          <w:ilvl w:val="0"/>
+          <w:numId w:val="9"/>
+        </w:numPr>
+        <w:spacing w:line="312" w:after="40"/>
+        <w:jc w:val="both"/>
+      </w:pPr>
+      <w:r>
+        <w:rPr>
+          <w:b w:val="false"/>
+          <w:bCs w:val="false"/>
+          <w:color w:val="1A1A1A"/>
+          <w:sz w:val="22"/>
+          <w:szCs w:val="22"/>
+          <w:rFonts w:ascii="Times New Roman" w:eastAsia="SimSun"/>
+        </w:rPr>
+        <w:t xml:space="preserve">构建后核对（前三条都应 ≥ 1，最后一条应输出提示；不符 = 构建用了旧代码）：</w:t>
       </w:r>
     </w:p>
     <w:tbl>
@@ -10197,7 +10556,7 @@
                 <w:szCs w:val="17"/>
                 <w:rFonts w:ascii="Consolas" w:eastAsia="Microsoft YaHei"/>
               </w:rPr>
-              <w:t xml:space="preserve">npm install        # 仅首次/依赖变化（内网无外网：拷现成 node_modules）</w:t>
+              <w:t xml:space="preserve">grep -c "_releaseBusy" dist/Component-preload.js</w:t>
             </w:r>
           </w:p>
           <w:p>
@@ -10211,7 +10570,35 @@
                 <w:szCs w:val="17"/>
                 <w:rFonts w:ascii="Consolas" w:eastAsia="Microsoft YaHei"/>
               </w:rPr>
-              <w:t xml:space="preserve">npm run build      # ui5 build --all --clean-dest，产物 dist/，约 1.5~8 分钟</w:t>
+              <w:t xml:space="preserve">grep -cF 'AuthTableDescribe:["Tabname"]' dist/Component-preload.js</w:t>
+            </w:r>
+          </w:p>
+          <w:p>
+            <w:pPr>
+              <w:spacing w:line="252" w:lineRule="atLeast" w:before="0" w:after="0"/>
+            </w:pPr>
+            <w:r>
+              <w:rPr>
+                <w:color w:val="24292E"/>
+                <w:sz w:val="17"/>
+                <w:szCs w:val="17"/>
+                <w:rFonts w:ascii="Consolas" w:eastAsia="Microsoft YaHei"/>
+              </w:rPr>
+              <w:t xml:space="preserve">grep -c "settingsDlg" dist/Component-preload.js</w:t>
+            </w:r>
+          </w:p>
+          <w:p>
+            <w:pPr>
+              <w:spacing w:line="252" w:lineRule="atLeast" w:before="0" w:after="0"/>
+            </w:pPr>
+            <w:r>
+              <w:rPr>
+                <w:color w:val="24292E"/>
+                <w:sz w:val="17"/>
+                <w:szCs w:val="17"/>
+                <w:rFonts w:ascii="Consolas" w:eastAsia="Microsoft YaHei"/>
+              </w:rPr>
+              <w:t xml:space="preserve">test ! -e dist/view/AuthResult.fragment.xml &amp;&amp; echo "AuthResult 已不在包里"</w:t>
             </w:r>
           </w:p>
         </w:tc>
@@ -10224,10 +10611,50 @@
     </w:p>
     <w:p>
       <w:pPr>
+        <w:spacing w:line="312" w:after="60"/>
+        <w:ind w:firstLine="480"/>
+        <w:jc w:val="both"/>
+      </w:pPr>
+      <w:r>
+        <w:rPr>
+          <w:b w:val="false"/>
+          <w:bCs w:val="false"/>
+          <w:color w:val="1A1A1A"/>
+          <w:sz w:val="24"/>
+          <w:szCs w:val="24"/>
+          <w:rFonts w:ascii="Times New Roman" w:eastAsia="SimSun"/>
+        </w:rPr>
+        <w:t xml:space="preserve">第二条是权限接口全参数清单（压缩后变量名会变，所以查清单内容）。10-22 实测构建：三条各 1 处，</w:t>
+      </w:r>
+      <w:r>
+        <w:rPr>
+          <w:b w:val="false"/>
+          <w:bCs w:val="false"/>
+          <w:color w:val="9C2B4B"/>
+          <w:sz w:val="24"/>
+          <w:szCs w:val="24"/>
+          <w:rFonts w:ascii="Consolas" w:eastAsia="Microsoft YaHei"/>
+        </w:rPr>
+        <w:t xml:space="preserve">AuthResult</w:t>
+      </w:r>
+      <w:r>
+        <w:rPr>
+          <w:b w:val="false"/>
+          <w:bCs w:val="false"/>
+          <w:color w:val="1A1A1A"/>
+          <w:sz w:val="24"/>
+          <w:szCs w:val="24"/>
+          <w:rFonts w:ascii="Times New Roman" w:eastAsia="SimSun"/>
+        </w:rPr>
+        <w:t xml:space="preserve"> 不在包里。</w:t>
+      </w:r>
+    </w:p>
+    <w:p>
+      <w:pPr>
         <w:pStyle w:val="ListParagraph"/>
         <w:numPr>
           <w:ilvl w:val="0"/>
-          <w:numId w:val="1"/>
+          <w:numId w:val="10"/>
         </w:numPr>
         <w:spacing w:line="312" w:after="40"/>
         <w:jc w:val="both"/>
@@ -10236,77 +10663,81 @@
         <w:rPr>
           <w:b w:val="false"/>
           <w:bCs w:val="false"/>
-          <w:color w:val="9C2B4B"/>
-          <w:sz w:val="22"/>
-          <w:szCs w:val="22"/>
-          <w:rFonts w:ascii="Consolas" w:eastAsia="Microsoft YaHei"/>
-        </w:rPr>
-        <w:t xml:space="preserve">--all</w:t>
-      </w:r>
-      <w:r>
-        <w:rPr>
-          <w:b w:val="false"/>
-          <w:bCs w:val="false"/>
-          <w:color w:val="1A1A1A"/>
-          <w:sz w:val="22"/>
-          <w:szCs w:val="22"/>
-          <w:rFonts w:ascii="Times New Roman" w:eastAsia="SimSun"/>
-        </w:rPr>
-        <w:t xml:space="preserve"> 会把 UI5 1.130 运行时 + 双主题库整个打进 </w:t>
-      </w:r>
-      <w:r>
-        <w:rPr>
-          <w:b w:val="false"/>
-          <w:bCs w:val="false"/>
-          <w:color w:val="9C2B4B"/>
-          <w:sz w:val="22"/>
-          <w:szCs w:val="22"/>
-          <w:rFonts w:ascii="Consolas" w:eastAsia="Microsoft YaHei"/>
-        </w:rPr>
-        <w:t xml:space="preserve">dist/resources/</w:t>
-      </w:r>
-      <w:r>
-        <w:rPr>
-          <w:b w:val="false"/>
-          <w:bCs w:val="false"/>
-          <w:color w:val="1A1A1A"/>
-          <w:sz w:val="22"/>
-          <w:szCs w:val="22"/>
-          <w:rFonts w:ascii="Times New Roman" w:eastAsia="SimSun"/>
-        </w:rPr>
-        <w:t xml:space="preserve">（ui5.yaml 已声明 framework）——</w:t>
-      </w:r>
-      <w:r>
-        <w:rPr>
-          <w:b/>
-          <w:bCs/>
-          <w:color w:val="1A1A1A"/>
-          <w:sz w:val="22"/>
-          <w:szCs w:val="22"/>
-          <w:rFonts w:ascii="Times New Roman" w:eastAsia="SimSun"/>
-        </w:rPr>
-        <w:t xml:space="preserve">部署后不依赖公网 CDN、不依赖服务器内置 UI5 版本</w:t>
-      </w:r>
-      <w:r>
-        <w:rPr>
-          <w:b w:val="false"/>
-          <w:bCs w:val="false"/>
-          <w:color w:val="1A1A1A"/>
-          <w:sz w:val="22"/>
-          <w:szCs w:val="22"/>
-          <w:rFonts w:ascii="Times New Roman" w:eastAsia="SimSun"/>
-        </w:rPr>
-        <w:t xml:space="preserve">；</w:t>
-      </w:r>
+          <w:color w:val="1A1A1A"/>
+          <w:sz w:val="22"/>
+          <w:szCs w:val="22"/>
+          <w:rFonts w:ascii="Times New Roman" w:eastAsia="SimSun"/>
+        </w:rPr>
+        <w:t xml:space="preserve">打包（全量包，流程同 〇-B.4）：</w:t>
+      </w:r>
+    </w:p>
+    <w:tbl>
+      <w:tblPr>
+        <w:tblW w:type="pct" w:w="100%"/>
+        <w:tblBorders>
+          <w:top w:val="single" w:color="C8DDE2" w:sz="4"/>
+          <w:left w:val="single" w:color="C8DDE2" w:sz="4"/>
+          <w:bottom w:val="single" w:color="C8DDE2" w:sz="4"/>
+          <w:right w:val="single" w:color="C8DDE2" w:sz="4"/>
+          <w:insideH w:val="none" w:color="auto" w:sz="0"/>
+          <w:insideV w:val="none" w:color="auto" w:sz="0"/>
+        </w:tblBorders>
+        <w:tblLayout w:type="fixed"/>
+      </w:tblPr>
+      <w:tblGrid>
+        <w:gridCol w:w="100"/>
+      </w:tblGrid>
+      <w:tr>
+        <w:tc>
+          <w:tcPr>
+            <w:shd w:fill="F2F4F7" w:val="clear"/>
+            <w:tcMar>
+              <w:top w:type="dxa" w:w="100"/>
+              <w:left w:type="dxa" w:w="180"/>
+              <w:bottom w:type="dxa" w:w="100"/>
+              <w:right w:type="dxa" w:w="120"/>
+            </w:tcMar>
+          </w:tcPr>
+          <w:p>
+            <w:pPr>
+              <w:spacing w:line="252" w:lineRule="atLeast" w:before="0" w:after="0"/>
+            </w:pPr>
+            <w:r>
+              <w:rPr>
+                <w:color w:val="24292E"/>
+                <w:sz w:val="17"/>
+                <w:szCs w:val="17"/>
+                <w:rFonts w:ascii="Consolas" w:eastAsia="Microsoft YaHei"/>
+              </w:rPr>
+              <w:t xml:space="preserve">cd dist</w:t>
+            </w:r>
+          </w:p>
+          <w:p>
+            <w:pPr>
+              <w:spacing w:line="252" w:lineRule="atLeast" w:before="0" w:after="0"/>
+            </w:pPr>
+            <w:r>
+              <w:rPr>
+                <w:color w:val="24292E"/>
+                <w:sz w:val="17"/>
+                <w:szCs w:val="17"/>
+                <w:rFonts w:ascii="Consolas" w:eastAsia="Microsoft YaHei"/>
+              </w:rPr>
+              <w:t xml:space="preserve">zip -qr ../zai_chat_dist_前端修复_20261022.zip . -x "*.map"</w:t>
+            </w:r>
+          </w:p>
+        </w:tc>
+      </w:tr>
+    </w:tbl>
+    <w:p>
+      <w:pPr>
+        <w:spacing w:after="60"/>
+      </w:pPr>
     </w:p>
     <w:p>
       <w:pPr>
-        <w:pStyle w:val="ListParagraph"/>
-        <w:numPr>
-          <w:ilvl w:val="0"/>
-          <w:numId w:val="1"/>
-        </w:numPr>
-        <w:spacing w:line="312" w:after="40"/>
+        <w:spacing w:line="312" w:after="60"/>
+        <w:ind w:firstLine="480"/>
         <w:jc w:val="both"/>
       </w:pPr>
       <w:r>
@@ -10314,55 +10745,33 @@
           <w:b w:val="false"/>
           <w:bCs w:val="false"/>
           <w:color w:val="1A1A1A"/>
-          <w:sz w:val="22"/>
-          <w:szCs w:val="22"/>
-          <w:rFonts w:ascii="Times New Roman" w:eastAsia="SimSun"/>
-        </w:rPr>
-        <w:t xml:space="preserve">内网构建机离线方案：把交付包 </w:t>
+          <w:sz w:val="24"/>
+          <w:szCs w:val="24"/>
+          <w:rFonts w:ascii="Times New Roman" w:eastAsia="SimSun"/>
+        </w:rPr>
+        <w:t xml:space="preserve">上传、重新激活 BSP SICF 节点、Ctrl+F5、清缓存的做法与 〇-B.4 完全相同。旧包里的 </w:t>
       </w:r>
       <w:r>
         <w:rPr>
           <w:b w:val="false"/>
           <w:bCs w:val="false"/>
           <w:color w:val="9C2B4B"/>
-          <w:sz w:val="22"/>
-          <w:szCs w:val="22"/>
+          <w:sz w:val="24"/>
+          <w:szCs w:val="24"/>
           <w:rFonts w:ascii="Consolas" w:eastAsia="Microsoft YaHei"/>
         </w:rPr>
-        <w:t xml:space="preserve">02_部署产物/ui5框架缓存_复制到_C盘用户目录.zip</w:t>
-      </w:r>
-      <w:r>
-        <w:rPr>
-          <w:b w:val="false"/>
-          <w:bCs w:val="false"/>
-          <w:color w:val="1A1A1A"/>
-          <w:sz w:val="22"/>
-          <w:szCs w:val="22"/>
-          <w:rFonts w:ascii="Times New Roman" w:eastAsia="SimSun"/>
-        </w:rPr>
-        <w:t xml:space="preserve"> 解压到 </w:t>
-      </w:r>
-      <w:r>
-        <w:rPr>
-          <w:b w:val="false"/>
-          <w:bCs w:val="false"/>
-          <w:color w:val="9C2B4B"/>
-          <w:sz w:val="22"/>
-          <w:szCs w:val="22"/>
-          <w:rFonts w:ascii="Consolas" w:eastAsia="Microsoft YaHei"/>
-        </w:rPr>
-        <w:t xml:space="preserve">C:\Users\&lt;用户&gt;\.ui5\</w:t>
-      </w:r>
-      <w:r>
-        <w:rPr>
-          <w:b w:val="false"/>
-          <w:bCs w:val="false"/>
-          <w:color w:val="1A1A1A"/>
-          <w:sz w:val="22"/>
-          <w:szCs w:val="22"/>
-          <w:rFonts w:ascii="Times New Roman" w:eastAsia="SimSun"/>
-        </w:rPr>
-        <w:t xml:space="preserve">（框架缓存，约 7600 文件）。</w:t>
+        <w:t xml:space="preserve">AuthResult.fragment.xml</w:t>
+      </w:r>
+      <w:r>
+        <w:rPr>
+          <w:b w:val="false"/>
+          <w:bCs w:val="false"/>
+          <w:color w:val="1A1A1A"/>
+          <w:sz w:val="24"/>
+          <w:szCs w:val="24"/>
+          <w:rFonts w:ascii="Times New Roman" w:eastAsia="SimSun"/>
+        </w:rPr>
+        <w:t xml:space="preserve"> 即使残留在 BSP 仓库里也不会被加载，不影响使用。</w:t>
       </w:r>
     </w:p>
     <w:p>
@@ -10378,234 +10787,10 @@
           <w:sz w:val="28"/>
           <w:szCs w:val="28"/>
           <w:rFonts w:ascii="Arial" w:eastAsia="SimHei"/>
-        </w:rPr>
-        <w:t xml:space="preserve">构建纪律（实踩过的坑）</w:t>
-      </w:r>
-    </w:p>
-    <w:p>
-      <w:pPr>
-        <w:pStyle w:val="ListParagraph"/>
-        <w:numPr>
-          <w:ilvl w:val="0"/>
-          <w:numId w:val="8"/>
-        </w:numPr>
-        <w:spacing w:line="312" w:after="40"/>
-        <w:jc w:val="both"/>
-      </w:pPr>
-      <w:r>
-        <w:rPr>
-          <w:b/>
-          <w:bCs/>
-          <w:color w:val="1A1A1A"/>
-          <w:sz w:val="22"/>
-          <w:szCs w:val="22"/>
-          <w:rFonts w:ascii="Times New Roman" w:eastAsia="SimSun"/>
-        </w:rPr>
-        <w:t xml:space="preserve">补丁晚于 dist 构建 = 服务器跑旧代码</w:t>
-      </w:r>
-      <w:r>
-        <w:rPr>
-          <w:b w:val="false"/>
-          <w:bCs w:val="false"/>
-          <w:color w:val="1A1A1A"/>
-          <w:sz w:val="22"/>
-          <w:szCs w:val="22"/>
-          <w:rFonts w:ascii="Times New Roman" w:eastAsia="SimSun"/>
-        </w:rPr>
-        <w:t xml:space="preserve">（09-04 事故实锤）——改代码必须重跑 build 并校验 preload；</w:t>
-      </w:r>
-    </w:p>
-    <w:p>
-      <w:pPr>
-        <w:pStyle w:val="ListParagraph"/>
-        <w:numPr>
-          <w:ilvl w:val="0"/>
-          <w:numId w:val="8"/>
-        </w:numPr>
-        <w:spacing w:line="312" w:after="40"/>
-        <w:jc w:val="both"/>
-      </w:pPr>
-      <w:r>
-        <w:rPr>
-          <w:b/>
-          <w:bCs/>
-          <w:color w:val="1A1A1A"/>
-          <w:sz w:val="22"/>
-          <w:szCs w:val="22"/>
-          <w:rFonts w:ascii="Times New Roman" w:eastAsia="SimSun"/>
-        </w:rPr>
-        <w:t xml:space="preserve">并发构建互相覆盖 dist</w:t>
-      </w:r>
-      <w:r>
-        <w:rPr>
-          <w:b w:val="false"/>
-          <w:bCs w:val="false"/>
-          <w:color w:val="1A1A1A"/>
-          <w:sz w:val="22"/>
-          <w:szCs w:val="22"/>
-          <w:rFonts w:ascii="Times New Roman" w:eastAsia="SimSun"/>
-        </w:rPr>
-        <w:t xml:space="preserve">：启动前 </w:t>
-      </w:r>
-      <w:r>
-        <w:rPr>
-          <w:b w:val="false"/>
-          <w:bCs w:val="false"/>
-          <w:color w:val="9C2B4B"/>
-          <w:sz w:val="22"/>
-          <w:szCs w:val="22"/>
-          <w:rFonts w:ascii="Consolas" w:eastAsia="Microsoft YaHei"/>
-        </w:rPr>
-        <w:t xml:space="preserve">pgrep -f "[u]i5 build"</w:t>
-      </w:r>
-      <w:r>
-        <w:rPr>
-          <w:b w:val="false"/>
-          <w:bCs w:val="false"/>
-          <w:color w:val="1A1A1A"/>
-          <w:sz w:val="22"/>
-          <w:szCs w:val="22"/>
-          <w:rFonts w:ascii="Times New Roman" w:eastAsia="SimSun"/>
-        </w:rPr>
-        <w:t xml:space="preserve"> 确认无存活进程（</w:t>
-      </w:r>
-      <w:r>
-        <w:rPr>
-          <w:b w:val="false"/>
-          <w:bCs w:val="false"/>
-          <w:color w:val="9C2B4B"/>
-          <w:sz w:val="22"/>
-          <w:szCs w:val="22"/>
-          <w:rFonts w:ascii="Consolas" w:eastAsia="Microsoft YaHei"/>
-        </w:rPr>
-        <w:t xml:space="preserve">[]</w:t>
-      </w:r>
-      <w:r>
-        <w:rPr>
-          <w:b w:val="false"/>
-          <w:bCs w:val="false"/>
-          <w:color w:val="1A1A1A"/>
-          <w:sz w:val="22"/>
-          <w:szCs w:val="22"/>
-          <w:rFonts w:ascii="Times New Roman" w:eastAsia="SimSun"/>
-        </w:rPr>
-        <w:t xml:space="preserve"> 防自匹配），等进程退出且日志出现 </w:t>
-      </w:r>
-      <w:r>
-        <w:rPr>
-          <w:b w:val="false"/>
-          <w:bCs w:val="false"/>
-          <w:color w:val="9C2B4B"/>
-          <w:sz w:val="22"/>
-          <w:szCs w:val="22"/>
-          <w:rFonts w:ascii="Consolas" w:eastAsia="Microsoft YaHei"/>
-        </w:rPr>
-        <w:t xml:space="preserve">Executing cleanup</w:t>
-      </w:r>
-      <w:r>
-        <w:rPr>
-          <w:b w:val="false"/>
-          <w:bCs w:val="false"/>
-          <w:color w:val="1A1A1A"/>
-          <w:sz w:val="22"/>
-          <w:szCs w:val="22"/>
-          <w:rFonts w:ascii="Times New Roman" w:eastAsia="SimSun"/>
-        </w:rPr>
-        <w:t xml:space="preserve"> 才算完成；杀进程用 </w:t>
-      </w:r>
-      <w:r>
-        <w:rPr>
-          <w:b w:val="false"/>
-          <w:bCs w:val="false"/>
-          <w:color w:val="9C2B4B"/>
-          <w:sz w:val="22"/>
-          <w:szCs w:val="22"/>
-          <w:rFonts w:ascii="Consolas" w:eastAsia="Microsoft YaHei"/>
-        </w:rPr>
-        <w:t xml:space="preserve">pkill -f "[u]i5 build"</w:t>
-      </w:r>
-      <w:r>
-        <w:rPr>
-          <w:b w:val="false"/>
-          <w:bCs w:val="false"/>
-          <w:color w:val="1A1A1A"/>
-          <w:sz w:val="22"/>
-          <w:szCs w:val="22"/>
-          <w:rFonts w:ascii="Times New Roman" w:eastAsia="SimSun"/>
-        </w:rPr>
-        <w:t xml:space="preserve"> 模式；</w:t>
-      </w:r>
-    </w:p>
-    <w:p>
-      <w:pPr>
-        <w:pStyle w:val="ListParagraph"/>
-        <w:numPr>
-          <w:ilvl w:val="0"/>
-          <w:numId w:val="8"/>
-        </w:numPr>
-        <w:spacing w:line="312" w:after="40"/>
-        <w:jc w:val="both"/>
-      </w:pPr>
-      <w:r>
-        <w:rPr>
-          <w:b w:val="false"/>
-          <w:bCs w:val="false"/>
-          <w:color w:val="9C2B4B"/>
-          <w:sz w:val="22"/>
-          <w:szCs w:val="22"/>
-          <w:rFonts w:ascii="Consolas" w:eastAsia="Microsoft YaHei"/>
-        </w:rPr>
-        <w:t xml:space="preserve">pkill -f "ui5 build"</w:t>
-      </w:r>
-      <w:r>
-        <w:rPr>
-          <w:b w:val="false"/>
-          <w:bCs w:val="false"/>
-          <w:color w:val="1A1A1A"/>
-          <w:sz w:val="22"/>
-          <w:szCs w:val="22"/>
-          <w:rFonts w:ascii="Times New Roman" w:eastAsia="SimSun"/>
-        </w:rPr>
-        <w:t xml:space="preserve"> 不带 </w:t>
-      </w:r>
-      <w:r>
-        <w:rPr>
-          <w:b w:val="false"/>
-          <w:bCs w:val="false"/>
-          <w:color w:val="9C2B4B"/>
-          <w:sz w:val="22"/>
-          <w:szCs w:val="22"/>
-          <w:rFonts w:ascii="Consolas" w:eastAsia="Microsoft YaHei"/>
-        </w:rPr>
-        <w:t xml:space="preserve">[]</w:t>
-      </w:r>
-      <w:r>
-        <w:rPr>
-          <w:b w:val="false"/>
-          <w:bCs w:val="false"/>
-          <w:color w:val="1A1A1A"/>
-          <w:sz w:val="22"/>
-          <w:szCs w:val="22"/>
-          <w:rFonts w:ascii="Times New Roman" w:eastAsia="SimSun"/>
-        </w:rPr>
-        <w:t xml:space="preserve"> 会匹配到自己。</w:t>
-      </w:r>
-    </w:p>
-    <w:p>
-      <w:pPr>
-        <w:pStyle w:val="Heading2"/>
-        <w:spacing w:before="240" w:after="120" w:line="312"/>
-      </w:pPr>
-      <w:r>
-        <w:rPr>
-          <w:b/>
-          <w:bCs/>
-          <w:color w:val="1B6B7A"/>
-          <w:sz w:val="28"/>
-          <w:szCs w:val="28"/>
-          <w:rFonts w:ascii="Arial" w:eastAsia="SimHei"/>
-        </w:rPr>
-        <w:t xml:space="preserve">构建产物自检（3 检查点）</w:t>
+          <w:highlight w:val="yellow"/>
+          <w:highlightCs w:val="yellow"/>
+        </w:rPr>
+        <w:t xml:space="preserve">〇-C.3 前端验收（亮色、暗色各过一遍界面项）</w:t>
       </w:r>
     </w:p>
     <w:tbl>
@@ -10684,7 +10869,7 @@
                 <w:szCs w:val="20"/>
                 <w:rFonts w:ascii="Arial" w:eastAsia="SimHei"/>
               </w:rPr>
-              <w:t xml:space="preserve">检查</w:t>
+              <w:t xml:space="preserve">操作</w:t>
             </w:r>
           </w:p>
         </w:tc>
@@ -10713,7 +10898,7 @@
                 <w:szCs w:val="20"/>
                 <w:rFonts w:ascii="Arial" w:eastAsia="SimHei"/>
               </w:rPr>
-              <w:t xml:space="preserve">方法</w:t>
+              <w:t xml:space="preserve">预期</w:t>
             </w:r>
           </w:p>
         </w:tc>
@@ -10774,7 +10959,7 @@
                 <w:szCs w:val="20"/>
                 <w:rFonts w:ascii="Times New Roman" w:eastAsia="SimSun"/>
               </w:rPr>
-              <w:t xml:space="preserve">UI5 运行时随包</w:t>
+              <w:t xml:space="preserve">普通用户点侧栏「申请权限」，提交一次申请</w:t>
             </w:r>
           </w:p>
         </w:tc>
@@ -10797,23 +10982,12 @@
               <w:rPr>
                 <w:b w:val="false"/>
                 <w:bCs w:val="false"/>
-                <w:color w:val="9C2B4B"/>
-                <w:sz w:val="20"/>
-                <w:szCs w:val="20"/>
-                <w:rFonts w:ascii="Consolas" w:eastAsia="Microsoft YaHei"/>
-              </w:rPr>
-              <w:t xml:space="preserve">dist/resources/sap-ui-core.js</w:t>
-            </w:r>
-            <w:r>
-              <w:rPr>
-                <w:b w:val="false"/>
-                <w:bCs w:val="false"/>
-                <w:color w:val="1A1A1A"/>
-                <w:sz w:val="20"/>
-                <w:szCs w:val="20"/>
-                <w:rFonts w:ascii="Times New Roman" w:eastAsia="SimSun"/>
-              </w:rPr>
-              <w:t xml:space="preserve"> 存在（缺了=构建没带 framework）</w:t>
+                <w:color w:val="1A1A1A"/>
+                <w:sz w:val="20"/>
+                <w:szCs w:val="20"/>
+                <w:rFonts w:ascii="Times New Roman" w:eastAsia="SimSun"/>
+              </w:rPr>
+              <w:t xml:space="preserve">新外观：自绘头部 + 下划线页签、竖排表单；提交结果是“事务码 + 工厂 + 状态胶囊”的列表行；「我的申请」无记录时有空状态</w:t>
             </w:r>
           </w:p>
         </w:tc>
@@ -10874,7 +11048,7 @@
                 <w:szCs w:val="20"/>
                 <w:rFonts w:ascii="Times New Roman" w:eastAsia="SimSun"/>
               </w:rPr>
-              <w:t xml:space="preserve">highlight.js 随包</w:t>
+              <w:t xml:space="preserve">ADMIN 打开权限管理（「权限审批」→ 管理）</w:t>
             </w:r>
           </w:p>
         </w:tc>
@@ -10897,45 +11071,12 @@
               <w:rPr>
                 <w:b w:val="false"/>
                 <w:bCs w:val="false"/>
-                <w:color w:val="9C2B4B"/>
-                <w:sz w:val="20"/>
-                <w:szCs w:val="20"/>
-                <w:rFonts w:ascii="Consolas" w:eastAsia="Microsoft YaHei"/>
-              </w:rPr>
-              <w:t xml:space="preserve">dist/thirdparty/hljs/highlight.min.js</w:t>
-            </w:r>
-            <w:r>
-              <w:rPr>
-                <w:b w:val="false"/>
-                <w:bCs w:val="false"/>
-                <w:color w:val="1A1A1A"/>
-                <w:sz w:val="20"/>
-                <w:szCs w:val="20"/>
-                <w:rFonts w:ascii="Times New Roman" w:eastAsia="SimSun"/>
-              </w:rPr>
-              <w:t xml:space="preserve">、</w:t>
-            </w:r>
-            <w:r>
-              <w:rPr>
-                <w:b w:val="false"/>
-                <w:bCs w:val="false"/>
-                <w:color w:val="9C2B4B"/>
-                <w:sz w:val="20"/>
-                <w:szCs w:val="20"/>
-                <w:rFonts w:ascii="Consolas" w:eastAsia="Microsoft YaHei"/>
-              </w:rPr>
-              <w:t xml:space="preserve">abap.min.js</w:t>
-            </w:r>
-            <w:r>
-              <w:rPr>
-                <w:b w:val="false"/>
-                <w:bCs w:val="false"/>
-                <w:color w:val="1A1A1A"/>
-                <w:sz w:val="20"/>
-                <w:szCs w:val="20"/>
-                <w:rFonts w:ascii="Times New Roman" w:eastAsia="SimSun"/>
-              </w:rPr>
-              <w:t xml:space="preserve"> 存在</w:t>
+                <w:color w:val="1A1A1A"/>
+                <w:sz w:val="20"/>
+                <w:szCs w:val="20"/>
+                <w:rFonts w:ascii="Times New Roman" w:eastAsia="SimSun"/>
+              </w:rPr>
+              <w:t xml:space="preserve">头部有启用开关、刷新、关闭；申请记录能按状态筛选，批准 / 驳回 / 撤销在行内；权限表 / 规则能点选已有项载入编辑，也能「新建」</w:t>
             </w:r>
           </w:p>
         </w:tc>
@@ -10996,7 +11137,7 @@
                 <w:szCs w:val="20"/>
                 <w:rFonts w:ascii="Times New Roman" w:eastAsia="SimSun"/>
               </w:rPr>
-              <w:t xml:space="preserve">配置正确</w:t>
+              <w:t xml:space="preserve">申请、批量代加、审批、撤销、登记权限表各做一次，F12 → Network</w:t>
             </w:r>
           </w:p>
         </w:tc>
@@ -11024,7 +11165,7 @@
                 <w:szCs w:val="20"/>
                 <w:rFonts w:ascii="Times New Roman" w:eastAsia="SimSun"/>
               </w:rPr>
-              <w:t xml:space="preserve">打开 </w:t>
+              <w:t xml:space="preserve">没有 404；函数导入 URL 里参数齐全（没填的参数为 </w:t>
             </w:r>
             <w:r>
               <w:rPr>
@@ -11035,18 +11176,663 @@
                 <w:szCs w:val="20"/>
                 <w:rFonts w:ascii="Consolas" w:eastAsia="Microsoft YaHei"/>
               </w:rPr>
-              <w:t xml:space="preserve">dist/config.js</w:t>
-            </w:r>
-            <w:r>
-              <w:rPr>
-                <w:b w:val="false"/>
-                <w:bCs w:val="false"/>
-                <w:color w:val="1A1A1A"/>
-                <w:sz w:val="20"/>
-                <w:szCs w:val="20"/>
-                <w:rFonts w:ascii="Times New Roman" w:eastAsia="SimSun"/>
-              </w:rPr>
-              <w:t xml:space="preserve">：host 空、ui5Src=./resources/sap-ui-core.js</w:t>
+              <w:t xml:space="preserve">''</w:t>
+            </w:r>
+            <w:r>
+              <w:rPr>
+                <w:b w:val="false"/>
+                <w:bCs w:val="false"/>
+                <w:color w:val="1A1A1A"/>
+                <w:sz w:val="20"/>
+                <w:szCs w:val="20"/>
+                <w:rFonts w:ascii="Times New Roman" w:eastAsia="SimSun"/>
+              </w:rPr>
+              <w:t xml:space="preserve">）</w:t>
+            </w:r>
+          </w:p>
+        </w:tc>
+      </w:tr>
+      <w:tr>
+        <w:trPr>
+          <w:cantSplit/>
+        </w:trPr>
+        <w:tc>
+          <w:tcPr>
+            <w:tcW w:type="pct" w:w="33%"/>
+            <w:tcMar>
+              <w:top w:type="dxa" w:w="60"/>
+              <w:left w:type="dxa" w:w="120"/>
+              <w:bottom w:type="dxa" w:w="60"/>
+              <w:right w:type="dxa" w:w="120"/>
+            </w:tcMar>
+          </w:tcPr>
+          <w:p>
+            <w:pPr>
+              <w:spacing w:line="276"/>
+              <w:jc w:val="left"/>
+            </w:pPr>
+            <w:r>
+              <w:rPr>
+                <w:b w:val="false"/>
+                <w:bCs w:val="false"/>
+                <w:color w:val="1A1A1A"/>
+                <w:sz w:val="20"/>
+                <w:szCs w:val="20"/>
+                <w:rFonts w:ascii="Times New Roman" w:eastAsia="SimSun"/>
+              </w:rPr>
+              <w:t xml:space="preserve">4</w:t>
+            </w:r>
+          </w:p>
+        </w:tc>
+        <w:tc>
+          <w:tcPr>
+            <w:tcW w:type="pct" w:w="33%"/>
+            <w:tcMar>
+              <w:top w:type="dxa" w:w="60"/>
+              <w:left w:type="dxa" w:w="120"/>
+              <w:bottom w:type="dxa" w:w="60"/>
+              <w:right w:type="dxa" w:w="120"/>
+            </w:tcMar>
+          </w:tcPr>
+          <w:p>
+            <w:pPr>
+              <w:spacing w:line="276"/>
+              <w:jc w:val="left"/>
+            </w:pPr>
+            <w:r>
+              <w:rPr>
+                <w:b w:val="false"/>
+                <w:bCs w:val="false"/>
+                <w:color w:val="1A1A1A"/>
+                <w:sz w:val="20"/>
+                <w:szCs w:val="20"/>
+                <w:rFonts w:ascii="Times New Roman" w:eastAsia="SimSun"/>
+              </w:rPr>
+              <w:t xml:space="preserve">三个权限对话框依次打开</w:t>
+            </w:r>
+          </w:p>
+        </w:tc>
+        <w:tc>
+          <w:tcPr>
+            <w:tcW w:type="pct" w:w="34%"/>
+            <w:tcMar>
+              <w:top w:type="dxa" w:w="60"/>
+              <w:left w:type="dxa" w:w="120"/>
+              <w:bottom w:type="dxa" w:w="60"/>
+              <w:right w:type="dxa" w:w="120"/>
+            </w:tcMar>
+          </w:tcPr>
+          <w:p>
+            <w:pPr>
+              <w:spacing w:line="276"/>
+              <w:jc w:val="left"/>
+            </w:pPr>
+            <w:r>
+              <w:rPr>
+                <w:b w:val="false"/>
+                <w:bCs w:val="false"/>
+                <w:color w:val="1A1A1A"/>
+                <w:sz w:val="20"/>
+                <w:szCs w:val="20"/>
+                <w:rFonts w:ascii="Times New Roman" w:eastAsia="SimSun"/>
+              </w:rPr>
+              <w:t xml:space="preserve">头部紧凑；关闭 / 刷新 / 启用开关与标题对齐；状态胶囊、批准 / 驳回 / 撤销按钮里的字垂直居中</w:t>
+            </w:r>
+          </w:p>
+        </w:tc>
+      </w:tr>
+      <w:tr>
+        <w:trPr>
+          <w:cantSplit/>
+        </w:trPr>
+        <w:tc>
+          <w:tcPr>
+            <w:tcW w:type="pct" w:w="33%"/>
+            <w:tcMar>
+              <w:top w:type="dxa" w:w="60"/>
+              <w:left w:type="dxa" w:w="120"/>
+              <w:bottom w:type="dxa" w:w="60"/>
+              <w:right w:type="dxa" w:w="120"/>
+            </w:tcMar>
+          </w:tcPr>
+          <w:p>
+            <w:pPr>
+              <w:spacing w:line="276"/>
+              <w:jc w:val="left"/>
+            </w:pPr>
+            <w:r>
+              <w:rPr>
+                <w:b w:val="false"/>
+                <w:bCs w:val="false"/>
+                <w:color w:val="1A1A1A"/>
+                <w:sz w:val="20"/>
+                <w:szCs w:val="20"/>
+                <w:rFonts w:ascii="Times New Roman" w:eastAsia="SimSun"/>
+              </w:rPr>
+              <w:t xml:space="preserve">5</w:t>
+            </w:r>
+          </w:p>
+        </w:tc>
+        <w:tc>
+          <w:tcPr>
+            <w:tcW w:type="pct" w:w="33%"/>
+            <w:tcMar>
+              <w:top w:type="dxa" w:w="60"/>
+              <w:left w:type="dxa" w:w="120"/>
+              <w:bottom w:type="dxa" w:w="60"/>
+              <w:right w:type="dxa" w:w="120"/>
+            </w:tcMar>
+          </w:tcPr>
+          <w:p>
+            <w:pPr>
+              <w:spacing w:line="276"/>
+              <w:jc w:val="left"/>
+            </w:pPr>
+            <w:r>
+              <w:rPr>
+                <w:b w:val="false"/>
+                <w:bCs w:val="false"/>
+                <w:color w:val="1A1A1A"/>
+                <w:sz w:val="20"/>
+                <w:szCs w:val="20"/>
+                <w:rFonts w:ascii="Times New Roman" w:eastAsia="SimSun"/>
+              </w:rPr>
+              <w:t xml:space="preserve">对话或 Agent 发一个问题，</w:t>
+            </w:r>
+            <w:r>
+              <w:rPr>
+                <w:b/>
+                <w:bCs/>
+                <w:color w:val="1A1A1A"/>
+                <w:sz w:val="20"/>
+                <w:szCs w:val="20"/>
+                <w:rFonts w:ascii="Times New Roman" w:eastAsia="SimSun"/>
+              </w:rPr>
+              <w:t xml:space="preserve">不等回答</w:t>
+            </w:r>
+            <w:r>
+              <w:rPr>
+                <w:b w:val="false"/>
+                <w:bCs w:val="false"/>
+                <w:color w:val="1A1A1A"/>
+                <w:sz w:val="20"/>
+                <w:szCs w:val="20"/>
+                <w:rFonts w:ascii="Times New Roman" w:eastAsia="SimSun"/>
+              </w:rPr>
+              <w:t xml:space="preserve">立刻点另一个会话；再试一次「新建」</w:t>
+            </w:r>
+          </w:p>
+        </w:tc>
+        <w:tc>
+          <w:tcPr>
+            <w:tcW w:type="pct" w:w="34%"/>
+            <w:tcMar>
+              <w:top w:type="dxa" w:w="60"/>
+              <w:left w:type="dxa" w:w="120"/>
+              <w:bottom w:type="dxa" w:w="60"/>
+              <w:right w:type="dxa" w:w="120"/>
+            </w:tcMar>
+          </w:tcPr>
+          <w:p>
+            <w:pPr>
+              <w:spacing w:line="276"/>
+              <w:jc w:val="left"/>
+            </w:pPr>
+            <w:r>
+              <w:rPr>
+                <w:b w:val="false"/>
+                <w:bCs w:val="false"/>
+                <w:color w:val="1A1A1A"/>
+                <w:sz w:val="20"/>
+                <w:szCs w:val="20"/>
+                <w:rFonts w:ascii="Times New Roman" w:eastAsia="SimSun"/>
+              </w:rPr>
+              <w:t xml:space="preserve">新会话能输入、回车能发送，发送键不是停止图标；回到原会话能看到那条问答</w:t>
+            </w:r>
+          </w:p>
+        </w:tc>
+      </w:tr>
+      <w:tr>
+        <w:trPr>
+          <w:cantSplit/>
+        </w:trPr>
+        <w:tc>
+          <w:tcPr>
+            <w:tcW w:type="pct" w:w="33%"/>
+            <w:tcMar>
+              <w:top w:type="dxa" w:w="60"/>
+              <w:left w:type="dxa" w:w="120"/>
+              <w:bottom w:type="dxa" w:w="60"/>
+              <w:right w:type="dxa" w:w="120"/>
+            </w:tcMar>
+          </w:tcPr>
+          <w:p>
+            <w:pPr>
+              <w:spacing w:line="276"/>
+              <w:jc w:val="left"/>
+            </w:pPr>
+            <w:r>
+              <w:rPr>
+                <w:b w:val="false"/>
+                <w:bCs w:val="false"/>
+                <w:color w:val="1A1A1A"/>
+                <w:sz w:val="20"/>
+                <w:szCs w:val="20"/>
+                <w:rFonts w:ascii="Times New Roman" w:eastAsia="SimSun"/>
+              </w:rPr>
+              <w:t xml:space="preserve">6</w:t>
+            </w:r>
+          </w:p>
+        </w:tc>
+        <w:tc>
+          <w:tcPr>
+            <w:tcW w:type="pct" w:w="33%"/>
+            <w:tcMar>
+              <w:top w:type="dxa" w:w="60"/>
+              <w:left w:type="dxa" w:w="120"/>
+              <w:bottom w:type="dxa" w:w="60"/>
+              <w:right w:type="dxa" w:w="120"/>
+            </w:tcMar>
+          </w:tcPr>
+          <w:p>
+            <w:pPr>
+              <w:spacing w:line="276"/>
+              <w:jc w:val="left"/>
+            </w:pPr>
+            <w:r>
+              <w:rPr>
+                <w:b w:val="false"/>
+                <w:bCs w:val="false"/>
+                <w:color w:val="1A1A1A"/>
+                <w:sz w:val="20"/>
+                <w:szCs w:val="20"/>
+                <w:rFonts w:ascii="Times New Roman" w:eastAsia="SimSun"/>
+              </w:rPr>
+              <w:t xml:space="preserve">设置 → 用户管理（SAP 后端，不是演示模式）</w:t>
+            </w:r>
+          </w:p>
+        </w:tc>
+        <w:tc>
+          <w:tcPr>
+            <w:tcW w:type="pct" w:w="34%"/>
+            <w:tcMar>
+              <w:top w:type="dxa" w:w="60"/>
+              <w:left w:type="dxa" w:w="120"/>
+              <w:bottom w:type="dxa" w:w="60"/>
+              <w:right w:type="dxa" w:w="120"/>
+            </w:tcMar>
+          </w:tcPr>
+          <w:p>
+            <w:pPr>
+              <w:spacing w:line="276"/>
+              <w:jc w:val="left"/>
+            </w:pPr>
+            <w:r>
+              <w:rPr>
+                <w:b w:val="false"/>
+                <w:bCs w:val="false"/>
+                <w:color w:val="1A1A1A"/>
+                <w:sz w:val="20"/>
+                <w:szCs w:val="20"/>
+                <w:rFonts w:ascii="Times New Roman" w:eastAsia="SimSun"/>
+              </w:rPr>
+              <w:t xml:space="preserve">账号、姓名、角色、状态都正常显示；停用按钮可用；内置管理员 / 自己 / 已停用的行没有停用按钮；开通表单两列不截断</w:t>
+            </w:r>
+          </w:p>
+        </w:tc>
+      </w:tr>
+      <w:tr>
+        <w:trPr>
+          <w:cantSplit/>
+        </w:trPr>
+        <w:tc>
+          <w:tcPr>
+            <w:tcW w:type="pct" w:w="33%"/>
+            <w:tcMar>
+              <w:top w:type="dxa" w:w="60"/>
+              <w:left w:type="dxa" w:w="120"/>
+              <w:bottom w:type="dxa" w:w="60"/>
+              <w:right w:type="dxa" w:w="120"/>
+            </w:tcMar>
+          </w:tcPr>
+          <w:p>
+            <w:pPr>
+              <w:spacing w:line="276"/>
+              <w:jc w:val="left"/>
+            </w:pPr>
+            <w:r>
+              <w:rPr>
+                <w:b w:val="false"/>
+                <w:bCs w:val="false"/>
+                <w:color w:val="1A1A1A"/>
+                <w:sz w:val="20"/>
+                <w:szCs w:val="20"/>
+                <w:rFonts w:ascii="Times New Roman" w:eastAsia="SimSun"/>
+              </w:rPr>
+              <w:t xml:space="preserve">7</w:t>
+            </w:r>
+          </w:p>
+        </w:tc>
+        <w:tc>
+          <w:tcPr>
+            <w:tcW w:type="pct" w:w="33%"/>
+            <w:tcMar>
+              <w:top w:type="dxa" w:w="60"/>
+              <w:left w:type="dxa" w:w="120"/>
+              <w:bottom w:type="dxa" w:w="60"/>
+              <w:right w:type="dxa" w:w="120"/>
+            </w:tcMar>
+          </w:tcPr>
+          <w:p>
+            <w:pPr>
+              <w:spacing w:line="276"/>
+              <w:jc w:val="left"/>
+            </w:pPr>
+            <w:r>
+              <w:rPr>
+                <w:b w:val="false"/>
+                <w:bCs w:val="false"/>
+                <w:color w:val="1A1A1A"/>
+                <w:sz w:val="20"/>
+                <w:szCs w:val="20"/>
+                <w:rFonts w:ascii="Times New Roman" w:eastAsia="SimSun"/>
+              </w:rPr>
+              <w:t xml:space="preserve">设置 → 连接；再点一次当前页签</w:t>
+            </w:r>
+          </w:p>
+        </w:tc>
+        <w:tc>
+          <w:tcPr>
+            <w:tcW w:type="pct" w:w="34%"/>
+            <w:tcMar>
+              <w:top w:type="dxa" w:w="60"/>
+              <w:left w:type="dxa" w:w="120"/>
+              <w:bottom w:type="dxa" w:w="60"/>
+              <w:right w:type="dxa" w:w="120"/>
+            </w:tcMar>
+          </w:tcPr>
+          <w:p>
+            <w:pPr>
+              <w:spacing w:line="276"/>
+              <w:jc w:val="left"/>
+            </w:pPr>
+            <w:r>
+              <w:rPr>
+                <w:b w:val="false"/>
+                <w:bCs w:val="false"/>
+                <w:color w:val="1A1A1A"/>
+                <w:sz w:val="20"/>
+                <w:szCs w:val="20"/>
+                <w:rFonts w:ascii="Times New Roman" w:eastAsia="SimSun"/>
+              </w:rPr>
+              <w:t xml:space="preserve">会话 ID 过长时省略显示，不压住「重置会话」；内容区不收起</w:t>
+            </w:r>
+          </w:p>
+        </w:tc>
+      </w:tr>
+      <w:tr>
+        <w:trPr>
+          <w:cantSplit/>
+        </w:trPr>
+        <w:tc>
+          <w:tcPr>
+            <w:tcW w:type="pct" w:w="33%"/>
+            <w:tcMar>
+              <w:top w:type="dxa" w:w="60"/>
+              <w:left w:type="dxa" w:w="120"/>
+              <w:bottom w:type="dxa" w:w="60"/>
+              <w:right w:type="dxa" w:w="120"/>
+            </w:tcMar>
+          </w:tcPr>
+          <w:p>
+            <w:pPr>
+              <w:spacing w:line="276"/>
+              <w:jc w:val="left"/>
+            </w:pPr>
+            <w:r>
+              <w:rPr>
+                <w:b w:val="false"/>
+                <w:bCs w:val="false"/>
+                <w:color w:val="1A1A1A"/>
+                <w:sz w:val="20"/>
+                <w:szCs w:val="20"/>
+                <w:rFonts w:ascii="Times New Roman" w:eastAsia="SimSun"/>
+              </w:rPr>
+              <w:t xml:space="preserve">8</w:t>
+            </w:r>
+          </w:p>
+        </w:tc>
+        <w:tc>
+          <w:tcPr>
+            <w:tcW w:type="pct" w:w="33%"/>
+            <w:tcMar>
+              <w:top w:type="dxa" w:w="60"/>
+              <w:left w:type="dxa" w:w="120"/>
+              <w:bottom w:type="dxa" w:w="60"/>
+              <w:right w:type="dxa" w:w="120"/>
+            </w:tcMar>
+          </w:tcPr>
+          <w:p>
+            <w:pPr>
+              <w:spacing w:line="276"/>
+              <w:jc w:val="left"/>
+            </w:pPr>
+            <w:r>
+              <w:rPr>
+                <w:b w:val="false"/>
+                <w:bCs w:val="false"/>
+                <w:color w:val="1A1A1A"/>
+                <w:sz w:val="20"/>
+                <w:szCs w:val="20"/>
+                <w:rFonts w:ascii="Times New Roman" w:eastAsia="SimSun"/>
+              </w:rPr>
+              <w:t xml:space="preserve">设置 → 模型管理</w:t>
+            </w:r>
+          </w:p>
+        </w:tc>
+        <w:tc>
+          <w:tcPr>
+            <w:tcW w:type="pct" w:w="34%"/>
+            <w:tcMar>
+              <w:top w:type="dxa" w:w="60"/>
+              <w:left w:type="dxa" w:w="120"/>
+              <w:bottom w:type="dxa" w:w="60"/>
+              <w:right w:type="dxa" w:w="120"/>
+            </w:tcMar>
+          </w:tcPr>
+          <w:p>
+            <w:pPr>
+              <w:spacing w:line="276"/>
+              <w:jc w:val="left"/>
+            </w:pPr>
+            <w:r>
+              <w:rPr>
+                <w:b w:val="false"/>
+                <w:bCs w:val="false"/>
+                <w:color w:val="1A1A1A"/>
+                <w:sz w:val="20"/>
+                <w:szCs w:val="20"/>
+                <w:rFonts w:ascii="Times New Roman" w:eastAsia="SimSun"/>
+              </w:rPr>
+              <w:t xml:space="preserve">表格 5 列；「服务地址」单行显示，过长省略，悬停看全</w:t>
+            </w:r>
+          </w:p>
+        </w:tc>
+      </w:tr>
+      <w:tr>
+        <w:trPr>
+          <w:cantSplit/>
+        </w:trPr>
+        <w:tc>
+          <w:tcPr>
+            <w:tcW w:type="pct" w:w="33%"/>
+            <w:tcMar>
+              <w:top w:type="dxa" w:w="60"/>
+              <w:left w:type="dxa" w:w="120"/>
+              <w:bottom w:type="dxa" w:w="60"/>
+              <w:right w:type="dxa" w:w="120"/>
+            </w:tcMar>
+          </w:tcPr>
+          <w:p>
+            <w:pPr>
+              <w:spacing w:line="276"/>
+              <w:jc w:val="left"/>
+            </w:pPr>
+            <w:r>
+              <w:rPr>
+                <w:b w:val="false"/>
+                <w:bCs w:val="false"/>
+                <w:color w:val="1A1A1A"/>
+                <w:sz w:val="20"/>
+                <w:szCs w:val="20"/>
+                <w:rFonts w:ascii="Times New Roman" w:eastAsia="SimSun"/>
+              </w:rPr>
+              <w:t xml:space="preserve">9</w:t>
+            </w:r>
+          </w:p>
+        </w:tc>
+        <w:tc>
+          <w:tcPr>
+            <w:tcW w:type="pct" w:w="33%"/>
+            <w:tcMar>
+              <w:top w:type="dxa" w:w="60"/>
+              <w:left w:type="dxa" w:w="120"/>
+              <w:bottom w:type="dxa" w:w="60"/>
+              <w:right w:type="dxa" w:w="120"/>
+            </w:tcMar>
+          </w:tcPr>
+          <w:p>
+            <w:pPr>
+              <w:spacing w:line="276"/>
+              <w:jc w:val="left"/>
+            </w:pPr>
+            <w:r>
+              <w:rPr>
+                <w:b w:val="false"/>
+                <w:bCs w:val="false"/>
+                <w:color w:val="1A1A1A"/>
+                <w:sz w:val="20"/>
+                <w:szCs w:val="20"/>
+                <w:rFonts w:ascii="Times New Roman" w:eastAsia="SimSun"/>
+              </w:rPr>
+              <w:t xml:space="preserve">切到暗色，打开设置四个页签、展开任一下拉</w:t>
+            </w:r>
+          </w:p>
+        </w:tc>
+        <w:tc>
+          <w:tcPr>
+            <w:tcW w:type="pct" w:w="34%"/>
+            <w:tcMar>
+              <w:top w:type="dxa" w:w="60"/>
+              <w:left w:type="dxa" w:w="120"/>
+              <w:bottom w:type="dxa" w:w="60"/>
+              <w:right w:type="dxa" w:w="120"/>
+            </w:tcMar>
+          </w:tcPr>
+          <w:p>
+            <w:pPr>
+              <w:spacing w:line="276"/>
+              <w:jc w:val="left"/>
+            </w:pPr>
+            <w:r>
+              <w:rPr>
+                <w:b w:val="false"/>
+                <w:bCs w:val="false"/>
+                <w:color w:val="1A1A1A"/>
+                <w:sz w:val="20"/>
+                <w:szCs w:val="20"/>
+                <w:rFonts w:ascii="Times New Roman" w:eastAsia="SimSun"/>
+              </w:rPr>
+              <w:t xml:space="preserve">内容区、输入框、表格、下拉弹层都是暗色、字清楚；切回亮色与以前一样</w:t>
+            </w:r>
+          </w:p>
+        </w:tc>
+      </w:tr>
+      <w:tr>
+        <w:trPr>
+          <w:cantSplit/>
+        </w:trPr>
+        <w:tc>
+          <w:tcPr>
+            <w:tcW w:type="pct" w:w="33%"/>
+            <w:tcMar>
+              <w:top w:type="dxa" w:w="60"/>
+              <w:left w:type="dxa" w:w="120"/>
+              <w:bottom w:type="dxa" w:w="60"/>
+              <w:right w:type="dxa" w:w="120"/>
+            </w:tcMar>
+          </w:tcPr>
+          <w:p>
+            <w:pPr>
+              <w:spacing w:line="276"/>
+              <w:jc w:val="left"/>
+            </w:pPr>
+            <w:r>
+              <w:rPr>
+                <w:b w:val="false"/>
+                <w:bCs w:val="false"/>
+                <w:color w:val="1A1A1A"/>
+                <w:sz w:val="20"/>
+                <w:szCs w:val="20"/>
+                <w:rFonts w:ascii="Times New Roman" w:eastAsia="SimSun"/>
+              </w:rPr>
+              <w:t xml:space="preserve">10</w:t>
+            </w:r>
+          </w:p>
+        </w:tc>
+        <w:tc>
+          <w:tcPr>
+            <w:tcW w:type="pct" w:w="33%"/>
+            <w:tcMar>
+              <w:top w:type="dxa" w:w="60"/>
+              <w:left w:type="dxa" w:w="120"/>
+              <w:bottom w:type="dxa" w:w="60"/>
+              <w:right w:type="dxa" w:w="120"/>
+            </w:tcMar>
+          </w:tcPr>
+          <w:p>
+            <w:pPr>
+              <w:spacing w:line="276"/>
+              <w:jc w:val="left"/>
+            </w:pPr>
+            <w:r>
+              <w:rPr>
+                <w:b w:val="false"/>
+                <w:bCs w:val="false"/>
+                <w:color w:val="1A1A1A"/>
+                <w:sz w:val="20"/>
+                <w:szCs w:val="20"/>
+                <w:rFonts w:ascii="Times New Roman" w:eastAsia="SimSun"/>
+              </w:rPr>
+              <w:t xml:space="preserve">Agent「报表执行」首页展开报表目录</w:t>
+            </w:r>
+          </w:p>
+        </w:tc>
+        <w:tc>
+          <w:tcPr>
+            <w:tcW w:type="pct" w:w="34%"/>
+            <w:tcMar>
+              <w:top w:type="dxa" w:w="60"/>
+              <w:left w:type="dxa" w:w="120"/>
+              <w:bottom w:type="dxa" w:w="60"/>
+              <w:right w:type="dxa" w:w="120"/>
+            </w:tcMar>
+          </w:tcPr>
+          <w:p>
+            <w:pPr>
+              <w:spacing w:line="276"/>
+              <w:jc w:val="left"/>
+            </w:pPr>
+            <w:r>
+              <w:rPr>
+                <w:b w:val="false"/>
+                <w:bCs w:val="false"/>
+                <w:color w:val="1A1A1A"/>
+                <w:sz w:val="20"/>
+                <w:szCs w:val="20"/>
+                <w:rFonts w:ascii="Times New Roman" w:eastAsia="SimSun"/>
+              </w:rPr>
+              <w:t xml:space="preserve">目录行比之前紧凑；目录卡片与输入框同宽</w:t>
             </w:r>
           </w:p>
         </w:tc>
@@ -11070,8 +11856,10 @@
           <w:sz w:val="28"/>
           <w:szCs w:val="28"/>
           <w:rFonts w:ascii="Arial" w:eastAsia="SimHei"/>
-        </w:rPr>
-        <w:t xml:space="preserve">补丁标记校验（改过前端代码必做）</w:t>
+          <w:highlight w:val="yellow"/>
+          <w:highlightCs w:val="yellow"/>
+        </w:rPr>
+        <w:t xml:space="preserve">〇-C.4 回滚</w:t>
       </w:r>
     </w:p>
     <w:p>
@@ -11088,42 +11876,121 @@
           <w:sz w:val="24"/>
           <w:szCs w:val="24"/>
           <w:rFonts w:ascii="Times New Roman" w:eastAsia="SimSun"/>
-        </w:rPr>
-        <w:t xml:space="preserve">UI5 实际优先加载 </w:t>
-      </w:r>
+          <w:highlight w:val="yellow"/>
+          <w:highlightCs w:val="yellow"/>
+        </w:rPr>
+        <w:t xml:space="preserve">回传 〇-B 的部署包（</w:t>
+      </w:r>
+      <w:r>
+        <w:rPr>
+          <w:b w:val="false"/>
+          <w:bCs w:val="false"/>
+          <w:color w:val="9C2B4B"/>
+          <w:sz w:val="24"/>
+          <w:szCs w:val="24"/>
+          <w:rFonts w:ascii="Consolas" w:eastAsia="Microsoft YaHei"/>
+          <w:highlight w:val="yellow"/>
+          <w:highlightCs w:val="yellow"/>
+        </w:rPr>
+        <w:t xml:space="preserve">zai_chat_dist_20261019合并部署_20261021.zip</w:t>
+      </w:r>
+      <w:r>
+        <w:rPr>
+          <w:b w:val="false"/>
+          <w:bCs w:val="false"/>
+          <w:color w:val="1A1A1A"/>
+          <w:sz w:val="24"/>
+          <w:szCs w:val="24"/>
+          <w:rFonts w:ascii="Times New Roman" w:eastAsia="SimSun"/>
+          <w:highlight w:val="yellow"/>
+          <w:highlightCs w:val="yellow"/>
+        </w:rPr>
+        <w:t xml:space="preserve">）覆盖上传 + Ctrl+F5 即可，后端不用动。注意：如果那份包里没有 10-21 现场热修的“权限接口全参数补齐”，回滚后权限功能会重新报 404——回滚后先点一次「申请权限」确认。</w:t>
+      </w:r>
+    </w:p>
+    <w:p>
+      <w:pPr>
+        <w:pStyle w:val="Heading1"/>
+        <w:pageBreakBefore/>
+        <w:spacing w:before="360" w:after="160" w:line="312"/>
+      </w:pPr>
       <w:r>
         <w:rPr>
           <w:b/>
           <w:bCs/>
+          <w:color w:val="1B6B7A"/>
+          <w:sz w:val="32"/>
+          <w:szCs w:val="32"/>
+          <w:rFonts w:ascii="Arial" w:eastAsia="SimHei"/>
+        </w:rPr>
+        <w:t xml:space="preserve">〇、全链路总览（一张图记住整个流程）</w:t>
+      </w:r>
+    </w:p>
+    <w:p>
+      <w:pPr>
+        <w:pStyle w:val="Heading2"/>
+        <w:spacing w:before="240" w:after="120" w:line="312"/>
+      </w:pPr>
+      <w:r>
+        <w:rPr>
+          <w:b/>
+          <w:bCs/>
+          <w:color w:val="1B6B7A"/>
+          <w:sz w:val="28"/>
+          <w:szCs w:val="28"/>
+          <w:rFonts w:ascii="Arial" w:eastAsia="SimHei"/>
+          <w:highlight w:val="yellow"/>
+          <w:highlightCs w:val="yellow"/>
+        </w:rPr>
+        <w:t xml:space="preserve">本次前端必须重新构建和上传</w:t>
+      </w:r>
+    </w:p>
+    <w:p>
+      <w:pPr>
+        <w:spacing w:line="312" w:after="60"/>
+        <w:ind w:firstLine="480"/>
+        <w:jc w:val="both"/>
+      </w:pPr>
+      <w:r>
+        <w:rPr>
+          <w:b w:val="false"/>
+          <w:bCs w:val="false"/>
           <w:color w:val="1A1A1A"/>
           <w:sz w:val="24"/>
           <w:szCs w:val="24"/>
           <w:rFonts w:ascii="Times New Roman" w:eastAsia="SimSun"/>
         </w:rPr>
-        <w:t xml:space="preserve">dist/Component-preload.js</w:t>
-      </w:r>
-      <w:r>
-        <w:rPr>
-          <w:b w:val="false"/>
-          <w:bCs w:val="false"/>
-          <w:color w:val="1A1A1A"/>
+        <w:t xml:space="preserve">本次后端和前端代码都发生过变化，不能继续使用旧 </w:t>
+      </w:r>
+      <w:r>
+        <w:rPr>
+          <w:b w:val="false"/>
+          <w:bCs w:val="false"/>
+          <w:color w:val="9C2B4B"/>
           <w:sz w:val="24"/>
           <w:szCs w:val="24"/>
-          <w:rFonts w:ascii="Times New Roman" w:eastAsia="SimSun"/>
-        </w:rPr>
-        <w:t xml:space="preserve">（不是 webapp 源码）。注释版本号会被压缩器剥掉，要用</w:t>
-      </w:r>
-      <w:r>
-        <w:rPr>
-          <w:b/>
-          <w:bCs/>
+          <w:rFonts w:ascii="Consolas" w:eastAsia="Microsoft YaHei"/>
+        </w:rPr>
+        <w:t xml:space="preserve">dist</w:t>
+      </w:r>
+      <w:r>
+        <w:rPr>
+          <w:b w:val="false"/>
+          <w:bCs w:val="false"/>
           <w:color w:val="1A1A1A"/>
           <w:sz w:val="24"/>
           <w:szCs w:val="24"/>
           <w:rFonts w:ascii="Times New Roman" w:eastAsia="SimSun"/>
         </w:rPr>
-        <w:t xml:space="preserve">值字符串/属性访问</w:t>
-      </w:r>
+        <w:t xml:space="preserve"> 或旧 BSP 包。后端激活并验证 OData 后，再执行本节的前端构建。</w:t>
+      </w:r>
+    </w:p>
+    <w:p>
+      <w:pPr>
+        <w:spacing w:line="312" w:after="60"/>
+        <w:ind w:firstLine="480"/>
+        <w:jc w:val="both"/>
+      </w:pPr>
       <w:r>
         <w:rPr>
           <w:b w:val="false"/>
@@ -11133,7 +12000,29 @@
           <w:szCs w:val="24"/>
           <w:rFonts w:ascii="Times New Roman" w:eastAsia="SimSun"/>
         </w:rPr>
-        <w:t xml:space="preserve">当标记：</w:t>
+        <w:t xml:space="preserve">构建前确认 </w:t>
+      </w:r>
+      <w:r>
+        <w:rPr>
+          <w:b w:val="false"/>
+          <w:bCs w:val="false"/>
+          <w:color w:val="9C2B4B"/>
+          <w:sz w:val="24"/>
+          <w:szCs w:val="24"/>
+          <w:rFonts w:ascii="Consolas" w:eastAsia="Microsoft YaHei"/>
+        </w:rPr>
+        <w:t xml:space="preserve">webapp/config.js</w:t>
+      </w:r>
+      <w:r>
+        <w:rPr>
+          <w:b w:val="false"/>
+          <w:bCs w:val="false"/>
+          <w:color w:val="1A1A1A"/>
+          <w:sz w:val="24"/>
+          <w:szCs w:val="24"/>
+          <w:rFonts w:ascii="Times New Roman" w:eastAsia="SimSun"/>
+        </w:rPr>
+        <w:t xml:space="preserve">：</w:t>
       </w:r>
     </w:p>
     <w:tbl>
@@ -11174,7 +12063,7 @@
                 <w:szCs w:val="17"/>
                 <w:rFonts w:ascii="Consolas" w:eastAsia="Microsoft YaHei"/>
               </w:rPr>
-              <w:t xml:space="preserve"># V8.1 标记（_fetchCsrf 出现次数，期望 4）与 V8.3 标记（.Login 属性访问，期望 3）</w:t>
+              <w:t xml:space="preserve">mode: "backend",</w:t>
             </w:r>
           </w:p>
           <w:p>
@@ -11188,7 +12077,7 @@
                 <w:szCs w:val="17"/>
                 <w:rFonts w:ascii="Consolas" w:eastAsia="Microsoft YaHei"/>
               </w:rPr>
-              <w:t xml:space="preserve">rg -o "_fetchCsrf" dist/Component-preload.js | wc -l</w:t>
+              <w:t xml:space="preserve">host: "",</w:t>
             </w:r>
           </w:p>
           <w:p>
@@ -11202,7 +12091,21 @@
                 <w:szCs w:val="17"/>
                 <w:rFonts w:ascii="Consolas" w:eastAsia="Microsoft YaHei"/>
               </w:rPr>
-              <w:t xml:space="preserve">rg -o "\.Login" dist/Component-preload.js | wc -l</w:t>
+              <w:t xml:space="preserve">path: "/sap/opu/odata/sap/ZAI_CHAT_SRV/",</w:t>
+            </w:r>
+          </w:p>
+          <w:p>
+            <w:pPr>
+              <w:spacing w:line="252" w:lineRule="atLeast" w:before="0" w:after="0"/>
+            </w:pPr>
+            <w:r>
+              <w:rPr>
+                <w:color w:val="24292E"/>
+                <w:sz w:val="17"/>
+                <w:szCs w:val="17"/>
+                <w:rFonts w:ascii="Consolas" w:eastAsia="Microsoft YaHei"/>
+              </w:rPr>
+              <w:t xml:space="preserve">ui5Src: "./resources/sap-ui-core.js"</w:t>
             </w:r>
           </w:p>
         </w:tc>
@@ -11228,137 +12131,7 @@
           <w:szCs w:val="24"/>
           <w:rFonts w:ascii="Times New Roman" w:eastAsia="SimSun"/>
         </w:rPr>
-        <w:t xml:space="preserve">⚠️ </w:t>
-      </w:r>
-      <w:r>
-        <w:rPr>
-          <w:b w:val="false"/>
-          <w:bCs w:val="false"/>
-          <w:color w:val="9C2B4B"/>
-          <w:sz w:val="24"/>
-          <w:szCs w:val="24"/>
-          <w:rFonts w:ascii="Consolas" w:eastAsia="Microsoft YaHei"/>
-        </w:rPr>
-        <w:t xml:space="preserve">rg -c</w:t>
-      </w:r>
-      <w:r>
-        <w:rPr>
-          <w:b w:val="false"/>
-          <w:bCs w:val="false"/>
-          <w:color w:val="1A1A1A"/>
-          <w:sz w:val="24"/>
-          <w:szCs w:val="24"/>
-          <w:rFonts w:ascii="Times New Roman" w:eastAsia="SimSun"/>
-        </w:rPr>
-        <w:t xml:space="preserve"> 是匹配行数（dist 单行文件恒为 1），必须 </w:t>
-      </w:r>
-      <w:r>
-        <w:rPr>
-          <w:b w:val="false"/>
-          <w:bCs w:val="false"/>
-          <w:color w:val="9C2B4B"/>
-          <w:sz w:val="24"/>
-          <w:szCs w:val="24"/>
-          <w:rFonts w:ascii="Consolas" w:eastAsia="Microsoft YaHei"/>
-        </w:rPr>
-        <w:t xml:space="preserve">rg -o | wc -l</w:t>
-      </w:r>
-      <w:r>
-        <w:rPr>
-          <w:b w:val="false"/>
-          <w:bCs w:val="false"/>
-          <w:color w:val="1A1A1A"/>
-          <w:sz w:val="24"/>
-          <w:szCs w:val="24"/>
-          <w:rFonts w:ascii="Times New Roman" w:eastAsia="SimSun"/>
-        </w:rPr>
-        <w:t xml:space="preserve"> 数出现次数。</w:t>
-      </w:r>
-    </w:p>
-    <w:p>
-      <w:pPr>
-        <w:pStyle w:val="Heading1"/>
-        <w:pageBreakBefore/>
-        <w:spacing w:before="360" w:after="160" w:line="312"/>
-      </w:pPr>
-      <w:r>
-        <w:rPr>
-          <w:b/>
-          <w:bCs/>
-          <w:color w:val="1B6B7A"/>
-          <w:sz w:val="32"/>
-          <w:szCs w:val="32"/>
-          <w:rFonts w:ascii="Arial" w:eastAsia="SimHei"/>
-        </w:rPr>
-        <w:t xml:space="preserve">三、打包与搬运</w:t>
-      </w:r>
-    </w:p>
-    <w:p>
-      <w:pPr>
-        <w:pStyle w:val="Heading2"/>
-        <w:spacing w:before="240" w:after="120" w:line="312"/>
-      </w:pPr>
-      <w:r>
-        <w:rPr>
-          <w:b/>
-          <w:bCs/>
-          <w:color w:val="1B6B7A"/>
-          <w:sz w:val="28"/>
-          <w:szCs w:val="28"/>
-          <w:rFonts w:ascii="Arial" w:eastAsia="SimHei"/>
-        </w:rPr>
-        <w:t xml:space="preserve">3.1 打 zip（最容易做错的一步）</w:t>
-      </w:r>
-    </w:p>
-    <w:p>
-      <w:pPr>
-        <w:spacing w:line="312" w:after="60"/>
-        <w:ind w:firstLine="480"/>
-        <w:jc w:val="both"/>
-      </w:pPr>
-      <w:r>
-        <w:rPr>
-          <w:b/>
-          <w:bCs/>
-          <w:color w:val="1A1A1A"/>
-          <w:sz w:val="24"/>
-          <w:szCs w:val="24"/>
-          <w:rFonts w:ascii="Times New Roman" w:eastAsia="SimSun"/>
-        </w:rPr>
-        <w:t xml:space="preserve">要求：zip 打开后第一层直接是文件本身</w:t>
-      </w:r>
-      <w:r>
-        <w:rPr>
-          <w:b w:val="false"/>
-          <w:bCs w:val="false"/>
-          <w:color w:val="1A1A1A"/>
-          <w:sz w:val="24"/>
-          <w:szCs w:val="24"/>
-          <w:rFonts w:ascii="Times New Roman" w:eastAsia="SimSun"/>
-        </w:rPr>
-        <w:t xml:space="preserve">（能看到 index.html、config.js、resources/…），</w:t>
-      </w:r>
-      <w:r>
-        <w:rPr>
-          <w:b/>
-          <w:bCs/>
-          <w:color w:val="1A1A1A"/>
-          <w:sz w:val="24"/>
-          <w:szCs w:val="24"/>
-          <w:rFonts w:ascii="Times New Roman" w:eastAsia="SimSun"/>
-        </w:rPr>
-        <w:t xml:space="preserve">不能多套一层 dist/ 目录</w:t>
-      </w:r>
-      <w:r>
-        <w:rPr>
-          <w:b w:val="false"/>
-          <w:bCs w:val="false"/>
-          <w:color w:val="1A1A1A"/>
-          <w:sz w:val="24"/>
-          <w:szCs w:val="24"/>
-          <w:rFonts w:ascii="Times New Roman" w:eastAsia="SimSun"/>
-        </w:rPr>
-        <w:t xml:space="preserve">——上传报表按 zip 内相对路径建 BSP 对象，多一层页面就 404。</w:t>
+        <w:t xml:space="preserve">在项目根目录执行：</w:t>
       </w:r>
     </w:p>
     <w:tbl>
@@ -11399,7 +12172,63 @@
                 <w:szCs w:val="17"/>
                 <w:rFonts w:ascii="Consolas" w:eastAsia="Microsoft YaHei"/>
               </w:rPr>
-              <w:t xml:space="preserve">cd dist &amp;&amp; zip -qr zai_chat_dist_部署包_日期_Vx.x.zip . -x "*.map"</w:t>
+              <w:t xml:space="preserve">npm install</w:t>
+            </w:r>
+          </w:p>
+          <w:p>
+            <w:pPr>
+              <w:spacing w:line="252" w:lineRule="atLeast" w:before="0" w:after="0"/>
+            </w:pPr>
+            <w:r>
+              <w:rPr>
+                <w:color w:val="24292E"/>
+                <w:sz w:val="17"/>
+                <w:szCs w:val="17"/>
+                <w:rFonts w:ascii="Consolas" w:eastAsia="Microsoft YaHei"/>
+              </w:rPr>
+              <w:t xml:space="preserve">node --check webapp/controller/App.controller.js</w:t>
+            </w:r>
+          </w:p>
+          <w:p>
+            <w:pPr>
+              <w:spacing w:line="252" w:lineRule="atLeast" w:before="0" w:after="0"/>
+            </w:pPr>
+            <w:r>
+              <w:rPr>
+                <w:color w:val="24292E"/>
+                <w:sz w:val="17"/>
+                <w:szCs w:val="17"/>
+                <w:rFonts w:ascii="Consolas" w:eastAsia="Microsoft YaHei"/>
+              </w:rPr>
+              <w:t xml:space="preserve">node --check webapp/service/ChatService.js</w:t>
+            </w:r>
+          </w:p>
+          <w:p>
+            <w:pPr>
+              <w:spacing w:line="252" w:lineRule="atLeast" w:before="0" w:after="0"/>
+            </w:pPr>
+            <w:r>
+              <w:rPr>
+                <w:color w:val="24292E"/>
+                <w:sz w:val="17"/>
+                <w:szCs w:val="17"/>
+                <w:rFonts w:ascii="Consolas" w:eastAsia="Microsoft YaHei"/>
+              </w:rPr>
+              <w:t xml:space="preserve">node --check webapp/utils/Formatter.js</w:t>
+            </w:r>
+          </w:p>
+          <w:p>
+            <w:pPr>
+              <w:spacing w:line="252" w:lineRule="atLeast" w:before="0" w:after="0"/>
+            </w:pPr>
+            <w:r>
+              <w:rPr>
+                <w:color w:val="24292E"/>
+                <w:sz w:val="17"/>
+                <w:szCs w:val="17"/>
+                <w:rFonts w:ascii="Consolas" w:eastAsia="Microsoft YaHei"/>
+              </w:rPr>
+              <w:t xml:space="preserve">npm run build</w:t>
             </w:r>
           </w:p>
         </w:tc>
@@ -11425,64 +12254,7 @@
           <w:szCs w:val="24"/>
           <w:rFonts w:ascii="Times New Roman" w:eastAsia="SimSun"/>
         </w:rPr>
-        <w:t xml:space="preserve">（PowerShell：</w:t>
-      </w:r>
-      <w:r>
-        <w:rPr>
-          <w:b w:val="false"/>
-          <w:bCs w:val="false"/>
-          <w:color w:val="9C2B4B"/>
-          <w:sz w:val="24"/>
-          <w:szCs w:val="24"/>
-          <w:rFonts w:ascii="Consolas" w:eastAsia="Microsoft YaHei"/>
-        </w:rPr>
-        <w:t xml:space="preserve">Compress-Archive -Path dist\* -DestinationPath xxx.zip -Force</w:t>
-      </w:r>
-      <w:r>
-        <w:rPr>
-          <w:b w:val="false"/>
-          <w:bCs w:val="false"/>
-          <w:color w:val="1A1A1A"/>
-          <w:sz w:val="24"/>
-          <w:szCs w:val="24"/>
-          <w:rFonts w:ascii="Times New Roman" w:eastAsia="SimSun"/>
-        </w:rPr>
-        <w:t xml:space="preserve">；资源管理器：进 dist 内部 Ctrl+A 右键压缩。）</w:t>
-      </w:r>
-    </w:p>
-    <w:p>
-      <w:pPr>
-        <w:spacing w:line="312" w:after="60"/>
-        <w:ind w:firstLine="480"/>
-        <w:jc w:val="both"/>
-      </w:pPr>
-      <w:r>
-        <w:rPr>
-          <w:b w:val="false"/>
-          <w:bCs w:val="false"/>
-          <w:color w:val="1A1A1A"/>
-          <w:sz w:val="24"/>
-          <w:szCs w:val="24"/>
-          <w:rFonts w:ascii="Times New Roman" w:eastAsia="SimSun"/>
-        </w:rPr>
-        <w:t xml:space="preserve">打完打开 zip 自检一眼：第一层是 index.html ✓ 才合格。</w:t>
-      </w:r>
-    </w:p>
-    <w:p>
-      <w:pPr>
-        <w:pStyle w:val="Heading2"/>
-        <w:spacing w:before="240" w:after="120" w:line="312"/>
-      </w:pPr>
-      <w:r>
-        <w:rPr>
-          <w:b/>
-          <w:bCs/>
-          <w:color w:val="1B6B7A"/>
-          <w:sz w:val="28"/>
-          <w:szCs w:val="28"/>
-          <w:rFonts w:ascii="Arial" w:eastAsia="SimHei"/>
-        </w:rPr>
-        <w:t xml:space="preserve">3.2 增量包制作</w:t>
+        <w:t xml:space="preserve">确认以下文件存在：</w:t>
       </w:r>
     </w:p>
     <w:tbl>
@@ -11523,7 +12295,7 @@
                 <w:szCs w:val="17"/>
                 <w:rFonts w:ascii="Consolas" w:eastAsia="Microsoft YaHei"/>
               </w:rPr>
-              <w:t xml:space="preserve"># 新旧两个 dist 解包目录对比，得到变更文件清单</w:t>
+              <w:t xml:space="preserve">dist/index.html</w:t>
             </w:r>
           </w:p>
           <w:p>
@@ -11537,7 +12309,7 @@
                 <w:szCs w:val="17"/>
                 <w:rFonts w:ascii="Consolas" w:eastAsia="Microsoft YaHei"/>
               </w:rPr>
-              <w:t xml:space="preserve">diff -rq dist_old dist_new</w:t>
+              <w:t xml:space="preserve">dist/config.js</w:t>
             </w:r>
           </w:p>
           <w:p>
@@ -11551,7 +12323,21 @@
                 <w:szCs w:val="17"/>
                 <w:rFonts w:ascii="Consolas" w:eastAsia="Microsoft YaHei"/>
               </w:rPr>
-              <w:t xml:space="preserve"># 只把变更文件按 dist 内相对路径打 zip（如 service/ChatService.js 在包内就是这个相对路径）</w:t>
+              <w:t xml:space="preserve">dist/resources/sap-ui-core.js</w:t>
+            </w:r>
+          </w:p>
+          <w:p>
+            <w:pPr>
+              <w:spacing w:line="252" w:lineRule="atLeast" w:before="0" w:after="0"/>
+            </w:pPr>
+            <w:r>
+              <w:rPr>
+                <w:color w:val="24292E"/>
+                <w:sz w:val="17"/>
+                <w:szCs w:val="17"/>
+                <w:rFonts w:ascii="Consolas" w:eastAsia="Microsoft YaHei"/>
+              </w:rPr>
+              <w:t xml:space="preserve">dist/Component-preload.js</w:t>
             </w:r>
           </w:p>
         </w:tc>
@@ -11577,24 +12363,507 @@
           <w:szCs w:val="24"/>
           <w:rFonts w:ascii="Times New Roman" w:eastAsia="SimSun"/>
         </w:rPr>
-        <w:t xml:space="preserve">参考：V8.3 增量包共 12 个文件（Component-preload、controller、service 的正式/调试副本 + resources 若干），4MB。</w:t>
-      </w:r>
+        <w:t xml:space="preserve">打包时第一层必须直接是 </w:t>
+      </w:r>
+      <w:r>
+        <w:rPr>
+          <w:b w:val="false"/>
+          <w:bCs w:val="false"/>
+          <w:color w:val="9C2B4B"/>
+          <w:sz w:val="24"/>
+          <w:szCs w:val="24"/>
+          <w:rFonts w:ascii="Consolas" w:eastAsia="Microsoft YaHei"/>
+        </w:rPr>
+        <w:t xml:space="preserve">index.html</w:t>
+      </w:r>
+      <w:r>
+        <w:rPr>
+          <w:b w:val="false"/>
+          <w:bCs w:val="false"/>
+          <w:color w:val="1A1A1A"/>
+          <w:sz w:val="24"/>
+          <w:szCs w:val="24"/>
+          <w:rFonts w:ascii="Times New Roman" w:eastAsia="SimSun"/>
+        </w:rPr>
+        <w:t xml:space="preserve">、</w:t>
+      </w:r>
+      <w:r>
+        <w:rPr>
+          <w:b w:val="false"/>
+          <w:bCs w:val="false"/>
+          <w:color w:val="9C2B4B"/>
+          <w:sz w:val="24"/>
+          <w:szCs w:val="24"/>
+          <w:rFonts w:ascii="Consolas" w:eastAsia="Microsoft YaHei"/>
+        </w:rPr>
+        <w:t xml:space="preserve">config.js</w:t>
+      </w:r>
+      <w:r>
+        <w:rPr>
+          <w:b w:val="false"/>
+          <w:bCs w:val="false"/>
+          <w:color w:val="1A1A1A"/>
+          <w:sz w:val="24"/>
+          <w:szCs w:val="24"/>
+          <w:rFonts w:ascii="Times New Roman" w:eastAsia="SimSun"/>
+        </w:rPr>
+        <w:t xml:space="preserve">、</w:t>
+      </w:r>
+      <w:r>
+        <w:rPr>
+          <w:b w:val="false"/>
+          <w:bCs w:val="false"/>
+          <w:color w:val="9C2B4B"/>
+          <w:sz w:val="24"/>
+          <w:szCs w:val="24"/>
+          <w:rFonts w:ascii="Consolas" w:eastAsia="Microsoft YaHei"/>
+        </w:rPr>
+        <w:t xml:space="preserve">resources/</w:t>
+      </w:r>
+      <w:r>
+        <w:rPr>
+          <w:b w:val="false"/>
+          <w:bCs w:val="false"/>
+          <w:color w:val="1A1A1A"/>
+          <w:sz w:val="24"/>
+          <w:szCs w:val="24"/>
+          <w:rFonts w:ascii="Times New Roman" w:eastAsia="SimSun"/>
+        </w:rPr>
+        <w:t xml:space="preserve">，不能多一层 </w:t>
+      </w:r>
+      <w:r>
+        <w:rPr>
+          <w:b w:val="false"/>
+          <w:bCs w:val="false"/>
+          <w:color w:val="9C2B4B"/>
+          <w:sz w:val="24"/>
+          <w:szCs w:val="24"/>
+          <w:rFonts w:ascii="Consolas" w:eastAsia="Microsoft YaHei"/>
+        </w:rPr>
+        <w:t xml:space="preserve">dist/</w:t>
+      </w:r>
+      <w:r>
+        <w:rPr>
+          <w:b w:val="false"/>
+          <w:bCs w:val="false"/>
+          <w:color w:val="1A1A1A"/>
+          <w:sz w:val="24"/>
+          <w:szCs w:val="24"/>
+          <w:rFonts w:ascii="Times New Roman" w:eastAsia="SimSun"/>
+        </w:rPr>
+        <w:t xml:space="preserve">：</w:t>
+      </w:r>
+    </w:p>
+    <w:tbl>
+      <w:tblPr>
+        <w:tblW w:type="pct" w:w="100%"/>
+        <w:tblBorders>
+          <w:top w:val="single" w:color="C8DDE2" w:sz="4"/>
+          <w:left w:val="single" w:color="C8DDE2" w:sz="4"/>
+          <w:bottom w:val="single" w:color="C8DDE2" w:sz="4"/>
+          <w:right w:val="single" w:color="C8DDE2" w:sz="4"/>
+          <w:insideH w:val="none" w:color="auto" w:sz="0"/>
+          <w:insideV w:val="none" w:color="auto" w:sz="0"/>
+        </w:tblBorders>
+        <w:tblLayout w:type="fixed"/>
+      </w:tblPr>
+      <w:tblGrid>
+        <w:gridCol w:w="100"/>
+      </w:tblGrid>
+      <w:tr>
+        <w:tc>
+          <w:tcPr>
+            <w:shd w:fill="F2F4F7" w:val="clear"/>
+            <w:tcMar>
+              <w:top w:type="dxa" w:w="100"/>
+              <w:left w:type="dxa" w:w="180"/>
+              <w:bottom w:type="dxa" w:w="100"/>
+              <w:right w:type="dxa" w:w="120"/>
+            </w:tcMar>
+          </w:tcPr>
+          <w:p>
+            <w:pPr>
+              <w:spacing w:line="252" w:lineRule="atLeast" w:before="0" w:after="0"/>
+            </w:pPr>
+            <w:r>
+              <w:rPr>
+                <w:color w:val="24292E"/>
+                <w:sz w:val="17"/>
+                <w:szCs w:val="17"/>
+                <w:rFonts w:ascii="Consolas" w:eastAsia="Microsoft YaHei"/>
+              </w:rPr>
+              <w:t xml:space="preserve">cd dist</w:t>
+            </w:r>
+          </w:p>
+          <w:p>
+            <w:pPr>
+              <w:spacing w:line="252" w:lineRule="atLeast" w:before="0" w:after="0"/>
+            </w:pPr>
+            <w:r>
+              <w:rPr>
+                <w:color w:val="24292E"/>
+                <w:sz w:val="17"/>
+                <w:szCs w:val="17"/>
+                <w:rFonts w:ascii="Consolas" w:eastAsia="Microsoft YaHei"/>
+              </w:rPr>
+              <w:t xml:space="preserve">zip -qr ../zai_chat_dist_动态SQL_20261005.zip . -x "*.map"</w:t>
+            </w:r>
+          </w:p>
+        </w:tc>
+      </w:tr>
+    </w:tbl>
+    <w:p>
+      <w:pPr>
+        <w:spacing w:after="60"/>
+      </w:pPr>
     </w:p>
     <w:p>
       <w:pPr>
-        <w:pStyle w:val="Heading2"/>
-        <w:spacing w:before="240" w:after="120" w:line="312"/>
-      </w:pPr>
+        <w:spacing w:line="312" w:after="60"/>
+        <w:ind w:firstLine="480"/>
+        <w:jc w:val="both"/>
+      </w:pPr>
+      <w:r>
+        <w:rPr>
+          <w:b w:val="false"/>
+          <w:bCs w:val="false"/>
+          <w:color w:val="1A1A1A"/>
+          <w:sz w:val="24"/>
+          <w:szCs w:val="24"/>
+          <w:rFonts w:ascii="Times New Roman" w:eastAsia="SimSun"/>
+        </w:rPr>
+        <w:t xml:space="preserve">使用现有 SE38 </w:t>
+      </w:r>
+      <w:r>
+        <w:rPr>
+          <w:b w:val="false"/>
+          <w:bCs w:val="false"/>
+          <w:color w:val="9C2B4B"/>
+          <w:sz w:val="24"/>
+          <w:szCs w:val="24"/>
+          <w:rFonts w:ascii="Consolas" w:eastAsia="Microsoft YaHei"/>
+        </w:rPr>
+        <w:t xml:space="preserve">/UI5/UI5_REPOSITORY_LOAD</w:t>
+      </w:r>
+      <w:r>
+        <w:rPr>
+          <w:b w:val="false"/>
+          <w:bCs w:val="false"/>
+          <w:color w:val="1A1A1A"/>
+          <w:sz w:val="24"/>
+          <w:szCs w:val="24"/>
+          <w:rFonts w:ascii="Times New Roman" w:eastAsia="SimSun"/>
+        </w:rPr>
+        <w:t xml:space="preserve"> 流程上传到目标 BSP 应用，Package 使用可传输开发包，禁止 </w:t>
+      </w:r>
+      <w:r>
+        <w:rPr>
+          <w:b w:val="false"/>
+          <w:bCs w:val="false"/>
+          <w:color w:val="9C2B4B"/>
+          <w:sz w:val="24"/>
+          <w:szCs w:val="24"/>
+          <w:rFonts w:ascii="Consolas" w:eastAsia="Microsoft YaHei"/>
+        </w:rPr>
+        <w:t xml:space="preserve">$TMP</w:t>
+      </w:r>
+      <w:r>
+        <w:rPr>
+          <w:b w:val="false"/>
+          <w:bCs w:val="false"/>
+          <w:color w:val="1A1A1A"/>
+          <w:sz w:val="24"/>
+          <w:szCs w:val="24"/>
+          <w:rFonts w:ascii="Times New Roman" w:eastAsia="SimSun"/>
+        </w:rPr>
+        <w:t xml:space="preserve">。上传后确认 SE09 包含 </w:t>
+      </w:r>
+      <w:r>
+        <w:rPr>
+          <w:b w:val="false"/>
+          <w:bCs w:val="false"/>
+          <w:color w:val="9C2B4B"/>
+          <w:sz w:val="24"/>
+          <w:szCs w:val="24"/>
+          <w:rFonts w:ascii="Consolas" w:eastAsia="Microsoft YaHei"/>
+        </w:rPr>
+        <w:t xml:space="preserve">R3TR WAPA &lt;BSP应用名&gt;</w:t>
+      </w:r>
+      <w:r>
+        <w:rPr>
+          <w:b w:val="false"/>
+          <w:bCs w:val="false"/>
+          <w:color w:val="1A1A1A"/>
+          <w:sz w:val="24"/>
+          <w:szCs w:val="24"/>
+          <w:rFonts w:ascii="Times New Roman" w:eastAsia="SimSun"/>
+        </w:rPr>
+        <w:t xml:space="preserve">，并重新激活 BSP 的 SICF 节点。</w:t>
+      </w:r>
+    </w:p>
+    <w:tbl>
+      <w:tblPr>
+        <w:tblW w:type="pct" w:w="100%"/>
+        <w:tblBorders>
+          <w:top w:val="single" w:color="C8DDE2" w:sz="4"/>
+          <w:left w:val="single" w:color="C8DDE2" w:sz="4"/>
+          <w:bottom w:val="single" w:color="C8DDE2" w:sz="4"/>
+          <w:right w:val="single" w:color="C8DDE2" w:sz="4"/>
+          <w:insideH w:val="none" w:color="auto" w:sz="0"/>
+          <w:insideV w:val="none" w:color="auto" w:sz="0"/>
+        </w:tblBorders>
+        <w:tblLayout w:type="fixed"/>
+      </w:tblPr>
+      <w:tblGrid>
+        <w:gridCol w:w="100"/>
+      </w:tblGrid>
+      <w:tr>
+        <w:tc>
+          <w:tcPr>
+            <w:shd w:fill="F2F4F7" w:val="clear"/>
+            <w:tcMar>
+              <w:top w:type="dxa" w:w="100"/>
+              <w:left w:type="dxa" w:w="180"/>
+              <w:bottom w:type="dxa" w:w="100"/>
+              <w:right w:type="dxa" w:w="120"/>
+            </w:tcMar>
+          </w:tcPr>
+          <w:p>
+            <w:pPr>
+              <w:spacing w:line="252" w:lineRule="atLeast" w:before="0" w:after="0"/>
+            </w:pPr>
+            <w:r>
+              <w:rPr>
+                <w:color w:val="24292E"/>
+                <w:sz w:val="17"/>
+                <w:szCs w:val="17"/>
+                <w:rFonts w:ascii="Consolas" w:eastAsia="Microsoft YaHei"/>
+              </w:rPr>
+              <w:t xml:space="preserve">【家里/有网机】                       【公司机(有 SAP GUI)】</w:t>
+            </w:r>
+          </w:p>
+          <w:p>
+            <w:pPr>
+              <w:spacing w:line="252" w:lineRule="atLeast" w:before="0" w:after="0"/>
+            </w:pPr>
+            <w:r>
+              <w:rPr>
+                <w:color w:val="24292E"/>
+                <w:sz w:val="17"/>
+                <w:szCs w:val="17"/>
+                <w:rFonts w:ascii="Consolas" w:eastAsia="Microsoft YaHei"/>
+              </w:rPr>
+              <w:t xml:space="preserve">改代码 → git commit → npm run build</w:t>
+            </w:r>
+          </w:p>
+          <w:p>
+            <w:pPr>
+              <w:spacing w:line="252" w:lineRule="atLeast" w:before="0" w:after="0"/>
+            </w:pPr>
+            <w:r>
+              <w:rPr>
+                <w:color w:val="24292E"/>
+                <w:sz w:val="17"/>
+                <w:szCs w:val="17"/>
+                <w:rFonts w:ascii="Consolas" w:eastAsia="Microsoft YaHei"/>
+              </w:rPr>
+              <w:t xml:space="preserve">              │             ├→ 自检 dist（3 检查点 + preload 补丁标记）</w:t>
+            </w:r>
+          </w:p>
+          <w:p>
+            <w:pPr>
+              <w:spacing w:line="252" w:lineRule="atLeast" w:before="0" w:after="0"/>
+            </w:pPr>
+            <w:r>
+              <w:rPr>
+                <w:color w:val="24292E"/>
+                <w:sz w:val="17"/>
+                <w:szCs w:val="17"/>
+                <w:rFonts w:ascii="Consolas" w:eastAsia="Microsoft YaHei"/>
+              </w:rPr>
+              <w:t xml:space="preserve">              │             └→ 打 zip（第一层 = 文件本身）</w:t>
+            </w:r>
+          </w:p>
+          <w:p>
+            <w:pPr>
+              <w:spacing w:line="252" w:lineRule="atLeast" w:before="0" w:after="0"/>
+            </w:pPr>
+            <w:r>
+              <w:rPr>
+                <w:color w:val="24292E"/>
+                <w:sz w:val="17"/>
+                <w:szCs w:val="17"/>
+                <w:rFonts w:ascii="Consolas" w:eastAsia="Microsoft YaHei"/>
+              </w:rPr>
+              <w:t xml:space="preserve">           git tag           │</w:t>
+            </w:r>
+          </w:p>
+          <w:p>
+            <w:pPr>
+              <w:spacing w:line="252" w:lineRule="atLeast" w:before="0" w:after="0"/>
+            </w:pPr>
+            <w:r>
+              <w:rPr>
+                <w:color w:val="24292E"/>
+                <w:sz w:val="17"/>
+                <w:szCs w:val="17"/>
+                <w:rFonts w:ascii="Consolas" w:eastAsia="Microsoft YaHei"/>
+              </w:rPr>
+              <w:t xml:space="preserve">              │              ▼</w:t>
+            </w:r>
+          </w:p>
+          <w:p>
+            <w:pPr>
+              <w:spacing w:line="252" w:lineRule="atLeast" w:before="0" w:after="0"/>
+            </w:pPr>
+            <w:r>
+              <w:rPr>
+                <w:color w:val="24292E"/>
+                <w:sz w:val="17"/>
+                <w:szCs w:val="17"/>
+                <w:rFonts w:ascii="Consolas" w:eastAsia="Microsoft YaHei"/>
+              </w:rPr>
+              <w:t xml:space="preserve">              └──拷 zip──→ SE38 /UI5/UI5_REPOSITORY_LOAD 上传</w:t>
+            </w:r>
+          </w:p>
+          <w:p>
+            <w:pPr>
+              <w:spacing w:line="252" w:lineRule="atLeast" w:before="0" w:after="0"/>
+            </w:pPr>
+            <w:r>
+              <w:rPr>
+                <w:color w:val="24292E"/>
+                <w:sz w:val="17"/>
+                <w:szCs w:val="17"/>
+                <w:rFonts w:ascii="Consolas" w:eastAsia="Microsoft YaHei"/>
+              </w:rPr>
+              <w:t xml:space="preserve">                            （弹工作台请求 → 填/建 SE09 请求号）</w:t>
+            </w:r>
+          </w:p>
+          <w:p>
+            <w:pPr>
+              <w:spacing w:line="252" w:lineRule="atLeast" w:before="0" w:after="0"/>
+            </w:pPr>
+            <w:r>
+              <w:rPr>
+                <w:color w:val="24292E"/>
+                <w:sz w:val="17"/>
+                <w:szCs w:val="17"/>
+                <w:rFonts w:ascii="Consolas" w:eastAsia="Microsoft YaHei"/>
+              </w:rPr>
+              <w:t xml:space="preserve">                              ▼</w:t>
+            </w:r>
+          </w:p>
+          <w:p>
+            <w:pPr>
+              <w:spacing w:line="252" w:lineRule="atLeast" w:before="0" w:after="0"/>
+            </w:pPr>
+            <w:r>
+              <w:rPr>
+                <w:color w:val="24292E"/>
+                <w:sz w:val="17"/>
+                <w:szCs w:val="17"/>
+                <w:rFonts w:ascii="Consolas" w:eastAsia="Microsoft YaHei"/>
+              </w:rPr>
+              <w:t xml:space="preserve">                            浏览器打开 URL 验证（Ctrl+F5）</w:t>
+            </w:r>
+          </w:p>
+          <w:p>
+            <w:pPr>
+              <w:spacing w:line="252" w:lineRule="atLeast" w:before="0" w:after="0"/>
+            </w:pPr>
+            <w:r>
+              <w:rPr>
+                <w:color w:val="24292E"/>
+                <w:sz w:val="17"/>
+                <w:szCs w:val="17"/>
+                <w:rFonts w:ascii="Consolas" w:eastAsia="Microsoft YaHei"/>
+              </w:rPr>
+              <w:t xml:space="preserve">                              ▼</w:t>
+            </w:r>
+          </w:p>
+          <w:p>
+            <w:pPr>
+              <w:spacing w:line="252" w:lineRule="atLeast" w:before="0" w:after="0"/>
+            </w:pPr>
+            <w:r>
+              <w:rPr>
+                <w:color w:val="24292E"/>
+                <w:sz w:val="17"/>
+                <w:szCs w:val="17"/>
+                <w:rFonts w:ascii="Consolas" w:eastAsia="Microsoft YaHei"/>
+              </w:rPr>
+              <w:t xml:space="preserve">                            SE09 释放 → STMS 导入测试/生产库</w:t>
+            </w:r>
+          </w:p>
+          <w:p>
+            <w:pPr>
+              <w:spacing w:line="252" w:lineRule="atLeast" w:before="0" w:after="0"/>
+            </w:pPr>
+            <w:r>
+              <w:rPr>
+                <w:color w:val="24292E"/>
+                <w:sz w:val="17"/>
+                <w:szCs w:val="17"/>
+                <w:rFonts w:ascii="Consolas" w:eastAsia="Microsoft YaHei"/>
+              </w:rPr>
+              <w:t xml:space="preserve">                              → 每环境 SICF 重新激活</w:t>
+            </w:r>
+          </w:p>
+        </w:tc>
+      </w:tr>
+    </w:tbl>
+    <w:p>
+      <w:pPr>
+        <w:spacing w:after="60"/>
+      </w:pPr>
+    </w:p>
+    <w:p>
+      <w:pPr>
+        <w:spacing w:line="312" w:after="60"/>
+        <w:ind w:firstLine="480"/>
+        <w:jc w:val="both"/>
+      </w:pPr>
+      <w:r>
+        <w:rPr>
+          <w:b w:val="false"/>
+          <w:bCs w:val="false"/>
+          <w:color w:val="1A1A1A"/>
+          <w:sz w:val="24"/>
+          <w:szCs w:val="24"/>
+          <w:rFonts w:ascii="Times New Roman" w:eastAsia="SimSun"/>
+        </w:rPr>
+        <w:t xml:space="preserve">一句话：</w:t>
+      </w:r>
       <w:r>
         <w:rPr>
           <w:b/>
           <w:bCs/>
-          <w:color w:val="1B6B7A"/>
-          <w:sz w:val="28"/>
-          <w:szCs w:val="28"/>
-          <w:rFonts w:ascii="Arial" w:eastAsia="SimHei"/>
-        </w:rPr>
-        <w:t xml:space="preserve">3.3 搬运清单（家里机 → 公司机）</w:t>
+          <w:color w:val="1A1A1A"/>
+          <w:sz w:val="24"/>
+          <w:szCs w:val="24"/>
+          <w:rFonts w:ascii="Times New Roman" w:eastAsia="SimSun"/>
+        </w:rPr>
+        <w:t xml:space="preserve">代码管在 git 里，部署只认 zip，SAP GUI 里只做"上传 + 激活 + 传输"三件事。</w:t>
+      </w:r>
+    </w:p>
+    <w:p>
+      <w:pPr>
+        <w:keepNext/>
+        <w:spacing w:line="312" w:after="60"/>
+        <w:ind w:firstLine="480"/>
+        <w:jc w:val="both"/>
+      </w:pPr>
+      <w:r>
+        <w:rPr>
+          <w:b w:val="false"/>
+          <w:bCs w:val="false"/>
+          <w:color w:val="1A1A1A"/>
+          <w:sz w:val="24"/>
+          <w:szCs w:val="24"/>
+          <w:rFonts w:ascii="Times New Roman" w:eastAsia="SimSun"/>
+        </w:rPr>
+        <w:t xml:space="preserve">两种部署节奏：</w:t>
       </w:r>
     </w:p>
     <w:tbl>
@@ -11637,6 +12906,32 @@
             </w:pPr>
             <w:r>
               <w:rPr>
+                <w:color w:val="FFFFFF"/>
+                <w:sz w:val="20"/>
+                <w:szCs w:val="20"/>
+                <w:rFonts w:ascii="Arial" w:eastAsia="SimHei"/>
+              </w:rPr>
+            </w:r>
+          </w:p>
+        </w:tc>
+        <w:tc>
+          <w:tcPr>
+            <w:tcW w:type="pct" w:w="33%"/>
+            <w:shd w:fill="1B6B7A" w:val="clear"/>
+            <w:tcMar>
+              <w:top w:type="dxa" w:w="60"/>
+              <w:left w:type="dxa" w:w="120"/>
+              <w:bottom w:type="dxa" w:w="60"/>
+              <w:right w:type="dxa" w:w="120"/>
+            </w:tcMar>
+          </w:tcPr>
+          <w:p>
+            <w:pPr>
+              <w:spacing w:line="276"/>
+              <w:jc w:val="center"/>
+            </w:pPr>
+            <w:r>
+              <w:rPr>
                 <w:b/>
                 <w:bCs/>
                 <w:color w:val="FFFFFF"/>
@@ -11644,13 +12939,13 @@
                 <w:szCs w:val="20"/>
                 <w:rFonts w:ascii="Arial" w:eastAsia="SimHei"/>
               </w:rPr>
-              <w:t xml:space="preserve">东西</w:t>
-            </w:r>
-          </w:p>
-        </w:tc>
-        <w:tc>
-          <w:tcPr>
-            <w:tcW w:type="pct" w:w="33%"/>
+              <w:t xml:space="preserve">全量部署</w:t>
+            </w:r>
+          </w:p>
+        </w:tc>
+        <w:tc>
+          <w:tcPr>
+            <w:tcW w:type="pct" w:w="34%"/>
             <w:shd w:fill="1B6B7A" w:val="clear"/>
             <w:tcMar>
               <w:top w:type="dxa" w:w="60"/>
@@ -11673,36 +12968,7 @@
                 <w:szCs w:val="20"/>
                 <w:rFonts w:ascii="Arial" w:eastAsia="SimHei"/>
               </w:rPr>
-              <w:t xml:space="preserve">必须？</w:t>
-            </w:r>
-          </w:p>
-        </w:tc>
-        <w:tc>
-          <w:tcPr>
-            <w:tcW w:type="pct" w:w="34%"/>
-            <w:shd w:fill="1B6B7A" w:val="clear"/>
-            <w:tcMar>
-              <w:top w:type="dxa" w:w="60"/>
-              <w:left w:type="dxa" w:w="120"/>
-              <w:bottom w:type="dxa" w:w="60"/>
-              <w:right w:type="dxa" w:w="120"/>
-            </w:tcMar>
-          </w:tcPr>
-          <w:p>
-            <w:pPr>
-              <w:spacing w:line="276"/>
-              <w:jc w:val="center"/>
-            </w:pPr>
-            <w:r>
-              <w:rPr>
-                <w:b/>
-                <w:bCs/>
-                <w:color w:val="FFFFFF"/>
-                <w:sz w:val="20"/>
-                <w:szCs w:val="20"/>
-                <w:rFonts w:ascii="Arial" w:eastAsia="SimHei"/>
-              </w:rPr>
-              <w:t xml:space="preserve">说明</w:t>
+              <w:t xml:space="preserve">增量部署（日常改前端推荐）</w:t>
             </w:r>
           </w:p>
         </w:tc>
@@ -11735,7 +13001,7 @@
                 <w:szCs w:val="20"/>
                 <w:rFonts w:ascii="Times New Roman" w:eastAsia="SimSun"/>
               </w:rPr>
-              <w:t xml:space="preserve">部署 zip</w:t>
+              <w:t xml:space="preserve">场景</w:t>
             </w:r>
           </w:p>
         </w:tc>
@@ -11763,7 +13029,7 @@
                 <w:szCs w:val="20"/>
                 <w:rFonts w:ascii="Times New Roman" w:eastAsia="SimSun"/>
               </w:rPr>
-              <w:t xml:space="preserve">★ 必须</w:t>
+              <w:t xml:space="preserve">首次 / 大版本</w:t>
             </w:r>
           </w:p>
         </w:tc>
@@ -11791,29 +13057,7 @@
                 <w:szCs w:val="20"/>
                 <w:rFonts w:ascii="Times New Roman" w:eastAsia="SimSun"/>
               </w:rPr>
-              <w:t xml:space="preserve">部署主体；放 </w:t>
-            </w:r>
-            <w:r>
-              <w:rPr>
-                <w:b/>
-                <w:bCs/>
-                <w:color w:val="1A1A1A"/>
-                <w:sz w:val="20"/>
-                <w:szCs w:val="20"/>
-                <w:rFonts w:ascii="Times New Roman" w:eastAsia="SimSun"/>
-              </w:rPr>
-              <w:t xml:space="preserve">C 盘英文短路径</w:t>
-            </w:r>
-            <w:r>
-              <w:rPr>
-                <w:b w:val="false"/>
-                <w:bCs w:val="false"/>
-                <w:color w:val="1A1A1A"/>
-                <w:sz w:val="20"/>
-                <w:szCs w:val="20"/>
-                <w:rFonts w:ascii="Times New Roman" w:eastAsia="SimSun"/>
-              </w:rPr>
-              <w:t xml:space="preserve">（Big5 GUI 中文文件名选不中，E 盘读文件可能弹授权）</w:t>
+              <w:t xml:space="preserve">日常改几个文件（如只改 ChatService.js）</w:t>
             </w:r>
           </w:p>
         </w:tc>
@@ -11846,7 +13090,7 @@
                 <w:szCs w:val="20"/>
                 <w:rFonts w:ascii="Times New Roman" w:eastAsia="SimSun"/>
               </w:rPr>
-              <w:t xml:space="preserve">《03-后端实施文档》</w:t>
+              <w:t xml:space="preserve">zip 内容</w:t>
             </w:r>
           </w:p>
         </w:tc>
@@ -11874,7 +13118,7 @@
                 <w:szCs w:val="20"/>
                 <w:rFonts w:ascii="Times New Roman" w:eastAsia="SimSun"/>
               </w:rPr>
-              <w:t xml:space="preserve">建议</w:t>
+              <w:t xml:space="preserve">整个 dist（约 8600 文件 / 31MB）</w:t>
             </w:r>
           </w:p>
         </w:tc>
@@ -11902,7 +13146,7 @@
                 <w:szCs w:val="20"/>
                 <w:rFonts w:ascii="Times New Roman" w:eastAsia="SimSun"/>
               </w:rPr>
-              <w:t xml:space="preserve">联调验证对照</w:t>
+              <w:t xml:space="preserve">仅变更文件（保持相对路径）</w:t>
             </w:r>
           </w:p>
         </w:tc>
@@ -11935,7 +13179,7 @@
                 <w:szCs w:val="20"/>
                 <w:rFonts w:ascii="Times New Roman" w:eastAsia="SimSun"/>
               </w:rPr>
-              <w:t xml:space="preserve">完整项目 zip（含 node_modules）</w:t>
+              <w:t xml:space="preserve">上传耗时</w:t>
             </w:r>
           </w:p>
         </w:tc>
@@ -11963,7 +13207,7 @@
                 <w:szCs w:val="20"/>
                 <w:rFonts w:ascii="Times New Roman" w:eastAsia="SimSun"/>
               </w:rPr>
-              <w:t xml:space="preserve">可选</w:t>
+              <w:t xml:space="preserve">约 2 小时（⚠️ 耐心，别关窗口）</w:t>
             </w:r>
           </w:p>
         </w:tc>
@@ -11991,7 +13235,107 @@
                 <w:szCs w:val="20"/>
                 <w:rFonts w:ascii="Times New Roman" w:eastAsia="SimSun"/>
               </w:rPr>
-              <w:t xml:space="preserve">仅当要在公司改代码重构建</w:t>
+              <w:t xml:space="preserve">12 个文件 ≈ 一两分钟</w:t>
+            </w:r>
+          </w:p>
+        </w:tc>
+      </w:tr>
+      <w:tr>
+        <w:trPr>
+          <w:cantSplit/>
+        </w:trPr>
+        <w:tc>
+          <w:tcPr>
+            <w:tcW w:type="pct" w:w="33%"/>
+            <w:tcMar>
+              <w:top w:type="dxa" w:w="60"/>
+              <w:left w:type="dxa" w:w="120"/>
+              <w:bottom w:type="dxa" w:w="60"/>
+              <w:right w:type="dxa" w:w="120"/>
+            </w:tcMar>
+          </w:tcPr>
+          <w:p>
+            <w:pPr>
+              <w:spacing w:line="276"/>
+              <w:jc w:val="left"/>
+            </w:pPr>
+            <w:r>
+              <w:rPr>
+                <w:b w:val="false"/>
+                <w:bCs w:val="false"/>
+                <w:color w:val="1A1A1A"/>
+                <w:sz w:val="20"/>
+                <w:szCs w:val="20"/>
+                <w:rFonts w:ascii="Times New Roman" w:eastAsia="SimSun"/>
+              </w:rPr>
+              <w:t xml:space="preserve">获取清单</w:t>
+            </w:r>
+          </w:p>
+        </w:tc>
+        <w:tc>
+          <w:tcPr>
+            <w:tcW w:type="pct" w:w="33%"/>
+            <w:tcMar>
+              <w:top w:type="dxa" w:w="60"/>
+              <w:left w:type="dxa" w:w="120"/>
+              <w:bottom w:type="dxa" w:w="60"/>
+              <w:right w:type="dxa" w:w="120"/>
+            </w:tcMar>
+          </w:tcPr>
+          <w:p>
+            <w:pPr>
+              <w:spacing w:line="276"/>
+              <w:jc w:val="left"/>
+            </w:pPr>
+            <w:r>
+              <w:rPr>
+                <w:b w:val="false"/>
+                <w:bCs w:val="false"/>
+                <w:color w:val="1A1A1A"/>
+                <w:sz w:val="20"/>
+                <w:szCs w:val="20"/>
+                <w:rFonts w:ascii="Times New Roman" w:eastAsia="SimSun"/>
+              </w:rPr>
+              <w:t xml:space="preserve">直接打全量包</w:t>
+            </w:r>
+          </w:p>
+        </w:tc>
+        <w:tc>
+          <w:tcPr>
+            <w:tcW w:type="pct" w:w="34%"/>
+            <w:tcMar>
+              <w:top w:type="dxa" w:w="60"/>
+              <w:left w:type="dxa" w:w="120"/>
+              <w:bottom w:type="dxa" w:w="60"/>
+              <w:right w:type="dxa" w:w="120"/>
+            </w:tcMar>
+          </w:tcPr>
+          <w:p>
+            <w:pPr>
+              <w:spacing w:line="276"/>
+              <w:jc w:val="left"/>
+            </w:pPr>
+            <w:r>
+              <w:rPr>
+                <w:b w:val="false"/>
+                <w:bCs w:val="false"/>
+                <w:color w:val="9C2B4B"/>
+                <w:sz w:val="20"/>
+                <w:szCs w:val="20"/>
+                <w:rFonts w:ascii="Consolas" w:eastAsia="Microsoft YaHei"/>
+              </w:rPr>
+              <w:t xml:space="preserve">diff -rq</w:t>
+            </w:r>
+            <w:r>
+              <w:rPr>
+                <w:b w:val="false"/>
+                <w:bCs w:val="false"/>
+                <w:color w:val="1A1A1A"/>
+                <w:sz w:val="20"/>
+                <w:szCs w:val="20"/>
+                <w:rFonts w:ascii="Times New Roman" w:eastAsia="SimSun"/>
+              </w:rPr>
+              <w:t xml:space="preserve"> 新旧 dist 目录 → 变更文件清单</w:t>
             </w:r>
           </w:p>
         </w:tc>
@@ -12017,15 +13361,303 @@
           <w:szCs w:val="32"/>
           <w:rFonts w:ascii="Arial" w:eastAsia="SimHei"/>
         </w:rPr>
-        <w:t xml:space="preserve">四、SAP GUI 上传（SE38 报表 /UI5/UI5_REPOSITORY_LOAD）</w:t>
-      </w:r>
+        <w:t xml:space="preserve">一、构建前配置自检（30 秒，防 90% 部署事故）</w:t>
+      </w:r>
+    </w:p>
+    <w:p>
+      <w:pPr>
+        <w:spacing w:line="312" w:after="60"/>
+        <w:ind w:firstLine="480"/>
+        <w:jc w:val="both"/>
+      </w:pPr>
+      <w:r>
+        <w:rPr>
+          <w:b w:val="false"/>
+          <w:bCs w:val="false"/>
+          <w:color w:val="1A1A1A"/>
+          <w:sz w:val="24"/>
+          <w:szCs w:val="24"/>
+          <w:rFonts w:ascii="Times New Roman" w:eastAsia="SimSun"/>
+        </w:rPr>
+        <w:t xml:space="preserve">打开 </w:t>
+      </w:r>
+      <w:r>
+        <w:rPr>
+          <w:b w:val="false"/>
+          <w:bCs w:val="false"/>
+          <w:color w:val="9C2B4B"/>
+          <w:sz w:val="24"/>
+          <w:szCs w:val="24"/>
+          <w:rFonts w:ascii="Consolas" w:eastAsia="Microsoft YaHei"/>
+        </w:rPr>
+        <w:t xml:space="preserve">webapp/config.js</w:t>
+      </w:r>
+      <w:r>
+        <w:rPr>
+          <w:b w:val="false"/>
+          <w:bCs w:val="false"/>
+          <w:color w:val="1A1A1A"/>
+          <w:sz w:val="24"/>
+          <w:szCs w:val="24"/>
+          <w:rFonts w:ascii="Times New Roman" w:eastAsia="SimSun"/>
+        </w:rPr>
+        <w:t xml:space="preserve">（构建后 dist/config.js 才是部署生效的那份），确认五个值：</w:t>
+      </w:r>
+    </w:p>
+    <w:tbl>
+      <w:tblPr>
+        <w:tblW w:type="pct" w:w="100%"/>
+        <w:tblBorders>
+          <w:top w:val="single" w:color="C8DDE2" w:sz="4"/>
+          <w:left w:val="single" w:color="C8DDE2" w:sz="4"/>
+          <w:bottom w:val="single" w:color="C8DDE2" w:sz="4"/>
+          <w:right w:val="single" w:color="C8DDE2" w:sz="4"/>
+          <w:insideH w:val="none" w:color="auto" w:sz="0"/>
+          <w:insideV w:val="none" w:color="auto" w:sz="0"/>
+        </w:tblBorders>
+        <w:tblLayout w:type="fixed"/>
+      </w:tblPr>
+      <w:tblGrid>
+        <w:gridCol w:w="100"/>
+      </w:tblGrid>
+      <w:tr>
+        <w:tc>
+          <w:tcPr>
+            <w:shd w:fill="F2F4F7" w:val="clear"/>
+            <w:tcMar>
+              <w:top w:type="dxa" w:w="100"/>
+              <w:left w:type="dxa" w:w="180"/>
+              <w:bottom w:type="dxa" w:w="100"/>
+              <w:right w:type="dxa" w:w="120"/>
+            </w:tcMar>
+          </w:tcPr>
+          <w:p>
+            <w:pPr>
+              <w:spacing w:line="252" w:lineRule="atLeast" w:before="0" w:after="0"/>
+            </w:pPr>
+            <w:r>
+              <w:rPr>
+                <w:color w:val="24292E"/>
+                <w:sz w:val="17"/>
+                <w:szCs w:val="17"/>
+                <w:rFonts w:ascii="Consolas" w:eastAsia="Microsoft YaHei"/>
+              </w:rPr>
+              <w:t xml:space="preserve">mode: "backend",                        // 后端模式（探测失败自动降级演示）</w:t>
+            </w:r>
+          </w:p>
+          <w:p>
+            <w:pPr>
+              <w:spacing w:line="252" w:lineRule="atLeast" w:before="0" w:after="0"/>
+            </w:pPr>
+            <w:r>
+              <w:rPr>
+                <w:color w:val="24292E"/>
+                <w:sz w:val="17"/>
+                <w:szCs w:val="17"/>
+                <w:rFonts w:ascii="Consolas" w:eastAsia="Microsoft YaHei"/>
+              </w:rPr>
+              <w:t xml:space="preserve">host: "",                               // ★ 部署进 SAP 同域必须留空！填了反而跨域</w:t>
+            </w:r>
+          </w:p>
+          <w:p>
+            <w:pPr>
+              <w:spacing w:line="252" w:lineRule="atLeast" w:before="0" w:after="0"/>
+            </w:pPr>
+            <w:r>
+              <w:rPr>
+                <w:color w:val="24292E"/>
+                <w:sz w:val="17"/>
+                <w:szCs w:val="17"/>
+                <w:rFonts w:ascii="Consolas" w:eastAsia="Microsoft YaHei"/>
+              </w:rPr>
+              <w:t xml:space="preserve">path: "/sap/opu/odata/sap/ZAI_CHAT_SRV/",</w:t>
+            </w:r>
+          </w:p>
+          <w:p>
+            <w:pPr>
+              <w:spacing w:line="252" w:lineRule="atLeast" w:before="0" w:after="0"/>
+            </w:pPr>
+            <w:r>
+              <w:rPr>
+                <w:color w:val="24292E"/>
+                <w:sz w:val="17"/>
+                <w:szCs w:val="17"/>
+                <w:rFonts w:ascii="Consolas" w:eastAsia="Microsoft YaHei"/>
+              </w:rPr>
+              <w:t xml:space="preserve">ui5Src: "./resources/sap-ui-core.js",  // ★ 随包自带 UI5（内网部署命根子）</w:t>
+            </w:r>
+          </w:p>
+          <w:p>
+            <w:pPr>
+              <w:spacing w:line="252" w:lineRule="atLeast" w:before="0" w:after="0"/>
+            </w:pPr>
+            <w:r>
+              <w:rPr>
+                <w:color w:val="24292E"/>
+                <w:sz w:val="17"/>
+                <w:szCs w:val="17"/>
+                <w:rFonts w:ascii="Consolas" w:eastAsia="Microsoft YaHei"/>
+              </w:rPr>
+              <w:t xml:space="preserve">ui5Theme: "sap_horizon"</w:t>
+            </w:r>
+          </w:p>
+        </w:tc>
+      </w:tr>
+    </w:tbl>
+    <w:p>
+      <w:pPr>
+        <w:spacing w:after="60"/>
+      </w:pPr>
+    </w:p>
+    <w:p>
+      <w:pPr>
+        <w:spacing w:line="312" w:after="60"/>
+        <w:ind w:firstLine="480"/>
+        <w:jc w:val="both"/>
+      </w:pPr>
+      <w:r>
+        <w:rPr>
+          <w:b w:val="false"/>
+          <w:bCs w:val="false"/>
+          <w:color w:val="1A1A1A"/>
+          <w:sz w:val="24"/>
+          <w:szCs w:val="24"/>
+          <w:rFonts w:ascii="Times New Roman" w:eastAsia="SimSun"/>
+        </w:rPr>
+        <w:t xml:space="preserve">⚠️ 最常见翻车点：</w:t>
+      </w:r>
+      <w:r>
+        <w:rPr>
+          <w:b w:val="false"/>
+          <w:bCs w:val="false"/>
+          <w:color w:val="9C2B4B"/>
+          <w:sz w:val="24"/>
+          <w:szCs w:val="24"/>
+          <w:rFonts w:ascii="Consolas" w:eastAsia="Microsoft YaHei"/>
+        </w:rPr>
+        <w:t xml:space="preserve">host</w:t>
+      </w:r>
+      <w:r>
+        <w:rPr>
+          <w:b w:val="false"/>
+          <w:bCs w:val="false"/>
+          <w:color w:val="1A1A1A"/>
+          <w:sz w:val="24"/>
+          <w:szCs w:val="24"/>
+          <w:rFonts w:ascii="Times New Roman" w:eastAsia="SimSun"/>
+        </w:rPr>
+        <w:t xml:space="preserve"> 填了开发机地址（如 </w:t>
+      </w:r>
+      <w:r>
+        <w:rPr>
+          <w:b w:val="false"/>
+          <w:bCs w:val="false"/>
+          <w:color w:val="9C2B4B"/>
+          <w:sz w:val="24"/>
+          <w:szCs w:val="24"/>
+          <w:rFonts w:ascii="Consolas" w:eastAsia="Microsoft YaHei"/>
+        </w:rPr>
+        <w:t xml:space="preserve">http://sapgls4dev...:8000</w:t>
+      </w:r>
+      <w:r>
+        <w:rPr>
+          <w:b w:val="false"/>
+          <w:bCs w:val="false"/>
+          <w:color w:val="1A1A1A"/>
+          <w:sz w:val="24"/>
+          <w:szCs w:val="24"/>
+          <w:rFonts w:ascii="Times New Roman" w:eastAsia="SimSun"/>
+        </w:rPr>
+        <w:t xml:space="preserve">）。同源部署 host 必须空串。</w:t>
+      </w:r>
+    </w:p>
+    <w:p>
+      <w:pPr>
+        <w:pStyle w:val="Heading1"/>
+        <w:pageBreakBefore/>
+        <w:spacing w:before="360" w:after="160" w:line="312"/>
+      </w:pPr>
+      <w:r>
+        <w:rPr>
+          <w:b/>
+          <w:bCs/>
+          <w:color w:val="1B6B7A"/>
+          <w:sz w:val="32"/>
+          <w:szCs w:val="32"/>
+          <w:rFonts w:ascii="Arial" w:eastAsia="SimHei"/>
+        </w:rPr>
+        <w:t xml:space="preserve">二、构建</w:t>
+      </w:r>
+    </w:p>
+    <w:tbl>
+      <w:tblPr>
+        <w:tblW w:type="pct" w:w="100%"/>
+        <w:tblBorders>
+          <w:top w:val="single" w:color="C8DDE2" w:sz="4"/>
+          <w:left w:val="single" w:color="C8DDE2" w:sz="4"/>
+          <w:bottom w:val="single" w:color="C8DDE2" w:sz="4"/>
+          <w:right w:val="single" w:color="C8DDE2" w:sz="4"/>
+          <w:insideH w:val="none" w:color="auto" w:sz="0"/>
+          <w:insideV w:val="none" w:color="auto" w:sz="0"/>
+        </w:tblBorders>
+        <w:tblLayout w:type="fixed"/>
+      </w:tblPr>
+      <w:tblGrid>
+        <w:gridCol w:w="100"/>
+      </w:tblGrid>
+      <w:tr>
+        <w:tc>
+          <w:tcPr>
+            <w:shd w:fill="F2F4F7" w:val="clear"/>
+            <w:tcMar>
+              <w:top w:type="dxa" w:w="100"/>
+              <w:left w:type="dxa" w:w="180"/>
+              <w:bottom w:type="dxa" w:w="100"/>
+              <w:right w:type="dxa" w:w="120"/>
+            </w:tcMar>
+          </w:tcPr>
+          <w:p>
+            <w:pPr>
+              <w:spacing w:line="252" w:lineRule="atLeast" w:before="0" w:after="0"/>
+            </w:pPr>
+            <w:r>
+              <w:rPr>
+                <w:color w:val="24292E"/>
+                <w:sz w:val="17"/>
+                <w:szCs w:val="17"/>
+                <w:rFonts w:ascii="Consolas" w:eastAsia="Microsoft YaHei"/>
+              </w:rPr>
+              <w:t xml:space="preserve">npm install        # 仅首次/依赖变化（内网无外网：拷现成 node_modules）</w:t>
+            </w:r>
+          </w:p>
+          <w:p>
+            <w:pPr>
+              <w:spacing w:line="252" w:lineRule="atLeast" w:before="0" w:after="0"/>
+            </w:pPr>
+            <w:r>
+              <w:rPr>
+                <w:color w:val="24292E"/>
+                <w:sz w:val="17"/>
+                <w:szCs w:val="17"/>
+                <w:rFonts w:ascii="Consolas" w:eastAsia="Microsoft YaHei"/>
+              </w:rPr>
+              <w:t xml:space="preserve">npm run build      # ui5 build --all --clean-dest，产物 dist/，约 1.5~8 分钟</w:t>
+            </w:r>
+          </w:p>
+        </w:tc>
+      </w:tr>
+    </w:tbl>
+    <w:p>
+      <w:pPr>
+        <w:spacing w:after="60"/>
+      </w:pPr>
     </w:p>
     <w:p>
       <w:pPr>
         <w:pStyle w:val="ListParagraph"/>
         <w:numPr>
           <w:ilvl w:val="0"/>
-          <w:numId w:val="9"/>
+          <w:numId w:val="1"/>
         </w:numPr>
         <w:spacing w:line="312" w:after="40"/>
         <w:jc w:val="both"/>
@@ -12034,34 +13666,67 @@
         <w:rPr>
           <w:b w:val="false"/>
           <w:bCs w:val="false"/>
-          <w:color w:val="1A1A1A"/>
-          <w:sz w:val="22"/>
-          <w:szCs w:val="22"/>
-          <w:rFonts w:ascii="Times New Roman" w:eastAsia="SimSun"/>
-        </w:rPr>
-        <w:t xml:space="preserve">SE38 → 输入 </w:t>
-      </w:r>
-      <w:r>
-        <w:rPr>
-          <w:b w:val="false"/>
-          <w:bCs w:val="false"/>
           <w:color w:val="9C2B4B"/>
           <w:sz w:val="22"/>
           <w:szCs w:val="22"/>
           <w:rFonts w:ascii="Consolas" w:eastAsia="Microsoft YaHei"/>
         </w:rPr>
-        <w:t xml:space="preserve">/UI5/UI5_REPOSITORY_LOAD</w:t>
-      </w:r>
-      <w:r>
-        <w:rPr>
-          <w:b w:val="false"/>
-          <w:bCs w:val="false"/>
-          <w:color w:val="1A1A1A"/>
-          <w:sz w:val="22"/>
-          <w:szCs w:val="22"/>
-          <w:rFonts w:ascii="Times New Roman" w:eastAsia="SimSun"/>
-        </w:rPr>
-        <w:t xml:space="preserve"> → F8；</w:t>
+        <w:t xml:space="preserve">--all</w:t>
+      </w:r>
+      <w:r>
+        <w:rPr>
+          <w:b w:val="false"/>
+          <w:bCs w:val="false"/>
+          <w:color w:val="1A1A1A"/>
+          <w:sz w:val="22"/>
+          <w:szCs w:val="22"/>
+          <w:rFonts w:ascii="Times New Roman" w:eastAsia="SimSun"/>
+        </w:rPr>
+        <w:t xml:space="preserve"> 会把 UI5 1.130 运行时 + 双主题库整个打进 </w:t>
+      </w:r>
+      <w:r>
+        <w:rPr>
+          <w:b w:val="false"/>
+          <w:bCs w:val="false"/>
+          <w:color w:val="9C2B4B"/>
+          <w:sz w:val="22"/>
+          <w:szCs w:val="22"/>
+          <w:rFonts w:ascii="Consolas" w:eastAsia="Microsoft YaHei"/>
+        </w:rPr>
+        <w:t xml:space="preserve">dist/resources/</w:t>
+      </w:r>
+      <w:r>
+        <w:rPr>
+          <w:b w:val="false"/>
+          <w:bCs w:val="false"/>
+          <w:color w:val="1A1A1A"/>
+          <w:sz w:val="22"/>
+          <w:szCs w:val="22"/>
+          <w:rFonts w:ascii="Times New Roman" w:eastAsia="SimSun"/>
+        </w:rPr>
+        <w:t xml:space="preserve">（ui5.yaml 已声明 framework）——</w:t>
+      </w:r>
+      <w:r>
+        <w:rPr>
+          <w:b/>
+          <w:bCs/>
+          <w:color w:val="1A1A1A"/>
+          <w:sz w:val="22"/>
+          <w:szCs w:val="22"/>
+          <w:rFonts w:ascii="Times New Roman" w:eastAsia="SimSun"/>
+        </w:rPr>
+        <w:t xml:space="preserve">部署后不依赖公网 CDN、不依赖服务器内置 UI5 版本</w:t>
+      </w:r>
+      <w:r>
+        <w:rPr>
+          <w:b w:val="false"/>
+          <w:bCs w:val="false"/>
+          <w:color w:val="1A1A1A"/>
+          <w:sz w:val="22"/>
+          <w:szCs w:val="22"/>
+          <w:rFonts w:ascii="Times New Roman" w:eastAsia="SimSun"/>
+        </w:rPr>
+        <w:t xml:space="preserve">；</w:t>
       </w:r>
     </w:p>
     <w:p>
@@ -12069,7 +13734,1772 @@
         <w:pStyle w:val="ListParagraph"/>
         <w:numPr>
           <w:ilvl w:val="0"/>
-          <w:numId w:val="9"/>
+          <w:numId w:val="1"/>
+        </w:numPr>
+        <w:spacing w:line="312" w:after="40"/>
+        <w:jc w:val="both"/>
+      </w:pPr>
+      <w:r>
+        <w:rPr>
+          <w:b w:val="false"/>
+          <w:bCs w:val="false"/>
+          <w:color w:val="1A1A1A"/>
+          <w:sz w:val="22"/>
+          <w:szCs w:val="22"/>
+          <w:rFonts w:ascii="Times New Roman" w:eastAsia="SimSun"/>
+        </w:rPr>
+        <w:t xml:space="preserve">内网构建机离线方案：把交付包 </w:t>
+      </w:r>
+      <w:r>
+        <w:rPr>
+          <w:b w:val="false"/>
+          <w:bCs w:val="false"/>
+          <w:color w:val="9C2B4B"/>
+          <w:sz w:val="22"/>
+          <w:szCs w:val="22"/>
+          <w:rFonts w:ascii="Consolas" w:eastAsia="Microsoft YaHei"/>
+        </w:rPr>
+        <w:t xml:space="preserve">02_部署产物/ui5框架缓存_复制到_C盘用户目录.zip</w:t>
+      </w:r>
+      <w:r>
+        <w:rPr>
+          <w:b w:val="false"/>
+          <w:bCs w:val="false"/>
+          <w:color w:val="1A1A1A"/>
+          <w:sz w:val="22"/>
+          <w:szCs w:val="22"/>
+          <w:rFonts w:ascii="Times New Roman" w:eastAsia="SimSun"/>
+        </w:rPr>
+        <w:t xml:space="preserve"> 解压到 </w:t>
+      </w:r>
+      <w:r>
+        <w:rPr>
+          <w:b w:val="false"/>
+          <w:bCs w:val="false"/>
+          <w:color w:val="9C2B4B"/>
+          <w:sz w:val="22"/>
+          <w:szCs w:val="22"/>
+          <w:rFonts w:ascii="Consolas" w:eastAsia="Microsoft YaHei"/>
+        </w:rPr>
+        <w:t xml:space="preserve">C:\Users\&lt;用户&gt;\.ui5\</w:t>
+      </w:r>
+      <w:r>
+        <w:rPr>
+          <w:b w:val="false"/>
+          <w:bCs w:val="false"/>
+          <w:color w:val="1A1A1A"/>
+          <w:sz w:val="22"/>
+          <w:szCs w:val="22"/>
+          <w:rFonts w:ascii="Times New Roman" w:eastAsia="SimSun"/>
+        </w:rPr>
+        <w:t xml:space="preserve">（框架缓存，约 7600 文件）。</w:t>
+      </w:r>
+    </w:p>
+    <w:p>
+      <w:pPr>
+        <w:pStyle w:val="Heading2"/>
+        <w:spacing w:before="240" w:after="120" w:line="312"/>
+      </w:pPr>
+      <w:r>
+        <w:rPr>
+          <w:b/>
+          <w:bCs/>
+          <w:color w:val="1B6B7A"/>
+          <w:sz w:val="28"/>
+          <w:szCs w:val="28"/>
+          <w:rFonts w:ascii="Arial" w:eastAsia="SimHei"/>
+        </w:rPr>
+        <w:t xml:space="preserve">构建纪律（实踩过的坑）</w:t>
+      </w:r>
+    </w:p>
+    <w:p>
+      <w:pPr>
+        <w:pStyle w:val="ListParagraph"/>
+        <w:numPr>
+          <w:ilvl w:val="0"/>
+          <w:numId w:val="11"/>
+        </w:numPr>
+        <w:spacing w:line="312" w:after="40"/>
+        <w:jc w:val="both"/>
+      </w:pPr>
+      <w:r>
+        <w:rPr>
+          <w:b/>
+          <w:bCs/>
+          <w:color w:val="1A1A1A"/>
+          <w:sz w:val="22"/>
+          <w:szCs w:val="22"/>
+          <w:rFonts w:ascii="Times New Roman" w:eastAsia="SimSun"/>
+        </w:rPr>
+        <w:t xml:space="preserve">补丁晚于 dist 构建 = 服务器跑旧代码</w:t>
+      </w:r>
+      <w:r>
+        <w:rPr>
+          <w:b w:val="false"/>
+          <w:bCs w:val="false"/>
+          <w:color w:val="1A1A1A"/>
+          <w:sz w:val="22"/>
+          <w:szCs w:val="22"/>
+          <w:rFonts w:ascii="Times New Roman" w:eastAsia="SimSun"/>
+        </w:rPr>
+        <w:t xml:space="preserve">（09-04 事故实锤）——改代码必须重跑 build 并校验 preload；</w:t>
+      </w:r>
+    </w:p>
+    <w:p>
+      <w:pPr>
+        <w:pStyle w:val="ListParagraph"/>
+        <w:numPr>
+          <w:ilvl w:val="0"/>
+          <w:numId w:val="11"/>
+        </w:numPr>
+        <w:spacing w:line="312" w:after="40"/>
+        <w:jc w:val="both"/>
+      </w:pPr>
+      <w:r>
+        <w:rPr>
+          <w:b/>
+          <w:bCs/>
+          <w:color w:val="1A1A1A"/>
+          <w:sz w:val="22"/>
+          <w:szCs w:val="22"/>
+          <w:rFonts w:ascii="Times New Roman" w:eastAsia="SimSun"/>
+        </w:rPr>
+        <w:t xml:space="preserve">并发构建互相覆盖 dist</w:t>
+      </w:r>
+      <w:r>
+        <w:rPr>
+          <w:b w:val="false"/>
+          <w:bCs w:val="false"/>
+          <w:color w:val="1A1A1A"/>
+          <w:sz w:val="22"/>
+          <w:szCs w:val="22"/>
+          <w:rFonts w:ascii="Times New Roman" w:eastAsia="SimSun"/>
+        </w:rPr>
+        <w:t xml:space="preserve">：启动前 </w:t>
+      </w:r>
+      <w:r>
+        <w:rPr>
+          <w:b w:val="false"/>
+          <w:bCs w:val="false"/>
+          <w:color w:val="9C2B4B"/>
+          <w:sz w:val="22"/>
+          <w:szCs w:val="22"/>
+          <w:rFonts w:ascii="Consolas" w:eastAsia="Microsoft YaHei"/>
+        </w:rPr>
+        <w:t xml:space="preserve">pgrep -f "[u]i5 build"</w:t>
+      </w:r>
+      <w:r>
+        <w:rPr>
+          <w:b w:val="false"/>
+          <w:bCs w:val="false"/>
+          <w:color w:val="1A1A1A"/>
+          <w:sz w:val="22"/>
+          <w:szCs w:val="22"/>
+          <w:rFonts w:ascii="Times New Roman" w:eastAsia="SimSun"/>
+        </w:rPr>
+        <w:t xml:space="preserve"> 确认无存活进程（</w:t>
+      </w:r>
+      <w:r>
+        <w:rPr>
+          <w:b w:val="false"/>
+          <w:bCs w:val="false"/>
+          <w:color w:val="9C2B4B"/>
+          <w:sz w:val="22"/>
+          <w:szCs w:val="22"/>
+          <w:rFonts w:ascii="Consolas" w:eastAsia="Microsoft YaHei"/>
+        </w:rPr>
+        <w:t xml:space="preserve">[]</w:t>
+      </w:r>
+      <w:r>
+        <w:rPr>
+          <w:b w:val="false"/>
+          <w:bCs w:val="false"/>
+          <w:color w:val="1A1A1A"/>
+          <w:sz w:val="22"/>
+          <w:szCs w:val="22"/>
+          <w:rFonts w:ascii="Times New Roman" w:eastAsia="SimSun"/>
+        </w:rPr>
+        <w:t xml:space="preserve"> 防自匹配），等进程退出且日志出现 </w:t>
+      </w:r>
+      <w:r>
+        <w:rPr>
+          <w:b w:val="false"/>
+          <w:bCs w:val="false"/>
+          <w:color w:val="9C2B4B"/>
+          <w:sz w:val="22"/>
+          <w:szCs w:val="22"/>
+          <w:rFonts w:ascii="Consolas" w:eastAsia="Microsoft YaHei"/>
+        </w:rPr>
+        <w:t xml:space="preserve">Executing cleanup</w:t>
+      </w:r>
+      <w:r>
+        <w:rPr>
+          <w:b w:val="false"/>
+          <w:bCs w:val="false"/>
+          <w:color w:val="1A1A1A"/>
+          <w:sz w:val="22"/>
+          <w:szCs w:val="22"/>
+          <w:rFonts w:ascii="Times New Roman" w:eastAsia="SimSun"/>
+        </w:rPr>
+        <w:t xml:space="preserve"> 才算完成；杀进程用 </w:t>
+      </w:r>
+      <w:r>
+        <w:rPr>
+          <w:b w:val="false"/>
+          <w:bCs w:val="false"/>
+          <w:color w:val="9C2B4B"/>
+          <w:sz w:val="22"/>
+          <w:szCs w:val="22"/>
+          <w:rFonts w:ascii="Consolas" w:eastAsia="Microsoft YaHei"/>
+        </w:rPr>
+        <w:t xml:space="preserve">pkill -f "[u]i5 build"</w:t>
+      </w:r>
+      <w:r>
+        <w:rPr>
+          <w:b w:val="false"/>
+          <w:bCs w:val="false"/>
+          <w:color w:val="1A1A1A"/>
+          <w:sz w:val="22"/>
+          <w:szCs w:val="22"/>
+          <w:rFonts w:ascii="Times New Roman" w:eastAsia="SimSun"/>
+        </w:rPr>
+        <w:t xml:space="preserve"> 模式；</w:t>
+      </w:r>
+    </w:p>
+    <w:p>
+      <w:pPr>
+        <w:pStyle w:val="ListParagraph"/>
+        <w:numPr>
+          <w:ilvl w:val="0"/>
+          <w:numId w:val="11"/>
+        </w:numPr>
+        <w:spacing w:line="312" w:after="40"/>
+        <w:jc w:val="both"/>
+      </w:pPr>
+      <w:r>
+        <w:rPr>
+          <w:b w:val="false"/>
+          <w:bCs w:val="false"/>
+          <w:color w:val="9C2B4B"/>
+          <w:sz w:val="22"/>
+          <w:szCs w:val="22"/>
+          <w:rFonts w:ascii="Consolas" w:eastAsia="Microsoft YaHei"/>
+        </w:rPr>
+        <w:t xml:space="preserve">pkill -f "ui5 build"</w:t>
+      </w:r>
+      <w:r>
+        <w:rPr>
+          <w:b w:val="false"/>
+          <w:bCs w:val="false"/>
+          <w:color w:val="1A1A1A"/>
+          <w:sz w:val="22"/>
+          <w:szCs w:val="22"/>
+          <w:rFonts w:ascii="Times New Roman" w:eastAsia="SimSun"/>
+        </w:rPr>
+        <w:t xml:space="preserve"> 不带 </w:t>
+      </w:r>
+      <w:r>
+        <w:rPr>
+          <w:b w:val="false"/>
+          <w:bCs w:val="false"/>
+          <w:color w:val="9C2B4B"/>
+          <w:sz w:val="22"/>
+          <w:szCs w:val="22"/>
+          <w:rFonts w:ascii="Consolas" w:eastAsia="Microsoft YaHei"/>
+        </w:rPr>
+        <w:t xml:space="preserve">[]</w:t>
+      </w:r>
+      <w:r>
+        <w:rPr>
+          <w:b w:val="false"/>
+          <w:bCs w:val="false"/>
+          <w:color w:val="1A1A1A"/>
+          <w:sz w:val="22"/>
+          <w:szCs w:val="22"/>
+          <w:rFonts w:ascii="Times New Roman" w:eastAsia="SimSun"/>
+        </w:rPr>
+        <w:t xml:space="preserve"> 会匹配到自己。</w:t>
+      </w:r>
+    </w:p>
+    <w:p>
+      <w:pPr>
+        <w:pStyle w:val="Heading2"/>
+        <w:spacing w:before="240" w:after="120" w:line="312"/>
+      </w:pPr>
+      <w:r>
+        <w:rPr>
+          <w:b/>
+          <w:bCs/>
+          <w:color w:val="1B6B7A"/>
+          <w:sz w:val="28"/>
+          <w:szCs w:val="28"/>
+          <w:rFonts w:ascii="Arial" w:eastAsia="SimHei"/>
+        </w:rPr>
+        <w:t xml:space="preserve">构建产物自检（3 检查点）</w:t>
+      </w:r>
+    </w:p>
+    <w:tbl>
+      <w:tblPr>
+        <w:tblW w:type="pct" w:w="100%"/>
+        <w:tblBorders>
+          <w:top w:val="single" w:color="1B6B7A" w:sz="8"/>
+          <w:left w:val="none" w:color="auto" w:sz="0"/>
+          <w:bottom w:val="single" w:color="1B6B7A" w:sz="8"/>
+          <w:right w:val="none" w:color="auto" w:sz="0"/>
+          <w:insideH w:val="single" w:color="C8DDE2" w:sz="2"/>
+          <w:insideV w:val="none" w:color="auto" w:sz="0"/>
+        </w:tblBorders>
+      </w:tblPr>
+      <w:tblGrid>
+        <w:gridCol w:w="100"/>
+        <w:gridCol w:w="100"/>
+        <w:gridCol w:w="100"/>
+      </w:tblGrid>
+      <w:tr>
+        <w:trPr>
+          <w:cantSplit/>
+          <w:tblHeader/>
+        </w:trPr>
+        <w:tc>
+          <w:tcPr>
+            <w:tcW w:type="pct" w:w="33%"/>
+            <w:shd w:fill="1B6B7A" w:val="clear"/>
+            <w:tcMar>
+              <w:top w:type="dxa" w:w="60"/>
+              <w:left w:type="dxa" w:w="120"/>
+              <w:bottom w:type="dxa" w:w="60"/>
+              <w:right w:type="dxa" w:w="120"/>
+            </w:tcMar>
+          </w:tcPr>
+          <w:p>
+            <w:pPr>
+              <w:spacing w:line="276"/>
+              <w:jc w:val="center"/>
+            </w:pPr>
+            <w:r>
+              <w:rPr>
+                <w:b/>
+                <w:bCs/>
+                <w:color w:val="FFFFFF"/>
+                <w:sz w:val="20"/>
+                <w:szCs w:val="20"/>
+                <w:rFonts w:ascii="Arial" w:eastAsia="SimHei"/>
+              </w:rPr>
+              <w:t xml:space="preserve">#</w:t>
+            </w:r>
+          </w:p>
+        </w:tc>
+        <w:tc>
+          <w:tcPr>
+            <w:tcW w:type="pct" w:w="33%"/>
+            <w:shd w:fill="1B6B7A" w:val="clear"/>
+            <w:tcMar>
+              <w:top w:type="dxa" w:w="60"/>
+              <w:left w:type="dxa" w:w="120"/>
+              <w:bottom w:type="dxa" w:w="60"/>
+              <w:right w:type="dxa" w:w="120"/>
+            </w:tcMar>
+          </w:tcPr>
+          <w:p>
+            <w:pPr>
+              <w:spacing w:line="276"/>
+              <w:jc w:val="center"/>
+            </w:pPr>
+            <w:r>
+              <w:rPr>
+                <w:b/>
+                <w:bCs/>
+                <w:color w:val="FFFFFF"/>
+                <w:sz w:val="20"/>
+                <w:szCs w:val="20"/>
+                <w:rFonts w:ascii="Arial" w:eastAsia="SimHei"/>
+              </w:rPr>
+              <w:t xml:space="preserve">检查</w:t>
+            </w:r>
+          </w:p>
+        </w:tc>
+        <w:tc>
+          <w:tcPr>
+            <w:tcW w:type="pct" w:w="34%"/>
+            <w:shd w:fill="1B6B7A" w:val="clear"/>
+            <w:tcMar>
+              <w:top w:type="dxa" w:w="60"/>
+              <w:left w:type="dxa" w:w="120"/>
+              <w:bottom w:type="dxa" w:w="60"/>
+              <w:right w:type="dxa" w:w="120"/>
+            </w:tcMar>
+          </w:tcPr>
+          <w:p>
+            <w:pPr>
+              <w:spacing w:line="276"/>
+              <w:jc w:val="center"/>
+            </w:pPr>
+            <w:r>
+              <w:rPr>
+                <w:b/>
+                <w:bCs/>
+                <w:color w:val="FFFFFF"/>
+                <w:sz w:val="20"/>
+                <w:szCs w:val="20"/>
+                <w:rFonts w:ascii="Arial" w:eastAsia="SimHei"/>
+              </w:rPr>
+              <w:t xml:space="preserve">方法</w:t>
+            </w:r>
+          </w:p>
+        </w:tc>
+      </w:tr>
+      <w:tr>
+        <w:trPr>
+          <w:cantSplit/>
+        </w:trPr>
+        <w:tc>
+          <w:tcPr>
+            <w:tcW w:type="pct" w:w="33%"/>
+            <w:tcMar>
+              <w:top w:type="dxa" w:w="60"/>
+              <w:left w:type="dxa" w:w="120"/>
+              <w:bottom w:type="dxa" w:w="60"/>
+              <w:right w:type="dxa" w:w="120"/>
+            </w:tcMar>
+          </w:tcPr>
+          <w:p>
+            <w:pPr>
+              <w:spacing w:line="276"/>
+              <w:jc w:val="left"/>
+            </w:pPr>
+            <w:r>
+              <w:rPr>
+                <w:b w:val="false"/>
+                <w:bCs w:val="false"/>
+                <w:color w:val="1A1A1A"/>
+                <w:sz w:val="20"/>
+                <w:szCs w:val="20"/>
+                <w:rFonts w:ascii="Times New Roman" w:eastAsia="SimSun"/>
+              </w:rPr>
+              <w:t xml:space="preserve">1</w:t>
+            </w:r>
+          </w:p>
+        </w:tc>
+        <w:tc>
+          <w:tcPr>
+            <w:tcW w:type="pct" w:w="33%"/>
+            <w:tcMar>
+              <w:top w:type="dxa" w:w="60"/>
+              <w:left w:type="dxa" w:w="120"/>
+              <w:bottom w:type="dxa" w:w="60"/>
+              <w:right w:type="dxa" w:w="120"/>
+            </w:tcMar>
+          </w:tcPr>
+          <w:p>
+            <w:pPr>
+              <w:spacing w:line="276"/>
+              <w:jc w:val="left"/>
+            </w:pPr>
+            <w:r>
+              <w:rPr>
+                <w:b w:val="false"/>
+                <w:bCs w:val="false"/>
+                <w:color w:val="1A1A1A"/>
+                <w:sz w:val="20"/>
+                <w:szCs w:val="20"/>
+                <w:rFonts w:ascii="Times New Roman" w:eastAsia="SimSun"/>
+              </w:rPr>
+              <w:t xml:space="preserve">UI5 运行时随包</w:t>
+            </w:r>
+          </w:p>
+        </w:tc>
+        <w:tc>
+          <w:tcPr>
+            <w:tcW w:type="pct" w:w="34%"/>
+            <w:tcMar>
+              <w:top w:type="dxa" w:w="60"/>
+              <w:left w:type="dxa" w:w="120"/>
+              <w:bottom w:type="dxa" w:w="60"/>
+              <w:right w:type="dxa" w:w="120"/>
+            </w:tcMar>
+          </w:tcPr>
+          <w:p>
+            <w:pPr>
+              <w:spacing w:line="276"/>
+              <w:jc w:val="left"/>
+            </w:pPr>
+            <w:r>
+              <w:rPr>
+                <w:b w:val="false"/>
+                <w:bCs w:val="false"/>
+                <w:color w:val="9C2B4B"/>
+                <w:sz w:val="20"/>
+                <w:szCs w:val="20"/>
+                <w:rFonts w:ascii="Consolas" w:eastAsia="Microsoft YaHei"/>
+              </w:rPr>
+              <w:t xml:space="preserve">dist/resources/sap-ui-core.js</w:t>
+            </w:r>
+            <w:r>
+              <w:rPr>
+                <w:b w:val="false"/>
+                <w:bCs w:val="false"/>
+                <w:color w:val="1A1A1A"/>
+                <w:sz w:val="20"/>
+                <w:szCs w:val="20"/>
+                <w:rFonts w:ascii="Times New Roman" w:eastAsia="SimSun"/>
+              </w:rPr>
+              <w:t xml:space="preserve"> 存在（缺了=构建没带 framework）</w:t>
+            </w:r>
+          </w:p>
+        </w:tc>
+      </w:tr>
+      <w:tr>
+        <w:trPr>
+          <w:cantSplit/>
+        </w:trPr>
+        <w:tc>
+          <w:tcPr>
+            <w:tcW w:type="pct" w:w="33%"/>
+            <w:tcMar>
+              <w:top w:type="dxa" w:w="60"/>
+              <w:left w:type="dxa" w:w="120"/>
+              <w:bottom w:type="dxa" w:w="60"/>
+              <w:right w:type="dxa" w:w="120"/>
+            </w:tcMar>
+          </w:tcPr>
+          <w:p>
+            <w:pPr>
+              <w:spacing w:line="276"/>
+              <w:jc w:val="left"/>
+            </w:pPr>
+            <w:r>
+              <w:rPr>
+                <w:b w:val="false"/>
+                <w:bCs w:val="false"/>
+                <w:color w:val="1A1A1A"/>
+                <w:sz w:val="20"/>
+                <w:szCs w:val="20"/>
+                <w:rFonts w:ascii="Times New Roman" w:eastAsia="SimSun"/>
+              </w:rPr>
+              <w:t xml:space="preserve">2</w:t>
+            </w:r>
+          </w:p>
+        </w:tc>
+        <w:tc>
+          <w:tcPr>
+            <w:tcW w:type="pct" w:w="33%"/>
+            <w:tcMar>
+              <w:top w:type="dxa" w:w="60"/>
+              <w:left w:type="dxa" w:w="120"/>
+              <w:bottom w:type="dxa" w:w="60"/>
+              <w:right w:type="dxa" w:w="120"/>
+            </w:tcMar>
+          </w:tcPr>
+          <w:p>
+            <w:pPr>
+              <w:spacing w:line="276"/>
+              <w:jc w:val="left"/>
+            </w:pPr>
+            <w:r>
+              <w:rPr>
+                <w:b w:val="false"/>
+                <w:bCs w:val="false"/>
+                <w:color w:val="1A1A1A"/>
+                <w:sz w:val="20"/>
+                <w:szCs w:val="20"/>
+                <w:rFonts w:ascii="Times New Roman" w:eastAsia="SimSun"/>
+              </w:rPr>
+              <w:t xml:space="preserve">highlight.js 随包</w:t>
+            </w:r>
+          </w:p>
+        </w:tc>
+        <w:tc>
+          <w:tcPr>
+            <w:tcW w:type="pct" w:w="34%"/>
+            <w:tcMar>
+              <w:top w:type="dxa" w:w="60"/>
+              <w:left w:type="dxa" w:w="120"/>
+              <w:bottom w:type="dxa" w:w="60"/>
+              <w:right w:type="dxa" w:w="120"/>
+            </w:tcMar>
+          </w:tcPr>
+          <w:p>
+            <w:pPr>
+              <w:spacing w:line="276"/>
+              <w:jc w:val="left"/>
+            </w:pPr>
+            <w:r>
+              <w:rPr>
+                <w:b w:val="false"/>
+                <w:bCs w:val="false"/>
+                <w:color w:val="9C2B4B"/>
+                <w:sz w:val="20"/>
+                <w:szCs w:val="20"/>
+                <w:rFonts w:ascii="Consolas" w:eastAsia="Microsoft YaHei"/>
+              </w:rPr>
+              <w:t xml:space="preserve">dist/thirdparty/hljs/highlight.min.js</w:t>
+            </w:r>
+            <w:r>
+              <w:rPr>
+                <w:b w:val="false"/>
+                <w:bCs w:val="false"/>
+                <w:color w:val="1A1A1A"/>
+                <w:sz w:val="20"/>
+                <w:szCs w:val="20"/>
+                <w:rFonts w:ascii="Times New Roman" w:eastAsia="SimSun"/>
+              </w:rPr>
+              <w:t xml:space="preserve">、</w:t>
+            </w:r>
+            <w:r>
+              <w:rPr>
+                <w:b w:val="false"/>
+                <w:bCs w:val="false"/>
+                <w:color w:val="9C2B4B"/>
+                <w:sz w:val="20"/>
+                <w:szCs w:val="20"/>
+                <w:rFonts w:ascii="Consolas" w:eastAsia="Microsoft YaHei"/>
+              </w:rPr>
+              <w:t xml:space="preserve">abap.min.js</w:t>
+            </w:r>
+            <w:r>
+              <w:rPr>
+                <w:b w:val="false"/>
+                <w:bCs w:val="false"/>
+                <w:color w:val="1A1A1A"/>
+                <w:sz w:val="20"/>
+                <w:szCs w:val="20"/>
+                <w:rFonts w:ascii="Times New Roman" w:eastAsia="SimSun"/>
+              </w:rPr>
+              <w:t xml:space="preserve"> 存在</w:t>
+            </w:r>
+          </w:p>
+        </w:tc>
+      </w:tr>
+      <w:tr>
+        <w:trPr>
+          <w:cantSplit/>
+        </w:trPr>
+        <w:tc>
+          <w:tcPr>
+            <w:tcW w:type="pct" w:w="33%"/>
+            <w:tcMar>
+              <w:top w:type="dxa" w:w="60"/>
+              <w:left w:type="dxa" w:w="120"/>
+              <w:bottom w:type="dxa" w:w="60"/>
+              <w:right w:type="dxa" w:w="120"/>
+            </w:tcMar>
+          </w:tcPr>
+          <w:p>
+            <w:pPr>
+              <w:spacing w:line="276"/>
+              <w:jc w:val="left"/>
+            </w:pPr>
+            <w:r>
+              <w:rPr>
+                <w:b w:val="false"/>
+                <w:bCs w:val="false"/>
+                <w:color w:val="1A1A1A"/>
+                <w:sz w:val="20"/>
+                <w:szCs w:val="20"/>
+                <w:rFonts w:ascii="Times New Roman" w:eastAsia="SimSun"/>
+              </w:rPr>
+              <w:t xml:space="preserve">3</w:t>
+            </w:r>
+          </w:p>
+        </w:tc>
+        <w:tc>
+          <w:tcPr>
+            <w:tcW w:type="pct" w:w="33%"/>
+            <w:tcMar>
+              <w:top w:type="dxa" w:w="60"/>
+              <w:left w:type="dxa" w:w="120"/>
+              <w:bottom w:type="dxa" w:w="60"/>
+              <w:right w:type="dxa" w:w="120"/>
+            </w:tcMar>
+          </w:tcPr>
+          <w:p>
+            <w:pPr>
+              <w:spacing w:line="276"/>
+              <w:jc w:val="left"/>
+            </w:pPr>
+            <w:r>
+              <w:rPr>
+                <w:b w:val="false"/>
+                <w:bCs w:val="false"/>
+                <w:color w:val="1A1A1A"/>
+                <w:sz w:val="20"/>
+                <w:szCs w:val="20"/>
+                <w:rFonts w:ascii="Times New Roman" w:eastAsia="SimSun"/>
+              </w:rPr>
+              <w:t xml:space="preserve">配置正确</w:t>
+            </w:r>
+          </w:p>
+        </w:tc>
+        <w:tc>
+          <w:tcPr>
+            <w:tcW w:type="pct" w:w="34%"/>
+            <w:tcMar>
+              <w:top w:type="dxa" w:w="60"/>
+              <w:left w:type="dxa" w:w="120"/>
+              <w:bottom w:type="dxa" w:w="60"/>
+              <w:right w:type="dxa" w:w="120"/>
+            </w:tcMar>
+          </w:tcPr>
+          <w:p>
+            <w:pPr>
+              <w:spacing w:line="276"/>
+              <w:jc w:val="left"/>
+            </w:pPr>
+            <w:r>
+              <w:rPr>
+                <w:b w:val="false"/>
+                <w:bCs w:val="false"/>
+                <w:color w:val="1A1A1A"/>
+                <w:sz w:val="20"/>
+                <w:szCs w:val="20"/>
+                <w:rFonts w:ascii="Times New Roman" w:eastAsia="SimSun"/>
+              </w:rPr>
+              <w:t xml:space="preserve">打开 </w:t>
+            </w:r>
+            <w:r>
+              <w:rPr>
+                <w:b w:val="false"/>
+                <w:bCs w:val="false"/>
+                <w:color w:val="9C2B4B"/>
+                <w:sz w:val="20"/>
+                <w:szCs w:val="20"/>
+                <w:rFonts w:ascii="Consolas" w:eastAsia="Microsoft YaHei"/>
+              </w:rPr>
+              <w:t xml:space="preserve">dist/config.js</w:t>
+            </w:r>
+            <w:r>
+              <w:rPr>
+                <w:b w:val="false"/>
+                <w:bCs w:val="false"/>
+                <w:color w:val="1A1A1A"/>
+                <w:sz w:val="20"/>
+                <w:szCs w:val="20"/>
+                <w:rFonts w:ascii="Times New Roman" w:eastAsia="SimSun"/>
+              </w:rPr>
+              <w:t xml:space="preserve">：host 空、ui5Src=./resources/sap-ui-core.js</w:t>
+            </w:r>
+          </w:p>
+        </w:tc>
+      </w:tr>
+    </w:tbl>
+    <w:p>
+      <w:pPr>
+        <w:spacing w:after="60"/>
+      </w:pPr>
+    </w:p>
+    <w:p>
+      <w:pPr>
+        <w:pStyle w:val="Heading2"/>
+        <w:spacing w:before="240" w:after="120" w:line="312"/>
+      </w:pPr>
+      <w:r>
+        <w:rPr>
+          <w:b/>
+          <w:bCs/>
+          <w:color w:val="1B6B7A"/>
+          <w:sz w:val="28"/>
+          <w:szCs w:val="28"/>
+          <w:rFonts w:ascii="Arial" w:eastAsia="SimHei"/>
+        </w:rPr>
+        <w:t xml:space="preserve">补丁标记校验（改过前端代码必做）</w:t>
+      </w:r>
+    </w:p>
+    <w:p>
+      <w:pPr>
+        <w:spacing w:line="312" w:after="60"/>
+        <w:ind w:firstLine="480"/>
+        <w:jc w:val="both"/>
+      </w:pPr>
+      <w:r>
+        <w:rPr>
+          <w:b w:val="false"/>
+          <w:bCs w:val="false"/>
+          <w:color w:val="1A1A1A"/>
+          <w:sz w:val="24"/>
+          <w:szCs w:val="24"/>
+          <w:rFonts w:ascii="Times New Roman" w:eastAsia="SimSun"/>
+        </w:rPr>
+        <w:t xml:space="preserve">UI5 实际优先加载 </w:t>
+      </w:r>
+      <w:r>
+        <w:rPr>
+          <w:b/>
+          <w:bCs/>
+          <w:color w:val="1A1A1A"/>
+          <w:sz w:val="24"/>
+          <w:szCs w:val="24"/>
+          <w:rFonts w:ascii="Times New Roman" w:eastAsia="SimSun"/>
+        </w:rPr>
+        <w:t xml:space="preserve">dist/Component-preload.js</w:t>
+      </w:r>
+      <w:r>
+        <w:rPr>
+          <w:b w:val="false"/>
+          <w:bCs w:val="false"/>
+          <w:color w:val="1A1A1A"/>
+          <w:sz w:val="24"/>
+          <w:szCs w:val="24"/>
+          <w:rFonts w:ascii="Times New Roman" w:eastAsia="SimSun"/>
+        </w:rPr>
+        <w:t xml:space="preserve">（不是 webapp 源码）。注释版本号会被压缩器剥掉，要用</w:t>
+      </w:r>
+      <w:r>
+        <w:rPr>
+          <w:b/>
+          <w:bCs/>
+          <w:color w:val="1A1A1A"/>
+          <w:sz w:val="24"/>
+          <w:szCs w:val="24"/>
+          <w:rFonts w:ascii="Times New Roman" w:eastAsia="SimSun"/>
+        </w:rPr>
+        <w:t xml:space="preserve">值字符串/属性访问</w:t>
+      </w:r>
+      <w:r>
+        <w:rPr>
+          <w:b w:val="false"/>
+          <w:bCs w:val="false"/>
+          <w:color w:val="1A1A1A"/>
+          <w:sz w:val="24"/>
+          <w:szCs w:val="24"/>
+          <w:rFonts w:ascii="Times New Roman" w:eastAsia="SimSun"/>
+        </w:rPr>
+        <w:t xml:space="preserve">当标记：</w:t>
+      </w:r>
+    </w:p>
+    <w:tbl>
+      <w:tblPr>
+        <w:tblW w:type="pct" w:w="100%"/>
+        <w:tblBorders>
+          <w:top w:val="single" w:color="C8DDE2" w:sz="4"/>
+          <w:left w:val="single" w:color="C8DDE2" w:sz="4"/>
+          <w:bottom w:val="single" w:color="C8DDE2" w:sz="4"/>
+          <w:right w:val="single" w:color="C8DDE2" w:sz="4"/>
+          <w:insideH w:val="none" w:color="auto" w:sz="0"/>
+          <w:insideV w:val="none" w:color="auto" w:sz="0"/>
+        </w:tblBorders>
+        <w:tblLayout w:type="fixed"/>
+      </w:tblPr>
+      <w:tblGrid>
+        <w:gridCol w:w="100"/>
+      </w:tblGrid>
+      <w:tr>
+        <w:tc>
+          <w:tcPr>
+            <w:shd w:fill="F2F4F7" w:val="clear"/>
+            <w:tcMar>
+              <w:top w:type="dxa" w:w="100"/>
+              <w:left w:type="dxa" w:w="180"/>
+              <w:bottom w:type="dxa" w:w="100"/>
+              <w:right w:type="dxa" w:w="120"/>
+            </w:tcMar>
+          </w:tcPr>
+          <w:p>
+            <w:pPr>
+              <w:spacing w:line="252" w:lineRule="atLeast" w:before="0" w:after="0"/>
+            </w:pPr>
+            <w:r>
+              <w:rPr>
+                <w:color w:val="24292E"/>
+                <w:sz w:val="17"/>
+                <w:szCs w:val="17"/>
+                <w:rFonts w:ascii="Consolas" w:eastAsia="Microsoft YaHei"/>
+              </w:rPr>
+              <w:t xml:space="preserve"># V8.1 标记（_fetchCsrf 出现次数，期望 4）与 V8.3 标记（.Login 属性访问，期望 3）</w:t>
+            </w:r>
+          </w:p>
+          <w:p>
+            <w:pPr>
+              <w:spacing w:line="252" w:lineRule="atLeast" w:before="0" w:after="0"/>
+            </w:pPr>
+            <w:r>
+              <w:rPr>
+                <w:color w:val="24292E"/>
+                <w:sz w:val="17"/>
+                <w:szCs w:val="17"/>
+                <w:rFonts w:ascii="Consolas" w:eastAsia="Microsoft YaHei"/>
+              </w:rPr>
+              <w:t xml:space="preserve">rg -o "_fetchCsrf" dist/Component-preload.js | wc -l</w:t>
+            </w:r>
+          </w:p>
+          <w:p>
+            <w:pPr>
+              <w:spacing w:line="252" w:lineRule="atLeast" w:before="0" w:after="0"/>
+            </w:pPr>
+            <w:r>
+              <w:rPr>
+                <w:color w:val="24292E"/>
+                <w:sz w:val="17"/>
+                <w:szCs w:val="17"/>
+                <w:rFonts w:ascii="Consolas" w:eastAsia="Microsoft YaHei"/>
+              </w:rPr>
+              <w:t xml:space="preserve">rg -o "\.Login" dist/Component-preload.js | wc -l</w:t>
+            </w:r>
+          </w:p>
+        </w:tc>
+      </w:tr>
+    </w:tbl>
+    <w:p>
+      <w:pPr>
+        <w:spacing w:after="60"/>
+      </w:pPr>
+    </w:p>
+    <w:p>
+      <w:pPr>
+        <w:spacing w:line="312" w:after="60"/>
+        <w:ind w:firstLine="480"/>
+        <w:jc w:val="both"/>
+      </w:pPr>
+      <w:r>
+        <w:rPr>
+          <w:b w:val="false"/>
+          <w:bCs w:val="false"/>
+          <w:color w:val="1A1A1A"/>
+          <w:sz w:val="24"/>
+          <w:szCs w:val="24"/>
+          <w:rFonts w:ascii="Times New Roman" w:eastAsia="SimSun"/>
+        </w:rPr>
+        <w:t xml:space="preserve">⚠️ </w:t>
+      </w:r>
+      <w:r>
+        <w:rPr>
+          <w:b w:val="false"/>
+          <w:bCs w:val="false"/>
+          <w:color w:val="9C2B4B"/>
+          <w:sz w:val="24"/>
+          <w:szCs w:val="24"/>
+          <w:rFonts w:ascii="Consolas" w:eastAsia="Microsoft YaHei"/>
+        </w:rPr>
+        <w:t xml:space="preserve">rg -c</w:t>
+      </w:r>
+      <w:r>
+        <w:rPr>
+          <w:b w:val="false"/>
+          <w:bCs w:val="false"/>
+          <w:color w:val="1A1A1A"/>
+          <w:sz w:val="24"/>
+          <w:szCs w:val="24"/>
+          <w:rFonts w:ascii="Times New Roman" w:eastAsia="SimSun"/>
+        </w:rPr>
+        <w:t xml:space="preserve"> 是匹配行数（dist 单行文件恒为 1），必须 </w:t>
+      </w:r>
+      <w:r>
+        <w:rPr>
+          <w:b w:val="false"/>
+          <w:bCs w:val="false"/>
+          <w:color w:val="9C2B4B"/>
+          <w:sz w:val="24"/>
+          <w:szCs w:val="24"/>
+          <w:rFonts w:ascii="Consolas" w:eastAsia="Microsoft YaHei"/>
+        </w:rPr>
+        <w:t xml:space="preserve">rg -o | wc -l</w:t>
+      </w:r>
+      <w:r>
+        <w:rPr>
+          <w:b w:val="false"/>
+          <w:bCs w:val="false"/>
+          <w:color w:val="1A1A1A"/>
+          <w:sz w:val="24"/>
+          <w:szCs w:val="24"/>
+          <w:rFonts w:ascii="Times New Roman" w:eastAsia="SimSun"/>
+        </w:rPr>
+        <w:t xml:space="preserve"> 数出现次数。</w:t>
+      </w:r>
+    </w:p>
+    <w:p>
+      <w:pPr>
+        <w:pStyle w:val="Heading1"/>
+        <w:pageBreakBefore/>
+        <w:spacing w:before="360" w:after="160" w:line="312"/>
+      </w:pPr>
+      <w:r>
+        <w:rPr>
+          <w:b/>
+          <w:bCs/>
+          <w:color w:val="1B6B7A"/>
+          <w:sz w:val="32"/>
+          <w:szCs w:val="32"/>
+          <w:rFonts w:ascii="Arial" w:eastAsia="SimHei"/>
+        </w:rPr>
+        <w:t xml:space="preserve">三、打包与搬运</w:t>
+      </w:r>
+    </w:p>
+    <w:p>
+      <w:pPr>
+        <w:pStyle w:val="Heading2"/>
+        <w:spacing w:before="240" w:after="120" w:line="312"/>
+      </w:pPr>
+      <w:r>
+        <w:rPr>
+          <w:b/>
+          <w:bCs/>
+          <w:color w:val="1B6B7A"/>
+          <w:sz w:val="28"/>
+          <w:szCs w:val="28"/>
+          <w:rFonts w:ascii="Arial" w:eastAsia="SimHei"/>
+        </w:rPr>
+        <w:t xml:space="preserve">3.1 打 zip（最容易做错的一步）</w:t>
+      </w:r>
+    </w:p>
+    <w:p>
+      <w:pPr>
+        <w:spacing w:line="312" w:after="60"/>
+        <w:ind w:firstLine="480"/>
+        <w:jc w:val="both"/>
+      </w:pPr>
+      <w:r>
+        <w:rPr>
+          <w:b/>
+          <w:bCs/>
+          <w:color w:val="1A1A1A"/>
+          <w:sz w:val="24"/>
+          <w:szCs w:val="24"/>
+          <w:rFonts w:ascii="Times New Roman" w:eastAsia="SimSun"/>
+        </w:rPr>
+        <w:t xml:space="preserve">要求：zip 打开后第一层直接是文件本身</w:t>
+      </w:r>
+      <w:r>
+        <w:rPr>
+          <w:b w:val="false"/>
+          <w:bCs w:val="false"/>
+          <w:color w:val="1A1A1A"/>
+          <w:sz w:val="24"/>
+          <w:szCs w:val="24"/>
+          <w:rFonts w:ascii="Times New Roman" w:eastAsia="SimSun"/>
+        </w:rPr>
+        <w:t xml:space="preserve">（能看到 index.html、config.js、resources/…），</w:t>
+      </w:r>
+      <w:r>
+        <w:rPr>
+          <w:b/>
+          <w:bCs/>
+          <w:color w:val="1A1A1A"/>
+          <w:sz w:val="24"/>
+          <w:szCs w:val="24"/>
+          <w:rFonts w:ascii="Times New Roman" w:eastAsia="SimSun"/>
+        </w:rPr>
+        <w:t xml:space="preserve">不能多套一层 dist/ 目录</w:t>
+      </w:r>
+      <w:r>
+        <w:rPr>
+          <w:b w:val="false"/>
+          <w:bCs w:val="false"/>
+          <w:color w:val="1A1A1A"/>
+          <w:sz w:val="24"/>
+          <w:szCs w:val="24"/>
+          <w:rFonts w:ascii="Times New Roman" w:eastAsia="SimSun"/>
+        </w:rPr>
+        <w:t xml:space="preserve">——上传报表按 zip 内相对路径建 BSP 对象，多一层页面就 404。</w:t>
+      </w:r>
+    </w:p>
+    <w:tbl>
+      <w:tblPr>
+        <w:tblW w:type="pct" w:w="100%"/>
+        <w:tblBorders>
+          <w:top w:val="single" w:color="C8DDE2" w:sz="4"/>
+          <w:left w:val="single" w:color="C8DDE2" w:sz="4"/>
+          <w:bottom w:val="single" w:color="C8DDE2" w:sz="4"/>
+          <w:right w:val="single" w:color="C8DDE2" w:sz="4"/>
+          <w:insideH w:val="none" w:color="auto" w:sz="0"/>
+          <w:insideV w:val="none" w:color="auto" w:sz="0"/>
+        </w:tblBorders>
+        <w:tblLayout w:type="fixed"/>
+      </w:tblPr>
+      <w:tblGrid>
+        <w:gridCol w:w="100"/>
+      </w:tblGrid>
+      <w:tr>
+        <w:tc>
+          <w:tcPr>
+            <w:shd w:fill="F2F4F7" w:val="clear"/>
+            <w:tcMar>
+              <w:top w:type="dxa" w:w="100"/>
+              <w:left w:type="dxa" w:w="180"/>
+              <w:bottom w:type="dxa" w:w="100"/>
+              <w:right w:type="dxa" w:w="120"/>
+            </w:tcMar>
+          </w:tcPr>
+          <w:p>
+            <w:pPr>
+              <w:spacing w:line="252" w:lineRule="atLeast" w:before="0" w:after="0"/>
+            </w:pPr>
+            <w:r>
+              <w:rPr>
+                <w:color w:val="24292E"/>
+                <w:sz w:val="17"/>
+                <w:szCs w:val="17"/>
+                <w:rFonts w:ascii="Consolas" w:eastAsia="Microsoft YaHei"/>
+              </w:rPr>
+              <w:t xml:space="preserve">cd dist &amp;&amp; zip -qr zai_chat_dist_部署包_日期_Vx.x.zip . -x "*.map"</w:t>
+            </w:r>
+          </w:p>
+        </w:tc>
+      </w:tr>
+    </w:tbl>
+    <w:p>
+      <w:pPr>
+        <w:spacing w:after="60"/>
+      </w:pPr>
+    </w:p>
+    <w:p>
+      <w:pPr>
+        <w:spacing w:line="312" w:after="60"/>
+        <w:ind w:firstLine="480"/>
+        <w:jc w:val="both"/>
+      </w:pPr>
+      <w:r>
+        <w:rPr>
+          <w:b w:val="false"/>
+          <w:bCs w:val="false"/>
+          <w:color w:val="1A1A1A"/>
+          <w:sz w:val="24"/>
+          <w:szCs w:val="24"/>
+          <w:rFonts w:ascii="Times New Roman" w:eastAsia="SimSun"/>
+        </w:rPr>
+        <w:t xml:space="preserve">（PowerShell：</w:t>
+      </w:r>
+      <w:r>
+        <w:rPr>
+          <w:b w:val="false"/>
+          <w:bCs w:val="false"/>
+          <w:color w:val="9C2B4B"/>
+          <w:sz w:val="24"/>
+          <w:szCs w:val="24"/>
+          <w:rFonts w:ascii="Consolas" w:eastAsia="Microsoft YaHei"/>
+        </w:rPr>
+        <w:t xml:space="preserve">Compress-Archive -Path dist\* -DestinationPath xxx.zip -Force</w:t>
+      </w:r>
+      <w:r>
+        <w:rPr>
+          <w:b w:val="false"/>
+          <w:bCs w:val="false"/>
+          <w:color w:val="1A1A1A"/>
+          <w:sz w:val="24"/>
+          <w:szCs w:val="24"/>
+          <w:rFonts w:ascii="Times New Roman" w:eastAsia="SimSun"/>
+        </w:rPr>
+        <w:t xml:space="preserve">；资源管理器：进 dist 内部 Ctrl+A 右键压缩。）</w:t>
+      </w:r>
+    </w:p>
+    <w:p>
+      <w:pPr>
+        <w:spacing w:line="312" w:after="60"/>
+        <w:ind w:firstLine="480"/>
+        <w:jc w:val="both"/>
+      </w:pPr>
+      <w:r>
+        <w:rPr>
+          <w:b w:val="false"/>
+          <w:bCs w:val="false"/>
+          <w:color w:val="1A1A1A"/>
+          <w:sz w:val="24"/>
+          <w:szCs w:val="24"/>
+          <w:rFonts w:ascii="Times New Roman" w:eastAsia="SimSun"/>
+        </w:rPr>
+        <w:t xml:space="preserve">打完打开 zip 自检一眼：第一层是 index.html ✓ 才合格。</w:t>
+      </w:r>
+    </w:p>
+    <w:p>
+      <w:pPr>
+        <w:pStyle w:val="Heading2"/>
+        <w:spacing w:before="240" w:after="120" w:line="312"/>
+      </w:pPr>
+      <w:r>
+        <w:rPr>
+          <w:b/>
+          <w:bCs/>
+          <w:color w:val="1B6B7A"/>
+          <w:sz w:val="28"/>
+          <w:szCs w:val="28"/>
+          <w:rFonts w:ascii="Arial" w:eastAsia="SimHei"/>
+        </w:rPr>
+        <w:t xml:space="preserve">3.2 增量包制作</w:t>
+      </w:r>
+    </w:p>
+    <w:tbl>
+      <w:tblPr>
+        <w:tblW w:type="pct" w:w="100%"/>
+        <w:tblBorders>
+          <w:top w:val="single" w:color="C8DDE2" w:sz="4"/>
+          <w:left w:val="single" w:color="C8DDE2" w:sz="4"/>
+          <w:bottom w:val="single" w:color="C8DDE2" w:sz="4"/>
+          <w:right w:val="single" w:color="C8DDE2" w:sz="4"/>
+          <w:insideH w:val="none" w:color="auto" w:sz="0"/>
+          <w:insideV w:val="none" w:color="auto" w:sz="0"/>
+        </w:tblBorders>
+        <w:tblLayout w:type="fixed"/>
+      </w:tblPr>
+      <w:tblGrid>
+        <w:gridCol w:w="100"/>
+      </w:tblGrid>
+      <w:tr>
+        <w:tc>
+          <w:tcPr>
+            <w:shd w:fill="F2F4F7" w:val="clear"/>
+            <w:tcMar>
+              <w:top w:type="dxa" w:w="100"/>
+              <w:left w:type="dxa" w:w="180"/>
+              <w:bottom w:type="dxa" w:w="100"/>
+              <w:right w:type="dxa" w:w="120"/>
+            </w:tcMar>
+          </w:tcPr>
+          <w:p>
+            <w:pPr>
+              <w:spacing w:line="252" w:lineRule="atLeast" w:before="0" w:after="0"/>
+            </w:pPr>
+            <w:r>
+              <w:rPr>
+                <w:color w:val="24292E"/>
+                <w:sz w:val="17"/>
+                <w:szCs w:val="17"/>
+                <w:rFonts w:ascii="Consolas" w:eastAsia="Microsoft YaHei"/>
+              </w:rPr>
+              <w:t xml:space="preserve"># 新旧两个 dist 解包目录对比，得到变更文件清单</w:t>
+            </w:r>
+          </w:p>
+          <w:p>
+            <w:pPr>
+              <w:spacing w:line="252" w:lineRule="atLeast" w:before="0" w:after="0"/>
+            </w:pPr>
+            <w:r>
+              <w:rPr>
+                <w:color w:val="24292E"/>
+                <w:sz w:val="17"/>
+                <w:szCs w:val="17"/>
+                <w:rFonts w:ascii="Consolas" w:eastAsia="Microsoft YaHei"/>
+              </w:rPr>
+              <w:t xml:space="preserve">diff -rq dist_old dist_new</w:t>
+            </w:r>
+          </w:p>
+          <w:p>
+            <w:pPr>
+              <w:spacing w:line="252" w:lineRule="atLeast" w:before="0" w:after="0"/>
+            </w:pPr>
+            <w:r>
+              <w:rPr>
+                <w:color w:val="24292E"/>
+                <w:sz w:val="17"/>
+                <w:szCs w:val="17"/>
+                <w:rFonts w:ascii="Consolas" w:eastAsia="Microsoft YaHei"/>
+              </w:rPr>
+              <w:t xml:space="preserve"># 只把变更文件按 dist 内相对路径打 zip（如 service/ChatService.js 在包内就是这个相对路径）</w:t>
+            </w:r>
+          </w:p>
+        </w:tc>
+      </w:tr>
+    </w:tbl>
+    <w:p>
+      <w:pPr>
+        <w:spacing w:after="60"/>
+      </w:pPr>
+    </w:p>
+    <w:p>
+      <w:pPr>
+        <w:spacing w:line="312" w:after="60"/>
+        <w:ind w:firstLine="480"/>
+        <w:jc w:val="both"/>
+      </w:pPr>
+      <w:r>
+        <w:rPr>
+          <w:b w:val="false"/>
+          <w:bCs w:val="false"/>
+          <w:color w:val="1A1A1A"/>
+          <w:sz w:val="24"/>
+          <w:szCs w:val="24"/>
+          <w:rFonts w:ascii="Times New Roman" w:eastAsia="SimSun"/>
+        </w:rPr>
+        <w:t xml:space="preserve">参考：V8.3 增量包共 12 个文件（Component-preload、controller、service 的正式/调试副本 + resources 若干），4MB。</w:t>
+      </w:r>
+    </w:p>
+    <w:p>
+      <w:pPr>
+        <w:pStyle w:val="Heading2"/>
+        <w:spacing w:before="240" w:after="120" w:line="312"/>
+      </w:pPr>
+      <w:r>
+        <w:rPr>
+          <w:b/>
+          <w:bCs/>
+          <w:color w:val="1B6B7A"/>
+          <w:sz w:val="28"/>
+          <w:szCs w:val="28"/>
+          <w:rFonts w:ascii="Arial" w:eastAsia="SimHei"/>
+        </w:rPr>
+        <w:t xml:space="preserve">3.3 搬运清单（家里机 → 公司机）</w:t>
+      </w:r>
+    </w:p>
+    <w:tbl>
+      <w:tblPr>
+        <w:tblW w:type="pct" w:w="100%"/>
+        <w:tblBorders>
+          <w:top w:val="single" w:color="1B6B7A" w:sz="8"/>
+          <w:left w:val="none" w:color="auto" w:sz="0"/>
+          <w:bottom w:val="single" w:color="1B6B7A" w:sz="8"/>
+          <w:right w:val="none" w:color="auto" w:sz="0"/>
+          <w:insideH w:val="single" w:color="C8DDE2" w:sz="2"/>
+          <w:insideV w:val="none" w:color="auto" w:sz="0"/>
+        </w:tblBorders>
+      </w:tblPr>
+      <w:tblGrid>
+        <w:gridCol w:w="100"/>
+        <w:gridCol w:w="100"/>
+        <w:gridCol w:w="100"/>
+      </w:tblGrid>
+      <w:tr>
+        <w:trPr>
+          <w:cantSplit/>
+          <w:tblHeader/>
+        </w:trPr>
+        <w:tc>
+          <w:tcPr>
+            <w:tcW w:type="pct" w:w="33%"/>
+            <w:shd w:fill="1B6B7A" w:val="clear"/>
+            <w:tcMar>
+              <w:top w:type="dxa" w:w="60"/>
+              <w:left w:type="dxa" w:w="120"/>
+              <w:bottom w:type="dxa" w:w="60"/>
+              <w:right w:type="dxa" w:w="120"/>
+            </w:tcMar>
+          </w:tcPr>
+          <w:p>
+            <w:pPr>
+              <w:spacing w:line="276"/>
+              <w:jc w:val="center"/>
+            </w:pPr>
+            <w:r>
+              <w:rPr>
+                <w:b/>
+                <w:bCs/>
+                <w:color w:val="FFFFFF"/>
+                <w:sz w:val="20"/>
+                <w:szCs w:val="20"/>
+                <w:rFonts w:ascii="Arial" w:eastAsia="SimHei"/>
+              </w:rPr>
+              <w:t xml:space="preserve">东西</w:t>
+            </w:r>
+          </w:p>
+        </w:tc>
+        <w:tc>
+          <w:tcPr>
+            <w:tcW w:type="pct" w:w="33%"/>
+            <w:shd w:fill="1B6B7A" w:val="clear"/>
+            <w:tcMar>
+              <w:top w:type="dxa" w:w="60"/>
+              <w:left w:type="dxa" w:w="120"/>
+              <w:bottom w:type="dxa" w:w="60"/>
+              <w:right w:type="dxa" w:w="120"/>
+            </w:tcMar>
+          </w:tcPr>
+          <w:p>
+            <w:pPr>
+              <w:spacing w:line="276"/>
+              <w:jc w:val="center"/>
+            </w:pPr>
+            <w:r>
+              <w:rPr>
+                <w:b/>
+                <w:bCs/>
+                <w:color w:val="FFFFFF"/>
+                <w:sz w:val="20"/>
+                <w:szCs w:val="20"/>
+                <w:rFonts w:ascii="Arial" w:eastAsia="SimHei"/>
+              </w:rPr>
+              <w:t xml:space="preserve">必须？</w:t>
+            </w:r>
+          </w:p>
+        </w:tc>
+        <w:tc>
+          <w:tcPr>
+            <w:tcW w:type="pct" w:w="34%"/>
+            <w:shd w:fill="1B6B7A" w:val="clear"/>
+            <w:tcMar>
+              <w:top w:type="dxa" w:w="60"/>
+              <w:left w:type="dxa" w:w="120"/>
+              <w:bottom w:type="dxa" w:w="60"/>
+              <w:right w:type="dxa" w:w="120"/>
+            </w:tcMar>
+          </w:tcPr>
+          <w:p>
+            <w:pPr>
+              <w:spacing w:line="276"/>
+              <w:jc w:val="center"/>
+            </w:pPr>
+            <w:r>
+              <w:rPr>
+                <w:b/>
+                <w:bCs/>
+                <w:color w:val="FFFFFF"/>
+                <w:sz w:val="20"/>
+                <w:szCs w:val="20"/>
+                <w:rFonts w:ascii="Arial" w:eastAsia="SimHei"/>
+              </w:rPr>
+              <w:t xml:space="preserve">说明</w:t>
+            </w:r>
+          </w:p>
+        </w:tc>
+      </w:tr>
+      <w:tr>
+        <w:trPr>
+          <w:cantSplit/>
+        </w:trPr>
+        <w:tc>
+          <w:tcPr>
+            <w:tcW w:type="pct" w:w="33%"/>
+            <w:tcMar>
+              <w:top w:type="dxa" w:w="60"/>
+              <w:left w:type="dxa" w:w="120"/>
+              <w:bottom w:type="dxa" w:w="60"/>
+              <w:right w:type="dxa" w:w="120"/>
+            </w:tcMar>
+          </w:tcPr>
+          <w:p>
+            <w:pPr>
+              <w:spacing w:line="276"/>
+              <w:jc w:val="left"/>
+            </w:pPr>
+            <w:r>
+              <w:rPr>
+                <w:b w:val="false"/>
+                <w:bCs w:val="false"/>
+                <w:color w:val="1A1A1A"/>
+                <w:sz w:val="20"/>
+                <w:szCs w:val="20"/>
+                <w:rFonts w:ascii="Times New Roman" w:eastAsia="SimSun"/>
+              </w:rPr>
+              <w:t xml:space="preserve">部署 zip</w:t>
+            </w:r>
+          </w:p>
+        </w:tc>
+        <w:tc>
+          <w:tcPr>
+            <w:tcW w:type="pct" w:w="33%"/>
+            <w:tcMar>
+              <w:top w:type="dxa" w:w="60"/>
+              <w:left w:type="dxa" w:w="120"/>
+              <w:bottom w:type="dxa" w:w="60"/>
+              <w:right w:type="dxa" w:w="120"/>
+            </w:tcMar>
+          </w:tcPr>
+          <w:p>
+            <w:pPr>
+              <w:spacing w:line="276"/>
+              <w:jc w:val="left"/>
+            </w:pPr>
+            <w:r>
+              <w:rPr>
+                <w:b w:val="false"/>
+                <w:bCs w:val="false"/>
+                <w:color w:val="1A1A1A"/>
+                <w:sz w:val="20"/>
+                <w:szCs w:val="20"/>
+                <w:rFonts w:ascii="Times New Roman" w:eastAsia="SimSun"/>
+              </w:rPr>
+              <w:t xml:space="preserve">★ 必须</w:t>
+            </w:r>
+          </w:p>
+        </w:tc>
+        <w:tc>
+          <w:tcPr>
+            <w:tcW w:type="pct" w:w="34%"/>
+            <w:tcMar>
+              <w:top w:type="dxa" w:w="60"/>
+              <w:left w:type="dxa" w:w="120"/>
+              <w:bottom w:type="dxa" w:w="60"/>
+              <w:right w:type="dxa" w:w="120"/>
+            </w:tcMar>
+          </w:tcPr>
+          <w:p>
+            <w:pPr>
+              <w:spacing w:line="276"/>
+              <w:jc w:val="left"/>
+            </w:pPr>
+            <w:r>
+              <w:rPr>
+                <w:b w:val="false"/>
+                <w:bCs w:val="false"/>
+                <w:color w:val="1A1A1A"/>
+                <w:sz w:val="20"/>
+                <w:szCs w:val="20"/>
+                <w:rFonts w:ascii="Times New Roman" w:eastAsia="SimSun"/>
+              </w:rPr>
+              <w:t xml:space="preserve">部署主体；放 </w:t>
+            </w:r>
+            <w:r>
+              <w:rPr>
+                <w:b/>
+                <w:bCs/>
+                <w:color w:val="1A1A1A"/>
+                <w:sz w:val="20"/>
+                <w:szCs w:val="20"/>
+                <w:rFonts w:ascii="Times New Roman" w:eastAsia="SimSun"/>
+              </w:rPr>
+              <w:t xml:space="preserve">C 盘英文短路径</w:t>
+            </w:r>
+            <w:r>
+              <w:rPr>
+                <w:b w:val="false"/>
+                <w:bCs w:val="false"/>
+                <w:color w:val="1A1A1A"/>
+                <w:sz w:val="20"/>
+                <w:szCs w:val="20"/>
+                <w:rFonts w:ascii="Times New Roman" w:eastAsia="SimSun"/>
+              </w:rPr>
+              <w:t xml:space="preserve">（Big5 GUI 中文文件名选不中，E 盘读文件可能弹授权）</w:t>
+            </w:r>
+          </w:p>
+        </w:tc>
+      </w:tr>
+      <w:tr>
+        <w:trPr>
+          <w:cantSplit/>
+        </w:trPr>
+        <w:tc>
+          <w:tcPr>
+            <w:tcW w:type="pct" w:w="33%"/>
+            <w:tcMar>
+              <w:top w:type="dxa" w:w="60"/>
+              <w:left w:type="dxa" w:w="120"/>
+              <w:bottom w:type="dxa" w:w="60"/>
+              <w:right w:type="dxa" w:w="120"/>
+            </w:tcMar>
+          </w:tcPr>
+          <w:p>
+            <w:pPr>
+              <w:spacing w:line="276"/>
+              <w:jc w:val="left"/>
+            </w:pPr>
+            <w:r>
+              <w:rPr>
+                <w:b w:val="false"/>
+                <w:bCs w:val="false"/>
+                <w:color w:val="1A1A1A"/>
+                <w:sz w:val="20"/>
+                <w:szCs w:val="20"/>
+                <w:rFonts w:ascii="Times New Roman" w:eastAsia="SimSun"/>
+              </w:rPr>
+              <w:t xml:space="preserve">《03-后端实施文档》</w:t>
+            </w:r>
+          </w:p>
+        </w:tc>
+        <w:tc>
+          <w:tcPr>
+            <w:tcW w:type="pct" w:w="33%"/>
+            <w:tcMar>
+              <w:top w:type="dxa" w:w="60"/>
+              <w:left w:type="dxa" w:w="120"/>
+              <w:bottom w:type="dxa" w:w="60"/>
+              <w:right w:type="dxa" w:w="120"/>
+            </w:tcMar>
+          </w:tcPr>
+          <w:p>
+            <w:pPr>
+              <w:spacing w:line="276"/>
+              <w:jc w:val="left"/>
+            </w:pPr>
+            <w:r>
+              <w:rPr>
+                <w:b w:val="false"/>
+                <w:bCs w:val="false"/>
+                <w:color w:val="1A1A1A"/>
+                <w:sz w:val="20"/>
+                <w:szCs w:val="20"/>
+                <w:rFonts w:ascii="Times New Roman" w:eastAsia="SimSun"/>
+              </w:rPr>
+              <w:t xml:space="preserve">建议</w:t>
+            </w:r>
+          </w:p>
+        </w:tc>
+        <w:tc>
+          <w:tcPr>
+            <w:tcW w:type="pct" w:w="34%"/>
+            <w:tcMar>
+              <w:top w:type="dxa" w:w="60"/>
+              <w:left w:type="dxa" w:w="120"/>
+              <w:bottom w:type="dxa" w:w="60"/>
+              <w:right w:type="dxa" w:w="120"/>
+            </w:tcMar>
+          </w:tcPr>
+          <w:p>
+            <w:pPr>
+              <w:spacing w:line="276"/>
+              <w:jc w:val="left"/>
+            </w:pPr>
+            <w:r>
+              <w:rPr>
+                <w:b w:val="false"/>
+                <w:bCs w:val="false"/>
+                <w:color w:val="1A1A1A"/>
+                <w:sz w:val="20"/>
+                <w:szCs w:val="20"/>
+                <w:rFonts w:ascii="Times New Roman" w:eastAsia="SimSun"/>
+              </w:rPr>
+              <w:t xml:space="preserve">联调验证对照</w:t>
+            </w:r>
+          </w:p>
+        </w:tc>
+      </w:tr>
+      <w:tr>
+        <w:trPr>
+          <w:cantSplit/>
+        </w:trPr>
+        <w:tc>
+          <w:tcPr>
+            <w:tcW w:type="pct" w:w="33%"/>
+            <w:tcMar>
+              <w:top w:type="dxa" w:w="60"/>
+              <w:left w:type="dxa" w:w="120"/>
+              <w:bottom w:type="dxa" w:w="60"/>
+              <w:right w:type="dxa" w:w="120"/>
+            </w:tcMar>
+          </w:tcPr>
+          <w:p>
+            <w:pPr>
+              <w:spacing w:line="276"/>
+              <w:jc w:val="left"/>
+            </w:pPr>
+            <w:r>
+              <w:rPr>
+                <w:b w:val="false"/>
+                <w:bCs w:val="false"/>
+                <w:color w:val="1A1A1A"/>
+                <w:sz w:val="20"/>
+                <w:szCs w:val="20"/>
+                <w:rFonts w:ascii="Times New Roman" w:eastAsia="SimSun"/>
+              </w:rPr>
+              <w:t xml:space="preserve">完整项目 zip（含 node_modules）</w:t>
+            </w:r>
+          </w:p>
+        </w:tc>
+        <w:tc>
+          <w:tcPr>
+            <w:tcW w:type="pct" w:w="33%"/>
+            <w:tcMar>
+              <w:top w:type="dxa" w:w="60"/>
+              <w:left w:type="dxa" w:w="120"/>
+              <w:bottom w:type="dxa" w:w="60"/>
+              <w:right w:type="dxa" w:w="120"/>
+            </w:tcMar>
+          </w:tcPr>
+          <w:p>
+            <w:pPr>
+              <w:spacing w:line="276"/>
+              <w:jc w:val="left"/>
+            </w:pPr>
+            <w:r>
+              <w:rPr>
+                <w:b w:val="false"/>
+                <w:bCs w:val="false"/>
+                <w:color w:val="1A1A1A"/>
+                <w:sz w:val="20"/>
+                <w:szCs w:val="20"/>
+                <w:rFonts w:ascii="Times New Roman" w:eastAsia="SimSun"/>
+              </w:rPr>
+              <w:t xml:space="preserve">可选</w:t>
+            </w:r>
+          </w:p>
+        </w:tc>
+        <w:tc>
+          <w:tcPr>
+            <w:tcW w:type="pct" w:w="34%"/>
+            <w:tcMar>
+              <w:top w:type="dxa" w:w="60"/>
+              <w:left w:type="dxa" w:w="120"/>
+              <w:bottom w:type="dxa" w:w="60"/>
+              <w:right w:type="dxa" w:w="120"/>
+            </w:tcMar>
+          </w:tcPr>
+          <w:p>
+            <w:pPr>
+              <w:spacing w:line="276"/>
+              <w:jc w:val="left"/>
+            </w:pPr>
+            <w:r>
+              <w:rPr>
+                <w:b w:val="false"/>
+                <w:bCs w:val="false"/>
+                <w:color w:val="1A1A1A"/>
+                <w:sz w:val="20"/>
+                <w:szCs w:val="20"/>
+                <w:rFonts w:ascii="Times New Roman" w:eastAsia="SimSun"/>
+              </w:rPr>
+              <w:t xml:space="preserve">仅当要在公司改代码重构建</w:t>
+            </w:r>
+          </w:p>
+        </w:tc>
+      </w:tr>
+    </w:tbl>
+    <w:p>
+      <w:pPr>
+        <w:spacing w:after="60"/>
+      </w:pPr>
+    </w:p>
+    <w:p>
+      <w:pPr>
+        <w:pStyle w:val="Heading1"/>
+        <w:pageBreakBefore/>
+        <w:spacing w:before="360" w:after="160" w:line="312"/>
+      </w:pPr>
+      <w:r>
+        <w:rPr>
+          <w:b/>
+          <w:bCs/>
+          <w:color w:val="1B6B7A"/>
+          <w:sz w:val="32"/>
+          <w:szCs w:val="32"/>
+          <w:rFonts w:ascii="Arial" w:eastAsia="SimHei"/>
+        </w:rPr>
+        <w:t xml:space="preserve">四、SAP GUI 上传（SE38 报表 /UI5/UI5_REPOSITORY_LOAD）</w:t>
+      </w:r>
+    </w:p>
+    <w:p>
+      <w:pPr>
+        <w:pStyle w:val="ListParagraph"/>
+        <w:numPr>
+          <w:ilvl w:val="0"/>
+          <w:numId w:val="12"/>
+        </w:numPr>
+        <w:spacing w:line="312" w:after="40"/>
+        <w:jc w:val="both"/>
+      </w:pPr>
+      <w:r>
+        <w:rPr>
+          <w:b w:val="false"/>
+          <w:bCs w:val="false"/>
+          <w:color w:val="1A1A1A"/>
+          <w:sz w:val="22"/>
+          <w:szCs w:val="22"/>
+          <w:rFonts w:ascii="Times New Roman" w:eastAsia="SimSun"/>
+        </w:rPr>
+        <w:t xml:space="preserve">SE38 → 输入 </w:t>
+      </w:r>
+      <w:r>
+        <w:rPr>
+          <w:b w:val="false"/>
+          <w:bCs w:val="false"/>
+          <w:color w:val="9C2B4B"/>
+          <w:sz w:val="22"/>
+          <w:szCs w:val="22"/>
+          <w:rFonts w:ascii="Consolas" w:eastAsia="Microsoft YaHei"/>
+        </w:rPr>
+        <w:t xml:space="preserve">/UI5/UI5_REPOSITORY_LOAD</w:t>
+      </w:r>
+      <w:r>
+        <w:rPr>
+          <w:b w:val="false"/>
+          <w:bCs w:val="false"/>
+          <w:color w:val="1A1A1A"/>
+          <w:sz w:val="22"/>
+          <w:szCs w:val="22"/>
+          <w:rFonts w:ascii="Times New Roman" w:eastAsia="SimSun"/>
+        </w:rPr>
+        <w:t xml:space="preserve"> → F8；</w:t>
+      </w:r>
+    </w:p>
+    <w:p>
+      <w:pPr>
+        <w:pStyle w:val="ListParagraph"/>
+        <w:numPr>
+          <w:ilvl w:val="0"/>
+          <w:numId w:val="12"/>
         </w:numPr>
         <w:spacing w:line="312" w:after="40"/>
         <w:jc w:val="both"/>
@@ -12388,7 +15818,7 @@
         <w:pStyle w:val="ListParagraph"/>
         <w:numPr>
           <w:ilvl w:val="0"/>
-          <w:numId w:val="10"/>
+          <w:numId w:val="13"/>
         </w:numPr>
         <w:spacing w:line="312" w:after="40"/>
         <w:jc w:val="both"/>
@@ -12432,7 +15862,7 @@
         <w:pStyle w:val="ListParagraph"/>
         <w:numPr>
           <w:ilvl w:val="0"/>
-          <w:numId w:val="10"/>
+          <w:numId w:val="13"/>
         </w:numPr>
         <w:spacing w:line="312" w:after="40"/>
         <w:jc w:val="both"/>
@@ -12476,7 +15906,7 @@
         <w:pStyle w:val="ListParagraph"/>
         <w:numPr>
           <w:ilvl w:val="0"/>
-          <w:numId w:val="10"/>
+          <w:numId w:val="13"/>
         </w:numPr>
         <w:spacing w:line="312" w:after="40"/>
         <w:jc w:val="both"/>
@@ -12990,7 +16420,7 @@
         <w:pStyle w:val="ListParagraph"/>
         <w:numPr>
           <w:ilvl w:val="0"/>
-          <w:numId w:val="11"/>
+          <w:numId w:val="14"/>
         </w:numPr>
         <w:spacing w:line="312" w:after="40"/>
         <w:jc w:val="both"/>
@@ -13078,7 +16508,7 @@
         <w:pStyle w:val="ListParagraph"/>
         <w:numPr>
           <w:ilvl w:val="0"/>
-          <w:numId w:val="11"/>
+          <w:numId w:val="14"/>
         </w:numPr>
         <w:spacing w:line="312" w:after="40"/>
         <w:jc w:val="both"/>
@@ -13122,7 +16552,7 @@
         <w:pStyle w:val="ListParagraph"/>
         <w:numPr>
           <w:ilvl w:val="0"/>
-          <w:numId w:val="11"/>
+          <w:numId w:val="14"/>
         </w:numPr>
         <w:spacing w:line="312" w:after="40"/>
         <w:jc w:val="both"/>
@@ -13177,7 +16607,7 @@
         <w:pStyle w:val="ListParagraph"/>
         <w:numPr>
           <w:ilvl w:val="0"/>
-          <w:numId w:val="11"/>
+          <w:numId w:val="14"/>
         </w:numPr>
         <w:spacing w:line="312" w:after="40"/>
         <w:jc w:val="both"/>
@@ -13591,7 +17021,7 @@
         <w:pStyle w:val="ListParagraph"/>
         <w:numPr>
           <w:ilvl w:val="0"/>
-          <w:numId w:val="12"/>
+          <w:numId w:val="15"/>
         </w:numPr>
         <w:spacing w:line="312" w:after="40"/>
         <w:jc w:val="both"/>
@@ -13635,7 +17065,7 @@
         <w:pStyle w:val="ListParagraph"/>
         <w:numPr>
           <w:ilvl w:val="0"/>
-          <w:numId w:val="12"/>
+          <w:numId w:val="15"/>
         </w:numPr>
         <w:spacing w:line="312" w:after="40"/>
         <w:jc w:val="both"/>
@@ -13657,7 +17087,7 @@
         <w:pStyle w:val="ListParagraph"/>
         <w:numPr>
           <w:ilvl w:val="0"/>
-          <w:numId w:val="12"/>
+          <w:numId w:val="15"/>
         </w:numPr>
         <w:spacing w:line="312" w:after="40"/>
         <w:jc w:val="both"/>
@@ -13723,7 +17153,7 @@
         <w:pStyle w:val="ListParagraph"/>
         <w:numPr>
           <w:ilvl w:val="0"/>
-          <w:numId w:val="12"/>
+          <w:numId w:val="15"/>
         </w:numPr>
         <w:spacing w:line="312" w:after="40"/>
         <w:jc w:val="both"/>
@@ -13789,7 +17219,7 @@
         <w:pStyle w:val="ListParagraph"/>
         <w:numPr>
           <w:ilvl w:val="0"/>
-          <w:numId w:val="12"/>
+          <w:numId w:val="15"/>
         </w:numPr>
         <w:spacing w:line="312" w:after="40"/>
         <w:jc w:val="both"/>
@@ -16795,6 +20225,69 @@
     </w:lvl>
   </w:abstractNum>
   <w:abstractNum w:abstractNumId="12" w15:restartNumberingAfterBreak="0">
+    <w:multiLevelType w:val="hybridMultilevel"/>
+    <w:lvl w:ilvl="0" w15:tentative="1">
+      <w:start w:val="1"/>
+      <w:numFmt w:val="decimal"/>
+      <w:lvlText w:val="%1."/>
+      <w:lvlJc w:val="left"/>
+      <w:pPr>
+        <w:ind w:left="640" w:hanging="360"/>
+      </w:pPr>
+    </w:lvl>
+    <w:lvl w:ilvl="1" w15:tentative="1">
+      <w:start w:val="1"/>
+      <w:numFmt w:val="decimal"/>
+      <w:lvlText w:val="%1)"/>
+      <w:lvlJc w:val="left"/>
+      <w:pPr>
+        <w:ind w:left="1120" w:hanging="320"/>
+      </w:pPr>
+    </w:lvl>
+  </w:abstractNum>
+  <w:abstractNum w:abstractNumId="13" w15:restartNumberingAfterBreak="0">
+    <w:multiLevelType w:val="hybridMultilevel"/>
+    <w:lvl w:ilvl="0" w15:tentative="1">
+      <w:start w:val="1"/>
+      <w:numFmt w:val="decimal"/>
+      <w:lvlText w:val="%1."/>
+      <w:lvlJc w:val="left"/>
+      <w:pPr>
+        <w:ind w:left="640" w:hanging="360"/>
+      </w:pPr>
+    </w:lvl>
+    <w:lvl w:ilvl="1" w15:tentative="1">
+      <w:start w:val="1"/>
+      <w:numFmt w:val="decimal"/>
+      <w:lvlText w:val="%1)"/>
+      <w:lvlJc w:val="left"/>
+      <w:pPr>
+        <w:ind w:left="1120" w:hanging="320"/>
+      </w:pPr>
+    </w:lvl>
+  </w:abstractNum>
+  <w:abstractNum w:abstractNumId="14" w15:restartNumberingAfterBreak="0">
+    <w:multiLevelType w:val="hybridMultilevel"/>
+    <w:lvl w:ilvl="0" w15:tentative="1">
+      <w:start w:val="1"/>
+      <w:numFmt w:val="decimal"/>
+      <w:lvlText w:val="%1."/>
+      <w:lvlJc w:val="left"/>
+      <w:pPr>
+        <w:ind w:left="640" w:hanging="360"/>
+      </w:pPr>
+    </w:lvl>
+    <w:lvl w:ilvl="1" w15:tentative="1">
+      <w:start w:val="1"/>
+      <w:numFmt w:val="decimal"/>
+      <w:lvlText w:val="%1)"/>
+      <w:lvlJc w:val="left"/>
+      <w:pPr>
+        <w:ind w:left="1120" w:hanging="320"/>
+      </w:pPr>
+    </w:lvl>
+  </w:abstractNum>
+  <w:abstractNum w:abstractNumId="15" w15:restartNumberingAfterBreak="0">
     <w:multiLevelType w:val="hybridMultilevel"/>
     <w:lvl w:ilvl="0" w15:tentative="1">
       <w:start w:val="1"/>
@@ -16883,6 +20376,24 @@
   </w:num>
   <w:num w:numId="12">
     <w:abstractNumId w:val="12"/>
+    <w:lvlOverride w:ilvl="0">
+      <w:startOverride w:val="1"/>
+    </w:lvlOverride>
+  </w:num>
+  <w:num w:numId="13">
+    <w:abstractNumId w:val="13"/>
+    <w:lvlOverride w:ilvl="0">
+      <w:startOverride w:val="1"/>
+    </w:lvlOverride>
+  </w:num>
+  <w:num w:numId="14">
+    <w:abstractNumId w:val="14"/>
+    <w:lvlOverride w:ilvl="0">
+      <w:startOverride w:val="1"/>
+    </w:lvlOverride>
+  </w:num>
+  <w:num w:numId="15">
+    <w:abstractNumId w:val="15"/>
     <w:lvlOverride w:ilvl="0">
       <w:startOverride w:val="1"/>
     </w:lvlOverride>
